--- a/kb-sagyu/drafts/(6-12)_복무규정 시행지침_260831.docx
+++ b/kb-sagyu/drafts/(6-12)_복무규정 시행지침_260831.docx
@@ -2139,7 +2139,7 @@
         <w:pStyle w:val="a7"/>
         <w:snapToGrid w:val="0"/>
         <w:spacing w:line="400" w:lineRule="exact"/>
-        <w:ind w:leftChars="112" w:left="237" w:hangingChars="7" w:hanging="13"/>
+        <w:ind w:leftChars="112" w:left="239" w:hangingChars="7" w:hanging="15"/>
         <w:contextualSpacing/>
         <w:rPr>
           <w:rFonts w:ascii="KB금융 본문체 Light" w:eastAsia="KB금융 본문체 Light" w:hAnsi="KB금융 본문체 Light" w:cs="KB금융 본문체 Light"/>
@@ -2543,7 +2543,6 @@
       <w:r>
         <w:rPr>
           <w:rFonts w:ascii="KB금융 본문체 Light" w:eastAsia="KB금융 본문체 Light" w:hAnsi="KB금융 본문체 Light" w:cs="KB금융 본문체 Light" w:hint="eastAsia"/>
-          <w:color w:val="000000"/>
           <w:sz w:val="22"/>
           <w:szCs w:val="22"/>
         </w:rPr>
@@ -2553,7 +2552,6 @@
       <w:r>
         <w:rPr>
           <w:rFonts w:ascii="KB금융 본문체 Light" w:eastAsia="KB금융 본문체 Light" w:hAnsi="KB금융 본문체 Light" w:cs="KB금융 본문체 Light" w:hint="eastAsia"/>
-          <w:color w:val="000000"/>
           <w:sz w:val="22"/>
           <w:szCs w:val="22"/>
         </w:rPr>
@@ -2563,7 +2561,6 @@
       <w:r>
         <w:rPr>
           <w:rFonts w:ascii="KB금융 본문체 Light" w:eastAsia="KB금융 본문체 Light" w:hAnsi="KB금융 본문체 Light" w:cs="KB금융 본문체 Light" w:hint="eastAsia"/>
-          <w:color w:val="000000"/>
           <w:sz w:val="22"/>
           <w:szCs w:val="22"/>
         </w:rPr>
@@ -2573,7 +2570,6 @@
       <w:r>
         <w:rPr>
           <w:rFonts w:ascii="KB금융 본문체 Light" w:eastAsia="KB금융 본문체 Light" w:hAnsi="KB금융 본문체 Light" w:cs="KB금융 본문체 Light" w:hint="eastAsia"/>
-          <w:color w:val="000000"/>
           <w:sz w:val="22"/>
           <w:szCs w:val="22"/>
         </w:rPr>
@@ -2583,7 +2579,6 @@
       <w:r>
         <w:rPr>
           <w:rFonts w:ascii="KB금융 본문체 Light" w:eastAsia="KB금융 본문체 Light" w:hAnsi="KB금융 본문체 Light" w:cs="KB금융 본문체 Light" w:hint="eastAsia"/>
-          <w:color w:val="000000"/>
           <w:sz w:val="22"/>
           <w:szCs w:val="22"/>
         </w:rPr>
@@ -2592,7 +2587,6 @@
       <w:r>
         <w:rPr>
           <w:rFonts w:ascii="KB금융 본문체 Light" w:eastAsia="KB금융 본문체 Light" w:hAnsi="KB금융 본문체 Light" w:cs="KB금융 본문체 Light"/>
-          <w:color w:val="000000"/>
           <w:sz w:val="22"/>
           <w:szCs w:val="22"/>
         </w:rPr>
@@ -2625,7 +2619,6 @@
         </w:rPr>
         <w:t xml:space="preserve">. </w:t>
       </w:r>
-      <w:proofErr w:type="spellStart"/>
       <w:r>
         <w:rPr>
           <w:rFonts w:ascii="KB금융 본문체 Light" w:eastAsia="KB금융 본문체 Light" w:hAnsi="KB금융 본문체 Light" w:cs="KB금융 본문체 Light" w:hint="eastAsia"/>
@@ -2633,17 +2626,7 @@
           <w:sz w:val="22"/>
           <w:szCs w:val="22"/>
         </w:rPr>
-        <w:t>신설</w:t>
-      </w:r>
-      <w:proofErr w:type="spellEnd"/>
-      <w:r>
-        <w:rPr>
-          <w:rFonts w:ascii="KB금융 본문체 Light" w:eastAsia="KB금융 본문체 Light" w:hAnsi="KB금융 본문체 Light" w:cs="KB금융 본문체 Light" w:hint="eastAsia"/>
-          <w:color w:val="0000CD"/>
-          <w:sz w:val="22"/>
-          <w:szCs w:val="22"/>
-        </w:rPr>
-        <w:t>)</w:t>
+        <w:t>신설)</w:t>
       </w:r>
     </w:p>
     <w:p>
@@ -3538,6 +3521,7 @@
           <w:sz w:val="22"/>
           <w:szCs w:val="22"/>
         </w:rPr>
+        <w:lastRenderedPageBreak/>
         <w:t>②</w:t>
       </w:r>
       <w:r>
@@ -4295,7 +4279,6 @@
           <w:sz w:val="22"/>
           <w:szCs w:val="22"/>
         </w:rPr>
-        <w:lastRenderedPageBreak/>
         <w:t>제출을</w:t>
       </w:r>
       <w:r>
@@ -5404,7 +5387,6 @@
       <w:r>
         <w:rPr>
           <w:rFonts w:ascii="KB금융 본문체 Light" w:eastAsia="KB금융 본문체 Light" w:hAnsi="KB금융 본문체 Light" w:cs="KB금융 본문체 Light" w:hint="eastAsia"/>
-          <w:color w:val="000000"/>
           <w:sz w:val="22"/>
           <w:szCs w:val="22"/>
         </w:rPr>
@@ -5579,7 +5561,6 @@
       <w:r>
         <w:rPr>
           <w:rFonts w:ascii="KB금융 본문체 Light" w:eastAsia="KB금융 본문체 Light" w:hAnsi="KB금융 본문체 Light" w:cs="KB금융 본문체 Light" w:hint="eastAsia"/>
-          <w:color w:val="000000"/>
           <w:spacing w:val="-2"/>
           <w:sz w:val="22"/>
           <w:szCs w:val="22"/>
@@ -5798,7 +5779,6 @@
       <w:r>
         <w:rPr>
           <w:rFonts w:ascii="KB금융 본문체 Light" w:eastAsia="KB금융 본문체 Light" w:hAnsi="KB금융 본문체 Light" w:cs="KB금융 본문체 Light" w:hint="eastAsia"/>
-          <w:color w:val="000000"/>
           <w:sz w:val="22"/>
           <w:szCs w:val="22"/>
         </w:rPr>
@@ -5932,7 +5912,6 @@
       <w:r>
         <w:rPr>
           <w:rFonts w:ascii="KB금융 본문체 Light" w:eastAsia="KB금융 본문체 Light" w:hAnsi="KB금융 본문체 Light" w:cs="KB금융 본문체 Light" w:hint="eastAsia"/>
-          <w:color w:val="000000"/>
           <w:sz w:val="22"/>
           <w:szCs w:val="22"/>
         </w:rPr>
@@ -5942,7 +5921,6 @@
       <w:r>
         <w:rPr>
           <w:rFonts w:ascii="KB금융 본문체 Light" w:eastAsia="KB금융 본문체 Light" w:hAnsi="KB금융 본문체 Light" w:cs="KB금융 본문체 Light" w:hint="eastAsia"/>
-          <w:color w:val="000000"/>
           <w:sz w:val="22"/>
           <w:szCs w:val="22"/>
         </w:rPr>
@@ -5952,7 +5930,6 @@
       <w:r>
         <w:rPr>
           <w:rFonts w:ascii="KB금융 본문체 Light" w:eastAsia="KB금융 본문체 Light" w:hAnsi="KB금융 본문체 Light" w:cs="KB금융 본문체 Light" w:hint="eastAsia"/>
-          <w:color w:val="000000"/>
           <w:sz w:val="22"/>
           <w:szCs w:val="22"/>
         </w:rPr>
@@ -5962,7 +5939,6 @@
       <w:r>
         <w:rPr>
           <w:rFonts w:ascii="KB금융 본문체 Light" w:eastAsia="KB금융 본문체 Light" w:hAnsi="KB금융 본문체 Light" w:cs="KB금융 본문체 Light" w:hint="eastAsia"/>
-          <w:color w:val="000000"/>
           <w:sz w:val="22"/>
           <w:szCs w:val="22"/>
         </w:rPr>
@@ -5972,7 +5948,6 @@
       <w:r>
         <w:rPr>
           <w:rFonts w:ascii="KB금융 본문체 Light" w:eastAsia="KB금융 본문체 Light" w:hAnsi="KB금융 본문체 Light" w:cs="KB금융 본문체 Light" w:hint="eastAsia"/>
-          <w:color w:val="000000"/>
           <w:sz w:val="22"/>
           <w:szCs w:val="22"/>
         </w:rPr>
@@ -5984,7 +5959,7 @@
         <w:pStyle w:val="a7"/>
         <w:snapToGrid w:val="0"/>
         <w:spacing w:line="400" w:lineRule="exact"/>
-        <w:ind w:left="600" w:firstLineChars="100" w:firstLine="194"/>
+        <w:ind w:left="600" w:firstLineChars="100" w:firstLine="220"/>
         <w:contextualSpacing/>
         <w:rPr>
           <w:rFonts w:ascii="KB금융 본문체 Light" w:eastAsia="KB금융 본문체 Light" w:hAnsi="KB금융 본문체 Light" w:cs="KB금융 본문체 Light"/>
@@ -5996,7 +5971,6 @@
       <w:r>
         <w:rPr>
           <w:rFonts w:ascii="KB금융 본문체 Light" w:eastAsia="KB금융 본문체 Light" w:hAnsi="KB금융 본문체 Light" w:cs="KB금융 본문체 Light" w:hint="eastAsia"/>
-          <w:color w:val="000000"/>
           <w:sz w:val="22"/>
           <w:szCs w:val="22"/>
         </w:rPr>
@@ -6006,7 +5980,6 @@
       <w:r>
         <w:rPr>
           <w:rFonts w:ascii="KB금융 본문체 Light" w:eastAsia="KB금융 본문체 Light" w:hAnsi="KB금융 본문체 Light" w:cs="KB금융 본문체 Light" w:hint="eastAsia"/>
-          <w:color w:val="000000"/>
           <w:sz w:val="22"/>
           <w:szCs w:val="22"/>
         </w:rPr>
@@ -6024,7 +5997,6 @@
       <w:r>
         <w:rPr>
           <w:rFonts w:ascii="KB금융 본문체 Light" w:eastAsia="KB금융 본문체 Light" w:hAnsi="KB금융 본문체 Light" w:cs="KB금융 본문체 Light" w:hint="eastAsia"/>
-          <w:color w:val="000000"/>
           <w:sz w:val="22"/>
           <w:szCs w:val="22"/>
         </w:rPr>
@@ -6043,7 +6015,6 @@
       <w:r>
         <w:rPr>
           <w:rFonts w:ascii="KB금융 본문체 Light" w:eastAsia="KB금융 본문체 Light" w:hAnsi="KB금융 본문체 Light" w:cs="KB금융 본문체 Light" w:hint="eastAsia"/>
-          <w:color w:val="000000"/>
           <w:sz w:val="22"/>
           <w:szCs w:val="22"/>
         </w:rPr>
@@ -6055,7 +6026,7 @@
         <w:pStyle w:val="a7"/>
         <w:snapToGrid w:val="0"/>
         <w:spacing w:line="400" w:lineRule="exact"/>
-        <w:ind w:left="600" w:firstLineChars="100" w:firstLine="194"/>
+        <w:ind w:left="600" w:firstLineChars="100" w:firstLine="220"/>
         <w:contextualSpacing/>
         <w:rPr>
           <w:rFonts w:ascii="KB금융 본문체 Light" w:eastAsia="KB금융 본문체 Light" w:hAnsi="KB금융 본문체 Light" w:cs="KB금융 본문체 Light"/>
@@ -6067,7 +6038,6 @@
       <w:r>
         <w:rPr>
           <w:rFonts w:ascii="KB금융 본문체 Light" w:eastAsia="KB금융 본문체 Light" w:hAnsi="KB금융 본문체 Light" w:cs="KB금융 본문체 Light" w:hint="eastAsia"/>
-          <w:color w:val="000000"/>
           <w:sz w:val="22"/>
           <w:szCs w:val="22"/>
         </w:rPr>
@@ -6077,7 +6047,6 @@
       <w:r>
         <w:rPr>
           <w:rFonts w:ascii="KB금융 본문체 Light" w:eastAsia="KB금융 본문체 Light" w:hAnsi="KB금융 본문체 Light" w:cs="KB금융 본문체 Light" w:hint="eastAsia"/>
-          <w:color w:val="000000"/>
           <w:sz w:val="22"/>
           <w:szCs w:val="22"/>
         </w:rPr>
@@ -6095,7 +6064,6 @@
       <w:r>
         <w:rPr>
           <w:rFonts w:ascii="KB금융 본문체 Light" w:eastAsia="KB금융 본문체 Light" w:hAnsi="KB금융 본문체 Light" w:cs="KB금융 본문체 Light"/>
-          <w:color w:val="000000"/>
           <w:sz w:val="22"/>
           <w:szCs w:val="22"/>
         </w:rPr>
@@ -6114,7 +6082,6 @@
       <w:r>
         <w:rPr>
           <w:rFonts w:ascii="KB금융 본문체 Light" w:eastAsia="KB금융 본문체 Light" w:hAnsi="KB금융 본문체 Light" w:cs="KB금융 본문체 Light" w:hint="eastAsia"/>
-          <w:color w:val="000000"/>
           <w:sz w:val="22"/>
           <w:szCs w:val="22"/>
         </w:rPr>
@@ -6126,7 +6093,7 @@
         <w:pStyle w:val="a7"/>
         <w:snapToGrid w:val="0"/>
         <w:spacing w:line="400" w:lineRule="exact"/>
-        <w:ind w:left="600" w:firstLineChars="100" w:firstLine="194"/>
+        <w:ind w:left="600" w:firstLineChars="100" w:firstLine="220"/>
         <w:contextualSpacing/>
         <w:rPr>
           <w:rFonts w:ascii="KB금융 본문체 Light" w:eastAsia="KB금융 본문체 Light" w:hAnsi="KB금융 본문체 Light" w:cs="KB금융 본문체 Light"/>
@@ -6138,7 +6105,6 @@
       <w:r>
         <w:rPr>
           <w:rFonts w:ascii="KB금융 본문체 Light" w:eastAsia="KB금융 본문체 Light" w:hAnsi="KB금융 본문체 Light" w:cs="KB금융 본문체 Light" w:hint="eastAsia"/>
-          <w:color w:val="000000"/>
           <w:sz w:val="22"/>
           <w:szCs w:val="22"/>
         </w:rPr>
@@ -6148,7 +6114,6 @@
       <w:r>
         <w:rPr>
           <w:rFonts w:ascii="KB금융 본문체 Light" w:eastAsia="KB금융 본문체 Light" w:hAnsi="KB금융 본문체 Light" w:cs="KB금융 본문체 Light" w:hint="eastAsia"/>
-          <w:color w:val="000000"/>
           <w:sz w:val="22"/>
           <w:szCs w:val="22"/>
         </w:rPr>
@@ -6166,7 +6131,6 @@
       <w:r>
         <w:rPr>
           <w:rFonts w:ascii="KB금융 본문체 Light" w:eastAsia="KB금융 본문체 Light" w:hAnsi="KB금융 본문체 Light" w:cs="KB금융 본문체 Light"/>
-          <w:color w:val="000000"/>
           <w:sz w:val="22"/>
           <w:szCs w:val="22"/>
         </w:rPr>
@@ -6185,7 +6149,6 @@
       <w:r>
         <w:rPr>
           <w:rFonts w:ascii="KB금융 본문체 Light" w:eastAsia="KB금융 본문체 Light" w:hAnsi="KB금융 본문체 Light" w:cs="KB금융 본문체 Light" w:hint="eastAsia"/>
-          <w:color w:val="000000"/>
           <w:sz w:val="22"/>
           <w:szCs w:val="22"/>
         </w:rPr>
@@ -6197,7 +6160,7 @@
         <w:pStyle w:val="a7"/>
         <w:snapToGrid w:val="0"/>
         <w:spacing w:line="400" w:lineRule="exact"/>
-        <w:ind w:left="600" w:firstLineChars="100" w:firstLine="194"/>
+        <w:ind w:left="600" w:firstLineChars="100" w:firstLine="220"/>
         <w:contextualSpacing/>
         <w:rPr>
           <w:rFonts w:ascii="KB금융 본문체 Light" w:eastAsia="KB금융 본문체 Light" w:hAnsi="KB금융 본문체 Light" w:cs="KB금융 본문체 Light"/>
@@ -6209,7 +6172,6 @@
       <w:r>
         <w:rPr>
           <w:rFonts w:ascii="KB금융 본문체 Light" w:eastAsia="KB금융 본문체 Light" w:hAnsi="KB금융 본문체 Light" w:cs="KB금융 본문체 Light" w:hint="eastAsia"/>
-          <w:color w:val="000000"/>
           <w:sz w:val="22"/>
           <w:szCs w:val="22"/>
         </w:rPr>
@@ -6219,7 +6181,6 @@
       <w:r>
         <w:rPr>
           <w:rFonts w:ascii="KB금융 본문체 Light" w:eastAsia="KB금융 본문체 Light" w:hAnsi="KB금융 본문체 Light" w:cs="KB금융 본문체 Light" w:hint="eastAsia"/>
-          <w:color w:val="000000"/>
           <w:sz w:val="22"/>
           <w:szCs w:val="22"/>
         </w:rPr>
@@ -6237,7 +6198,6 @@
       <w:r>
         <w:rPr>
           <w:rFonts w:ascii="KB금융 본문체 Light" w:eastAsia="KB금융 본문체 Light" w:hAnsi="KB금융 본문체 Light" w:cs="KB금융 본문체 Light"/>
-          <w:color w:val="000000"/>
           <w:sz w:val="22"/>
           <w:szCs w:val="22"/>
         </w:rPr>
@@ -6256,7 +6216,6 @@
       <w:r>
         <w:rPr>
           <w:rFonts w:ascii="KB금융 본문체 Light" w:eastAsia="KB금융 본문체 Light" w:hAnsi="KB금융 본문체 Light" w:cs="KB금융 본문체 Light" w:hint="eastAsia"/>
-          <w:color w:val="000000"/>
           <w:sz w:val="22"/>
           <w:szCs w:val="22"/>
         </w:rPr>
@@ -6268,7 +6227,7 @@
         <w:pStyle w:val="a7"/>
         <w:snapToGrid w:val="0"/>
         <w:spacing w:line="400" w:lineRule="exact"/>
-        <w:ind w:left="600" w:firstLineChars="100" w:firstLine="194"/>
+        <w:ind w:left="600" w:firstLineChars="100" w:firstLine="220"/>
         <w:contextualSpacing/>
         <w:rPr>
           <w:rFonts w:ascii="KB금융 본문체 Light" w:eastAsia="KB금융 본문체 Light" w:hAnsi="KB금융 본문체 Light" w:cs="KB금융 본문체 Light"/>
@@ -6304,7 +6263,6 @@
       <w:r>
         <w:rPr>
           <w:rFonts w:ascii="KB금융 본문체 Light" w:eastAsia="KB금융 본문체 Light" w:hAnsi="KB금융 본문체 Light" w:cs="KB금융 본문체 Light" w:hint="eastAsia"/>
-          <w:color w:val="000000"/>
           <w:sz w:val="22"/>
           <w:szCs w:val="22"/>
         </w:rPr>
@@ -6314,7 +6272,6 @@
       <w:r>
         <w:rPr>
           <w:rFonts w:ascii="KB금융 본문체 Light" w:eastAsia="KB금융 본문체 Light" w:hAnsi="KB금융 본문체 Light" w:cs="KB금융 본문체 Light" w:hint="eastAsia"/>
-          <w:color w:val="000000"/>
           <w:sz w:val="22"/>
           <w:szCs w:val="22"/>
         </w:rPr>
@@ -6323,7 +6280,6 @@
       <w:r>
         <w:rPr>
           <w:rFonts w:ascii="KB금융 본문체 Light" w:eastAsia="KB금융 본문체 Light" w:hAnsi="KB금융 본문체 Light" w:cs="KB금융 본문체 Light" w:hint="eastAsia"/>
-          <w:color w:val="000000"/>
           <w:sz w:val="22"/>
           <w:szCs w:val="22"/>
         </w:rPr>
@@ -6333,36 +6289,42 @@
       <w:r>
         <w:rPr>
           <w:rFonts w:ascii="KB금융 본문체 Light" w:eastAsia="KB금융 본문체 Light" w:hAnsi="KB금융 본문체 Light" w:cs="KB금융 본문체 Light" w:hint="eastAsia"/>
-          <w:color w:val="000000"/>
-          <w:sz w:val="22"/>
-          <w:szCs w:val="22"/>
-        </w:rPr>
-        <w:t>' 규정에 따른 휴가 중 최초 60일(한 번에 둘 이상 자녀를 임신한 경우에는 75일)은 유급으로 한다. 다만, 『남녀 고용평등과 일·가정 양립 지원에 관한 법률』에 따라</w:t>
+          <w:sz w:val="22"/>
+          <w:szCs w:val="22"/>
+        </w:rPr>
+        <w:t xml:space="preserve">' 규정에 따른 휴가 중 최초 60일(한 번에 둘 이상 자녀를 임신한 </w:t>
+      </w:r>
+      <w:r>
+        <w:rPr>
+          <w:rFonts w:ascii="KB금융 본문체 Light" w:eastAsia="KB금융 본문체 Light" w:hAnsi="KB금융 본문체 Light" w:cs="KB금융 본문체 Light" w:hint="eastAsia"/>
+          <w:sz w:val="22"/>
+          <w:szCs w:val="22"/>
+        </w:rPr>
+        <w:lastRenderedPageBreak/>
+        <w:t xml:space="preserve">경우에는 75일)은 유급으로 한다. 다만, 『남녀 고용평등과 일·가정 양립 지원에 관한 </w:t>
       </w:r>
       <w:proofErr w:type="spellStart"/>
       <w:r>
         <w:rPr>
           <w:rFonts w:ascii="KB금융 본문체 Light" w:eastAsia="KB금융 본문체 Light" w:hAnsi="KB금융 본문체 Light" w:cs="KB금융 본문체 Light" w:hint="eastAsia"/>
-          <w:color w:val="000000"/>
-          <w:sz w:val="22"/>
-          <w:szCs w:val="22"/>
-        </w:rPr>
+          <w:sz w:val="22"/>
+          <w:szCs w:val="22"/>
+        </w:rPr>
+        <w:t>법률』에</w:t>
       </w:r>
       <w:proofErr w:type="spellEnd"/>
       <w:r>
         <w:rPr>
           <w:rFonts w:ascii="KB금융 본문체 Light" w:eastAsia="KB금융 본문체 Light" w:hAnsi="KB금융 본문체 Light" w:cs="KB금융 본문체 Light" w:hint="eastAsia"/>
-          <w:color w:val="000000"/>
-          <w:sz w:val="22"/>
-          <w:szCs w:val="22"/>
-        </w:rPr>
-        <w:t xml:space="preserve"> </w:t>
+          <w:sz w:val="22"/>
+          <w:szCs w:val="22"/>
+        </w:rPr>
+        <w:t xml:space="preserve"> 따라 </w:t>
       </w:r>
       <w:proofErr w:type="spellStart"/>
       <w:r>
         <w:rPr>
           <w:rFonts w:ascii="KB금융 본문체 Light" w:eastAsia="KB금융 본문체 Light" w:hAnsi="KB금융 본문체 Light" w:cs="KB금융 본문체 Light" w:hint="eastAsia"/>
-          <w:color w:val="000000"/>
           <w:sz w:val="22"/>
           <w:szCs w:val="22"/>
         </w:rPr>
@@ -6372,16 +6334,14 @@
       <w:r>
         <w:rPr>
           <w:rFonts w:ascii="KB금융 본문체 Light" w:eastAsia="KB금융 본문체 Light" w:hAnsi="KB금융 본문체 Light" w:cs="KB금융 본문체 Light" w:hint="eastAsia"/>
-          <w:color w:val="000000"/>
-          <w:sz w:val="22"/>
-          <w:szCs w:val="22"/>
-        </w:rPr>
-        <w:t xml:space="preserve"> </w:t>
-      </w:r>
-      <w:r>
-        <w:rPr>
-          <w:rFonts w:ascii="KB금융 본문체 Light" w:eastAsia="KB금융 본문체 Light" w:hAnsi="KB금융 본문체 Light" w:cs="KB금융 본문체 Light" w:hint="eastAsia"/>
-          <w:color w:val="000000"/>
+          <w:sz w:val="22"/>
+          <w:szCs w:val="22"/>
+        </w:rPr>
+        <w:t xml:space="preserve"> </w:t>
+      </w:r>
+      <w:r>
+        <w:rPr>
+          <w:rFonts w:ascii="KB금융 본문체 Light" w:eastAsia="KB금융 본문체 Light" w:hAnsi="KB금융 본문체 Light" w:cs="KB금융 본문체 Light" w:hint="eastAsia"/>
           <w:sz w:val="22"/>
           <w:szCs w:val="22"/>
         </w:rPr>
@@ -6394,16 +6354,7 @@
           <w:sz w:val="22"/>
           <w:szCs w:val="22"/>
         </w:rPr>
-        <w:t xml:space="preserve"> </w:t>
-      </w:r>
-      <w:r>
-        <w:rPr>
-          <w:rFonts w:ascii="KB금융 본문체 Light" w:eastAsia="KB금융 본문체 Light" w:hAnsi="KB금융 본문체 Light" w:cs="KB금융 본문체 Light" w:hint="eastAsia"/>
-          <w:color w:val="0000CD"/>
-          <w:sz w:val="22"/>
-          <w:szCs w:val="22"/>
-        </w:rPr>
-        <w:t>(2026. 8. 31. 개정)</w:t>
+        <w:t xml:space="preserve"> (2026. 8. 31. 개정)</w:t>
       </w:r>
     </w:p>
     <w:p>
@@ -7259,17 +7210,7 @@
           <w:sz w:val="22"/>
           <w:szCs w:val="22"/>
         </w:rPr>
-        <w:t xml:space="preserve">하는 </w:t>
-      </w:r>
-      <w:r>
-        <w:rPr>
-          <w:rFonts w:ascii="KB금융 본문체 Light" w:eastAsia="KB금융 본문체 Light" w:hAnsi="KB금융 본문체 Light" w:cs="KB금융 본문체 Light" w:hint="eastAsia"/>
-          <w:color w:val="000000" w:themeColor="text1"/>
-          <w:sz w:val="22"/>
-          <w:szCs w:val="22"/>
-        </w:rPr>
-        <w:lastRenderedPageBreak/>
-        <w:t xml:space="preserve">경우 각각 최대 </w:t>
+        <w:t xml:space="preserve">하는 경우 각각 최대 </w:t>
       </w:r>
       <w:r>
         <w:rPr>
@@ -8311,7 +8252,7 @@
       <w:pPr>
         <w:snapToGrid w:val="0"/>
         <w:spacing w:line="400" w:lineRule="exact"/>
-        <w:ind w:left="190" w:hangingChars="100" w:hanging="190"/>
+        <w:ind w:left="220" w:hangingChars="100" w:hanging="220"/>
         <w:contextualSpacing/>
         <w:jc w:val="left"/>
         <w:rPr>
@@ -8380,7 +8321,7 @@
       <w:pPr>
         <w:snapToGrid w:val="0"/>
         <w:spacing w:line="400" w:lineRule="exact"/>
-        <w:ind w:left="190" w:hangingChars="100" w:hanging="190"/>
+        <w:ind w:left="220" w:hangingChars="100" w:hanging="220"/>
         <w:contextualSpacing/>
         <w:jc w:val="left"/>
         <w:rPr>
@@ -8510,7 +8451,18 @@
           <w:sz w:val="22"/>
           <w:szCs w:val="22"/>
         </w:rPr>
-        <w:t>운영에 중대한 지장을 초래하는 경우에는 직원과 협의하여 그 시기를 변경할 수 있다.</w:t>
+        <w:t xml:space="preserve">운영에 중대한 지장을 초래하는 경우에는 직원과 협의하여 그 시기를 변경할 수 </w:t>
+      </w:r>
+      <w:r>
+        <w:rPr>
+          <w:rFonts w:ascii="KB금융 본문체 Light" w:eastAsia="KB금융 본문체 Light" w:hAnsi="KB금융 본문체 Light" w:cs="KB금융 본문체 Light" w:hint="eastAsia"/>
+          <w:bCs/>
+          <w:color w:val="000000" w:themeColor="text1"/>
+          <w:sz w:val="22"/>
+          <w:szCs w:val="22"/>
+        </w:rPr>
+        <w:lastRenderedPageBreak/>
+        <w:t>있다.</w:t>
       </w:r>
     </w:p>
     <w:p>
@@ -8558,7 +8510,6 @@
         <w:rPr>
           <w:rFonts w:ascii="KB금융 본문체 Light" w:eastAsia="KB금융 본문체 Light" w:hAnsi="KB금융 본문체 Light" w:cs="KB금융 본문체 Light" w:hint="eastAsia"/>
           <w:bCs/>
-          <w:color w:val="000000"/>
           <w:sz w:val="22"/>
           <w:szCs w:val="22"/>
         </w:rPr>
@@ -8569,7 +8520,6 @@
         <w:rPr>
           <w:rFonts w:ascii="KB금융 본문체 Light" w:eastAsia="KB금융 본문체 Light" w:hAnsi="KB금융 본문체 Light" w:cs="KB금융 본문체 Light" w:hint="eastAsia"/>
           <w:bCs/>
-          <w:color w:val="000000"/>
           <w:sz w:val="22"/>
           <w:szCs w:val="22"/>
         </w:rPr>
@@ -8580,7 +8530,6 @@
         <w:rPr>
           <w:rFonts w:ascii="KB금융 본문체 Light" w:eastAsia="KB금융 본문체 Light" w:hAnsi="KB금융 본문체 Light" w:cs="KB금융 본문체 Light" w:hint="eastAsia"/>
           <w:bCs/>
-          <w:color w:val="000000"/>
           <w:sz w:val="22"/>
           <w:szCs w:val="22"/>
         </w:rPr>
@@ -8590,7 +8539,6 @@
         <w:rPr>
           <w:rFonts w:ascii="KB금융 본문체 Light" w:eastAsia="KB금융 본문체 Light" w:hAnsi="KB금융 본문체 Light" w:cs="KB금융 본문체 Light"/>
           <w:bCs/>
-          <w:color w:val="000000"/>
           <w:sz w:val="22"/>
           <w:szCs w:val="22"/>
         </w:rPr>
@@ -8623,7 +8571,6 @@
         </w:rPr>
         <w:t xml:space="preserve">. </w:t>
       </w:r>
-      <w:proofErr w:type="spellStart"/>
       <w:r>
         <w:rPr>
           <w:rFonts w:ascii="KB금융 본문체 Light" w:eastAsia="KB금융 본문체 Light" w:hAnsi="KB금융 본문체 Light" w:cs="KB금융 본문체 Light" w:hint="eastAsia"/>
@@ -8631,17 +8578,7 @@
           <w:sz w:val="22"/>
           <w:szCs w:val="22"/>
         </w:rPr>
-        <w:t>신설</w:t>
-      </w:r>
-      <w:proofErr w:type="spellEnd"/>
-      <w:r>
-        <w:rPr>
-          <w:rFonts w:ascii="KB금융 본문체 Light" w:eastAsia="KB금융 본문체 Light" w:hAnsi="KB금융 본문체 Light" w:cs="KB금융 본문체 Light" w:hint="eastAsia"/>
-          <w:color w:val="0000CD"/>
-          <w:sz w:val="22"/>
-          <w:szCs w:val="22"/>
-        </w:rPr>
-        <w:t>)</w:t>
+        <w:t>신설)</w:t>
       </w:r>
     </w:p>
     <w:p>
@@ -8663,7 +8600,7 @@
       <w:pPr>
         <w:snapToGrid w:val="0"/>
         <w:spacing w:line="400" w:lineRule="exact"/>
-        <w:ind w:left="190" w:hangingChars="100" w:hanging="190"/>
+        <w:ind w:left="220" w:hangingChars="100" w:hanging="220"/>
         <w:contextualSpacing/>
         <w:jc w:val="left"/>
         <w:rPr>
@@ -9516,7 +9453,6 @@
           <w:sz w:val="22"/>
           <w:szCs w:val="22"/>
         </w:rPr>
-        <w:lastRenderedPageBreak/>
         <w:t>책임자가</w:t>
       </w:r>
       <w:r>
@@ -9949,7 +9885,7 @@
       <w:pPr>
         <w:snapToGrid w:val="0"/>
         <w:spacing w:line="400" w:lineRule="exact"/>
-        <w:ind w:left="190" w:hangingChars="100" w:hanging="190"/>
+        <w:ind w:left="220" w:hangingChars="100" w:hanging="220"/>
         <w:contextualSpacing/>
         <w:jc w:val="left"/>
         <w:rPr>
@@ -10382,7 +10318,7 @@
       <w:pPr>
         <w:snapToGrid w:val="0"/>
         <w:spacing w:line="400" w:lineRule="exact"/>
-        <w:ind w:left="190" w:hangingChars="100" w:hanging="190"/>
+        <w:ind w:left="220" w:hangingChars="100" w:hanging="220"/>
         <w:contextualSpacing/>
         <w:jc w:val="left"/>
         <w:rPr>
@@ -10518,7 +10454,7 @@
       <w:pPr>
         <w:snapToGrid w:val="0"/>
         <w:spacing w:line="400" w:lineRule="exact"/>
-        <w:ind w:left="190" w:hangingChars="100" w:hanging="190"/>
+        <w:ind w:left="220" w:hangingChars="100" w:hanging="220"/>
         <w:contextualSpacing/>
         <w:jc w:val="left"/>
         <w:rPr>
@@ -10546,7 +10482,17 @@
           <w:sz w:val="22"/>
           <w:szCs w:val="22"/>
         </w:rPr>
-        <w:t xml:space="preserve"> ① 실 근무 2년 이상의 직원이 사비로 다음 직원이 다음 각 호에 해당하는 사</w:t>
+        <w:t xml:space="preserve"> ① 실 근무 2년 이상의 직원이 사비로 다음 직원이 다음 각 호에 해</w:t>
+      </w:r>
+      <w:r>
+        <w:rPr>
+          <w:rFonts w:ascii="KB금융 본문체 Light" w:eastAsia="KB금융 본문체 Light" w:hAnsi="KB금융 본문체 Light" w:cs="KB금융 본문체 Light" w:hint="eastAsia"/>
+          <w:color w:val="000000" w:themeColor="text1"/>
+          <w:sz w:val="22"/>
+          <w:szCs w:val="22"/>
+        </w:rPr>
+        <w:lastRenderedPageBreak/>
+        <w:t>당하는 사</w:t>
       </w:r>
       <w:r>
         <w:rPr>
@@ -11584,7 +11530,7 @@
       <w:pPr>
         <w:snapToGrid w:val="0"/>
         <w:spacing w:line="400" w:lineRule="exact"/>
-        <w:ind w:left="190" w:hangingChars="100" w:hanging="190"/>
+        <w:ind w:left="220" w:hangingChars="100" w:hanging="220"/>
         <w:jc w:val="left"/>
         <w:rPr>
           <w:rFonts w:ascii="KB금융 본문체 Light" w:eastAsia="KB금융 본문체 Light" w:hAnsi="KB금융 본문체 Light" w:cs="KB금융 본문체 Light"/>
@@ -11699,76 +11645,287 @@
           <w:sz w:val="22"/>
           <w:szCs w:val="22"/>
         </w:rPr>
-        <w:t xml:space="preserve">단, 계약기간이 있는 경우 계약기간만료일(재계약시 재계약 </w:t>
-      </w:r>
-      <w:r>
-        <w:rPr>
-          <w:rFonts w:ascii="KB금융 본문체 Light" w:eastAsia="KB금융 본문체 Light" w:hAnsi="KB금융 본문체 Light" w:cs="KB금융 본문체 Light" w:hint="eastAsia"/>
+        <w:t>단, 계약기간이 있는 경우 계약기간만료일(재계약시 재계약 만료일)을 경과할 수 없다.</w:t>
+      </w:r>
+      <w:r>
+        <w:rPr>
+          <w:rFonts w:ascii="KB금융 본문체 Light" w:eastAsia="KB금융 본문체 Light" w:hAnsi="KB금융 본문체 Light" w:cs="KB금융 본문체 Light"/>
           <w:bCs/>
           <w:noProof/>
           <w:color w:val="000000"/>
           <w:sz w:val="22"/>
           <w:szCs w:val="22"/>
         </w:rPr>
-        <w:t>만료일)을 경과할 수 없다.</w:t>
-      </w:r>
-      <w:r>
+        <w:t xml:space="preserve"> </w:t>
+      </w:r>
+      <w:r>
+        <w:rPr>
+          <w:rFonts w:ascii="KB금융 본문체 Light" w:eastAsia="KB금융 본문체 Light" w:hAnsi="KB금융 본문체 Light" w:cs="KB금융 본문체 Light"/>
+          <w:color w:val="0000CD"/>
+          <w:sz w:val="22"/>
+          <w:szCs w:val="22"/>
+        </w:rPr>
+        <w:t xml:space="preserve">(2026. 8. </w:t>
+      </w:r>
+      <w:r>
+        <w:rPr>
+          <w:rFonts w:ascii="KB금융 본문체 Light" w:eastAsia="KB금융 본문체 Light" w:hAnsi="KB금융 본문체 Light" w:cs="KB금융 본문체 Light"/>
+          <w:color w:val="0000CD"/>
+          <w:sz w:val="22"/>
+          <w:szCs w:val="22"/>
+        </w:rPr>
+        <w:t>31</w:t>
+      </w:r>
+      <w:r>
+        <w:rPr>
+          <w:rFonts w:ascii="KB금융 본문체 Light" w:eastAsia="KB금융 본문체 Light" w:hAnsi="KB금융 본문체 Light" w:cs="KB금융 본문체 Light"/>
+          <w:color w:val="0000CD"/>
+          <w:sz w:val="22"/>
+          <w:szCs w:val="22"/>
+        </w:rPr>
+        <w:t xml:space="preserve">. </w:t>
+      </w:r>
+      <w:r>
+        <w:rPr>
+          <w:rFonts w:ascii="KB금융 본문체 Light" w:eastAsia="KB금융 본문체 Light" w:hAnsi="KB금융 본문체 Light" w:cs="KB금융 본문체 Light" w:hint="eastAsia"/>
+          <w:color w:val="0000CD"/>
+          <w:sz w:val="22"/>
+          <w:szCs w:val="22"/>
+        </w:rPr>
+        <w:t>개정)</w:t>
+      </w:r>
+    </w:p>
+    <w:p>
+      <w:pPr>
+        <w:pStyle w:val="a7"/>
+        <w:snapToGrid w:val="0"/>
+        <w:spacing w:line="400" w:lineRule="exact"/>
+        <w:ind w:left="200"/>
         <w:rPr>
           <w:rFonts w:ascii="KB금융 본문체 Light" w:eastAsia="KB금융 본문체 Light" w:hAnsi="KB금융 본문체 Light" w:cs="KB금융 본문체 Light"/>
           <w:bCs/>
           <w:noProof/>
-          <w:color w:val="000000"/>
-          <w:sz w:val="22"/>
-          <w:szCs w:val="22"/>
-        </w:rPr>
-        <w:t xml:space="preserve"> </w:t>
-      </w:r>
-      <w:r>
-        <w:rPr>
-          <w:rFonts w:ascii="KB금융 본문체 Light" w:eastAsia="KB금융 본문체 Light" w:hAnsi="KB금융 본문체 Light" w:cs="KB금융 본문체 Light"/>
-          <w:color w:val="0000CD"/>
-          <w:sz w:val="22"/>
-          <w:szCs w:val="22"/>
-        </w:rPr>
-        <w:t xml:space="preserve">(2026. 8. </w:t>
-      </w:r>
-      <w:r>
-        <w:rPr>
-          <w:rFonts w:ascii="KB금융 본문체 Light" w:eastAsia="KB금융 본문체 Light" w:hAnsi="KB금융 본문체 Light" w:cs="KB금융 본문체 Light"/>
-          <w:color w:val="0000CD"/>
-          <w:sz w:val="22"/>
-          <w:szCs w:val="22"/>
-        </w:rPr>
-        <w:t>31</w:t>
-      </w:r>
-      <w:r>
-        <w:rPr>
-          <w:rFonts w:ascii="KB금융 본문체 Light" w:eastAsia="KB금융 본문체 Light" w:hAnsi="KB금융 본문체 Light" w:cs="KB금융 본문체 Light"/>
-          <w:color w:val="0000CD"/>
-          <w:sz w:val="22"/>
-          <w:szCs w:val="22"/>
-        </w:rPr>
-        <w:t xml:space="preserve">. </w:t>
-      </w:r>
-      <w:proofErr w:type="spellStart"/>
-      <w:r>
-        <w:rPr>
-          <w:rFonts w:ascii="KB금융 본문체 Light" w:eastAsia="KB금융 본문체 Light" w:hAnsi="KB금융 본문체 Light" w:cs="KB금융 본문체 Light" w:hint="eastAsia"/>
-          <w:color w:val="0000CD"/>
-          <w:sz w:val="22"/>
-          <w:szCs w:val="22"/>
-        </w:rPr>
-        <w:t>개정</w:t>
-      </w:r>
-      <w:proofErr w:type="spellEnd"/>
-      <w:r>
-        <w:rPr>
-          <w:rFonts w:ascii="KB금융 본문체 Light" w:eastAsia="KB금융 본문체 Light" w:hAnsi="KB금융 본문체 Light" w:cs="KB금융 본문체 Light" w:hint="eastAsia"/>
-          <w:color w:val="0000CD"/>
-          <w:sz w:val="22"/>
-          <w:szCs w:val="22"/>
-        </w:rPr>
-        <w:t>)</w:t>
+          <w:color w:val="000000" w:themeColor="text1"/>
+          <w:sz w:val="22"/>
+          <w:szCs w:val="22"/>
+        </w:rPr>
+      </w:pPr>
+      <w:r>
+        <w:rPr>
+          <w:rFonts w:ascii="KB금융 본문체 Light" w:eastAsia="KB금융 본문체 Light" w:hAnsi="KB금융 본문체 Light" w:cs="KB금융 본문체 Light" w:hint="eastAsia"/>
+          <w:color w:val="000000" w:themeColor="text1"/>
+          <w:sz w:val="22"/>
+          <w:szCs w:val="22"/>
+        </w:rPr>
+        <w:t>②</w:t>
+      </w:r>
+      <w:r>
+        <w:rPr>
+          <w:rFonts w:ascii="KB금융 본문체 Light" w:eastAsia="KB금융 본문체 Light" w:hAnsi="KB금융 본문체 Light" w:cs="KB금융 본문체 Light"/>
+          <w:color w:val="000000" w:themeColor="text1"/>
+          <w:sz w:val="22"/>
+          <w:szCs w:val="22"/>
+        </w:rPr>
+        <w:t xml:space="preserve"> </w:t>
+      </w:r>
+      <w:r>
+        <w:rPr>
+          <w:rFonts w:ascii="KB금융 본문체 Light" w:eastAsia="KB금융 본문체 Light" w:hAnsi="KB금융 본문체 Light" w:cs="KB금융 본문체 Light" w:hint="eastAsia"/>
+          <w:color w:val="000000" w:themeColor="text1"/>
+          <w:spacing w:val="-4"/>
+          <w:sz w:val="22"/>
+          <w:szCs w:val="22"/>
+        </w:rPr>
+        <w:t>제</w:t>
+      </w:r>
+      <w:r>
+        <w:rPr>
+          <w:rFonts w:ascii="KB금융 본문체 Light" w:eastAsia="KB금융 본문체 Light" w:hAnsi="KB금융 본문체 Light" w:cs="KB금융 본문체 Light"/>
+          <w:color w:val="000000" w:themeColor="text1"/>
+          <w:spacing w:val="-4"/>
+          <w:sz w:val="22"/>
+          <w:szCs w:val="22"/>
+        </w:rPr>
+        <w:t>1</w:t>
+      </w:r>
+      <w:r>
+        <w:rPr>
+          <w:rFonts w:ascii="KB금융 본문체 Light" w:eastAsia="KB금융 본문체 Light" w:hAnsi="KB금융 본문체 Light" w:cs="KB금융 본문체 Light" w:hint="eastAsia"/>
+          <w:color w:val="000000" w:themeColor="text1"/>
+          <w:spacing w:val="-4"/>
+          <w:sz w:val="22"/>
+          <w:szCs w:val="22"/>
+        </w:rPr>
+        <w:t>항의</w:t>
+      </w:r>
+      <w:r>
+        <w:rPr>
+          <w:rFonts w:ascii="KB금융 본문체 Light" w:eastAsia="KB금융 본문체 Light" w:hAnsi="KB금융 본문체 Light" w:cs="KB금융 본문체 Light"/>
+          <w:color w:val="000000" w:themeColor="text1"/>
+          <w:spacing w:val="-4"/>
+          <w:sz w:val="22"/>
+          <w:szCs w:val="22"/>
+        </w:rPr>
+        <w:t xml:space="preserve"> </w:t>
+      </w:r>
+      <w:r>
+        <w:rPr>
+          <w:rFonts w:ascii="KB금융 본문체 Light" w:eastAsia="KB금융 본문체 Light" w:hAnsi="KB금융 본문체 Light" w:cs="KB금융 본문체 Light" w:hint="eastAsia"/>
+          <w:color w:val="000000" w:themeColor="text1"/>
+          <w:spacing w:val="-4"/>
+          <w:sz w:val="22"/>
+          <w:szCs w:val="22"/>
+        </w:rPr>
+        <w:t>육아휴직을</w:t>
+      </w:r>
+      <w:r>
+        <w:rPr>
+          <w:rFonts w:ascii="KB금융 본문체 Light" w:eastAsia="KB금융 본문체 Light" w:hAnsi="KB금융 본문체 Light" w:cs="KB금융 본문체 Light"/>
+          <w:color w:val="000000" w:themeColor="text1"/>
+          <w:spacing w:val="-4"/>
+          <w:sz w:val="22"/>
+          <w:szCs w:val="22"/>
+        </w:rPr>
+        <w:t xml:space="preserve"> </w:t>
+      </w:r>
+      <w:r>
+        <w:rPr>
+          <w:rFonts w:ascii="KB금융 본문체 Light" w:eastAsia="KB금융 본문체 Light" w:hAnsi="KB금융 본문체 Light" w:cs="KB금융 본문체 Light" w:hint="eastAsia"/>
+          <w:color w:val="000000" w:themeColor="text1"/>
+          <w:spacing w:val="-4"/>
+          <w:sz w:val="22"/>
+          <w:szCs w:val="22"/>
+        </w:rPr>
+        <w:t>사용하고자</w:t>
+      </w:r>
+      <w:r>
+        <w:rPr>
+          <w:rFonts w:ascii="KB금융 본문체 Light" w:eastAsia="KB금융 본문체 Light" w:hAnsi="KB금융 본문체 Light" w:cs="KB금융 본문체 Light"/>
+          <w:color w:val="000000" w:themeColor="text1"/>
+          <w:spacing w:val="-4"/>
+          <w:sz w:val="22"/>
+          <w:szCs w:val="22"/>
+        </w:rPr>
+        <w:t xml:space="preserve"> </w:t>
+      </w:r>
+      <w:r>
+        <w:rPr>
+          <w:rFonts w:ascii="KB금융 본문체 Light" w:eastAsia="KB금융 본문체 Light" w:hAnsi="KB금융 본문체 Light" w:cs="KB금융 본문체 Light" w:hint="eastAsia"/>
+          <w:color w:val="000000" w:themeColor="text1"/>
+          <w:spacing w:val="-4"/>
+          <w:sz w:val="22"/>
+          <w:szCs w:val="22"/>
+        </w:rPr>
+        <w:t>하는</w:t>
+      </w:r>
+      <w:r>
+        <w:rPr>
+          <w:rFonts w:ascii="KB금융 본문체 Light" w:eastAsia="KB금융 본문체 Light" w:hAnsi="KB금융 본문체 Light" w:cs="KB금융 본문체 Light"/>
+          <w:color w:val="000000" w:themeColor="text1"/>
+          <w:spacing w:val="-4"/>
+          <w:sz w:val="22"/>
+          <w:szCs w:val="22"/>
+        </w:rPr>
+        <w:t xml:space="preserve"> </w:t>
+      </w:r>
+      <w:r>
+        <w:rPr>
+          <w:rFonts w:ascii="KB금융 본문체 Light" w:eastAsia="KB금융 본문체 Light" w:hAnsi="KB금융 본문체 Light" w:cs="KB금융 본문체 Light" w:hint="eastAsia"/>
+          <w:color w:val="000000" w:themeColor="text1"/>
+          <w:spacing w:val="-4"/>
+          <w:sz w:val="22"/>
+          <w:szCs w:val="22"/>
+        </w:rPr>
+        <w:t>직원은</w:t>
+      </w:r>
+      <w:r>
+        <w:rPr>
+          <w:rFonts w:ascii="KB금융 본문체 Light" w:eastAsia="KB금융 본문체 Light" w:hAnsi="KB금융 본문체 Light" w:cs="KB금융 본문체 Light"/>
+          <w:color w:val="000000" w:themeColor="text1"/>
+          <w:spacing w:val="-4"/>
+          <w:sz w:val="22"/>
+          <w:szCs w:val="22"/>
+        </w:rPr>
+        <w:t xml:space="preserve"> </w:t>
+      </w:r>
+      <w:r>
+        <w:rPr>
+          <w:rFonts w:ascii="KB금융 본문체 Light" w:eastAsia="KB금융 본문체 Light" w:hAnsi="KB금융 본문체 Light" w:cs="KB금융 본문체 Light" w:hint="eastAsia"/>
+          <w:color w:val="000000" w:themeColor="text1"/>
+          <w:spacing w:val="-4"/>
+          <w:sz w:val="22"/>
+          <w:szCs w:val="22"/>
+        </w:rPr>
+        <w:t>휴가개시예정일</w:t>
+      </w:r>
+      <w:r>
+        <w:rPr>
+          <w:rFonts w:ascii="KB금융 본문체 Light" w:eastAsia="KB금융 본문체 Light" w:hAnsi="KB금융 본문체 Light" w:cs="KB금융 본문체 Light"/>
+          <w:color w:val="000000" w:themeColor="text1"/>
+          <w:spacing w:val="-4"/>
+          <w:sz w:val="22"/>
+          <w:szCs w:val="22"/>
+        </w:rPr>
+        <w:t xml:space="preserve"> 30</w:t>
+      </w:r>
+      <w:r>
+        <w:rPr>
+          <w:rFonts w:ascii="KB금융 본문체 Light" w:eastAsia="KB금융 본문체 Light" w:hAnsi="KB금융 본문체 Light" w:cs="KB금융 본문체 Light" w:hint="eastAsia"/>
+          <w:color w:val="000000" w:themeColor="text1"/>
+          <w:spacing w:val="-4"/>
+          <w:sz w:val="22"/>
+          <w:szCs w:val="22"/>
+        </w:rPr>
+        <w:t>일전까지</w:t>
+      </w:r>
+      <w:r>
+        <w:rPr>
+          <w:rFonts w:ascii="KB금융 본문체 Light" w:eastAsia="KB금융 본문체 Light" w:hAnsi="KB금융 본문체 Light" w:cs="KB금융 본문체 Light"/>
+          <w:color w:val="000000" w:themeColor="text1"/>
+          <w:spacing w:val="-4"/>
+          <w:sz w:val="22"/>
+          <w:szCs w:val="22"/>
+        </w:rPr>
+        <w:t xml:space="preserve"> </w:t>
+      </w:r>
+      <w:r>
+        <w:rPr>
+          <w:rFonts w:ascii="KB금융 본문체 Light" w:eastAsia="KB금융 본문체 Light" w:hAnsi="KB금융 본문체 Light" w:cs="KB금융 본문체 Light" w:hint="eastAsia"/>
+          <w:color w:val="000000" w:themeColor="text1"/>
+          <w:spacing w:val="-4"/>
+          <w:sz w:val="22"/>
+          <w:szCs w:val="22"/>
+        </w:rPr>
+        <w:t>신청하여야</w:t>
+      </w:r>
+      <w:r>
+        <w:rPr>
+          <w:rFonts w:ascii="KB금융 본문체 Light" w:eastAsia="KB금융 본문체 Light" w:hAnsi="KB금융 본문체 Light" w:cs="KB금융 본문체 Light"/>
+          <w:color w:val="000000" w:themeColor="text1"/>
+          <w:spacing w:val="-4"/>
+          <w:sz w:val="22"/>
+          <w:szCs w:val="22"/>
+        </w:rPr>
+        <w:t xml:space="preserve"> </w:t>
+      </w:r>
+      <w:r>
+        <w:rPr>
+          <w:rFonts w:ascii="KB금융 본문체 Light" w:eastAsia="KB금융 본문체 Light" w:hAnsi="KB금융 본문체 Light" w:cs="KB금융 본문체 Light" w:hint="eastAsia"/>
+          <w:color w:val="000000" w:themeColor="text1"/>
+          <w:spacing w:val="-4"/>
+          <w:sz w:val="22"/>
+          <w:szCs w:val="22"/>
+        </w:rPr>
+        <w:t>한다</w:t>
+      </w:r>
+      <w:r>
+        <w:rPr>
+          <w:rFonts w:ascii="KB금융 본문체 Light" w:eastAsia="KB금융 본문체 Light" w:hAnsi="KB금융 본문체 Light" w:cs="KB금융 본문체 Light"/>
+          <w:color w:val="000000" w:themeColor="text1"/>
+          <w:sz w:val="22"/>
+          <w:szCs w:val="22"/>
+        </w:rPr>
+        <w:t>.</w:t>
       </w:r>
     </w:p>
     <w:p>
@@ -11777,198 +11934,157 @@
         <w:snapToGrid w:val="0"/>
         <w:spacing w:line="400" w:lineRule="exact"/>
         <w:ind w:left="200"/>
-        <w:rPr>
-          <w:rFonts w:ascii="KB금융 본문체 Light" w:eastAsia="KB금융 본문체 Light" w:hAnsi="KB금융 본문체 Light" w:cs="KB금융 본문체 Light"/>
-          <w:bCs/>
-          <w:noProof/>
-          <w:color w:val="000000" w:themeColor="text1"/>
-          <w:sz w:val="22"/>
-          <w:szCs w:val="22"/>
-        </w:rPr>
-      </w:pPr>
-      <w:r>
-        <w:rPr>
-          <w:rFonts w:ascii="KB금융 본문체 Light" w:eastAsia="KB금융 본문체 Light" w:hAnsi="KB금융 본문체 Light" w:cs="KB금융 본문체 Light" w:hint="eastAsia"/>
-          <w:color w:val="000000" w:themeColor="text1"/>
-          <w:sz w:val="22"/>
-          <w:szCs w:val="22"/>
-        </w:rPr>
-        <w:t>②</w:t>
-      </w:r>
-      <w:r>
-        <w:rPr>
-          <w:rFonts w:ascii="KB금융 본문체 Light" w:eastAsia="KB금융 본문체 Light" w:hAnsi="KB금융 본문체 Light" w:cs="KB금융 본문체 Light"/>
-          <w:color w:val="000000" w:themeColor="text1"/>
-          <w:sz w:val="22"/>
-          <w:szCs w:val="22"/>
-        </w:rPr>
-        <w:t xml:space="preserve"> </w:t>
-      </w:r>
-      <w:r>
-        <w:rPr>
-          <w:rFonts w:ascii="KB금융 본문체 Light" w:eastAsia="KB금융 본문체 Light" w:hAnsi="KB금융 본문체 Light" w:cs="KB금융 본문체 Light" w:hint="eastAsia"/>
-          <w:color w:val="000000" w:themeColor="text1"/>
-          <w:spacing w:val="-4"/>
-          <w:sz w:val="22"/>
-          <w:szCs w:val="22"/>
-        </w:rPr>
-        <w:t>제</w:t>
-      </w:r>
-      <w:r>
-        <w:rPr>
-          <w:rFonts w:ascii="KB금융 본문체 Light" w:eastAsia="KB금융 본문체 Light" w:hAnsi="KB금융 본문체 Light" w:cs="KB금융 본문체 Light"/>
-          <w:color w:val="000000" w:themeColor="text1"/>
-          <w:spacing w:val="-4"/>
-          <w:sz w:val="22"/>
-          <w:szCs w:val="22"/>
-        </w:rPr>
-        <w:t>1</w:t>
-      </w:r>
-      <w:r>
-        <w:rPr>
-          <w:rFonts w:ascii="KB금융 본문체 Light" w:eastAsia="KB금융 본문체 Light" w:hAnsi="KB금융 본문체 Light" w:cs="KB금융 본문체 Light" w:hint="eastAsia"/>
-          <w:color w:val="000000" w:themeColor="text1"/>
-          <w:spacing w:val="-4"/>
-          <w:sz w:val="22"/>
-          <w:szCs w:val="22"/>
-        </w:rPr>
-        <w:t>항의</w:t>
-      </w:r>
-      <w:r>
-        <w:rPr>
-          <w:rFonts w:ascii="KB금융 본문체 Light" w:eastAsia="KB금융 본문체 Light" w:hAnsi="KB금융 본문체 Light" w:cs="KB금융 본문체 Light"/>
-          <w:color w:val="000000" w:themeColor="text1"/>
-          <w:spacing w:val="-4"/>
-          <w:sz w:val="22"/>
-          <w:szCs w:val="22"/>
-        </w:rPr>
-        <w:t xml:space="preserve"> </w:t>
-      </w:r>
-      <w:r>
-        <w:rPr>
-          <w:rFonts w:ascii="KB금융 본문체 Light" w:eastAsia="KB금융 본문체 Light" w:hAnsi="KB금융 본문체 Light" w:cs="KB금융 본문체 Light" w:hint="eastAsia"/>
-          <w:color w:val="000000" w:themeColor="text1"/>
-          <w:spacing w:val="-4"/>
-          <w:sz w:val="22"/>
-          <w:szCs w:val="22"/>
-        </w:rPr>
-        <w:t>육아휴직을</w:t>
-      </w:r>
-      <w:r>
-        <w:rPr>
-          <w:rFonts w:ascii="KB금융 본문체 Light" w:eastAsia="KB금융 본문체 Light" w:hAnsi="KB금융 본문체 Light" w:cs="KB금융 본문체 Light"/>
-          <w:color w:val="000000" w:themeColor="text1"/>
-          <w:spacing w:val="-4"/>
-          <w:sz w:val="22"/>
-          <w:szCs w:val="22"/>
-        </w:rPr>
-        <w:t xml:space="preserve"> </w:t>
-      </w:r>
-      <w:r>
-        <w:rPr>
-          <w:rFonts w:ascii="KB금융 본문체 Light" w:eastAsia="KB금융 본문체 Light" w:hAnsi="KB금융 본문체 Light" w:cs="KB금융 본문체 Light" w:hint="eastAsia"/>
-          <w:color w:val="000000" w:themeColor="text1"/>
-          <w:spacing w:val="-4"/>
-          <w:sz w:val="22"/>
-          <w:szCs w:val="22"/>
-        </w:rPr>
-        <w:t>사용하고자</w:t>
-      </w:r>
-      <w:r>
-        <w:rPr>
-          <w:rFonts w:ascii="KB금융 본문체 Light" w:eastAsia="KB금융 본문체 Light" w:hAnsi="KB금융 본문체 Light" w:cs="KB금융 본문체 Light"/>
-          <w:color w:val="000000" w:themeColor="text1"/>
-          <w:spacing w:val="-4"/>
-          <w:sz w:val="22"/>
-          <w:szCs w:val="22"/>
-        </w:rPr>
-        <w:t xml:space="preserve"> </w:t>
-      </w:r>
-      <w:r>
-        <w:rPr>
-          <w:rFonts w:ascii="KB금융 본문체 Light" w:eastAsia="KB금융 본문체 Light" w:hAnsi="KB금융 본문체 Light" w:cs="KB금융 본문체 Light" w:hint="eastAsia"/>
-          <w:color w:val="000000" w:themeColor="text1"/>
-          <w:spacing w:val="-4"/>
-          <w:sz w:val="22"/>
-          <w:szCs w:val="22"/>
-        </w:rPr>
-        <w:t>하는</w:t>
-      </w:r>
-      <w:r>
-        <w:rPr>
-          <w:rFonts w:ascii="KB금융 본문체 Light" w:eastAsia="KB금융 본문체 Light" w:hAnsi="KB금융 본문체 Light" w:cs="KB금융 본문체 Light"/>
-          <w:color w:val="000000" w:themeColor="text1"/>
-          <w:spacing w:val="-4"/>
-          <w:sz w:val="22"/>
-          <w:szCs w:val="22"/>
-        </w:rPr>
-        <w:t xml:space="preserve"> </w:t>
-      </w:r>
-      <w:r>
-        <w:rPr>
-          <w:rFonts w:ascii="KB금융 본문체 Light" w:eastAsia="KB금융 본문체 Light" w:hAnsi="KB금융 본문체 Light" w:cs="KB금융 본문체 Light" w:hint="eastAsia"/>
-          <w:color w:val="000000" w:themeColor="text1"/>
-          <w:spacing w:val="-4"/>
-          <w:sz w:val="22"/>
-          <w:szCs w:val="22"/>
-        </w:rPr>
-        <w:t>직원은</w:t>
-      </w:r>
-      <w:r>
-        <w:rPr>
-          <w:rFonts w:ascii="KB금융 본문체 Light" w:eastAsia="KB금융 본문체 Light" w:hAnsi="KB금융 본문체 Light" w:cs="KB금융 본문체 Light"/>
-          <w:color w:val="000000" w:themeColor="text1"/>
-          <w:spacing w:val="-4"/>
-          <w:sz w:val="22"/>
-          <w:szCs w:val="22"/>
-        </w:rPr>
-        <w:t xml:space="preserve"> </w:t>
-      </w:r>
-      <w:r>
-        <w:rPr>
-          <w:rFonts w:ascii="KB금융 본문체 Light" w:eastAsia="KB금융 본문체 Light" w:hAnsi="KB금융 본문체 Light" w:cs="KB금융 본문체 Light" w:hint="eastAsia"/>
-          <w:color w:val="000000" w:themeColor="text1"/>
-          <w:spacing w:val="-4"/>
-          <w:sz w:val="22"/>
-          <w:szCs w:val="22"/>
-        </w:rPr>
-        <w:t>휴가개시예정일</w:t>
-      </w:r>
-      <w:r>
-        <w:rPr>
-          <w:rFonts w:ascii="KB금융 본문체 Light" w:eastAsia="KB금융 본문체 Light" w:hAnsi="KB금융 본문체 Light" w:cs="KB금융 본문체 Light"/>
-          <w:color w:val="000000" w:themeColor="text1"/>
-          <w:spacing w:val="-4"/>
-          <w:sz w:val="22"/>
-          <w:szCs w:val="22"/>
-        </w:rPr>
-        <w:t xml:space="preserve"> 30</w:t>
-      </w:r>
-      <w:r>
-        <w:rPr>
-          <w:rFonts w:ascii="KB금융 본문체 Light" w:eastAsia="KB금융 본문체 Light" w:hAnsi="KB금융 본문체 Light" w:cs="KB금융 본문체 Light" w:hint="eastAsia"/>
-          <w:color w:val="000000" w:themeColor="text1"/>
-          <w:spacing w:val="-4"/>
-          <w:sz w:val="22"/>
-          <w:szCs w:val="22"/>
-        </w:rPr>
-        <w:t>일전까지</w:t>
-      </w:r>
-      <w:r>
-        <w:rPr>
-          <w:rFonts w:ascii="KB금융 본문체 Light" w:eastAsia="KB금융 본문체 Light" w:hAnsi="KB금융 본문체 Light" w:cs="KB금융 본문체 Light"/>
-          <w:color w:val="000000" w:themeColor="text1"/>
-          <w:spacing w:val="-4"/>
-          <w:sz w:val="22"/>
-          <w:szCs w:val="22"/>
-        </w:rPr>
-        <w:t xml:space="preserve"> </w:t>
-      </w:r>
-      <w:r>
-        <w:rPr>
-          <w:rFonts w:ascii="KB금융 본문체 Light" w:eastAsia="KB금융 본문체 Light" w:hAnsi="KB금융 본문체 Light" w:cs="KB금융 본문체 Light" w:hint="eastAsia"/>
-          <w:color w:val="000000" w:themeColor="text1"/>
-          <w:spacing w:val="-4"/>
+        <w:contextualSpacing/>
+        <w:rPr>
+          <w:rFonts w:ascii="KB금융 본문체 Light" w:eastAsia="KB금융 본문체 Light" w:hAnsi="KB금융 본문체 Light" w:cs="KB금융 본문체 Light"/>
+          <w:color w:val="000000" w:themeColor="text1"/>
+          <w:sz w:val="22"/>
+          <w:szCs w:val="22"/>
+        </w:rPr>
+      </w:pPr>
+      <w:r>
+        <w:rPr>
+          <w:rFonts w:ascii="KB금융 본문체 Light" w:eastAsia="KB금융 본문체 Light" w:hAnsi="KB금융 본문체 Light" w:cs="KB금융 본문체 Light" w:hint="eastAsia"/>
+          <w:color w:val="000000" w:themeColor="text1"/>
+          <w:sz w:val="22"/>
+          <w:szCs w:val="22"/>
+        </w:rPr>
+        <w:t>③</w:t>
+      </w:r>
+      <w:r>
+        <w:rPr>
+          <w:rFonts w:ascii="KB금융 본문체 Light" w:eastAsia="KB금융 본문체 Light" w:hAnsi="KB금융 본문체 Light" w:cs="KB금융 본문체 Light"/>
+          <w:color w:val="000000" w:themeColor="text1"/>
+          <w:sz w:val="22"/>
+          <w:szCs w:val="22"/>
+        </w:rPr>
+        <w:t xml:space="preserve"> </w:t>
+      </w:r>
+      <w:r>
+        <w:rPr>
+          <w:rFonts w:ascii="KB금융 본문체 Light" w:eastAsia="KB금융 본문체 Light" w:hAnsi="KB금융 본문체 Light" w:cs="KB금융 본문체 Light" w:hint="eastAsia"/>
+          <w:color w:val="000000" w:themeColor="text1"/>
+          <w:spacing w:val="2"/>
+          <w:sz w:val="22"/>
+          <w:szCs w:val="22"/>
+        </w:rPr>
+        <w:t>육아휴직기간은</w:t>
+      </w:r>
+      <w:r>
+        <w:rPr>
+          <w:rFonts w:ascii="KB금융 본문체 Light" w:eastAsia="KB금융 본문체 Light" w:hAnsi="KB금융 본문체 Light" w:cs="KB금융 본문체 Light"/>
+          <w:color w:val="000000" w:themeColor="text1"/>
+          <w:spacing w:val="2"/>
+          <w:sz w:val="22"/>
+          <w:szCs w:val="22"/>
+        </w:rPr>
+        <w:t xml:space="preserve"> </w:t>
+      </w:r>
+      <w:r>
+        <w:rPr>
+          <w:rFonts w:ascii="KB금융 본문체 Light" w:eastAsia="KB금융 본문체 Light" w:hAnsi="KB금융 본문체 Light" w:cs="KB금융 본문체 Light" w:hint="eastAsia"/>
+          <w:color w:val="000000" w:themeColor="text1"/>
+          <w:spacing w:val="2"/>
+          <w:sz w:val="22"/>
+          <w:szCs w:val="22"/>
+        </w:rPr>
+        <w:t>출산</w:t>
+      </w:r>
+      <w:r>
+        <w:rPr>
+          <w:rFonts w:ascii="KB금융 본문체 Light" w:eastAsia="KB금융 본문체 Light" w:hAnsi="KB금융 본문체 Light" w:cs="KB금융 본문체 Light" w:hint="eastAsia"/>
+          <w:color w:val="000000" w:themeColor="text1"/>
+          <w:spacing w:val="2"/>
+          <w:sz w:val="22"/>
+          <w:szCs w:val="22"/>
+        </w:rPr>
+        <w:t xml:space="preserve"> </w:t>
+      </w:r>
+      <w:r>
+        <w:rPr>
+          <w:rFonts w:ascii="KB금융 본문체 Light" w:eastAsia="KB금융 본문체 Light" w:hAnsi="KB금융 본문체 Light" w:cs="KB금융 본문체 Light" w:hint="eastAsia"/>
+          <w:color w:val="000000" w:themeColor="text1"/>
+          <w:spacing w:val="2"/>
+          <w:sz w:val="22"/>
+          <w:szCs w:val="22"/>
+        </w:rPr>
+        <w:t>후</w:t>
+      </w:r>
+      <w:r>
+        <w:rPr>
+          <w:rFonts w:ascii="KB금융 본문체 Light" w:eastAsia="KB금융 본문체 Light" w:hAnsi="KB금융 본문체 Light" w:cs="KB금융 본문체 Light"/>
+          <w:color w:val="000000" w:themeColor="text1"/>
+          <w:spacing w:val="2"/>
+          <w:sz w:val="22"/>
+          <w:szCs w:val="22"/>
+        </w:rPr>
+        <w:t xml:space="preserve"> 45</w:t>
+      </w:r>
+      <w:r>
+        <w:rPr>
+          <w:rFonts w:ascii="KB금융 본문체 Light" w:eastAsia="KB금융 본문체 Light" w:hAnsi="KB금융 본문체 Light" w:cs="KB금융 본문체 Light" w:hint="eastAsia"/>
+          <w:color w:val="000000" w:themeColor="text1"/>
+          <w:spacing w:val="2"/>
+          <w:sz w:val="22"/>
+          <w:szCs w:val="22"/>
+        </w:rPr>
+        <w:t>일</w:t>
+      </w:r>
+      <w:r>
+        <w:rPr>
+          <w:rFonts w:ascii="KB금융 본문체 Light" w:eastAsia="KB금융 본문체 Light" w:hAnsi="KB금융 본문체 Light" w:cs="KB금융 본문체 Light" w:hint="eastAsia"/>
+          <w:color w:val="000000" w:themeColor="text1"/>
+          <w:spacing w:val="2"/>
+          <w:sz w:val="22"/>
+          <w:szCs w:val="22"/>
+        </w:rPr>
+        <w:t xml:space="preserve"> </w:t>
+      </w:r>
+      <w:r>
+        <w:rPr>
+          <w:rFonts w:ascii="KB금융 본문체 Light" w:eastAsia="KB금융 본문체 Light" w:hAnsi="KB금융 본문체 Light" w:cs="KB금융 본문체 Light" w:hint="eastAsia"/>
+          <w:color w:val="000000" w:themeColor="text1"/>
+          <w:spacing w:val="2"/>
+          <w:sz w:val="22"/>
+          <w:szCs w:val="22"/>
+        </w:rPr>
+        <w:t>이상이</w:t>
+      </w:r>
+      <w:r>
+        <w:rPr>
+          <w:rFonts w:ascii="KB금융 본문체 Light" w:eastAsia="KB금융 본문체 Light" w:hAnsi="KB금융 본문체 Light" w:cs="KB금융 본문체 Light"/>
+          <w:color w:val="000000" w:themeColor="text1"/>
+          <w:spacing w:val="2"/>
+          <w:sz w:val="22"/>
+          <w:szCs w:val="22"/>
+        </w:rPr>
+        <w:t xml:space="preserve"> </w:t>
+      </w:r>
+      <w:r>
+        <w:rPr>
+          <w:rFonts w:ascii="KB금융 본문체 Light" w:eastAsia="KB금융 본문체 Light" w:hAnsi="KB금융 본문체 Light" w:cs="KB금융 본문체 Light" w:hint="eastAsia"/>
+          <w:color w:val="000000" w:themeColor="text1"/>
+          <w:spacing w:val="2"/>
+          <w:sz w:val="22"/>
+          <w:szCs w:val="22"/>
+        </w:rPr>
+        <w:t>확보되도록</w:t>
+      </w:r>
+      <w:r>
+        <w:rPr>
+          <w:rFonts w:ascii="KB금융 본문체 Light" w:eastAsia="KB금융 본문체 Light" w:hAnsi="KB금융 본문체 Light" w:cs="KB금융 본문체 Light"/>
+          <w:color w:val="000000" w:themeColor="text1"/>
+          <w:spacing w:val="2"/>
+          <w:sz w:val="22"/>
+          <w:szCs w:val="22"/>
+        </w:rPr>
+        <w:t xml:space="preserve"> </w:t>
+      </w:r>
+      <w:r>
+        <w:rPr>
+          <w:rFonts w:ascii="KB금융 본문체 Light" w:eastAsia="KB금융 본문체 Light" w:hAnsi="KB금융 본문체 Light" w:cs="KB금융 본문체 Light" w:hint="eastAsia"/>
+          <w:color w:val="000000" w:themeColor="text1"/>
+          <w:spacing w:val="2"/>
           <w:sz w:val="22"/>
           <w:szCs w:val="22"/>
         </w:rPr>
@@ -11978,21 +12094,194 @@
         <w:rPr>
           <w:rFonts w:ascii="KB금융 본문체 Light" w:eastAsia="KB금융 본문체 Light" w:hAnsi="KB금융 본문체 Light" w:cs="KB금융 본문체 Light"/>
           <w:color w:val="000000" w:themeColor="text1"/>
-          <w:spacing w:val="-4"/>
-          <w:sz w:val="22"/>
-          <w:szCs w:val="22"/>
-        </w:rPr>
-        <w:t xml:space="preserve"> </w:t>
-      </w:r>
-      <w:r>
-        <w:rPr>
-          <w:rFonts w:ascii="KB금융 본문체 Light" w:eastAsia="KB금융 본문체 Light" w:hAnsi="KB금융 본문체 Light" w:cs="KB금융 본문체 Light" w:hint="eastAsia"/>
-          <w:color w:val="000000" w:themeColor="text1"/>
-          <w:spacing w:val="-4"/>
-          <w:sz w:val="22"/>
-          <w:szCs w:val="22"/>
-        </w:rPr>
-        <w:t>한다</w:t>
+          <w:spacing w:val="2"/>
+          <w:sz w:val="22"/>
+          <w:szCs w:val="22"/>
+        </w:rPr>
+        <w:t xml:space="preserve"> </w:t>
+      </w:r>
+      <w:r>
+        <w:rPr>
+          <w:rFonts w:ascii="KB금융 본문체 Light" w:eastAsia="KB금융 본문체 Light" w:hAnsi="KB금융 본문체 Light" w:cs="KB금융 본문체 Light" w:hint="eastAsia"/>
+          <w:color w:val="000000" w:themeColor="text1"/>
+          <w:spacing w:val="2"/>
+          <w:sz w:val="22"/>
+          <w:szCs w:val="22"/>
+        </w:rPr>
+        <w:t>하며</w:t>
+      </w:r>
+      <w:r>
+        <w:rPr>
+          <w:rFonts w:ascii="KB금융 본문체 Light" w:eastAsia="KB금융 본문체 Light" w:hAnsi="KB금융 본문체 Light" w:cs="KB금융 본문체 Light"/>
+          <w:color w:val="000000" w:themeColor="text1"/>
+          <w:spacing w:val="2"/>
+          <w:sz w:val="22"/>
+          <w:szCs w:val="22"/>
+        </w:rPr>
+        <w:t xml:space="preserve">, </w:t>
+      </w:r>
+      <w:r>
+        <w:rPr>
+          <w:rFonts w:ascii="KB금융 본문체 Light" w:eastAsia="KB금융 본문체 Light" w:hAnsi="KB금융 본문체 Light" w:cs="KB금융 본문체 Light" w:hint="eastAsia"/>
+          <w:color w:val="000000" w:themeColor="text1"/>
+          <w:spacing w:val="2"/>
+          <w:sz w:val="22"/>
+          <w:szCs w:val="22"/>
+        </w:rPr>
+        <w:t>이</w:t>
+      </w:r>
+      <w:r>
+        <w:rPr>
+          <w:rFonts w:ascii="KB금융 본문체 Light" w:eastAsia="KB금융 본문체 Light" w:hAnsi="KB금융 본문체 Light" w:cs="KB금융 본문체 Light"/>
+          <w:color w:val="000000" w:themeColor="text1"/>
+          <w:spacing w:val="2"/>
+          <w:sz w:val="22"/>
+          <w:szCs w:val="22"/>
+        </w:rPr>
+        <w:t xml:space="preserve"> </w:t>
+      </w:r>
+      <w:r>
+        <w:rPr>
+          <w:rFonts w:ascii="KB금융 본문체 Light" w:eastAsia="KB금융 본문체 Light" w:hAnsi="KB금융 본문체 Light" w:cs="KB금융 본문체 Light" w:hint="eastAsia"/>
+          <w:color w:val="000000" w:themeColor="text1"/>
+          <w:spacing w:val="2"/>
+          <w:sz w:val="22"/>
+          <w:szCs w:val="22"/>
+        </w:rPr>
+        <w:t>기간은</w:t>
+      </w:r>
+      <w:r>
+        <w:rPr>
+          <w:rFonts w:ascii="KB금융 본문체 Light" w:eastAsia="KB금융 본문체 Light" w:hAnsi="KB금융 본문체 Light" w:cs="KB금융 본문체 Light" w:hint="eastAsia"/>
+          <w:color w:val="000000" w:themeColor="text1"/>
+          <w:spacing w:val="2"/>
+          <w:sz w:val="22"/>
+          <w:szCs w:val="22"/>
+        </w:rPr>
+        <w:t xml:space="preserve"> </w:t>
+      </w:r>
+      <w:r>
+        <w:rPr>
+          <w:rFonts w:ascii="KB금융 본문체 Light" w:eastAsia="KB금융 본문체 Light" w:hAnsi="KB금융 본문체 Light" w:cs="KB금융 본문체 Light" w:hint="eastAsia"/>
+          <w:color w:val="000000" w:themeColor="text1"/>
+          <w:spacing w:val="2"/>
+          <w:sz w:val="22"/>
+          <w:szCs w:val="22"/>
+        </w:rPr>
+        <w:t>『</w:t>
+      </w:r>
+      <w:proofErr w:type="spellStart"/>
+      <w:r>
+        <w:rPr>
+          <w:rFonts w:ascii="KB금융 본문체 Light" w:eastAsia="KB금융 본문체 Light" w:hAnsi="KB금융 본문체 Light" w:cs="KB금융 본문체 Light" w:hint="eastAsia"/>
+          <w:color w:val="000000" w:themeColor="text1"/>
+          <w:spacing w:val="2"/>
+          <w:sz w:val="22"/>
+          <w:szCs w:val="22"/>
+        </w:rPr>
+        <w:t>근로기준법』상의</w:t>
+      </w:r>
+      <w:proofErr w:type="spellEnd"/>
+      <w:r>
+        <w:rPr>
+          <w:rFonts w:ascii="KB금융 본문체 Light" w:eastAsia="KB금융 본문체 Light" w:hAnsi="KB금융 본문체 Light" w:cs="KB금융 본문체 Light"/>
+          <w:color w:val="000000" w:themeColor="text1"/>
+          <w:sz w:val="22"/>
+          <w:szCs w:val="22"/>
+        </w:rPr>
+        <w:t xml:space="preserve"> </w:t>
+      </w:r>
+      <w:proofErr w:type="spellStart"/>
+      <w:r>
+        <w:rPr>
+          <w:rFonts w:ascii="KB금융 본문체 Light" w:eastAsia="KB금융 본문체 Light" w:hAnsi="KB금융 본문체 Light" w:cs="KB금융 본문체 Light" w:hint="eastAsia"/>
+          <w:color w:val="000000" w:themeColor="text1"/>
+          <w:sz w:val="22"/>
+          <w:szCs w:val="22"/>
+        </w:rPr>
+        <w:t>출산전</w:t>
+      </w:r>
+      <w:r>
+        <w:rPr>
+          <w:rFonts w:ascii="KB금융 본문체 Light" w:eastAsia="KB금융 본문체 Light" w:hAnsi="KB금융 본문체 Light" w:cs="KB금융 본문체 Light" w:hint="eastAsia"/>
+          <w:color w:val="000000" w:themeColor="text1"/>
+          <w:sz w:val="22"/>
+          <w:szCs w:val="22"/>
+        </w:rPr>
+        <w:t>후</w:t>
+      </w:r>
+      <w:proofErr w:type="spellEnd"/>
+      <w:r>
+        <w:rPr>
+          <w:rFonts w:ascii="KB금융 본문체 Light" w:eastAsia="KB금융 본문체 Light" w:hAnsi="KB금융 본문체 Light" w:cs="KB금융 본문체 Light" w:hint="eastAsia"/>
+          <w:color w:val="000000" w:themeColor="text1"/>
+          <w:sz w:val="22"/>
+          <w:szCs w:val="22"/>
+        </w:rPr>
+        <w:t xml:space="preserve"> </w:t>
+      </w:r>
+      <w:r>
+        <w:rPr>
+          <w:rFonts w:ascii="KB금융 본문체 Light" w:eastAsia="KB금융 본문체 Light" w:hAnsi="KB금융 본문체 Light" w:cs="KB금융 본문체 Light" w:hint="eastAsia"/>
+          <w:color w:val="000000" w:themeColor="text1"/>
+          <w:sz w:val="22"/>
+          <w:szCs w:val="22"/>
+        </w:rPr>
+        <w:t>휴가기간에</w:t>
+      </w:r>
+      <w:r>
+        <w:rPr>
+          <w:rFonts w:ascii="KB금융 본문체 Light" w:eastAsia="KB금융 본문체 Light" w:hAnsi="KB금융 본문체 Light" w:cs="KB금융 본문체 Light"/>
+          <w:color w:val="000000" w:themeColor="text1"/>
+          <w:sz w:val="22"/>
+          <w:szCs w:val="22"/>
+        </w:rPr>
+        <w:t xml:space="preserve"> </w:t>
+      </w:r>
+      <w:r>
+        <w:rPr>
+          <w:rFonts w:ascii="KB금융 본문체 Light" w:eastAsia="KB금융 본문체 Light" w:hAnsi="KB금융 본문체 Light" w:cs="KB금융 본문체 Light" w:hint="eastAsia"/>
+          <w:color w:val="000000" w:themeColor="text1"/>
+          <w:sz w:val="22"/>
+          <w:szCs w:val="22"/>
+        </w:rPr>
+        <w:t>갈음하는</w:t>
+      </w:r>
+      <w:r>
+        <w:rPr>
+          <w:rFonts w:ascii="KB금융 본문체 Light" w:eastAsia="KB금융 본문체 Light" w:hAnsi="KB금융 본문체 Light" w:cs="KB금융 본문체 Light"/>
+          <w:color w:val="000000" w:themeColor="text1"/>
+          <w:sz w:val="22"/>
+          <w:szCs w:val="22"/>
+        </w:rPr>
+        <w:t xml:space="preserve"> </w:t>
+      </w:r>
+      <w:r>
+        <w:rPr>
+          <w:rFonts w:ascii="KB금융 본문체 Light" w:eastAsia="KB금융 본문체 Light" w:hAnsi="KB금융 본문체 Light" w:cs="KB금융 본문체 Light" w:hint="eastAsia"/>
+          <w:color w:val="000000" w:themeColor="text1"/>
+          <w:sz w:val="22"/>
+          <w:szCs w:val="22"/>
+        </w:rPr>
+        <w:t>것으로</w:t>
+      </w:r>
+      <w:r>
+        <w:rPr>
+          <w:rFonts w:ascii="KB금융 본문체 Light" w:eastAsia="KB금융 본문체 Light" w:hAnsi="KB금융 본문체 Light" w:cs="KB금융 본문체 Light"/>
+          <w:color w:val="000000" w:themeColor="text1"/>
+          <w:sz w:val="22"/>
+          <w:szCs w:val="22"/>
+        </w:rPr>
+        <w:t xml:space="preserve"> </w:t>
+      </w:r>
+      <w:r>
+        <w:rPr>
+          <w:rFonts w:ascii="KB금융 본문체 Light" w:eastAsia="KB금융 본문체 Light" w:hAnsi="KB금융 본문체 Light" w:cs="KB금융 본문체 Light" w:hint="eastAsia"/>
+          <w:color w:val="000000" w:themeColor="text1"/>
+          <w:sz w:val="22"/>
+          <w:szCs w:val="22"/>
+        </w:rPr>
+        <w:t>본다</w:t>
       </w:r>
       <w:r>
         <w:rPr>
@@ -12025,22 +12314,621 @@
           <w:sz w:val="22"/>
           <w:szCs w:val="22"/>
         </w:rPr>
-        <w:t>③</w:t>
-      </w:r>
-      <w:r>
-        <w:rPr>
-          <w:rFonts w:ascii="KB금융 본문체 Light" w:eastAsia="KB금융 본문체 Light" w:hAnsi="KB금융 본문체 Light" w:cs="KB금융 본문체 Light"/>
-          <w:color w:val="000000" w:themeColor="text1"/>
-          <w:sz w:val="22"/>
-          <w:szCs w:val="22"/>
-        </w:rPr>
-        <w:t xml:space="preserve"> </w:t>
-      </w:r>
-      <w:r>
-        <w:rPr>
-          <w:rFonts w:ascii="KB금융 본문체 Light" w:eastAsia="KB금융 본문체 Light" w:hAnsi="KB금융 본문체 Light" w:cs="KB금융 본문체 Light" w:hint="eastAsia"/>
-          <w:color w:val="000000" w:themeColor="text1"/>
-          <w:spacing w:val="2"/>
+        <w:t>④</w:t>
+      </w:r>
+      <w:r>
+        <w:rPr>
+          <w:rFonts w:ascii="KB금융 본문체 Light" w:eastAsia="KB금융 본문체 Light" w:hAnsi="KB금융 본문체 Light" w:cs="KB금융 본문체 Light"/>
+          <w:color w:val="000000" w:themeColor="text1"/>
+          <w:sz w:val="22"/>
+          <w:szCs w:val="22"/>
+        </w:rPr>
+        <w:t xml:space="preserve"> </w:t>
+      </w:r>
+      <w:proofErr w:type="spellStart"/>
+      <w:r>
+        <w:rPr>
+          <w:rFonts w:ascii="KB금융 본문체 Light" w:eastAsia="KB금융 본문체 Light" w:hAnsi="KB금융 본문체 Light" w:cs="KB금융 본문체 Light" w:hint="eastAsia"/>
+          <w:color w:val="000000" w:themeColor="text1"/>
+          <w:spacing w:val="-2"/>
+          <w:sz w:val="22"/>
+          <w:szCs w:val="22"/>
+        </w:rPr>
+        <w:t>출산전후</w:t>
+      </w:r>
+      <w:proofErr w:type="spellEnd"/>
+      <w:r>
+        <w:rPr>
+          <w:rFonts w:ascii="KB금융 본문체 Light" w:eastAsia="KB금융 본문체 Light" w:hAnsi="KB금융 본문체 Light" w:cs="KB금융 본문체 Light" w:hint="eastAsia"/>
+          <w:color w:val="000000" w:themeColor="text1"/>
+          <w:spacing w:val="-2"/>
+          <w:sz w:val="22"/>
+          <w:szCs w:val="22"/>
+        </w:rPr>
+        <w:t xml:space="preserve"> </w:t>
+      </w:r>
+      <w:r>
+        <w:rPr>
+          <w:rFonts w:ascii="KB금융 본문체 Light" w:eastAsia="KB금융 본문체 Light" w:hAnsi="KB금융 본문체 Light" w:cs="KB금융 본문체 Light" w:hint="eastAsia"/>
+          <w:color w:val="000000" w:themeColor="text1"/>
+          <w:spacing w:val="-2"/>
+          <w:sz w:val="22"/>
+          <w:szCs w:val="22"/>
+        </w:rPr>
+        <w:t>휴가중인</w:t>
+      </w:r>
+      <w:r>
+        <w:rPr>
+          <w:rFonts w:ascii="KB금융 본문체 Light" w:eastAsia="KB금융 본문체 Light" w:hAnsi="KB금융 본문체 Light" w:cs="KB금융 본문체 Light"/>
+          <w:color w:val="000000" w:themeColor="text1"/>
+          <w:spacing w:val="-2"/>
+          <w:sz w:val="22"/>
+          <w:szCs w:val="22"/>
+        </w:rPr>
+        <w:t xml:space="preserve"> </w:t>
+      </w:r>
+      <w:r>
+        <w:rPr>
+          <w:rFonts w:ascii="KB금융 본문체 Light" w:eastAsia="KB금융 본문체 Light" w:hAnsi="KB금융 본문체 Light" w:cs="KB금융 본문체 Light" w:hint="eastAsia"/>
+          <w:color w:val="000000" w:themeColor="text1"/>
+          <w:spacing w:val="-2"/>
+          <w:sz w:val="22"/>
+          <w:szCs w:val="22"/>
+        </w:rPr>
+        <w:t>자가</w:t>
+      </w:r>
+      <w:r>
+        <w:rPr>
+          <w:rFonts w:ascii="KB금융 본문체 Light" w:eastAsia="KB금융 본문체 Light" w:hAnsi="KB금융 본문체 Light" w:cs="KB금융 본문체 Light"/>
+          <w:color w:val="000000" w:themeColor="text1"/>
+          <w:spacing w:val="-2"/>
+          <w:sz w:val="22"/>
+          <w:szCs w:val="22"/>
+        </w:rPr>
+        <w:t xml:space="preserve"> </w:t>
+      </w:r>
+      <w:r>
+        <w:rPr>
+          <w:rFonts w:ascii="KB금융 본문체 Light" w:eastAsia="KB금융 본문체 Light" w:hAnsi="KB금융 본문체 Light" w:cs="KB금융 본문체 Light" w:hint="eastAsia"/>
+          <w:color w:val="000000" w:themeColor="text1"/>
+          <w:spacing w:val="-2"/>
+          <w:sz w:val="22"/>
+          <w:szCs w:val="22"/>
+        </w:rPr>
+        <w:t>영아의</w:t>
+      </w:r>
+      <w:r>
+        <w:rPr>
+          <w:rFonts w:ascii="KB금융 본문체 Light" w:eastAsia="KB금융 본문체 Light" w:hAnsi="KB금융 본문체 Light" w:cs="KB금융 본문체 Light"/>
+          <w:color w:val="000000" w:themeColor="text1"/>
+          <w:spacing w:val="-2"/>
+          <w:sz w:val="22"/>
+          <w:szCs w:val="22"/>
+        </w:rPr>
+        <w:t xml:space="preserve"> </w:t>
+      </w:r>
+      <w:r>
+        <w:rPr>
+          <w:rFonts w:ascii="KB금융 본문체 Light" w:eastAsia="KB금융 본문체 Light" w:hAnsi="KB금융 본문체 Light" w:cs="KB금융 본문체 Light" w:hint="eastAsia"/>
+          <w:color w:val="000000" w:themeColor="text1"/>
+          <w:spacing w:val="-2"/>
+          <w:sz w:val="22"/>
+          <w:szCs w:val="22"/>
+        </w:rPr>
+        <w:t>양육상</w:t>
+      </w:r>
+      <w:r>
+        <w:rPr>
+          <w:rFonts w:ascii="KB금융 본문체 Light" w:eastAsia="KB금융 본문체 Light" w:hAnsi="KB금융 본문체 Light" w:cs="KB금융 본문체 Light"/>
+          <w:color w:val="000000" w:themeColor="text1"/>
+          <w:spacing w:val="-2"/>
+          <w:sz w:val="22"/>
+          <w:szCs w:val="22"/>
+        </w:rPr>
+        <w:t xml:space="preserve"> </w:t>
+      </w:r>
+      <w:r>
+        <w:rPr>
+          <w:rFonts w:ascii="KB금융 본문체 Light" w:eastAsia="KB금융 본문체 Light" w:hAnsi="KB금융 본문체 Light" w:cs="KB금융 본문체 Light" w:hint="eastAsia"/>
+          <w:color w:val="000000" w:themeColor="text1"/>
+          <w:spacing w:val="-2"/>
+          <w:sz w:val="22"/>
+          <w:szCs w:val="22"/>
+        </w:rPr>
+        <w:t>특별한</w:t>
+      </w:r>
+      <w:r>
+        <w:rPr>
+          <w:rFonts w:ascii="KB금융 본문체 Light" w:eastAsia="KB금융 본문체 Light" w:hAnsi="KB금융 본문체 Light" w:cs="KB금융 본문체 Light"/>
+          <w:color w:val="000000" w:themeColor="text1"/>
+          <w:spacing w:val="-2"/>
+          <w:sz w:val="22"/>
+          <w:szCs w:val="22"/>
+        </w:rPr>
+        <w:t xml:space="preserve"> </w:t>
+      </w:r>
+      <w:r>
+        <w:rPr>
+          <w:rFonts w:ascii="KB금융 본문체 Light" w:eastAsia="KB금융 본문체 Light" w:hAnsi="KB금융 본문체 Light" w:cs="KB금융 본문체 Light" w:hint="eastAsia"/>
+          <w:color w:val="000000" w:themeColor="text1"/>
+          <w:spacing w:val="-2"/>
+          <w:sz w:val="22"/>
+          <w:szCs w:val="22"/>
+        </w:rPr>
+        <w:t>사유가</w:t>
+      </w:r>
+      <w:r>
+        <w:rPr>
+          <w:rFonts w:ascii="KB금융 본문체 Light" w:eastAsia="KB금융 본문체 Light" w:hAnsi="KB금융 본문체 Light" w:cs="KB금융 본문체 Light"/>
+          <w:color w:val="000000" w:themeColor="text1"/>
+          <w:spacing w:val="-2"/>
+          <w:sz w:val="22"/>
+          <w:szCs w:val="22"/>
+        </w:rPr>
+        <w:t xml:space="preserve"> </w:t>
+      </w:r>
+      <w:r>
+        <w:rPr>
+          <w:rFonts w:ascii="KB금융 본문체 Light" w:eastAsia="KB금융 본문체 Light" w:hAnsi="KB금융 본문체 Light" w:cs="KB금융 본문체 Light" w:hint="eastAsia"/>
+          <w:color w:val="000000" w:themeColor="text1"/>
+          <w:spacing w:val="-2"/>
+          <w:sz w:val="22"/>
+          <w:szCs w:val="22"/>
+        </w:rPr>
+        <w:t>발생하여</w:t>
+      </w:r>
+      <w:r>
+        <w:rPr>
+          <w:rFonts w:ascii="KB금융 본문체 Light" w:eastAsia="KB금융 본문체 Light" w:hAnsi="KB금융 본문체 Light" w:cs="KB금융 본문체 Light"/>
+          <w:color w:val="000000" w:themeColor="text1"/>
+          <w:spacing w:val="-2"/>
+          <w:sz w:val="22"/>
+          <w:szCs w:val="22"/>
+        </w:rPr>
+        <w:t xml:space="preserve"> </w:t>
+      </w:r>
+      <w:r>
+        <w:rPr>
+          <w:rFonts w:ascii="KB금융 본문체 Light" w:eastAsia="KB금융 본문체 Light" w:hAnsi="KB금융 본문체 Light" w:cs="KB금융 본문체 Light" w:hint="eastAsia"/>
+          <w:color w:val="000000" w:themeColor="text1"/>
+          <w:spacing w:val="-2"/>
+          <w:sz w:val="22"/>
+          <w:szCs w:val="22"/>
+        </w:rPr>
+        <w:t>휴직을</w:t>
+      </w:r>
+      <w:r>
+        <w:rPr>
+          <w:rFonts w:ascii="KB금융 본문체 Light" w:eastAsia="KB금융 본문체 Light" w:hAnsi="KB금융 본문체 Light" w:cs="KB금융 본문체 Light"/>
+          <w:color w:val="000000" w:themeColor="text1"/>
+          <w:spacing w:val="-2"/>
+          <w:sz w:val="22"/>
+          <w:szCs w:val="22"/>
+        </w:rPr>
+        <w:t xml:space="preserve"> </w:t>
+      </w:r>
+      <w:r>
+        <w:rPr>
+          <w:rFonts w:ascii="KB금융 본문체 Light" w:eastAsia="KB금융 본문체 Light" w:hAnsi="KB금융 본문체 Light" w:cs="KB금융 본문체 Light" w:hint="eastAsia"/>
+          <w:color w:val="000000" w:themeColor="text1"/>
+          <w:spacing w:val="-2"/>
+          <w:sz w:val="22"/>
+          <w:szCs w:val="22"/>
+        </w:rPr>
+        <w:t>청원하는</w:t>
+      </w:r>
+      <w:r>
+        <w:rPr>
+          <w:rFonts w:ascii="KB금융 본문체 Light" w:eastAsia="KB금융 본문체 Light" w:hAnsi="KB금융 본문체 Light" w:cs="KB금융 본문체 Light"/>
+          <w:color w:val="000000" w:themeColor="text1"/>
+          <w:spacing w:val="-2"/>
+          <w:sz w:val="22"/>
+          <w:szCs w:val="22"/>
+        </w:rPr>
+        <w:t xml:space="preserve"> </w:t>
+      </w:r>
+      <w:r>
+        <w:rPr>
+          <w:rFonts w:ascii="KB금융 본문체 Light" w:eastAsia="KB금융 본문체 Light" w:hAnsi="KB금융 본문체 Light" w:cs="KB금융 본문체 Light" w:hint="eastAsia"/>
+          <w:color w:val="000000" w:themeColor="text1"/>
+          <w:spacing w:val="-2"/>
+          <w:sz w:val="22"/>
+          <w:szCs w:val="22"/>
+        </w:rPr>
+        <w:t>경우에</w:t>
+      </w:r>
+      <w:r>
+        <w:rPr>
+          <w:rFonts w:ascii="KB금융 본문체 Light" w:eastAsia="KB금융 본문체 Light" w:hAnsi="KB금융 본문체 Light" w:cs="KB금융 본문체 Light" w:hint="eastAsia"/>
+          <w:color w:val="000000" w:themeColor="text1"/>
+          <w:sz w:val="22"/>
+          <w:szCs w:val="22"/>
+        </w:rPr>
+        <w:t>는</w:t>
+      </w:r>
+      <w:r>
+        <w:rPr>
+          <w:rFonts w:ascii="KB금융 본문체 Light" w:eastAsia="KB금융 본문체 Light" w:hAnsi="KB금융 본문체 Light" w:cs="KB금융 본문체 Light" w:hint="eastAsia"/>
+          <w:color w:val="000000" w:themeColor="text1"/>
+          <w:sz w:val="22"/>
+          <w:szCs w:val="22"/>
+        </w:rPr>
+        <w:t xml:space="preserve"> </w:t>
+      </w:r>
+      <w:r>
+        <w:rPr>
+          <w:rFonts w:ascii="KB금융 본문체 Light" w:eastAsia="KB금융 본문체 Light" w:hAnsi="KB금융 본문체 Light" w:cs="KB금융 본문체 Light" w:hint="eastAsia"/>
+          <w:color w:val="000000" w:themeColor="text1"/>
+          <w:spacing w:val="-1"/>
+          <w:sz w:val="22"/>
+          <w:szCs w:val="22"/>
+        </w:rPr>
+        <w:t>제</w:t>
+      </w:r>
+      <w:r>
+        <w:rPr>
+          <w:rFonts w:ascii="KB금융 본문체 Light" w:eastAsia="KB금융 본문체 Light" w:hAnsi="KB금융 본문체 Light" w:cs="KB금융 본문체 Light"/>
+          <w:color w:val="000000" w:themeColor="text1"/>
+          <w:spacing w:val="-1"/>
+          <w:sz w:val="22"/>
+          <w:szCs w:val="22"/>
+        </w:rPr>
+        <w:t>1</w:t>
+      </w:r>
+      <w:r>
+        <w:rPr>
+          <w:rFonts w:ascii="KB금융 본문체 Light" w:eastAsia="KB금융 본문체 Light" w:hAnsi="KB금융 본문체 Light" w:cs="KB금융 본문체 Light" w:hint="eastAsia"/>
+          <w:color w:val="000000" w:themeColor="text1"/>
+          <w:spacing w:val="-1"/>
+          <w:sz w:val="22"/>
+          <w:szCs w:val="22"/>
+        </w:rPr>
+        <w:t>항의</w:t>
+      </w:r>
+      <w:r>
+        <w:rPr>
+          <w:rFonts w:ascii="KB금융 본문체 Light" w:eastAsia="KB금융 본문체 Light" w:hAnsi="KB금융 본문체 Light" w:cs="KB금융 본문체 Light"/>
+          <w:color w:val="000000" w:themeColor="text1"/>
+          <w:spacing w:val="-1"/>
+          <w:sz w:val="22"/>
+          <w:szCs w:val="22"/>
+        </w:rPr>
+        <w:t xml:space="preserve"> </w:t>
+      </w:r>
+      <w:r>
+        <w:rPr>
+          <w:rFonts w:ascii="KB금융 본문체 Light" w:eastAsia="KB금융 본문체 Light" w:hAnsi="KB금융 본문체 Light" w:cs="KB금융 본문체 Light" w:hint="eastAsia"/>
+          <w:color w:val="000000" w:themeColor="text1"/>
+          <w:spacing w:val="-1"/>
+          <w:sz w:val="22"/>
+          <w:szCs w:val="22"/>
+        </w:rPr>
+        <w:t>단서규정에</w:t>
+      </w:r>
+      <w:r>
+        <w:rPr>
+          <w:rFonts w:ascii="KB금융 본문체 Light" w:eastAsia="KB금융 본문체 Light" w:hAnsi="KB금융 본문체 Light" w:cs="KB금융 본문체 Light"/>
+          <w:color w:val="000000" w:themeColor="text1"/>
+          <w:spacing w:val="-1"/>
+          <w:sz w:val="22"/>
+          <w:szCs w:val="22"/>
+        </w:rPr>
+        <w:t xml:space="preserve"> </w:t>
+      </w:r>
+      <w:r>
+        <w:rPr>
+          <w:rFonts w:ascii="KB금융 본문체 Light" w:eastAsia="KB금융 본문체 Light" w:hAnsi="KB금융 본문체 Light" w:cs="KB금융 본문체 Light" w:hint="eastAsia"/>
+          <w:color w:val="000000" w:themeColor="text1"/>
+          <w:spacing w:val="-1"/>
+          <w:sz w:val="22"/>
+          <w:szCs w:val="22"/>
+        </w:rPr>
+        <w:t>불구하고</w:t>
+      </w:r>
+      <w:r>
+        <w:rPr>
+          <w:rFonts w:ascii="KB금융 본문체 Light" w:eastAsia="KB금융 본문체 Light" w:hAnsi="KB금융 본문체 Light" w:cs="KB금융 본문체 Light"/>
+          <w:color w:val="000000" w:themeColor="text1"/>
+          <w:spacing w:val="-1"/>
+          <w:sz w:val="22"/>
+          <w:szCs w:val="22"/>
+        </w:rPr>
+        <w:t xml:space="preserve"> </w:t>
+      </w:r>
+      <w:r>
+        <w:rPr>
+          <w:rFonts w:ascii="KB금융 본문체 Light" w:eastAsia="KB금융 본문체 Light" w:hAnsi="KB금융 본문체 Light" w:cs="KB금융 본문체 Light" w:hint="eastAsia"/>
+          <w:color w:val="000000" w:themeColor="text1"/>
+          <w:spacing w:val="-1"/>
+          <w:sz w:val="22"/>
+          <w:szCs w:val="22"/>
+        </w:rPr>
+        <w:t>의사의</w:t>
+      </w:r>
+      <w:r>
+        <w:rPr>
+          <w:rFonts w:ascii="KB금융 본문체 Light" w:eastAsia="KB금융 본문체 Light" w:hAnsi="KB금융 본문체 Light" w:cs="KB금융 본문체 Light"/>
+          <w:color w:val="000000" w:themeColor="text1"/>
+          <w:spacing w:val="-1"/>
+          <w:sz w:val="22"/>
+          <w:szCs w:val="22"/>
+        </w:rPr>
+        <w:t xml:space="preserve"> </w:t>
+      </w:r>
+      <w:r>
+        <w:rPr>
+          <w:rFonts w:ascii="KB금융 본문체 Light" w:eastAsia="KB금융 본문체 Light" w:hAnsi="KB금융 본문체 Light" w:cs="KB금융 본문체 Light" w:hint="eastAsia"/>
+          <w:color w:val="000000" w:themeColor="text1"/>
+          <w:spacing w:val="-1"/>
+          <w:sz w:val="22"/>
+          <w:szCs w:val="22"/>
+        </w:rPr>
+        <w:t>소견서</w:t>
+      </w:r>
+      <w:r>
+        <w:rPr>
+          <w:rFonts w:ascii="KB금융 본문체 Light" w:eastAsia="KB금융 본문체 Light" w:hAnsi="KB금융 본문체 Light" w:cs="KB금융 본문체 Light"/>
+          <w:color w:val="000000" w:themeColor="text1"/>
+          <w:spacing w:val="-1"/>
+          <w:sz w:val="22"/>
+          <w:szCs w:val="22"/>
+        </w:rPr>
+        <w:t xml:space="preserve"> </w:t>
+      </w:r>
+      <w:r>
+        <w:rPr>
+          <w:rFonts w:ascii="KB금융 본문체 Light" w:eastAsia="KB금융 본문체 Light" w:hAnsi="KB금융 본문체 Light" w:cs="KB금융 본문체 Light" w:hint="eastAsia"/>
+          <w:color w:val="000000" w:themeColor="text1"/>
+          <w:spacing w:val="-1"/>
+          <w:sz w:val="22"/>
+          <w:szCs w:val="22"/>
+        </w:rPr>
+        <w:t>등</w:t>
+      </w:r>
+      <w:r>
+        <w:rPr>
+          <w:rFonts w:ascii="KB금융 본문체 Light" w:eastAsia="KB금융 본문체 Light" w:hAnsi="KB금융 본문체 Light" w:cs="KB금융 본문체 Light"/>
+          <w:color w:val="000000" w:themeColor="text1"/>
+          <w:spacing w:val="-1"/>
+          <w:sz w:val="22"/>
+          <w:szCs w:val="22"/>
+        </w:rPr>
+        <w:t xml:space="preserve"> </w:t>
+      </w:r>
+      <w:r>
+        <w:rPr>
+          <w:rFonts w:ascii="KB금융 본문체 Light" w:eastAsia="KB금융 본문체 Light" w:hAnsi="KB금융 본문체 Light" w:cs="KB금융 본문체 Light" w:hint="eastAsia"/>
+          <w:color w:val="000000" w:themeColor="text1"/>
+          <w:spacing w:val="-1"/>
+          <w:sz w:val="22"/>
+          <w:szCs w:val="22"/>
+        </w:rPr>
+        <w:t>객관적</w:t>
+      </w:r>
+      <w:r>
+        <w:rPr>
+          <w:rFonts w:ascii="KB금융 본문체 Light" w:eastAsia="KB금융 본문체 Light" w:hAnsi="KB금융 본문체 Light" w:cs="KB금융 본문체 Light"/>
+          <w:color w:val="000000" w:themeColor="text1"/>
+          <w:spacing w:val="-1"/>
+          <w:sz w:val="22"/>
+          <w:szCs w:val="22"/>
+        </w:rPr>
+        <w:t xml:space="preserve"> </w:t>
+      </w:r>
+      <w:r>
+        <w:rPr>
+          <w:rFonts w:ascii="KB금융 본문체 Light" w:eastAsia="KB금융 본문체 Light" w:hAnsi="KB금융 본문체 Light" w:cs="KB금융 본문체 Light" w:hint="eastAsia"/>
+          <w:color w:val="000000" w:themeColor="text1"/>
+          <w:spacing w:val="-1"/>
+          <w:sz w:val="22"/>
+          <w:szCs w:val="22"/>
+        </w:rPr>
+        <w:t>증거자료에</w:t>
+      </w:r>
+      <w:r>
+        <w:rPr>
+          <w:rFonts w:ascii="KB금융 본문체 Light" w:eastAsia="KB금융 본문체 Light" w:hAnsi="KB금융 본문체 Light" w:cs="KB금융 본문체 Light"/>
+          <w:color w:val="000000" w:themeColor="text1"/>
+          <w:spacing w:val="-1"/>
+          <w:sz w:val="22"/>
+          <w:szCs w:val="22"/>
+        </w:rPr>
+        <w:t xml:space="preserve"> </w:t>
+      </w:r>
+      <w:r>
+        <w:rPr>
+          <w:rFonts w:ascii="KB금융 본문체 Light" w:eastAsia="KB금융 본문체 Light" w:hAnsi="KB금융 본문체 Light" w:cs="KB금융 본문체 Light" w:hint="eastAsia"/>
+          <w:color w:val="000000" w:themeColor="text1"/>
+          <w:spacing w:val="-1"/>
+          <w:sz w:val="22"/>
+          <w:szCs w:val="22"/>
+        </w:rPr>
+        <w:t>의거</w:t>
+      </w:r>
+      <w:r>
+        <w:rPr>
+          <w:rFonts w:ascii="KB금융 본문체 Light" w:eastAsia="KB금융 본문체 Light" w:hAnsi="KB금융 본문체 Light" w:cs="KB금융 본문체 Light"/>
+          <w:color w:val="000000" w:themeColor="text1"/>
+          <w:spacing w:val="-1"/>
+          <w:sz w:val="22"/>
+          <w:szCs w:val="22"/>
+        </w:rPr>
+        <w:t xml:space="preserve"> 1</w:t>
+      </w:r>
+      <w:r>
+        <w:rPr>
+          <w:rFonts w:ascii="KB금융 본문체 Light" w:eastAsia="KB금융 본문체 Light" w:hAnsi="KB금융 본문체 Light" w:cs="KB금융 본문체 Light" w:hint="eastAsia"/>
+          <w:color w:val="000000" w:themeColor="text1"/>
+          <w:spacing w:val="-1"/>
+          <w:sz w:val="22"/>
+          <w:szCs w:val="22"/>
+        </w:rPr>
+        <w:t>회에</w:t>
+      </w:r>
+      <w:r>
+        <w:rPr>
+          <w:rFonts w:ascii="KB금융 본문체 Light" w:eastAsia="KB금융 본문체 Light" w:hAnsi="KB금융 본문체 Light" w:cs="KB금융 본문체 Light"/>
+          <w:color w:val="000000" w:themeColor="text1"/>
+          <w:spacing w:val="-1"/>
+          <w:sz w:val="22"/>
+          <w:szCs w:val="22"/>
+        </w:rPr>
+        <w:t xml:space="preserve"> </w:t>
+      </w:r>
+      <w:r>
+        <w:rPr>
+          <w:rFonts w:ascii="KB금융 본문체 Light" w:eastAsia="KB금융 본문체 Light" w:hAnsi="KB금융 본문체 Light" w:cs="KB금융 본문체 Light" w:hint="eastAsia"/>
+          <w:color w:val="000000" w:themeColor="text1"/>
+          <w:spacing w:val="-1"/>
+          <w:sz w:val="22"/>
+          <w:szCs w:val="22"/>
+        </w:rPr>
+        <w:t>한하여</w:t>
+      </w:r>
+      <w:r>
+        <w:rPr>
+          <w:rFonts w:ascii="KB금융 본문체 Light" w:eastAsia="KB금융 본문체 Light" w:hAnsi="KB금융 본문체 Light" w:cs="KB금융 본문체 Light" w:hint="eastAsia"/>
+          <w:color w:val="000000" w:themeColor="text1"/>
+          <w:spacing w:val="-1"/>
+          <w:sz w:val="22"/>
+          <w:szCs w:val="22"/>
+        </w:rPr>
+        <w:t xml:space="preserve"> 육</w:t>
+      </w:r>
+      <w:r>
+        <w:rPr>
+          <w:rFonts w:ascii="KB금융 본문체 Light" w:eastAsia="KB금융 본문체 Light" w:hAnsi="KB금융 본문체 Light" w:cs="KB금융 본문체 Light" w:hint="eastAsia"/>
+          <w:color w:val="000000" w:themeColor="text1"/>
+          <w:sz w:val="22"/>
+          <w:szCs w:val="22"/>
+        </w:rPr>
+        <w:t>아</w:t>
+      </w:r>
+      <w:r>
+        <w:rPr>
+          <w:rFonts w:ascii="KB금융 본문체 Light" w:eastAsia="KB금융 본문체 Light" w:hAnsi="KB금융 본문체 Light" w:cs="KB금융 본문체 Light" w:hint="eastAsia"/>
+          <w:color w:val="000000" w:themeColor="text1"/>
+          <w:spacing w:val="-4"/>
+          <w:sz w:val="22"/>
+          <w:szCs w:val="22"/>
+        </w:rPr>
+        <w:t>휴직을</w:t>
+      </w:r>
+      <w:r>
+        <w:rPr>
+          <w:rFonts w:ascii="KB금융 본문체 Light" w:eastAsia="KB금융 본문체 Light" w:hAnsi="KB금융 본문체 Light" w:cs="KB금융 본문체 Light"/>
+          <w:color w:val="000000" w:themeColor="text1"/>
+          <w:spacing w:val="-4"/>
+          <w:sz w:val="22"/>
+          <w:szCs w:val="22"/>
+        </w:rPr>
+        <w:t xml:space="preserve"> </w:t>
+      </w:r>
+      <w:r>
+        <w:rPr>
+          <w:rFonts w:ascii="KB금융 본문체 Light" w:eastAsia="KB금융 본문체 Light" w:hAnsi="KB금융 본문체 Light" w:cs="KB금융 본문체 Light" w:hint="eastAsia"/>
+          <w:color w:val="000000" w:themeColor="text1"/>
+          <w:spacing w:val="-4"/>
+          <w:sz w:val="22"/>
+          <w:szCs w:val="22"/>
+        </w:rPr>
+        <w:t>허가할</w:t>
+      </w:r>
+      <w:r>
+        <w:rPr>
+          <w:rFonts w:ascii="KB금융 본문체 Light" w:eastAsia="KB금융 본문체 Light" w:hAnsi="KB금융 본문체 Light" w:cs="KB금융 본문체 Light"/>
+          <w:color w:val="000000" w:themeColor="text1"/>
+          <w:spacing w:val="-4"/>
+          <w:sz w:val="22"/>
+          <w:szCs w:val="22"/>
+        </w:rPr>
+        <w:t xml:space="preserve"> </w:t>
+      </w:r>
+      <w:r>
+        <w:rPr>
+          <w:rFonts w:ascii="KB금융 본문체 Light" w:eastAsia="KB금융 본문체 Light" w:hAnsi="KB금융 본문체 Light" w:cs="KB금융 본문체 Light" w:hint="eastAsia"/>
+          <w:color w:val="000000" w:themeColor="text1"/>
+          <w:spacing w:val="-4"/>
+          <w:sz w:val="22"/>
+          <w:szCs w:val="22"/>
+        </w:rPr>
+        <w:t>수</w:t>
+      </w:r>
+      <w:r>
+        <w:rPr>
+          <w:rFonts w:ascii="KB금융 본문체 Light" w:eastAsia="KB금융 본문체 Light" w:hAnsi="KB금융 본문체 Light" w:cs="KB금융 본문체 Light"/>
+          <w:color w:val="000000" w:themeColor="text1"/>
+          <w:spacing w:val="-4"/>
+          <w:sz w:val="22"/>
+          <w:szCs w:val="22"/>
+        </w:rPr>
+        <w:t xml:space="preserve"> </w:t>
+      </w:r>
+      <w:r>
+        <w:rPr>
+          <w:rFonts w:ascii="KB금융 본문체 Light" w:eastAsia="KB금융 본문체 Light" w:hAnsi="KB금융 본문체 Light" w:cs="KB금융 본문체 Light" w:hint="eastAsia"/>
+          <w:color w:val="000000" w:themeColor="text1"/>
+          <w:spacing w:val="-4"/>
+          <w:sz w:val="22"/>
+          <w:szCs w:val="22"/>
+        </w:rPr>
+        <w:t>있다</w:t>
+      </w:r>
+      <w:r>
+        <w:rPr>
+          <w:rFonts w:ascii="KB금융 본문체 Light" w:eastAsia="KB금융 본문체 Light" w:hAnsi="KB금융 본문체 Light" w:cs="KB금융 본문체 Light"/>
+          <w:color w:val="000000" w:themeColor="text1"/>
+          <w:spacing w:val="-4"/>
+          <w:sz w:val="22"/>
+          <w:szCs w:val="22"/>
+        </w:rPr>
+        <w:t xml:space="preserve">. </w:t>
+      </w:r>
+      <w:r>
+        <w:rPr>
+          <w:rFonts w:ascii="KB금융 본문체 Light" w:eastAsia="KB금융 본문체 Light" w:hAnsi="KB금융 본문체 Light" w:cs="KB금융 본문체 Light" w:hint="eastAsia"/>
+          <w:color w:val="000000" w:themeColor="text1"/>
+          <w:spacing w:val="-4"/>
+          <w:sz w:val="22"/>
+          <w:szCs w:val="22"/>
+        </w:rPr>
+        <w:t>이</w:t>
+      </w:r>
+      <w:r>
+        <w:rPr>
+          <w:rFonts w:ascii="KB금융 본문체 Light" w:eastAsia="KB금융 본문체 Light" w:hAnsi="KB금융 본문체 Light" w:cs="KB금융 본문체 Light"/>
+          <w:color w:val="000000" w:themeColor="text1"/>
+          <w:spacing w:val="-4"/>
+          <w:sz w:val="22"/>
+          <w:szCs w:val="22"/>
+        </w:rPr>
+        <w:t xml:space="preserve"> </w:t>
+      </w:r>
+      <w:r>
+        <w:rPr>
+          <w:rFonts w:ascii="KB금융 본문체 Light" w:eastAsia="KB금융 본문체 Light" w:hAnsi="KB금융 본문체 Light" w:cs="KB금융 본문체 Light" w:hint="eastAsia"/>
+          <w:color w:val="000000" w:themeColor="text1"/>
+          <w:spacing w:val="-4"/>
+          <w:sz w:val="22"/>
+          <w:szCs w:val="22"/>
+        </w:rPr>
+        <w:t>경우에도</w:t>
+      </w:r>
+      <w:r>
+        <w:rPr>
+          <w:rFonts w:ascii="KB금융 본문체 Light" w:eastAsia="KB금융 본문체 Light" w:hAnsi="KB금융 본문체 Light" w:cs="KB금융 본문체 Light"/>
+          <w:color w:val="000000" w:themeColor="text1"/>
+          <w:spacing w:val="-4"/>
+          <w:sz w:val="22"/>
+          <w:szCs w:val="22"/>
+        </w:rPr>
+        <w:t xml:space="preserve"> </w:t>
+      </w:r>
+      <w:r>
+        <w:rPr>
+          <w:rFonts w:ascii="KB금융 본문체 Light" w:eastAsia="KB금융 본문체 Light" w:hAnsi="KB금융 본문체 Light" w:cs="KB금융 본문체 Light" w:hint="eastAsia"/>
+          <w:color w:val="000000" w:themeColor="text1"/>
+          <w:spacing w:val="-4"/>
           <w:sz w:val="22"/>
           <w:szCs w:val="22"/>
         </w:rPr>
@@ -12050,310 +12938,98 @@
         <w:rPr>
           <w:rFonts w:ascii="KB금융 본문체 Light" w:eastAsia="KB금융 본문체 Light" w:hAnsi="KB금융 본문체 Light" w:cs="KB금융 본문체 Light"/>
           <w:color w:val="000000" w:themeColor="text1"/>
-          <w:spacing w:val="2"/>
-          <w:sz w:val="22"/>
-          <w:szCs w:val="22"/>
-        </w:rPr>
-        <w:t xml:space="preserve"> </w:t>
-      </w:r>
-      <w:r>
-        <w:rPr>
-          <w:rFonts w:ascii="KB금융 본문체 Light" w:eastAsia="KB금융 본문체 Light" w:hAnsi="KB금융 본문체 Light" w:cs="KB금융 본문체 Light" w:hint="eastAsia"/>
-          <w:color w:val="000000" w:themeColor="text1"/>
-          <w:spacing w:val="2"/>
-          <w:sz w:val="22"/>
-          <w:szCs w:val="22"/>
-        </w:rPr>
-        <w:t>출산</w:t>
-      </w:r>
-      <w:r>
-        <w:rPr>
-          <w:rFonts w:ascii="KB금융 본문체 Light" w:eastAsia="KB금융 본문체 Light" w:hAnsi="KB금융 본문체 Light" w:cs="KB금융 본문체 Light" w:hint="eastAsia"/>
-          <w:color w:val="000000" w:themeColor="text1"/>
-          <w:spacing w:val="2"/>
-          <w:sz w:val="22"/>
-          <w:szCs w:val="22"/>
-        </w:rPr>
-        <w:t xml:space="preserve"> </w:t>
-      </w:r>
-      <w:r>
-        <w:rPr>
-          <w:rFonts w:ascii="KB금융 본문체 Light" w:eastAsia="KB금융 본문체 Light" w:hAnsi="KB금융 본문체 Light" w:cs="KB금융 본문체 Light" w:hint="eastAsia"/>
-          <w:color w:val="000000" w:themeColor="text1"/>
-          <w:spacing w:val="2"/>
-          <w:sz w:val="22"/>
-          <w:szCs w:val="22"/>
-        </w:rPr>
-        <w:t>후</w:t>
-      </w:r>
-      <w:r>
-        <w:rPr>
-          <w:rFonts w:ascii="KB금융 본문체 Light" w:eastAsia="KB금융 본문체 Light" w:hAnsi="KB금융 본문체 Light" w:cs="KB금융 본문체 Light"/>
-          <w:color w:val="000000" w:themeColor="text1"/>
-          <w:spacing w:val="2"/>
-          <w:sz w:val="22"/>
-          <w:szCs w:val="22"/>
-        </w:rPr>
-        <w:t xml:space="preserve"> 45</w:t>
-      </w:r>
-      <w:r>
-        <w:rPr>
-          <w:rFonts w:ascii="KB금융 본문체 Light" w:eastAsia="KB금융 본문체 Light" w:hAnsi="KB금융 본문체 Light" w:cs="KB금융 본문체 Light" w:hint="eastAsia"/>
-          <w:color w:val="000000" w:themeColor="text1"/>
-          <w:spacing w:val="2"/>
-          <w:sz w:val="22"/>
-          <w:szCs w:val="22"/>
-        </w:rPr>
-        <w:t>일</w:t>
-      </w:r>
-      <w:r>
-        <w:rPr>
-          <w:rFonts w:ascii="KB금융 본문체 Light" w:eastAsia="KB금융 본문체 Light" w:hAnsi="KB금융 본문체 Light" w:cs="KB금융 본문체 Light" w:hint="eastAsia"/>
-          <w:color w:val="000000" w:themeColor="text1"/>
-          <w:spacing w:val="2"/>
-          <w:sz w:val="22"/>
-          <w:szCs w:val="22"/>
-        </w:rPr>
-        <w:t xml:space="preserve"> </w:t>
-      </w:r>
-      <w:r>
-        <w:rPr>
-          <w:rFonts w:ascii="KB금융 본문체 Light" w:eastAsia="KB금융 본문체 Light" w:hAnsi="KB금융 본문체 Light" w:cs="KB금융 본문체 Light" w:hint="eastAsia"/>
-          <w:color w:val="000000" w:themeColor="text1"/>
-          <w:spacing w:val="2"/>
-          <w:sz w:val="22"/>
-          <w:szCs w:val="22"/>
-        </w:rPr>
-        <w:t>이상이</w:t>
-      </w:r>
-      <w:r>
-        <w:rPr>
-          <w:rFonts w:ascii="KB금융 본문체 Light" w:eastAsia="KB금융 본문체 Light" w:hAnsi="KB금융 본문체 Light" w:cs="KB금융 본문체 Light"/>
-          <w:color w:val="000000" w:themeColor="text1"/>
-          <w:spacing w:val="2"/>
-          <w:sz w:val="22"/>
-          <w:szCs w:val="22"/>
-        </w:rPr>
-        <w:t xml:space="preserve"> </w:t>
-      </w:r>
-      <w:r>
-        <w:rPr>
-          <w:rFonts w:ascii="KB금융 본문체 Light" w:eastAsia="KB금융 본문체 Light" w:hAnsi="KB금융 본문체 Light" w:cs="KB금융 본문체 Light" w:hint="eastAsia"/>
-          <w:color w:val="000000" w:themeColor="text1"/>
-          <w:spacing w:val="2"/>
-          <w:sz w:val="22"/>
-          <w:szCs w:val="22"/>
-        </w:rPr>
-        <w:t>확보되도록</w:t>
-      </w:r>
-      <w:r>
-        <w:rPr>
-          <w:rFonts w:ascii="KB금융 본문체 Light" w:eastAsia="KB금융 본문체 Light" w:hAnsi="KB금융 본문체 Light" w:cs="KB금융 본문체 Light"/>
-          <w:color w:val="000000" w:themeColor="text1"/>
-          <w:spacing w:val="2"/>
-          <w:sz w:val="22"/>
-          <w:szCs w:val="22"/>
-        </w:rPr>
-        <w:t xml:space="preserve"> </w:t>
-      </w:r>
-      <w:r>
-        <w:rPr>
-          <w:rFonts w:ascii="KB금융 본문체 Light" w:eastAsia="KB금융 본문체 Light" w:hAnsi="KB금융 본문체 Light" w:cs="KB금융 본문체 Light" w:hint="eastAsia"/>
-          <w:color w:val="000000" w:themeColor="text1"/>
-          <w:spacing w:val="2"/>
-          <w:sz w:val="22"/>
-          <w:szCs w:val="22"/>
-        </w:rPr>
-        <w:t>신청하여야</w:t>
-      </w:r>
-      <w:r>
-        <w:rPr>
-          <w:rFonts w:ascii="KB금융 본문체 Light" w:eastAsia="KB금융 본문체 Light" w:hAnsi="KB금융 본문체 Light" w:cs="KB금융 본문체 Light"/>
-          <w:color w:val="000000" w:themeColor="text1"/>
-          <w:spacing w:val="2"/>
-          <w:sz w:val="22"/>
-          <w:szCs w:val="22"/>
-        </w:rPr>
-        <w:t xml:space="preserve"> </w:t>
-      </w:r>
-      <w:r>
-        <w:rPr>
-          <w:rFonts w:ascii="KB금융 본문체 Light" w:eastAsia="KB금융 본문체 Light" w:hAnsi="KB금융 본문체 Light" w:cs="KB금융 본문체 Light" w:hint="eastAsia"/>
-          <w:color w:val="000000" w:themeColor="text1"/>
-          <w:spacing w:val="2"/>
-          <w:sz w:val="22"/>
-          <w:szCs w:val="22"/>
-        </w:rPr>
-        <w:t>하며</w:t>
-      </w:r>
-      <w:r>
-        <w:rPr>
-          <w:rFonts w:ascii="KB금융 본문체 Light" w:eastAsia="KB금융 본문체 Light" w:hAnsi="KB금융 본문체 Light" w:cs="KB금융 본문체 Light"/>
-          <w:color w:val="000000" w:themeColor="text1"/>
-          <w:spacing w:val="2"/>
-          <w:sz w:val="22"/>
-          <w:szCs w:val="22"/>
-        </w:rPr>
-        <w:t xml:space="preserve">, </w:t>
-      </w:r>
-      <w:r>
-        <w:rPr>
-          <w:rFonts w:ascii="KB금융 본문체 Light" w:eastAsia="KB금융 본문체 Light" w:hAnsi="KB금융 본문체 Light" w:cs="KB금융 본문체 Light" w:hint="eastAsia"/>
-          <w:color w:val="000000" w:themeColor="text1"/>
-          <w:spacing w:val="2"/>
-          <w:sz w:val="22"/>
-          <w:szCs w:val="22"/>
-        </w:rPr>
-        <w:t>이</w:t>
-      </w:r>
-      <w:r>
-        <w:rPr>
-          <w:rFonts w:ascii="KB금융 본문체 Light" w:eastAsia="KB금융 본문체 Light" w:hAnsi="KB금융 본문체 Light" w:cs="KB금융 본문체 Light"/>
-          <w:color w:val="000000" w:themeColor="text1"/>
-          <w:spacing w:val="2"/>
-          <w:sz w:val="22"/>
-          <w:szCs w:val="22"/>
-        </w:rPr>
-        <w:t xml:space="preserve"> </w:t>
-      </w:r>
-      <w:r>
-        <w:rPr>
-          <w:rFonts w:ascii="KB금융 본문체 Light" w:eastAsia="KB금융 본문체 Light" w:hAnsi="KB금융 본문체 Light" w:cs="KB금융 본문체 Light" w:hint="eastAsia"/>
-          <w:color w:val="000000" w:themeColor="text1"/>
-          <w:spacing w:val="2"/>
-          <w:sz w:val="22"/>
-          <w:szCs w:val="22"/>
-        </w:rPr>
-        <w:t>기간은</w:t>
-      </w:r>
-      <w:r>
-        <w:rPr>
-          <w:rFonts w:ascii="KB금융 본문체 Light" w:eastAsia="KB금융 본문체 Light" w:hAnsi="KB금융 본문체 Light" w:cs="KB금융 본문체 Light" w:hint="eastAsia"/>
-          <w:color w:val="000000" w:themeColor="text1"/>
-          <w:spacing w:val="2"/>
-          <w:sz w:val="22"/>
-          <w:szCs w:val="22"/>
-        </w:rPr>
-        <w:t xml:space="preserve"> </w:t>
-      </w:r>
-      <w:r>
-        <w:rPr>
-          <w:rFonts w:ascii="KB금융 본문체 Light" w:eastAsia="KB금융 본문체 Light" w:hAnsi="KB금융 본문체 Light" w:cs="KB금융 본문체 Light" w:hint="eastAsia"/>
-          <w:color w:val="000000" w:themeColor="text1"/>
-          <w:spacing w:val="2"/>
-          <w:sz w:val="22"/>
-          <w:szCs w:val="22"/>
-        </w:rPr>
-        <w:t>『근로기준법』상의</w:t>
-      </w:r>
-      <w:r>
-        <w:rPr>
-          <w:rFonts w:ascii="KB금융 본문체 Light" w:eastAsia="KB금융 본문체 Light" w:hAnsi="KB금융 본문체 Light" w:cs="KB금융 본문체 Light" w:hint="eastAsia"/>
-          <w:color w:val="000000" w:themeColor="text1"/>
-          <w:sz w:val="22"/>
-          <w:szCs w:val="22"/>
-        </w:rPr>
-      </w:r>
-      <w:r>
-        <w:rPr>
-          <w:rFonts w:ascii="KB금융 본문체 Light" w:eastAsia="KB금융 본문체 Light" w:hAnsi="KB금융 본문체 Light" w:cs="KB금융 본문체 Light"/>
-          <w:color w:val="000000" w:themeColor="text1"/>
-          <w:sz w:val="22"/>
-          <w:szCs w:val="22"/>
-        </w:rPr>
-        <w:t xml:space="preserve"> </w:t>
-      </w:r>
-      <w:proofErr w:type="spellStart"/>
-      <w:r>
-        <w:rPr>
-          <w:rFonts w:ascii="KB금융 본문체 Light" w:eastAsia="KB금융 본문체 Light" w:hAnsi="KB금융 본문체 Light" w:cs="KB금융 본문체 Light" w:hint="eastAsia"/>
-          <w:color w:val="000000" w:themeColor="text1"/>
-          <w:sz w:val="22"/>
-          <w:szCs w:val="22"/>
-        </w:rPr>
-        <w:t>출산전</w:t>
-      </w:r>
-      <w:r>
-        <w:rPr>
-          <w:rFonts w:ascii="KB금융 본문체 Light" w:eastAsia="KB금융 본문체 Light" w:hAnsi="KB금융 본문체 Light" w:cs="KB금융 본문체 Light" w:hint="eastAsia"/>
-          <w:color w:val="000000" w:themeColor="text1"/>
-          <w:sz w:val="22"/>
-          <w:szCs w:val="22"/>
-        </w:rPr>
-        <w:t>후</w:t>
-      </w:r>
-      <w:proofErr w:type="spellEnd"/>
-      <w:r>
-        <w:rPr>
-          <w:rFonts w:ascii="KB금융 본문체 Light" w:eastAsia="KB금융 본문체 Light" w:hAnsi="KB금융 본문체 Light" w:cs="KB금융 본문체 Light" w:hint="eastAsia"/>
-          <w:color w:val="000000" w:themeColor="text1"/>
-          <w:sz w:val="22"/>
-          <w:szCs w:val="22"/>
-        </w:rPr>
-        <w:t xml:space="preserve"> </w:t>
-      </w:r>
-      <w:r>
-        <w:rPr>
-          <w:rFonts w:ascii="KB금융 본문체 Light" w:eastAsia="KB금융 본문체 Light" w:hAnsi="KB금융 본문체 Light" w:cs="KB금융 본문체 Light" w:hint="eastAsia"/>
-          <w:color w:val="000000" w:themeColor="text1"/>
-          <w:sz w:val="22"/>
-          <w:szCs w:val="22"/>
-        </w:rPr>
-        <w:t>휴가기간에</w:t>
-      </w:r>
-      <w:r>
-        <w:rPr>
-          <w:rFonts w:ascii="KB금융 본문체 Light" w:eastAsia="KB금융 본문체 Light" w:hAnsi="KB금융 본문체 Light" w:cs="KB금융 본문체 Light"/>
-          <w:color w:val="000000" w:themeColor="text1"/>
-          <w:sz w:val="22"/>
-          <w:szCs w:val="22"/>
-        </w:rPr>
-        <w:t xml:space="preserve"> </w:t>
-      </w:r>
-      <w:r>
-        <w:rPr>
-          <w:rFonts w:ascii="KB금융 본문체 Light" w:eastAsia="KB금융 본문체 Light" w:hAnsi="KB금융 본문체 Light" w:cs="KB금융 본문체 Light" w:hint="eastAsia"/>
-          <w:color w:val="000000" w:themeColor="text1"/>
-          <w:sz w:val="22"/>
-          <w:szCs w:val="22"/>
-        </w:rPr>
-        <w:t>갈음하는</w:t>
-      </w:r>
-      <w:r>
-        <w:rPr>
-          <w:rFonts w:ascii="KB금융 본문체 Light" w:eastAsia="KB금융 본문체 Light" w:hAnsi="KB금융 본문체 Light" w:cs="KB금융 본문체 Light"/>
-          <w:color w:val="000000" w:themeColor="text1"/>
-          <w:sz w:val="22"/>
-          <w:szCs w:val="22"/>
-        </w:rPr>
-        <w:t xml:space="preserve"> </w:t>
-      </w:r>
-      <w:r>
-        <w:rPr>
-          <w:rFonts w:ascii="KB금융 본문체 Light" w:eastAsia="KB금융 본문체 Light" w:hAnsi="KB금융 본문체 Light" w:cs="KB금융 본문체 Light" w:hint="eastAsia"/>
-          <w:color w:val="000000" w:themeColor="text1"/>
-          <w:sz w:val="22"/>
-          <w:szCs w:val="22"/>
-        </w:rPr>
-        <w:t>것으로</w:t>
-      </w:r>
-      <w:r>
-        <w:rPr>
-          <w:rFonts w:ascii="KB금융 본문체 Light" w:eastAsia="KB금융 본문체 Light" w:hAnsi="KB금융 본문체 Light" w:cs="KB금융 본문체 Light"/>
-          <w:color w:val="000000" w:themeColor="text1"/>
-          <w:sz w:val="22"/>
-          <w:szCs w:val="22"/>
-        </w:rPr>
-        <w:t xml:space="preserve"> </w:t>
-      </w:r>
-      <w:r>
-        <w:rPr>
-          <w:rFonts w:ascii="KB금융 본문체 Light" w:eastAsia="KB금융 본문체 Light" w:hAnsi="KB금융 본문체 Light" w:cs="KB금융 본문체 Light" w:hint="eastAsia"/>
-          <w:color w:val="000000" w:themeColor="text1"/>
-          <w:sz w:val="22"/>
-          <w:szCs w:val="22"/>
-        </w:rPr>
-        <w:t>본다</w:t>
+          <w:spacing w:val="-4"/>
+          <w:sz w:val="22"/>
+          <w:szCs w:val="22"/>
+        </w:rPr>
+        <w:t xml:space="preserve"> </w:t>
+      </w:r>
+      <w:r>
+        <w:rPr>
+          <w:rFonts w:ascii="KB금융 본문체 Light" w:eastAsia="KB금융 본문체 Light" w:hAnsi="KB금융 본문체 Light" w:cs="KB금융 본문체 Light" w:hint="eastAsia"/>
+          <w:color w:val="000000" w:themeColor="text1"/>
+          <w:spacing w:val="-4"/>
+          <w:sz w:val="22"/>
+          <w:szCs w:val="22"/>
+        </w:rPr>
+        <w:t>출산전후</w:t>
+      </w:r>
+      <w:r>
+        <w:rPr>
+          <w:rFonts w:ascii="KB금융 본문체 Light" w:eastAsia="KB금융 본문체 Light" w:hAnsi="KB금융 본문체 Light" w:cs="KB금융 본문체 Light" w:hint="eastAsia"/>
+          <w:color w:val="000000" w:themeColor="text1"/>
+          <w:spacing w:val="-4"/>
+          <w:sz w:val="22"/>
+          <w:szCs w:val="22"/>
+        </w:rPr>
+        <w:t>휴가기간을</w:t>
+      </w:r>
+      <w:r>
+        <w:rPr>
+          <w:rFonts w:ascii="KB금융 본문체 Light" w:eastAsia="KB금융 본문체 Light" w:hAnsi="KB금융 본문체 Light" w:cs="KB금융 본문체 Light"/>
+          <w:color w:val="000000" w:themeColor="text1"/>
+          <w:spacing w:val="-4"/>
+          <w:sz w:val="22"/>
+          <w:szCs w:val="22"/>
+        </w:rPr>
+        <w:t xml:space="preserve"> </w:t>
+      </w:r>
+      <w:r>
+        <w:rPr>
+          <w:rFonts w:ascii="KB금융 본문체 Light" w:eastAsia="KB금융 본문체 Light" w:hAnsi="KB금융 본문체 Light" w:cs="KB금융 본문체 Light" w:hint="eastAsia"/>
+          <w:color w:val="000000" w:themeColor="text1"/>
+          <w:spacing w:val="-4"/>
+          <w:sz w:val="22"/>
+          <w:szCs w:val="22"/>
+        </w:rPr>
+        <w:t>포함하여</w:t>
+      </w:r>
+      <w:r>
+        <w:rPr>
+          <w:rFonts w:ascii="KB금융 본문체 Light" w:eastAsia="KB금융 본문체 Light" w:hAnsi="KB금융 본문체 Light" w:cs="KB금융 본문체 Light"/>
+          <w:color w:val="000000" w:themeColor="text1"/>
+          <w:spacing w:val="-4"/>
+          <w:sz w:val="22"/>
+          <w:szCs w:val="22"/>
+        </w:rPr>
+        <w:t xml:space="preserve"> 2</w:t>
+      </w:r>
+      <w:r>
+        <w:rPr>
+          <w:rFonts w:ascii="KB금융 본문체 Light" w:eastAsia="KB금융 본문체 Light" w:hAnsi="KB금융 본문체 Light" w:cs="KB금융 본문체 Light" w:hint="eastAsia"/>
+          <w:color w:val="000000" w:themeColor="text1"/>
+          <w:spacing w:val="-4"/>
+          <w:sz w:val="22"/>
+          <w:szCs w:val="22"/>
+        </w:rPr>
+        <w:t>년 이내</w:t>
+      </w:r>
+      <w:r>
+        <w:rPr>
+          <w:rFonts w:ascii="KB금융 본문체 Light" w:eastAsia="KB금융 본문체 Light" w:hAnsi="KB금융 본문체 Light" w:cs="KB금융 본문체 Light" w:hint="eastAsia"/>
+          <w:color w:val="000000" w:themeColor="text1"/>
+          <w:sz w:val="22"/>
+          <w:szCs w:val="22"/>
+        </w:rPr>
+        <w:t>로</w:t>
+      </w:r>
+      <w:r>
+        <w:rPr>
+          <w:rFonts w:ascii="KB금융 본문체 Light" w:eastAsia="KB금융 본문체 Light" w:hAnsi="KB금융 본문체 Light" w:cs="KB금융 본문체 Light" w:hint="eastAsia"/>
+          <w:color w:val="000000" w:themeColor="text1"/>
+          <w:sz w:val="22"/>
+          <w:szCs w:val="22"/>
+        </w:rPr>
+        <w:t xml:space="preserve"> </w:t>
+      </w:r>
+      <w:r>
+        <w:rPr>
+          <w:rFonts w:ascii="KB금융 본문체 Light" w:eastAsia="KB금융 본문체 Light" w:hAnsi="KB금융 본문체 Light" w:cs="KB금융 본문체 Light" w:hint="eastAsia"/>
+          <w:color w:val="000000" w:themeColor="text1"/>
+          <w:sz w:val="22"/>
+          <w:szCs w:val="22"/>
+        </w:rPr>
+        <w:t>한다</w:t>
       </w:r>
       <w:r>
         <w:rPr>
@@ -12386,541 +13062,241 @@
           <w:sz w:val="22"/>
           <w:szCs w:val="22"/>
         </w:rPr>
-        <w:t>④</w:t>
-      </w:r>
-      <w:r>
-        <w:rPr>
-          <w:rFonts w:ascii="KB금융 본문체 Light" w:eastAsia="KB금융 본문체 Light" w:hAnsi="KB금융 본문체 Light" w:cs="KB금융 본문체 Light"/>
-          <w:color w:val="000000" w:themeColor="text1"/>
-          <w:sz w:val="22"/>
-          <w:szCs w:val="22"/>
-        </w:rPr>
-        <w:t xml:space="preserve"> </w:t>
-      </w:r>
-      <w:proofErr w:type="spellStart"/>
-      <w:r>
-        <w:rPr>
-          <w:rFonts w:ascii="KB금융 본문체 Light" w:eastAsia="KB금융 본문체 Light" w:hAnsi="KB금융 본문체 Light" w:cs="KB금융 본문체 Light" w:hint="eastAsia"/>
-          <w:color w:val="000000" w:themeColor="text1"/>
-          <w:spacing w:val="-2"/>
-          <w:sz w:val="22"/>
-          <w:szCs w:val="22"/>
-        </w:rPr>
-        <w:t>출산전후</w:t>
-      </w:r>
-      <w:proofErr w:type="spellEnd"/>
-      <w:r>
-        <w:rPr>
-          <w:rFonts w:ascii="KB금융 본문체 Light" w:eastAsia="KB금융 본문체 Light" w:hAnsi="KB금융 본문체 Light" w:cs="KB금융 본문체 Light" w:hint="eastAsia"/>
-          <w:color w:val="000000" w:themeColor="text1"/>
-          <w:spacing w:val="-2"/>
-          <w:sz w:val="22"/>
-          <w:szCs w:val="22"/>
-        </w:rPr>
-        <w:t xml:space="preserve"> </w:t>
-      </w:r>
-      <w:r>
-        <w:rPr>
-          <w:rFonts w:ascii="KB금융 본문체 Light" w:eastAsia="KB금융 본문체 Light" w:hAnsi="KB금융 본문체 Light" w:cs="KB금융 본문체 Light" w:hint="eastAsia"/>
-          <w:color w:val="000000" w:themeColor="text1"/>
-          <w:spacing w:val="-2"/>
-          <w:sz w:val="22"/>
-          <w:szCs w:val="22"/>
-        </w:rPr>
-        <w:t>휴가중인</w:t>
-      </w:r>
-      <w:r>
-        <w:rPr>
-          <w:rFonts w:ascii="KB금융 본문체 Light" w:eastAsia="KB금융 본문체 Light" w:hAnsi="KB금융 본문체 Light" w:cs="KB금융 본문체 Light"/>
-          <w:color w:val="000000" w:themeColor="text1"/>
-          <w:spacing w:val="-2"/>
-          <w:sz w:val="22"/>
-          <w:szCs w:val="22"/>
-        </w:rPr>
-        <w:t xml:space="preserve"> </w:t>
-      </w:r>
-      <w:r>
-        <w:rPr>
-          <w:rFonts w:ascii="KB금융 본문체 Light" w:eastAsia="KB금융 본문체 Light" w:hAnsi="KB금융 본문체 Light" w:cs="KB금융 본문체 Light" w:hint="eastAsia"/>
-          <w:color w:val="000000" w:themeColor="text1"/>
-          <w:spacing w:val="-2"/>
-          <w:sz w:val="22"/>
-          <w:szCs w:val="22"/>
-        </w:rPr>
-        <w:t>자가</w:t>
-      </w:r>
-      <w:r>
-        <w:rPr>
-          <w:rFonts w:ascii="KB금융 본문체 Light" w:eastAsia="KB금융 본문체 Light" w:hAnsi="KB금융 본문체 Light" w:cs="KB금융 본문체 Light"/>
-          <w:color w:val="000000" w:themeColor="text1"/>
-          <w:spacing w:val="-2"/>
-          <w:sz w:val="22"/>
-          <w:szCs w:val="22"/>
-        </w:rPr>
-        <w:t xml:space="preserve"> </w:t>
-      </w:r>
-      <w:r>
-        <w:rPr>
-          <w:rFonts w:ascii="KB금융 본문체 Light" w:eastAsia="KB금융 본문체 Light" w:hAnsi="KB금융 본문체 Light" w:cs="KB금융 본문체 Light" w:hint="eastAsia"/>
-          <w:color w:val="000000" w:themeColor="text1"/>
-          <w:spacing w:val="-2"/>
-          <w:sz w:val="22"/>
-          <w:szCs w:val="22"/>
-        </w:rPr>
-        <w:t>영아의</w:t>
-      </w:r>
-      <w:r>
-        <w:rPr>
-          <w:rFonts w:ascii="KB금융 본문체 Light" w:eastAsia="KB금융 본문체 Light" w:hAnsi="KB금융 본문체 Light" w:cs="KB금융 본문체 Light"/>
-          <w:color w:val="000000" w:themeColor="text1"/>
-          <w:spacing w:val="-2"/>
-          <w:sz w:val="22"/>
-          <w:szCs w:val="22"/>
-        </w:rPr>
-        <w:t xml:space="preserve"> </w:t>
-      </w:r>
-      <w:r>
-        <w:rPr>
-          <w:rFonts w:ascii="KB금융 본문체 Light" w:eastAsia="KB금융 본문체 Light" w:hAnsi="KB금융 본문체 Light" w:cs="KB금융 본문체 Light" w:hint="eastAsia"/>
-          <w:color w:val="000000" w:themeColor="text1"/>
-          <w:spacing w:val="-2"/>
-          <w:sz w:val="22"/>
-          <w:szCs w:val="22"/>
-        </w:rPr>
-        <w:t>양육상</w:t>
-      </w:r>
-      <w:r>
-        <w:rPr>
-          <w:rFonts w:ascii="KB금융 본문체 Light" w:eastAsia="KB금융 본문체 Light" w:hAnsi="KB금융 본문체 Light" w:cs="KB금융 본문체 Light"/>
-          <w:color w:val="000000" w:themeColor="text1"/>
-          <w:spacing w:val="-2"/>
-          <w:sz w:val="22"/>
-          <w:szCs w:val="22"/>
-        </w:rPr>
-        <w:t xml:space="preserve"> </w:t>
-      </w:r>
-      <w:r>
-        <w:rPr>
-          <w:rFonts w:ascii="KB금융 본문체 Light" w:eastAsia="KB금융 본문체 Light" w:hAnsi="KB금융 본문체 Light" w:cs="KB금융 본문체 Light" w:hint="eastAsia"/>
-          <w:color w:val="000000" w:themeColor="text1"/>
-          <w:spacing w:val="-2"/>
-          <w:sz w:val="22"/>
-          <w:szCs w:val="22"/>
-        </w:rPr>
-        <w:t>특별한</w:t>
-      </w:r>
-      <w:r>
-        <w:rPr>
-          <w:rFonts w:ascii="KB금융 본문체 Light" w:eastAsia="KB금융 본문체 Light" w:hAnsi="KB금융 본문체 Light" w:cs="KB금융 본문체 Light"/>
-          <w:color w:val="000000" w:themeColor="text1"/>
-          <w:spacing w:val="-2"/>
-          <w:sz w:val="22"/>
-          <w:szCs w:val="22"/>
-        </w:rPr>
-        <w:t xml:space="preserve"> </w:t>
-      </w:r>
-      <w:r>
-        <w:rPr>
-          <w:rFonts w:ascii="KB금융 본문체 Light" w:eastAsia="KB금융 본문체 Light" w:hAnsi="KB금융 본문체 Light" w:cs="KB금융 본문체 Light" w:hint="eastAsia"/>
-          <w:color w:val="000000" w:themeColor="text1"/>
-          <w:spacing w:val="-2"/>
-          <w:sz w:val="22"/>
-          <w:szCs w:val="22"/>
-        </w:rPr>
-        <w:t>사유가</w:t>
-      </w:r>
-      <w:r>
-        <w:rPr>
-          <w:rFonts w:ascii="KB금융 본문체 Light" w:eastAsia="KB금융 본문체 Light" w:hAnsi="KB금융 본문체 Light" w:cs="KB금융 본문체 Light"/>
-          <w:color w:val="000000" w:themeColor="text1"/>
-          <w:spacing w:val="-2"/>
-          <w:sz w:val="22"/>
-          <w:szCs w:val="22"/>
-        </w:rPr>
-        <w:t xml:space="preserve"> </w:t>
-      </w:r>
-      <w:r>
-        <w:rPr>
-          <w:rFonts w:ascii="KB금융 본문체 Light" w:eastAsia="KB금융 본문체 Light" w:hAnsi="KB금융 본문체 Light" w:cs="KB금융 본문체 Light" w:hint="eastAsia"/>
-          <w:color w:val="000000" w:themeColor="text1"/>
-          <w:spacing w:val="-2"/>
-          <w:sz w:val="22"/>
-          <w:szCs w:val="22"/>
-        </w:rPr>
-        <w:t>발생하여</w:t>
-      </w:r>
-      <w:r>
-        <w:rPr>
-          <w:rFonts w:ascii="KB금융 본문체 Light" w:eastAsia="KB금융 본문체 Light" w:hAnsi="KB금융 본문체 Light" w:cs="KB금융 본문체 Light"/>
-          <w:color w:val="000000" w:themeColor="text1"/>
-          <w:spacing w:val="-2"/>
-          <w:sz w:val="22"/>
-          <w:szCs w:val="22"/>
-        </w:rPr>
-        <w:t xml:space="preserve"> </w:t>
-      </w:r>
-      <w:r>
-        <w:rPr>
-          <w:rFonts w:ascii="KB금융 본문체 Light" w:eastAsia="KB금융 본문체 Light" w:hAnsi="KB금융 본문체 Light" w:cs="KB금융 본문체 Light" w:hint="eastAsia"/>
-          <w:color w:val="000000" w:themeColor="text1"/>
-          <w:spacing w:val="-2"/>
-          <w:sz w:val="22"/>
-          <w:szCs w:val="22"/>
-        </w:rPr>
-        <w:t>휴직을</w:t>
-      </w:r>
-      <w:r>
-        <w:rPr>
-          <w:rFonts w:ascii="KB금융 본문체 Light" w:eastAsia="KB금융 본문체 Light" w:hAnsi="KB금융 본문체 Light" w:cs="KB금융 본문체 Light"/>
-          <w:color w:val="000000" w:themeColor="text1"/>
-          <w:spacing w:val="-2"/>
-          <w:sz w:val="22"/>
-          <w:szCs w:val="22"/>
-        </w:rPr>
-        <w:t xml:space="preserve"> </w:t>
-      </w:r>
-      <w:r>
-        <w:rPr>
-          <w:rFonts w:ascii="KB금융 본문체 Light" w:eastAsia="KB금융 본문체 Light" w:hAnsi="KB금융 본문체 Light" w:cs="KB금융 본문체 Light" w:hint="eastAsia"/>
-          <w:color w:val="000000" w:themeColor="text1"/>
-          <w:spacing w:val="-2"/>
-          <w:sz w:val="22"/>
-          <w:szCs w:val="22"/>
-        </w:rPr>
-        <w:t>청원하는</w:t>
-      </w:r>
-      <w:r>
-        <w:rPr>
-          <w:rFonts w:ascii="KB금융 본문체 Light" w:eastAsia="KB금융 본문체 Light" w:hAnsi="KB금융 본문체 Light" w:cs="KB금융 본문체 Light"/>
-          <w:color w:val="000000" w:themeColor="text1"/>
-          <w:spacing w:val="-2"/>
-          <w:sz w:val="22"/>
-          <w:szCs w:val="22"/>
-        </w:rPr>
-        <w:t xml:space="preserve"> </w:t>
-      </w:r>
-      <w:r>
-        <w:rPr>
-          <w:rFonts w:ascii="KB금융 본문체 Light" w:eastAsia="KB금융 본문체 Light" w:hAnsi="KB금융 본문체 Light" w:cs="KB금융 본문체 Light" w:hint="eastAsia"/>
-          <w:color w:val="000000" w:themeColor="text1"/>
-          <w:spacing w:val="-2"/>
-          <w:sz w:val="22"/>
-          <w:szCs w:val="22"/>
-        </w:rPr>
-        <w:t>경우에</w:t>
-      </w:r>
-      <w:r>
-        <w:rPr>
-          <w:rFonts w:ascii="KB금융 본문체 Light" w:eastAsia="KB금융 본문체 Light" w:hAnsi="KB금융 본문체 Light" w:cs="KB금융 본문체 Light" w:hint="eastAsia"/>
-          <w:color w:val="000000" w:themeColor="text1"/>
-          <w:sz w:val="22"/>
-          <w:szCs w:val="22"/>
-        </w:rPr>
-        <w:t>는</w:t>
-      </w:r>
-      <w:r>
-        <w:rPr>
-          <w:rFonts w:ascii="KB금융 본문체 Light" w:eastAsia="KB금융 본문체 Light" w:hAnsi="KB금융 본문체 Light" w:cs="KB금융 본문체 Light" w:hint="eastAsia"/>
-          <w:color w:val="000000" w:themeColor="text1"/>
-          <w:sz w:val="22"/>
-          <w:szCs w:val="22"/>
-        </w:rPr>
-        <w:t xml:space="preserve"> </w:t>
-      </w:r>
-      <w:r>
-        <w:rPr>
-          <w:rFonts w:ascii="KB금융 본문체 Light" w:eastAsia="KB금융 본문체 Light" w:hAnsi="KB금융 본문체 Light" w:cs="KB금융 본문체 Light" w:hint="eastAsia"/>
-          <w:color w:val="000000" w:themeColor="text1"/>
-          <w:spacing w:val="-1"/>
-          <w:sz w:val="22"/>
-          <w:szCs w:val="22"/>
-        </w:rPr>
-        <w:t>제</w:t>
-      </w:r>
-      <w:r>
-        <w:rPr>
-          <w:rFonts w:ascii="KB금융 본문체 Light" w:eastAsia="KB금융 본문체 Light" w:hAnsi="KB금융 본문체 Light" w:cs="KB금융 본문체 Light"/>
-          <w:color w:val="000000" w:themeColor="text1"/>
-          <w:spacing w:val="-1"/>
-          <w:sz w:val="22"/>
-          <w:szCs w:val="22"/>
-        </w:rPr>
-        <w:t>1</w:t>
-      </w:r>
-      <w:r>
-        <w:rPr>
-          <w:rFonts w:ascii="KB금융 본문체 Light" w:eastAsia="KB금융 본문체 Light" w:hAnsi="KB금융 본문체 Light" w:cs="KB금융 본문체 Light" w:hint="eastAsia"/>
-          <w:color w:val="000000" w:themeColor="text1"/>
-          <w:spacing w:val="-1"/>
-          <w:sz w:val="22"/>
-          <w:szCs w:val="22"/>
-        </w:rPr>
-        <w:t>항의</w:t>
-      </w:r>
-      <w:r>
-        <w:rPr>
-          <w:rFonts w:ascii="KB금융 본문체 Light" w:eastAsia="KB금융 본문체 Light" w:hAnsi="KB금융 본문체 Light" w:cs="KB금융 본문체 Light"/>
-          <w:color w:val="000000" w:themeColor="text1"/>
-          <w:spacing w:val="-1"/>
-          <w:sz w:val="22"/>
-          <w:szCs w:val="22"/>
-        </w:rPr>
-        <w:t xml:space="preserve"> </w:t>
-      </w:r>
-      <w:r>
-        <w:rPr>
-          <w:rFonts w:ascii="KB금융 본문체 Light" w:eastAsia="KB금융 본문체 Light" w:hAnsi="KB금융 본문체 Light" w:cs="KB금융 본문체 Light" w:hint="eastAsia"/>
-          <w:color w:val="000000" w:themeColor="text1"/>
-          <w:spacing w:val="-1"/>
-          <w:sz w:val="22"/>
-          <w:szCs w:val="22"/>
-        </w:rPr>
-        <w:t>단서규정에</w:t>
-      </w:r>
-      <w:r>
-        <w:rPr>
-          <w:rFonts w:ascii="KB금융 본문체 Light" w:eastAsia="KB금융 본문체 Light" w:hAnsi="KB금융 본문체 Light" w:cs="KB금융 본문체 Light"/>
-          <w:color w:val="000000" w:themeColor="text1"/>
-          <w:spacing w:val="-1"/>
-          <w:sz w:val="22"/>
-          <w:szCs w:val="22"/>
-        </w:rPr>
-        <w:t xml:space="preserve"> </w:t>
-      </w:r>
-      <w:r>
-        <w:rPr>
-          <w:rFonts w:ascii="KB금융 본문체 Light" w:eastAsia="KB금융 본문체 Light" w:hAnsi="KB금융 본문체 Light" w:cs="KB금융 본문체 Light" w:hint="eastAsia"/>
-          <w:color w:val="000000" w:themeColor="text1"/>
-          <w:spacing w:val="-1"/>
-          <w:sz w:val="22"/>
-          <w:szCs w:val="22"/>
-        </w:rPr>
-        <w:t>불구하고</w:t>
-      </w:r>
-      <w:r>
-        <w:rPr>
-          <w:rFonts w:ascii="KB금융 본문체 Light" w:eastAsia="KB금융 본문체 Light" w:hAnsi="KB금융 본문체 Light" w:cs="KB금융 본문체 Light"/>
-          <w:color w:val="000000" w:themeColor="text1"/>
-          <w:spacing w:val="-1"/>
-          <w:sz w:val="22"/>
-          <w:szCs w:val="22"/>
-        </w:rPr>
-        <w:t xml:space="preserve"> </w:t>
-      </w:r>
-      <w:r>
-        <w:rPr>
-          <w:rFonts w:ascii="KB금융 본문체 Light" w:eastAsia="KB금융 본문체 Light" w:hAnsi="KB금융 본문체 Light" w:cs="KB금융 본문체 Light" w:hint="eastAsia"/>
-          <w:color w:val="000000" w:themeColor="text1"/>
-          <w:spacing w:val="-1"/>
-          <w:sz w:val="22"/>
-          <w:szCs w:val="22"/>
-        </w:rPr>
-        <w:t>의사의</w:t>
-      </w:r>
-      <w:r>
-        <w:rPr>
-          <w:rFonts w:ascii="KB금융 본문체 Light" w:eastAsia="KB금융 본문체 Light" w:hAnsi="KB금융 본문체 Light" w:cs="KB금융 본문체 Light"/>
-          <w:color w:val="000000" w:themeColor="text1"/>
-          <w:spacing w:val="-1"/>
-          <w:sz w:val="22"/>
-          <w:szCs w:val="22"/>
-        </w:rPr>
-        <w:t xml:space="preserve"> </w:t>
-      </w:r>
-      <w:r>
-        <w:rPr>
-          <w:rFonts w:ascii="KB금융 본문체 Light" w:eastAsia="KB금융 본문체 Light" w:hAnsi="KB금융 본문체 Light" w:cs="KB금융 본문체 Light" w:hint="eastAsia"/>
-          <w:color w:val="000000" w:themeColor="text1"/>
-          <w:spacing w:val="-1"/>
-          <w:sz w:val="22"/>
-          <w:szCs w:val="22"/>
-        </w:rPr>
-        <w:t>소견서</w:t>
-      </w:r>
-      <w:r>
-        <w:rPr>
-          <w:rFonts w:ascii="KB금융 본문체 Light" w:eastAsia="KB금융 본문체 Light" w:hAnsi="KB금융 본문체 Light" w:cs="KB금융 본문체 Light"/>
-          <w:color w:val="000000" w:themeColor="text1"/>
-          <w:spacing w:val="-1"/>
-          <w:sz w:val="22"/>
-          <w:szCs w:val="22"/>
-        </w:rPr>
-        <w:t xml:space="preserve"> </w:t>
-      </w:r>
-      <w:r>
-        <w:rPr>
-          <w:rFonts w:ascii="KB금융 본문체 Light" w:eastAsia="KB금융 본문체 Light" w:hAnsi="KB금융 본문체 Light" w:cs="KB금융 본문체 Light" w:hint="eastAsia"/>
-          <w:color w:val="000000" w:themeColor="text1"/>
-          <w:spacing w:val="-1"/>
-          <w:sz w:val="22"/>
-          <w:szCs w:val="22"/>
-        </w:rPr>
-        <w:t>등</w:t>
-      </w:r>
-      <w:r>
-        <w:rPr>
-          <w:rFonts w:ascii="KB금융 본문체 Light" w:eastAsia="KB금융 본문체 Light" w:hAnsi="KB금융 본문체 Light" w:cs="KB금융 본문체 Light"/>
-          <w:color w:val="000000" w:themeColor="text1"/>
-          <w:spacing w:val="-1"/>
-          <w:sz w:val="22"/>
-          <w:szCs w:val="22"/>
-        </w:rPr>
-        <w:t xml:space="preserve"> </w:t>
-      </w:r>
-      <w:r>
-        <w:rPr>
-          <w:rFonts w:ascii="KB금융 본문체 Light" w:eastAsia="KB금융 본문체 Light" w:hAnsi="KB금융 본문체 Light" w:cs="KB금융 본문체 Light" w:hint="eastAsia"/>
-          <w:color w:val="000000" w:themeColor="text1"/>
-          <w:spacing w:val="-1"/>
-          <w:sz w:val="22"/>
-          <w:szCs w:val="22"/>
-        </w:rPr>
-        <w:t>객관적</w:t>
-      </w:r>
-      <w:r>
-        <w:rPr>
-          <w:rFonts w:ascii="KB금융 본문체 Light" w:eastAsia="KB금융 본문체 Light" w:hAnsi="KB금융 본문체 Light" w:cs="KB금융 본문체 Light"/>
-          <w:color w:val="000000" w:themeColor="text1"/>
-          <w:spacing w:val="-1"/>
-          <w:sz w:val="22"/>
-          <w:szCs w:val="22"/>
-        </w:rPr>
-        <w:t xml:space="preserve"> </w:t>
-      </w:r>
-      <w:r>
-        <w:rPr>
-          <w:rFonts w:ascii="KB금융 본문체 Light" w:eastAsia="KB금융 본문체 Light" w:hAnsi="KB금융 본문체 Light" w:cs="KB금융 본문체 Light" w:hint="eastAsia"/>
-          <w:color w:val="000000" w:themeColor="text1"/>
-          <w:spacing w:val="-1"/>
-          <w:sz w:val="22"/>
-          <w:szCs w:val="22"/>
-        </w:rPr>
-        <w:t>증거자료에</w:t>
-      </w:r>
-      <w:r>
-        <w:rPr>
-          <w:rFonts w:ascii="KB금융 본문체 Light" w:eastAsia="KB금융 본문체 Light" w:hAnsi="KB금융 본문체 Light" w:cs="KB금융 본문체 Light"/>
-          <w:color w:val="000000" w:themeColor="text1"/>
-          <w:spacing w:val="-1"/>
-          <w:sz w:val="22"/>
-          <w:szCs w:val="22"/>
-        </w:rPr>
-        <w:t xml:space="preserve"> </w:t>
-      </w:r>
-      <w:r>
-        <w:rPr>
-          <w:rFonts w:ascii="KB금융 본문체 Light" w:eastAsia="KB금융 본문체 Light" w:hAnsi="KB금융 본문체 Light" w:cs="KB금융 본문체 Light" w:hint="eastAsia"/>
-          <w:color w:val="000000" w:themeColor="text1"/>
-          <w:spacing w:val="-1"/>
-          <w:sz w:val="22"/>
-          <w:szCs w:val="22"/>
-        </w:rPr>
-        <w:t>의거</w:t>
-      </w:r>
-      <w:r>
-        <w:rPr>
-          <w:rFonts w:ascii="KB금융 본문체 Light" w:eastAsia="KB금융 본문체 Light" w:hAnsi="KB금융 본문체 Light" w:cs="KB금융 본문체 Light"/>
-          <w:color w:val="000000" w:themeColor="text1"/>
-          <w:spacing w:val="-1"/>
-          <w:sz w:val="22"/>
-          <w:szCs w:val="22"/>
-        </w:rPr>
-        <w:t xml:space="preserve"> 1</w:t>
-      </w:r>
-      <w:r>
-        <w:rPr>
-          <w:rFonts w:ascii="KB금융 본문체 Light" w:eastAsia="KB금융 본문체 Light" w:hAnsi="KB금융 본문체 Light" w:cs="KB금융 본문체 Light" w:hint="eastAsia"/>
-          <w:color w:val="000000" w:themeColor="text1"/>
-          <w:spacing w:val="-1"/>
-          <w:sz w:val="22"/>
-          <w:szCs w:val="22"/>
-        </w:rPr>
-        <w:t>회에</w:t>
-      </w:r>
-      <w:r>
-        <w:rPr>
-          <w:rFonts w:ascii="KB금융 본문체 Light" w:eastAsia="KB금융 본문체 Light" w:hAnsi="KB금융 본문체 Light" w:cs="KB금융 본문체 Light"/>
-          <w:color w:val="000000" w:themeColor="text1"/>
-          <w:spacing w:val="-1"/>
-          <w:sz w:val="22"/>
-          <w:szCs w:val="22"/>
-        </w:rPr>
-        <w:t xml:space="preserve"> </w:t>
-      </w:r>
-      <w:r>
-        <w:rPr>
-          <w:rFonts w:ascii="KB금융 본문체 Light" w:eastAsia="KB금융 본문체 Light" w:hAnsi="KB금융 본문체 Light" w:cs="KB금융 본문체 Light" w:hint="eastAsia"/>
-          <w:color w:val="000000" w:themeColor="text1"/>
-          <w:spacing w:val="-1"/>
-          <w:sz w:val="22"/>
-          <w:szCs w:val="22"/>
-        </w:rPr>
-        <w:t>한하여</w:t>
-      </w:r>
-      <w:r>
-        <w:rPr>
-          <w:rFonts w:ascii="KB금융 본문체 Light" w:eastAsia="KB금융 본문체 Light" w:hAnsi="KB금융 본문체 Light" w:cs="KB금융 본문체 Light" w:hint="eastAsia"/>
-          <w:color w:val="000000" w:themeColor="text1"/>
-          <w:spacing w:val="-1"/>
-          <w:sz w:val="22"/>
-          <w:szCs w:val="22"/>
-        </w:rPr>
-        <w:t xml:space="preserve"> 육</w:t>
-      </w:r>
-      <w:r>
-        <w:rPr>
-          <w:rFonts w:ascii="KB금융 본문체 Light" w:eastAsia="KB금융 본문체 Light" w:hAnsi="KB금융 본문체 Light" w:cs="KB금융 본문체 Light" w:hint="eastAsia"/>
-          <w:color w:val="000000" w:themeColor="text1"/>
-          <w:sz w:val="22"/>
-          <w:szCs w:val="22"/>
-        </w:rPr>
-        <w:t>아</w:t>
-      </w:r>
-      <w:r>
-        <w:rPr>
-          <w:rFonts w:ascii="KB금융 본문체 Light" w:eastAsia="KB금융 본문체 Light" w:hAnsi="KB금융 본문체 Light" w:cs="KB금융 본문체 Light" w:hint="eastAsia"/>
-          <w:color w:val="000000" w:themeColor="text1"/>
-          <w:spacing w:val="-4"/>
-          <w:sz w:val="22"/>
-          <w:szCs w:val="22"/>
-        </w:rPr>
-        <w:t>휴직을</w:t>
-      </w:r>
-      <w:r>
-        <w:rPr>
-          <w:rFonts w:ascii="KB금융 본문체 Light" w:eastAsia="KB금융 본문체 Light" w:hAnsi="KB금융 본문체 Light" w:cs="KB금융 본문체 Light"/>
-          <w:color w:val="000000" w:themeColor="text1"/>
-          <w:spacing w:val="-4"/>
-          <w:sz w:val="22"/>
-          <w:szCs w:val="22"/>
-        </w:rPr>
-        <w:t xml:space="preserve"> </w:t>
-      </w:r>
-      <w:r>
-        <w:rPr>
-          <w:rFonts w:ascii="KB금융 본문체 Light" w:eastAsia="KB금융 본문체 Light" w:hAnsi="KB금융 본문체 Light" w:cs="KB금융 본문체 Light" w:hint="eastAsia"/>
-          <w:color w:val="000000" w:themeColor="text1"/>
-          <w:spacing w:val="-4"/>
-          <w:sz w:val="22"/>
-          <w:szCs w:val="22"/>
-        </w:rPr>
-        <w:t>허가할</w:t>
-      </w:r>
-      <w:r>
-        <w:rPr>
-          <w:rFonts w:ascii="KB금융 본문체 Light" w:eastAsia="KB금융 본문체 Light" w:hAnsi="KB금융 본문체 Light" w:cs="KB금융 본문체 Light"/>
-          <w:color w:val="000000" w:themeColor="text1"/>
-          <w:spacing w:val="-4"/>
-          <w:sz w:val="22"/>
-          <w:szCs w:val="22"/>
-        </w:rPr>
-        <w:t xml:space="preserve"> </w:t>
-      </w:r>
-      <w:r>
-        <w:rPr>
-          <w:rFonts w:ascii="KB금융 본문체 Light" w:eastAsia="KB금융 본문체 Light" w:hAnsi="KB금융 본문체 Light" w:cs="KB금융 본문체 Light" w:hint="eastAsia"/>
-          <w:color w:val="000000" w:themeColor="text1"/>
-          <w:spacing w:val="-4"/>
+        <w:t>⑤</w:t>
+      </w:r>
+      <w:r>
+        <w:rPr>
+          <w:rFonts w:ascii="KB금융 본문체 Light" w:eastAsia="KB금융 본문체 Light" w:hAnsi="KB금융 본문체 Light" w:cs="KB금융 본문체 Light"/>
+          <w:color w:val="000000" w:themeColor="text1"/>
+          <w:sz w:val="22"/>
+          <w:szCs w:val="22"/>
+        </w:rPr>
+        <w:t xml:space="preserve"> </w:t>
+      </w:r>
+      <w:r>
+        <w:rPr>
+          <w:rFonts w:ascii="KB금융 본문체 Light" w:eastAsia="KB금융 본문체 Light" w:hAnsi="KB금융 본문체 Light" w:cs="KB금융 본문체 Light" w:hint="eastAsia"/>
+          <w:color w:val="000000" w:themeColor="text1"/>
+          <w:spacing w:val="1"/>
+          <w:sz w:val="22"/>
+          <w:szCs w:val="22"/>
+        </w:rPr>
+        <w:t>육아휴직</w:t>
+      </w:r>
+      <w:r>
+        <w:rPr>
+          <w:rFonts w:ascii="KB금융 본문체 Light" w:eastAsia="KB금융 본문체 Light" w:hAnsi="KB금융 본문체 Light" w:cs="KB금융 본문체 Light"/>
+          <w:color w:val="000000" w:themeColor="text1"/>
+          <w:spacing w:val="1"/>
+          <w:sz w:val="22"/>
+          <w:szCs w:val="22"/>
+        </w:rPr>
+        <w:t xml:space="preserve"> </w:t>
+      </w:r>
+      <w:r>
+        <w:rPr>
+          <w:rFonts w:ascii="KB금융 본문체 Light" w:eastAsia="KB금융 본문체 Light" w:hAnsi="KB금융 본문체 Light" w:cs="KB금융 본문체 Light" w:hint="eastAsia"/>
+          <w:color w:val="000000" w:themeColor="text1"/>
+          <w:spacing w:val="1"/>
+          <w:sz w:val="22"/>
+          <w:szCs w:val="22"/>
+        </w:rPr>
+        <w:t>중인</w:t>
+      </w:r>
+      <w:r>
+        <w:rPr>
+          <w:rFonts w:ascii="KB금융 본문체 Light" w:eastAsia="KB금융 본문체 Light" w:hAnsi="KB금융 본문체 Light" w:cs="KB금융 본문체 Light"/>
+          <w:color w:val="000000" w:themeColor="text1"/>
+          <w:spacing w:val="1"/>
+          <w:sz w:val="22"/>
+          <w:szCs w:val="22"/>
+        </w:rPr>
+        <w:t xml:space="preserve"> </w:t>
+      </w:r>
+      <w:r>
+        <w:rPr>
+          <w:rFonts w:ascii="KB금융 본문체 Light" w:eastAsia="KB금융 본문체 Light" w:hAnsi="KB금융 본문체 Light" w:cs="KB금융 본문체 Light" w:hint="eastAsia"/>
+          <w:color w:val="000000" w:themeColor="text1"/>
+          <w:spacing w:val="1"/>
+          <w:sz w:val="22"/>
+          <w:szCs w:val="22"/>
+        </w:rPr>
+        <w:t>직원이</w:t>
+      </w:r>
+      <w:r>
+        <w:rPr>
+          <w:rFonts w:ascii="KB금융 본문체 Light" w:eastAsia="KB금융 본문체 Light" w:hAnsi="KB금융 본문체 Light" w:cs="KB금융 본문체 Light"/>
+          <w:color w:val="000000" w:themeColor="text1"/>
+          <w:spacing w:val="1"/>
+          <w:sz w:val="22"/>
+          <w:szCs w:val="22"/>
+        </w:rPr>
+        <w:t xml:space="preserve"> </w:t>
+      </w:r>
+      <w:r>
+        <w:rPr>
+          <w:rFonts w:ascii="KB금융 본문체 Light" w:eastAsia="KB금융 본문체 Light" w:hAnsi="KB금융 본문체 Light" w:cs="KB금융 본문체 Light" w:hint="eastAsia"/>
+          <w:color w:val="000000" w:themeColor="text1"/>
+          <w:spacing w:val="1"/>
+          <w:sz w:val="22"/>
+          <w:szCs w:val="22"/>
+        </w:rPr>
+        <w:t>부득이한</w:t>
+      </w:r>
+      <w:r>
+        <w:rPr>
+          <w:rFonts w:ascii="KB금융 본문체 Light" w:eastAsia="KB금융 본문체 Light" w:hAnsi="KB금융 본문체 Light" w:cs="KB금융 본문체 Light"/>
+          <w:color w:val="000000" w:themeColor="text1"/>
+          <w:spacing w:val="1"/>
+          <w:sz w:val="22"/>
+          <w:szCs w:val="22"/>
+        </w:rPr>
+        <w:t xml:space="preserve"> </w:t>
+      </w:r>
+      <w:r>
+        <w:rPr>
+          <w:rFonts w:ascii="KB금융 본문체 Light" w:eastAsia="KB금융 본문체 Light" w:hAnsi="KB금융 본문체 Light" w:cs="KB금융 본문체 Light" w:hint="eastAsia"/>
+          <w:color w:val="000000" w:themeColor="text1"/>
+          <w:spacing w:val="1"/>
+          <w:sz w:val="22"/>
+          <w:szCs w:val="22"/>
+        </w:rPr>
+        <w:t>사유로</w:t>
+      </w:r>
+      <w:r>
+        <w:rPr>
+          <w:rFonts w:ascii="KB금융 본문체 Light" w:eastAsia="KB금융 본문체 Light" w:hAnsi="KB금융 본문체 Light" w:cs="KB금융 본문체 Light"/>
+          <w:color w:val="000000" w:themeColor="text1"/>
+          <w:spacing w:val="1"/>
+          <w:sz w:val="22"/>
+          <w:szCs w:val="22"/>
+        </w:rPr>
+        <w:t xml:space="preserve"> </w:t>
+      </w:r>
+      <w:r>
+        <w:rPr>
+          <w:rFonts w:ascii="KB금융 본문체 Light" w:eastAsia="KB금융 본문체 Light" w:hAnsi="KB금융 본문체 Light" w:cs="KB금융 본문체 Light" w:hint="eastAsia"/>
+          <w:color w:val="000000" w:themeColor="text1"/>
+          <w:spacing w:val="1"/>
+          <w:sz w:val="22"/>
+          <w:szCs w:val="22"/>
+        </w:rPr>
+        <w:t>중도에</w:t>
+      </w:r>
+      <w:r>
+        <w:rPr>
+          <w:rFonts w:ascii="KB금융 본문체 Light" w:eastAsia="KB금융 본문체 Light" w:hAnsi="KB금융 본문체 Light" w:cs="KB금융 본문체 Light"/>
+          <w:color w:val="000000" w:themeColor="text1"/>
+          <w:spacing w:val="1"/>
+          <w:sz w:val="22"/>
+          <w:szCs w:val="22"/>
+        </w:rPr>
+        <w:t xml:space="preserve"> </w:t>
+      </w:r>
+      <w:r>
+        <w:rPr>
+          <w:rFonts w:ascii="KB금융 본문체 Light" w:eastAsia="KB금융 본문체 Light" w:hAnsi="KB금융 본문체 Light" w:cs="KB금융 본문체 Light" w:hint="eastAsia"/>
+          <w:color w:val="000000" w:themeColor="text1"/>
+          <w:spacing w:val="1"/>
+          <w:sz w:val="22"/>
+          <w:szCs w:val="22"/>
+        </w:rPr>
+        <w:t>복직을</w:t>
+      </w:r>
+      <w:r>
+        <w:rPr>
+          <w:rFonts w:ascii="KB금융 본문체 Light" w:eastAsia="KB금융 본문체 Light" w:hAnsi="KB금융 본문체 Light" w:cs="KB금융 본문체 Light"/>
+          <w:color w:val="000000" w:themeColor="text1"/>
+          <w:spacing w:val="1"/>
+          <w:sz w:val="22"/>
+          <w:szCs w:val="22"/>
+        </w:rPr>
+        <w:t xml:space="preserve"> </w:t>
+      </w:r>
+      <w:r>
+        <w:rPr>
+          <w:rFonts w:ascii="KB금융 본문체 Light" w:eastAsia="KB금융 본문체 Light" w:hAnsi="KB금융 본문체 Light" w:cs="KB금융 본문체 Light" w:hint="eastAsia"/>
+          <w:color w:val="000000" w:themeColor="text1"/>
+          <w:spacing w:val="1"/>
+          <w:sz w:val="22"/>
+          <w:szCs w:val="22"/>
+        </w:rPr>
+        <w:t>희망하는</w:t>
+      </w:r>
+      <w:r>
+        <w:rPr>
+          <w:rFonts w:ascii="KB금융 본문체 Light" w:eastAsia="KB금융 본문체 Light" w:hAnsi="KB금융 본문체 Light" w:cs="KB금융 본문체 Light"/>
+          <w:color w:val="000000" w:themeColor="text1"/>
+          <w:spacing w:val="1"/>
+          <w:sz w:val="22"/>
+          <w:szCs w:val="22"/>
+        </w:rPr>
+        <w:t xml:space="preserve"> </w:t>
+      </w:r>
+      <w:r>
+        <w:rPr>
+          <w:rFonts w:ascii="KB금융 본문체 Light" w:eastAsia="KB금융 본문체 Light" w:hAnsi="KB금융 본문체 Light" w:cs="KB금융 본문체 Light" w:hint="eastAsia"/>
+          <w:color w:val="000000" w:themeColor="text1"/>
+          <w:spacing w:val="1"/>
+          <w:sz w:val="22"/>
+          <w:szCs w:val="22"/>
+        </w:rPr>
+        <w:t>경우에는</w:t>
+      </w:r>
+      <w:r>
+        <w:rPr>
+          <w:rFonts w:ascii="KB금융 본문체 Light" w:eastAsia="KB금융 본문체 Light" w:hAnsi="KB금융 본문체 Light" w:cs="KB금융 본문체 Light"/>
+          <w:color w:val="000000" w:themeColor="text1"/>
+          <w:spacing w:val="1"/>
+          <w:sz w:val="22"/>
+          <w:szCs w:val="22"/>
+        </w:rPr>
+        <w:t xml:space="preserve"> </w:t>
+      </w:r>
+      <w:r>
+        <w:rPr>
+          <w:rFonts w:ascii="KB금융 본문체 Light" w:eastAsia="KB금융 본문체 Light" w:hAnsi="KB금융 본문체 Light" w:cs="KB금융 본문체 Light" w:hint="eastAsia"/>
+          <w:color w:val="000000" w:themeColor="text1"/>
+          <w:spacing w:val="1"/>
+          <w:sz w:val="22"/>
+          <w:szCs w:val="22"/>
+        </w:rPr>
+        <w:t>복직을</w:t>
+      </w:r>
+      <w:r>
+        <w:rPr>
+          <w:rFonts w:ascii="KB금융 본문체 Light" w:eastAsia="KB금융 본문체 Light" w:hAnsi="KB금융 본문체 Light" w:cs="KB금융 본문체 Light"/>
+          <w:color w:val="000000" w:themeColor="text1"/>
+          <w:spacing w:val="1"/>
+          <w:sz w:val="22"/>
+          <w:szCs w:val="22"/>
+        </w:rPr>
+        <w:t xml:space="preserve"> </w:t>
+      </w:r>
+      <w:r>
+        <w:rPr>
+          <w:rFonts w:ascii="KB금융 본문체 Light" w:eastAsia="KB금융 본문체 Light" w:hAnsi="KB금융 본문체 Light" w:cs="KB금융 본문체 Light" w:hint="eastAsia"/>
+          <w:color w:val="000000" w:themeColor="text1"/>
+          <w:spacing w:val="1"/>
+          <w:sz w:val="22"/>
+          <w:szCs w:val="22"/>
+        </w:rPr>
+        <w:t>명할</w:t>
+      </w:r>
+      <w:r>
+        <w:rPr>
+          <w:rFonts w:ascii="KB금융 본문체 Light" w:eastAsia="KB금융 본문체 Light" w:hAnsi="KB금융 본문체 Light" w:cs="KB금융 본문체 Light" w:hint="eastAsia"/>
+          <w:color w:val="000000" w:themeColor="text1"/>
+          <w:spacing w:val="1"/>
+          <w:sz w:val="22"/>
+          <w:szCs w:val="22"/>
+        </w:rPr>
+        <w:t xml:space="preserve"> </w:t>
+      </w:r>
+      <w:r>
+        <w:rPr>
+          <w:rFonts w:ascii="KB금융 본문체 Light" w:eastAsia="KB금융 본문체 Light" w:hAnsi="KB금융 본문체 Light" w:cs="KB금융 본문체 Light" w:hint="eastAsia"/>
+          <w:color w:val="000000" w:themeColor="text1"/>
           <w:sz w:val="22"/>
           <w:szCs w:val="22"/>
         </w:rPr>
@@ -12930,178 +13306,19 @@
         <w:rPr>
           <w:rFonts w:ascii="KB금융 본문체 Light" w:eastAsia="KB금융 본문체 Light" w:hAnsi="KB금융 본문체 Light" w:cs="KB금융 본문체 Light"/>
           <w:color w:val="000000" w:themeColor="text1"/>
-          <w:spacing w:val="-4"/>
-          <w:sz w:val="22"/>
-          <w:szCs w:val="22"/>
-        </w:rPr>
-        <w:t xml:space="preserve"> </w:t>
-      </w:r>
-      <w:r>
-        <w:rPr>
-          <w:rFonts w:ascii="KB금융 본문체 Light" w:eastAsia="KB금융 본문체 Light" w:hAnsi="KB금융 본문체 Light" w:cs="KB금융 본문체 Light" w:hint="eastAsia"/>
-          <w:color w:val="000000" w:themeColor="text1"/>
-          <w:spacing w:val="-4"/>
+          <w:sz w:val="22"/>
+          <w:szCs w:val="22"/>
+        </w:rPr>
+        <w:t xml:space="preserve"> </w:t>
+      </w:r>
+      <w:r>
+        <w:rPr>
+          <w:rFonts w:ascii="KB금융 본문체 Light" w:eastAsia="KB금융 본문체 Light" w:hAnsi="KB금융 본문체 Light" w:cs="KB금융 본문체 Light" w:hint="eastAsia"/>
+          <w:color w:val="000000" w:themeColor="text1"/>
           <w:sz w:val="22"/>
           <w:szCs w:val="22"/>
         </w:rPr>
         <w:t>있다</w:t>
-      </w:r>
-      <w:r>
-        <w:rPr>
-          <w:rFonts w:ascii="KB금융 본문체 Light" w:eastAsia="KB금융 본문체 Light" w:hAnsi="KB금융 본문체 Light" w:cs="KB금융 본문체 Light"/>
-          <w:color w:val="000000" w:themeColor="text1"/>
-          <w:spacing w:val="-4"/>
-          <w:sz w:val="22"/>
-          <w:szCs w:val="22"/>
-        </w:rPr>
-        <w:t xml:space="preserve">. </w:t>
-      </w:r>
-      <w:r>
-        <w:rPr>
-          <w:rFonts w:ascii="KB금융 본문체 Light" w:eastAsia="KB금융 본문체 Light" w:hAnsi="KB금융 본문체 Light" w:cs="KB금융 본문체 Light" w:hint="eastAsia"/>
-          <w:color w:val="000000" w:themeColor="text1"/>
-          <w:spacing w:val="-4"/>
-          <w:sz w:val="22"/>
-          <w:szCs w:val="22"/>
-        </w:rPr>
-        <w:t>이</w:t>
-      </w:r>
-      <w:r>
-        <w:rPr>
-          <w:rFonts w:ascii="KB금융 본문체 Light" w:eastAsia="KB금융 본문체 Light" w:hAnsi="KB금융 본문체 Light" w:cs="KB금융 본문체 Light"/>
-          <w:color w:val="000000" w:themeColor="text1"/>
-          <w:spacing w:val="-4"/>
-          <w:sz w:val="22"/>
-          <w:szCs w:val="22"/>
-        </w:rPr>
-        <w:t xml:space="preserve"> </w:t>
-      </w:r>
-      <w:r>
-        <w:rPr>
-          <w:rFonts w:ascii="KB금융 본문체 Light" w:eastAsia="KB금융 본문체 Light" w:hAnsi="KB금융 본문체 Light" w:cs="KB금융 본문체 Light" w:hint="eastAsia"/>
-          <w:color w:val="000000" w:themeColor="text1"/>
-          <w:spacing w:val="-4"/>
-          <w:sz w:val="22"/>
-          <w:szCs w:val="22"/>
-        </w:rPr>
-        <w:t>경우에도</w:t>
-      </w:r>
-      <w:r>
-        <w:rPr>
-          <w:rFonts w:ascii="KB금융 본문체 Light" w:eastAsia="KB금융 본문체 Light" w:hAnsi="KB금융 본문체 Light" w:cs="KB금융 본문체 Light"/>
-          <w:color w:val="000000" w:themeColor="text1"/>
-          <w:spacing w:val="-4"/>
-          <w:sz w:val="22"/>
-          <w:szCs w:val="22"/>
-        </w:rPr>
-        <w:t xml:space="preserve"> </w:t>
-      </w:r>
-      <w:r>
-        <w:rPr>
-          <w:rFonts w:ascii="KB금융 본문체 Light" w:eastAsia="KB금융 본문체 Light" w:hAnsi="KB금융 본문체 Light" w:cs="KB금융 본문체 Light" w:hint="eastAsia"/>
-          <w:color w:val="000000" w:themeColor="text1"/>
-          <w:spacing w:val="-4"/>
-          <w:sz w:val="22"/>
-          <w:szCs w:val="22"/>
-        </w:rPr>
-        <w:t>육아휴직기간은</w:t>
-      </w:r>
-      <w:r>
-        <w:rPr>
-          <w:rFonts w:ascii="KB금융 본문체 Light" w:eastAsia="KB금융 본문체 Light" w:hAnsi="KB금융 본문체 Light" w:cs="KB금융 본문체 Light"/>
-          <w:color w:val="000000" w:themeColor="text1"/>
-          <w:spacing w:val="-4"/>
-          <w:sz w:val="22"/>
-          <w:szCs w:val="22"/>
-        </w:rPr>
-        <w:t xml:space="preserve"> </w:t>
-      </w:r>
-      <w:r>
-        <w:rPr>
-          <w:rFonts w:ascii="KB금융 본문체 Light" w:eastAsia="KB금융 본문체 Light" w:hAnsi="KB금융 본문체 Light" w:cs="KB금융 본문체 Light" w:hint="eastAsia"/>
-          <w:color w:val="000000" w:themeColor="text1"/>
-          <w:spacing w:val="-4"/>
-          <w:sz w:val="22"/>
-          <w:szCs w:val="22"/>
-        </w:rPr>
-        <w:t>출산전후</w:t>
-      </w:r>
-      <w:r>
-        <w:rPr>
-          <w:rFonts w:ascii="KB금융 본문체 Light" w:eastAsia="KB금융 본문체 Light" w:hAnsi="KB금융 본문체 Light" w:cs="KB금융 본문체 Light" w:hint="eastAsia"/>
-          <w:color w:val="000000" w:themeColor="text1"/>
-          <w:spacing w:val="-4"/>
-          <w:sz w:val="22"/>
-          <w:szCs w:val="22"/>
-        </w:rPr>
-        <w:t>휴가기간을</w:t>
-      </w:r>
-      <w:r>
-        <w:rPr>
-          <w:rFonts w:ascii="KB금융 본문체 Light" w:eastAsia="KB금융 본문체 Light" w:hAnsi="KB금융 본문체 Light" w:cs="KB금융 본문체 Light"/>
-          <w:color w:val="000000" w:themeColor="text1"/>
-          <w:spacing w:val="-4"/>
-          <w:sz w:val="22"/>
-          <w:szCs w:val="22"/>
-        </w:rPr>
-        <w:t xml:space="preserve"> </w:t>
-      </w:r>
-      <w:r>
-        <w:rPr>
-          <w:rFonts w:ascii="KB금융 본문체 Light" w:eastAsia="KB금융 본문체 Light" w:hAnsi="KB금융 본문체 Light" w:cs="KB금융 본문체 Light" w:hint="eastAsia"/>
-          <w:color w:val="000000" w:themeColor="text1"/>
-          <w:spacing w:val="-4"/>
-          <w:sz w:val="22"/>
-          <w:szCs w:val="22"/>
-        </w:rPr>
-        <w:t>포함하여</w:t>
-      </w:r>
-      <w:r>
-        <w:rPr>
-          <w:rFonts w:ascii="KB금융 본문체 Light" w:eastAsia="KB금융 본문체 Light" w:hAnsi="KB금융 본문체 Light" w:cs="KB금융 본문체 Light"/>
-          <w:color w:val="000000" w:themeColor="text1"/>
-          <w:spacing w:val="-4"/>
-          <w:sz w:val="22"/>
-          <w:szCs w:val="22"/>
-        </w:rPr>
-        <w:t xml:space="preserve"> 2</w:t>
-      </w:r>
-      <w:r>
-        <w:rPr>
-          <w:rFonts w:ascii="KB금융 본문체 Light" w:eastAsia="KB금융 본문체 Light" w:hAnsi="KB금융 본문체 Light" w:cs="KB금융 본문체 Light" w:hint="eastAsia"/>
-          <w:color w:val="000000" w:themeColor="text1"/>
-          <w:spacing w:val="-4"/>
-          <w:sz w:val="22"/>
-          <w:szCs w:val="22"/>
-        </w:rPr>
-        <w:t>년 이내</w:t>
-      </w:r>
-      <w:r>
-        <w:rPr>
-          <w:rFonts w:ascii="KB금융 본문체 Light" w:eastAsia="KB금융 본문체 Light" w:hAnsi="KB금융 본문체 Light" w:cs="KB금융 본문체 Light" w:hint="eastAsia"/>
-          <w:color w:val="000000" w:themeColor="text1"/>
-          <w:sz w:val="22"/>
-          <w:szCs w:val="22"/>
-        </w:rPr>
-        <w:t>로</w:t>
-      </w:r>
-      <w:r>
-        <w:rPr>
-          <w:rFonts w:ascii="KB금융 본문체 Light" w:eastAsia="KB금융 본문체 Light" w:hAnsi="KB금융 본문체 Light" w:cs="KB금융 본문체 Light" w:hint="eastAsia"/>
-          <w:color w:val="000000" w:themeColor="text1"/>
-          <w:sz w:val="22"/>
-          <w:szCs w:val="22"/>
-        </w:rPr>
-        <w:t xml:space="preserve"> </w:t>
-      </w:r>
-      <w:r>
-        <w:rPr>
-          <w:rFonts w:ascii="KB금융 본문체 Light" w:eastAsia="KB금융 본문체 Light" w:hAnsi="KB금융 본문체 Light" w:cs="KB금융 본문체 Light" w:hint="eastAsia"/>
-          <w:color w:val="000000" w:themeColor="text1"/>
-          <w:sz w:val="22"/>
-          <w:szCs w:val="22"/>
-        </w:rPr>
-        <w:t>한다</w:t>
       </w:r>
       <w:r>
         <w:rPr>
@@ -13122,284 +13339,73 @@
         <w:contextualSpacing/>
         <w:rPr>
           <w:rFonts w:ascii="KB금융 본문체 Light" w:eastAsia="KB금융 본문체 Light" w:hAnsi="KB금융 본문체 Light" w:cs="KB금융 본문체 Light"/>
-          <w:color w:val="000000" w:themeColor="text1"/>
-          <w:sz w:val="22"/>
-          <w:szCs w:val="22"/>
-        </w:rPr>
-      </w:pPr>
-      <w:r>
-        <w:rPr>
-          <w:rFonts w:ascii="KB금융 본문체 Light" w:eastAsia="KB금융 본문체 Light" w:hAnsi="KB금융 본문체 Light" w:cs="KB금융 본문체 Light" w:hint="eastAsia"/>
-          <w:color w:val="000000" w:themeColor="text1"/>
-          <w:sz w:val="22"/>
-          <w:szCs w:val="22"/>
-        </w:rPr>
-        <w:t>⑤</w:t>
-      </w:r>
-      <w:r>
-        <w:rPr>
-          <w:rFonts w:ascii="KB금융 본문체 Light" w:eastAsia="KB금융 본문체 Light" w:hAnsi="KB금융 본문체 Light" w:cs="KB금융 본문체 Light"/>
-          <w:color w:val="000000" w:themeColor="text1"/>
-          <w:sz w:val="22"/>
-          <w:szCs w:val="22"/>
-        </w:rPr>
-        <w:t xml:space="preserve"> </w:t>
-      </w:r>
-      <w:r>
-        <w:rPr>
-          <w:rFonts w:ascii="KB금융 본문체 Light" w:eastAsia="KB금융 본문체 Light" w:hAnsi="KB금융 본문체 Light" w:cs="KB금융 본문체 Light" w:hint="eastAsia"/>
-          <w:color w:val="000000" w:themeColor="text1"/>
+          <w:color w:val="FF0000"/>
+          <w:sz w:val="22"/>
+          <w:szCs w:val="22"/>
+        </w:rPr>
+      </w:pPr>
+      <w:r>
+        <w:rPr>
+          <w:rFonts w:ascii="KB금융 본문체 Light" w:eastAsia="KB금융 본문체 Light" w:hAnsi="KB금융 본문체 Light" w:cs="KB금융 본문체 Light" w:hint="eastAsia"/>
           <w:spacing w:val="1"/>
           <w:sz w:val="22"/>
           <w:szCs w:val="22"/>
         </w:rPr>
-        <w:t>육아휴직</w:t>
-      </w:r>
-      <w:r>
-        <w:rPr>
-          <w:rFonts w:ascii="KB금융 본문체 Light" w:eastAsia="KB금융 본문체 Light" w:hAnsi="KB금융 본문체 Light" w:cs="KB금융 본문체 Light"/>
-          <w:color w:val="000000" w:themeColor="text1"/>
+        <w:t>⑥</w:t>
+      </w:r>
+      <w:r>
+        <w:rPr>
+          <w:rFonts w:ascii="KB금융 본문체 Light" w:eastAsia="KB금융 본문체 Light" w:hAnsi="KB금융 본문체 Light" w:cs="KB금융 본문체 Light" w:hint="eastAsia"/>
           <w:spacing w:val="1"/>
           <w:sz w:val="22"/>
           <w:szCs w:val="22"/>
         </w:rPr>
-        <w:t xml:space="preserve"> </w:t>
-      </w:r>
-      <w:r>
-        <w:rPr>
-          <w:rFonts w:ascii="KB금융 본문체 Light" w:eastAsia="KB금융 본문체 Light" w:hAnsi="KB금융 본문체 Light" w:cs="KB금융 본문체 Light" w:hint="eastAsia"/>
-          <w:color w:val="000000" w:themeColor="text1"/>
+        <w:t xml:space="preserve"> 임신 중인 여성근로자가 모성보호를 위하여 육아휴직을 사용한 횟수는 육아휴직을 나누어 사용한 횟수에 포함하지 아니한다</w:t>
+      </w:r>
+      <w:r>
+        <w:rPr>
+          <w:rFonts w:ascii="KB금융 본문체 Light" w:eastAsia="KB금융 본문체 Light" w:hAnsi="KB금융 본문체 Light" w:cs="KB금융 본문체 Light"/>
           <w:spacing w:val="1"/>
           <w:sz w:val="22"/>
           <w:szCs w:val="22"/>
         </w:rPr>
-        <w:t>중인</w:t>
-      </w:r>
-      <w:r>
-        <w:rPr>
-          <w:rFonts w:ascii="KB금융 본문체 Light" w:eastAsia="KB금융 본문체 Light" w:hAnsi="KB금융 본문체 Light" w:cs="KB금융 본문체 Light"/>
-          <w:color w:val="000000" w:themeColor="text1"/>
-          <w:spacing w:val="1"/>
-          <w:sz w:val="22"/>
-          <w:szCs w:val="22"/>
-        </w:rPr>
-        <w:t xml:space="preserve"> </w:t>
-      </w:r>
-      <w:r>
-        <w:rPr>
-          <w:rFonts w:ascii="KB금융 본문체 Light" w:eastAsia="KB금융 본문체 Light" w:hAnsi="KB금융 본문체 Light" w:cs="KB금융 본문체 Light" w:hint="eastAsia"/>
-          <w:color w:val="000000" w:themeColor="text1"/>
-          <w:spacing w:val="1"/>
-          <w:sz w:val="22"/>
-          <w:szCs w:val="22"/>
-        </w:rPr>
-        <w:t>직원이</w:t>
-      </w:r>
-      <w:r>
-        <w:rPr>
-          <w:rFonts w:ascii="KB금융 본문체 Light" w:eastAsia="KB금융 본문체 Light" w:hAnsi="KB금융 본문체 Light" w:cs="KB금융 본문체 Light"/>
-          <w:color w:val="000000" w:themeColor="text1"/>
-          <w:spacing w:val="1"/>
-          <w:sz w:val="22"/>
-          <w:szCs w:val="22"/>
-        </w:rPr>
-        <w:t xml:space="preserve"> </w:t>
-      </w:r>
-      <w:r>
-        <w:rPr>
-          <w:rFonts w:ascii="KB금융 본문체 Light" w:eastAsia="KB금융 본문체 Light" w:hAnsi="KB금융 본문체 Light" w:cs="KB금융 본문체 Light" w:hint="eastAsia"/>
-          <w:color w:val="000000" w:themeColor="text1"/>
-          <w:spacing w:val="1"/>
-          <w:sz w:val="22"/>
-          <w:szCs w:val="22"/>
-        </w:rPr>
-        <w:t>부득이한</w:t>
-      </w:r>
-      <w:r>
-        <w:rPr>
-          <w:rFonts w:ascii="KB금융 본문체 Light" w:eastAsia="KB금융 본문체 Light" w:hAnsi="KB금융 본문체 Light" w:cs="KB금융 본문체 Light"/>
-          <w:color w:val="000000" w:themeColor="text1"/>
-          <w:spacing w:val="1"/>
-          <w:sz w:val="22"/>
-          <w:szCs w:val="22"/>
-        </w:rPr>
-        <w:t xml:space="preserve"> </w:t>
-      </w:r>
-      <w:r>
-        <w:rPr>
-          <w:rFonts w:ascii="KB금융 본문체 Light" w:eastAsia="KB금융 본문체 Light" w:hAnsi="KB금융 본문체 Light" w:cs="KB금융 본문체 Light" w:hint="eastAsia"/>
-          <w:color w:val="000000" w:themeColor="text1"/>
-          <w:spacing w:val="1"/>
-          <w:sz w:val="22"/>
-          <w:szCs w:val="22"/>
-        </w:rPr>
-        <w:t>사유로</w:t>
-      </w:r>
-      <w:r>
-        <w:rPr>
-          <w:rFonts w:ascii="KB금융 본문체 Light" w:eastAsia="KB금융 본문체 Light" w:hAnsi="KB금융 본문체 Light" w:cs="KB금융 본문체 Light"/>
-          <w:color w:val="000000" w:themeColor="text1"/>
-          <w:spacing w:val="1"/>
-          <w:sz w:val="22"/>
-          <w:szCs w:val="22"/>
-        </w:rPr>
-        <w:t xml:space="preserve"> </w:t>
-      </w:r>
-      <w:r>
-        <w:rPr>
-          <w:rFonts w:ascii="KB금융 본문체 Light" w:eastAsia="KB금융 본문체 Light" w:hAnsi="KB금융 본문체 Light" w:cs="KB금융 본문체 Light" w:hint="eastAsia"/>
-          <w:color w:val="000000" w:themeColor="text1"/>
-          <w:spacing w:val="1"/>
-          <w:sz w:val="22"/>
-          <w:szCs w:val="22"/>
-        </w:rPr>
-        <w:t>중도에</w:t>
-      </w:r>
-      <w:r>
-        <w:rPr>
-          <w:rFonts w:ascii="KB금융 본문체 Light" w:eastAsia="KB금융 본문체 Light" w:hAnsi="KB금융 본문체 Light" w:cs="KB금융 본문체 Light"/>
-          <w:color w:val="000000" w:themeColor="text1"/>
-          <w:spacing w:val="1"/>
-          <w:sz w:val="22"/>
-          <w:szCs w:val="22"/>
-        </w:rPr>
-        <w:t xml:space="preserve"> </w:t>
-      </w:r>
-      <w:r>
-        <w:rPr>
-          <w:rFonts w:ascii="KB금융 본문체 Light" w:eastAsia="KB금융 본문체 Light" w:hAnsi="KB금융 본문체 Light" w:cs="KB금융 본문체 Light" w:hint="eastAsia"/>
-          <w:color w:val="000000" w:themeColor="text1"/>
-          <w:spacing w:val="1"/>
-          <w:sz w:val="22"/>
-          <w:szCs w:val="22"/>
-        </w:rPr>
-        <w:t>복직을</w:t>
-      </w:r>
-      <w:r>
-        <w:rPr>
-          <w:rFonts w:ascii="KB금융 본문체 Light" w:eastAsia="KB금융 본문체 Light" w:hAnsi="KB금융 본문체 Light" w:cs="KB금융 본문체 Light"/>
-          <w:color w:val="000000" w:themeColor="text1"/>
-          <w:spacing w:val="1"/>
-          <w:sz w:val="22"/>
-          <w:szCs w:val="22"/>
-        </w:rPr>
-        <w:t xml:space="preserve"> </w:t>
-      </w:r>
-      <w:r>
-        <w:rPr>
-          <w:rFonts w:ascii="KB금융 본문체 Light" w:eastAsia="KB금융 본문체 Light" w:hAnsi="KB금융 본문체 Light" w:cs="KB금융 본문체 Light" w:hint="eastAsia"/>
-          <w:color w:val="000000" w:themeColor="text1"/>
-          <w:spacing w:val="1"/>
-          <w:sz w:val="22"/>
-          <w:szCs w:val="22"/>
-        </w:rPr>
-        <w:t>희망하는</w:t>
-      </w:r>
-      <w:r>
-        <w:rPr>
-          <w:rFonts w:ascii="KB금융 본문체 Light" w:eastAsia="KB금융 본문체 Light" w:hAnsi="KB금융 본문체 Light" w:cs="KB금융 본문체 Light"/>
-          <w:color w:val="000000" w:themeColor="text1"/>
-          <w:spacing w:val="1"/>
-          <w:sz w:val="22"/>
-          <w:szCs w:val="22"/>
-        </w:rPr>
-        <w:t xml:space="preserve"> </w:t>
-      </w:r>
-      <w:r>
-        <w:rPr>
-          <w:rFonts w:ascii="KB금융 본문체 Light" w:eastAsia="KB금융 본문체 Light" w:hAnsi="KB금융 본문체 Light" w:cs="KB금융 본문체 Light" w:hint="eastAsia"/>
-          <w:color w:val="000000" w:themeColor="text1"/>
-          <w:spacing w:val="1"/>
-          <w:sz w:val="22"/>
-          <w:szCs w:val="22"/>
-        </w:rPr>
-        <w:t>경우에는</w:t>
-      </w:r>
-      <w:r>
-        <w:rPr>
-          <w:rFonts w:ascii="KB금융 본문체 Light" w:eastAsia="KB금융 본문체 Light" w:hAnsi="KB금융 본문체 Light" w:cs="KB금융 본문체 Light"/>
-          <w:color w:val="000000" w:themeColor="text1"/>
-          <w:spacing w:val="1"/>
-          <w:sz w:val="22"/>
-          <w:szCs w:val="22"/>
-        </w:rPr>
-        <w:t xml:space="preserve"> </w:t>
-      </w:r>
-      <w:r>
-        <w:rPr>
-          <w:rFonts w:ascii="KB금융 본문체 Light" w:eastAsia="KB금융 본문체 Light" w:hAnsi="KB금융 본문체 Light" w:cs="KB금융 본문체 Light" w:hint="eastAsia"/>
-          <w:color w:val="000000" w:themeColor="text1"/>
-          <w:spacing w:val="1"/>
-          <w:sz w:val="22"/>
-          <w:szCs w:val="22"/>
-        </w:rPr>
-        <w:t>복직을</w:t>
-      </w:r>
-      <w:r>
-        <w:rPr>
-          <w:rFonts w:ascii="KB금융 본문체 Light" w:eastAsia="KB금융 본문체 Light" w:hAnsi="KB금융 본문체 Light" w:cs="KB금융 본문체 Light"/>
-          <w:color w:val="000000" w:themeColor="text1"/>
-          <w:spacing w:val="1"/>
-          <w:sz w:val="22"/>
-          <w:szCs w:val="22"/>
-        </w:rPr>
-        <w:t xml:space="preserve"> </w:t>
-      </w:r>
-      <w:r>
-        <w:rPr>
-          <w:rFonts w:ascii="KB금융 본문체 Light" w:eastAsia="KB금융 본문체 Light" w:hAnsi="KB금융 본문체 Light" w:cs="KB금융 본문체 Light" w:hint="eastAsia"/>
-          <w:color w:val="000000" w:themeColor="text1"/>
-          <w:spacing w:val="1"/>
-          <w:sz w:val="22"/>
-          <w:szCs w:val="22"/>
-        </w:rPr>
-        <w:t>명할</w:t>
-      </w:r>
-      <w:r>
-        <w:rPr>
-          <w:rFonts w:ascii="KB금융 본문체 Light" w:eastAsia="KB금융 본문체 Light" w:hAnsi="KB금융 본문체 Light" w:cs="KB금융 본문체 Light" w:hint="eastAsia"/>
-          <w:color w:val="000000" w:themeColor="text1"/>
-          <w:spacing w:val="1"/>
-          <w:sz w:val="22"/>
-          <w:szCs w:val="22"/>
-        </w:rPr>
-        <w:t xml:space="preserve"> </w:t>
-      </w:r>
-      <w:r>
-        <w:rPr>
-          <w:rFonts w:ascii="KB금융 본문체 Light" w:eastAsia="KB금융 본문체 Light" w:hAnsi="KB금융 본문체 Light" w:cs="KB금융 본문체 Light" w:hint="eastAsia"/>
-          <w:color w:val="000000" w:themeColor="text1"/>
-          <w:sz w:val="22"/>
-          <w:szCs w:val="22"/>
-        </w:rPr>
-        <w:t>수</w:t>
-      </w:r>
-      <w:r>
-        <w:rPr>
-          <w:rFonts w:ascii="KB금융 본문체 Light" w:eastAsia="KB금융 본문체 Light" w:hAnsi="KB금융 본문체 Light" w:cs="KB금융 본문체 Light"/>
-          <w:color w:val="000000" w:themeColor="text1"/>
-          <w:sz w:val="22"/>
-          <w:szCs w:val="22"/>
-        </w:rPr>
-        <w:t xml:space="preserve"> </w:t>
-      </w:r>
-      <w:r>
-        <w:rPr>
-          <w:rFonts w:ascii="KB금융 본문체 Light" w:eastAsia="KB금융 본문체 Light" w:hAnsi="KB금융 본문체 Light" w:cs="KB금융 본문체 Light" w:hint="eastAsia"/>
-          <w:color w:val="000000" w:themeColor="text1"/>
-          <w:sz w:val="22"/>
-          <w:szCs w:val="22"/>
-        </w:rPr>
-        <w:t>있다</w:t>
-      </w:r>
-      <w:r>
-        <w:rPr>
-          <w:rFonts w:ascii="KB금융 본문체 Light" w:eastAsia="KB금융 본문체 Light" w:hAnsi="KB금융 본문체 Light" w:cs="KB금융 본문체 Light"/>
-          <w:color w:val="000000" w:themeColor="text1"/>
-          <w:sz w:val="22"/>
-          <w:szCs w:val="22"/>
-        </w:rPr>
-        <w:t>.</w:t>
+        <w:t xml:space="preserve">. </w:t>
+      </w:r>
+      <w:r>
+        <w:rPr>
+          <w:rFonts w:ascii="KB금융 본문체 Light" w:eastAsia="KB금융 본문체 Light" w:hAnsi="KB금융 본문체 Light" w:cs="KB금융 본문체 Light"/>
+          <w:color w:val="0000CD"/>
+          <w:sz w:val="22"/>
+          <w:szCs w:val="22"/>
+        </w:rPr>
+        <w:t xml:space="preserve">(2026. 8. </w:t>
+      </w:r>
+      <w:r>
+        <w:rPr>
+          <w:rFonts w:ascii="KB금융 본문체 Light" w:eastAsia="KB금융 본문체 Light" w:hAnsi="KB금융 본문체 Light" w:cs="KB금융 본문체 Light"/>
+          <w:color w:val="0000CD"/>
+          <w:sz w:val="22"/>
+          <w:szCs w:val="22"/>
+        </w:rPr>
+        <w:t>31</w:t>
+      </w:r>
+      <w:r>
+        <w:rPr>
+          <w:rFonts w:ascii="KB금융 본문체 Light" w:eastAsia="KB금융 본문체 Light" w:hAnsi="KB금융 본문체 Light" w:cs="KB금융 본문체 Light"/>
+          <w:color w:val="0000CD"/>
+          <w:sz w:val="22"/>
+          <w:szCs w:val="22"/>
+        </w:rPr>
+        <w:t xml:space="preserve">. </w:t>
+      </w:r>
+      <w:r>
+        <w:rPr>
+          <w:rFonts w:ascii="KB금융 본문체 Light" w:eastAsia="KB금융 본문체 Light" w:hAnsi="KB금융 본문체 Light" w:cs="KB금융 본문체 Light" w:hint="eastAsia"/>
+          <w:color w:val="0000CD"/>
+          <w:sz w:val="22"/>
+          <w:szCs w:val="22"/>
+        </w:rPr>
+        <w:t>신설)</w:t>
       </w:r>
     </w:p>
     <w:p>
@@ -13411,103 +13417,41 @@
         <w:contextualSpacing/>
         <w:rPr>
           <w:rFonts w:ascii="KB금융 본문체 Light" w:eastAsia="KB금융 본문체 Light" w:hAnsi="KB금융 본문체 Light" w:cs="KB금융 본문체 Light"/>
-          <w:color w:val="FF0000"/>
-          <w:sz w:val="22"/>
-          <w:szCs w:val="22"/>
-        </w:rPr>
-      </w:pPr>
-      <w:r>
-        <w:rPr>
-          <w:rFonts w:ascii="KB금융 본문체 Light" w:eastAsia="KB금융 본문체 Light" w:hAnsi="KB금융 본문체 Light" w:cs="KB금융 본문체 Light" w:hint="eastAsia"/>
-          <w:color w:val="000000"/>
+          <w:color w:val="000000" w:themeColor="text1"/>
           <w:spacing w:val="1"/>
           <w:sz w:val="22"/>
           <w:szCs w:val="22"/>
         </w:rPr>
-        <w:t>⑥</w:t>
-      </w:r>
-      <w:r>
-        <w:rPr>
-          <w:rFonts w:ascii="KB금융 본문체 Light" w:eastAsia="KB금융 본문체 Light" w:hAnsi="KB금융 본문체 Light" w:cs="KB금융 본문체 Light" w:hint="eastAsia"/>
-          <w:color w:val="000000"/>
+      </w:pPr>
+      <w:r>
+        <w:rPr>
+          <w:rFonts w:ascii="KB금융 본문체 Light" w:eastAsia="KB금융 본문체 Light" w:hAnsi="KB금융 본문체 Light" w:cs="KB금융 본문체 Light" w:hint="eastAsia"/>
+          <w:color w:val="000000" w:themeColor="text1"/>
           <w:spacing w:val="1"/>
           <w:sz w:val="22"/>
           <w:szCs w:val="22"/>
         </w:rPr>
-        <w:t xml:space="preserve"> 임신 중인 여성근로자가 모성보호를 위하여 육아휴직을 사용한 횟수는 육아휴직을 나누어 사용한 횟수에 포함하지 아니한다</w:t>
-      </w:r>
-      <w:r>
-        <w:rPr>
-          <w:rFonts w:ascii="KB금융 본문체 Light" w:eastAsia="KB금융 본문체 Light" w:hAnsi="KB금융 본문체 Light" w:cs="KB금융 본문체 Light"/>
-          <w:color w:val="000000"/>
+        <w:t>⑦</w:t>
+      </w:r>
+      <w:r>
+        <w:rPr>
+          <w:rFonts w:ascii="KB금융 본문체 Light" w:eastAsia="KB금융 본문체 Light" w:hAnsi="KB금융 본문체 Light" w:cs="KB금융 본문체 Light"/>
+          <w:color w:val="000000" w:themeColor="text1"/>
           <w:spacing w:val="1"/>
           <w:sz w:val="22"/>
           <w:szCs w:val="22"/>
         </w:rPr>
-        <w:t xml:space="preserve">. </w:t>
-      </w:r>
-      <w:r>
-        <w:rPr>
-          <w:rFonts w:ascii="KB금융 본문체 Light" w:eastAsia="KB금융 본문체 Light" w:hAnsi="KB금융 본문체 Light" w:cs="KB금융 본문체 Light"/>
-          <w:color w:val="0000CD"/>
-          <w:sz w:val="22"/>
-          <w:szCs w:val="22"/>
-        </w:rPr>
-        <w:t xml:space="preserve">(2026. 8. </w:t>
-      </w:r>
-      <w:r>
-        <w:rPr>
-          <w:rFonts w:ascii="KB금융 본문체 Light" w:eastAsia="KB금융 본문체 Light" w:hAnsi="KB금융 본문체 Light" w:cs="KB금융 본문체 Light"/>
-          <w:color w:val="0000CD"/>
-          <w:sz w:val="22"/>
-          <w:szCs w:val="22"/>
-        </w:rPr>
-        <w:t>31</w:t>
-      </w:r>
-      <w:r>
-        <w:rPr>
-          <w:rFonts w:ascii="KB금융 본문체 Light" w:eastAsia="KB금융 본문체 Light" w:hAnsi="KB금융 본문체 Light" w:cs="KB금융 본문체 Light"/>
-          <w:color w:val="0000CD"/>
-          <w:sz w:val="22"/>
-          <w:szCs w:val="22"/>
-        </w:rPr>
-        <w:t xml:space="preserve">. </w:t>
-      </w:r>
-      <w:proofErr w:type="spellStart"/>
-      <w:r>
-        <w:rPr>
-          <w:rFonts w:ascii="KB금융 본문체 Light" w:eastAsia="KB금융 본문체 Light" w:hAnsi="KB금융 본문체 Light" w:cs="KB금융 본문체 Light" w:hint="eastAsia"/>
-          <w:color w:val="0000CD"/>
-          <w:sz w:val="22"/>
-          <w:szCs w:val="22"/>
-        </w:rPr>
-        <w:t>신설</w:t>
-      </w:r>
-      <w:proofErr w:type="spellEnd"/>
-      <w:r>
-        <w:rPr>
-          <w:rFonts w:ascii="KB금융 본문체 Light" w:eastAsia="KB금융 본문체 Light" w:hAnsi="KB금융 본문체 Light" w:cs="KB금융 본문체 Light" w:hint="eastAsia"/>
-          <w:color w:val="FF0000"/>
-          <w:sz w:val="22"/>
-          <w:szCs w:val="22"/>
-        </w:rPr>
-      </w:r>
-      <w:r>
-        <w:rPr>
-          <w:rFonts w:ascii="KB금융 본문체 Light" w:eastAsia="KB금융 본문체 Light" w:hAnsi="KB금융 본문체 Light" w:cs="KB금융 본문체 Light" w:hint="eastAsia"/>
-          <w:color w:val="FF0000"/>
-          <w:sz w:val="22"/>
-          <w:szCs w:val="22"/>
-        </w:rPr>
-      </w:r>
-      <w:r>
-        <w:rPr>
-          <w:rFonts w:ascii="KB금융 본문체 Light" w:eastAsia="KB금융 본문체 Light" w:hAnsi="KB금융 본문체 Light" w:cs="KB금융 본문체 Light" w:hint="eastAsia"/>
-          <w:color w:val="0000CD"/>
-          <w:sz w:val="22"/>
-          <w:szCs w:val="22"/>
-        </w:rPr>
-        <w:t>)</w:t>
+        <w:t xml:space="preserve"> </w:t>
+      </w:r>
+      <w:r>
+        <w:rPr>
+          <w:rFonts w:ascii="KB금융 본문체 Light" w:eastAsia="KB금융 본문체 Light" w:hAnsi="KB금융 본문체 Light" w:cs="KB금융 본문체 Light" w:hint="eastAsia"/>
+          <w:color w:val="000000" w:themeColor="text1"/>
+          <w:spacing w:val="1"/>
+          <w:sz w:val="22"/>
+          <w:szCs w:val="22"/>
+        </w:rPr>
+        <w:t>이 규정에서 정하지 아니한 사항은 관련법령을 준용한다.</w:t>
       </w:r>
     </w:p>
     <w:p>
@@ -13515,6 +13459,160 @@
         <w:pStyle w:val="a7"/>
         <w:snapToGrid w:val="0"/>
         <w:spacing w:line="400" w:lineRule="exact"/>
+        <w:contextualSpacing/>
+        <w:rPr>
+          <w:rFonts w:ascii="KB금융 본문체 Light" w:eastAsia="KB금융 본문체 Light" w:hAnsi="KB금융 본문체 Light" w:cs="KB금융 본문체 Light"/>
+          <w:color w:val="000000" w:themeColor="text1"/>
+          <w:spacing w:val="1"/>
+          <w:sz w:val="22"/>
+          <w:szCs w:val="22"/>
+        </w:rPr>
+      </w:pPr>
+    </w:p>
+    <w:p>
+      <w:pPr>
+        <w:snapToGrid w:val="0"/>
+        <w:spacing w:line="400" w:lineRule="exact"/>
+        <w:ind w:left="290" w:hangingChars="132" w:hanging="290"/>
+        <w:contextualSpacing/>
+        <w:rPr>
+          <w:rFonts w:ascii="KB금융 본문체 Light" w:eastAsia="KB금융 본문체 Light" w:hAnsi="KB금융 본문체 Light" w:cs="KB금융 본문체 Light"/>
+          <w:color w:val="000000" w:themeColor="text1"/>
+          <w:spacing w:val="1"/>
+          <w:sz w:val="22"/>
+          <w:szCs w:val="22"/>
+        </w:rPr>
+      </w:pPr>
+      <w:r>
+        <w:rPr>
+          <w:rFonts w:ascii="KB금융 본문체 Light" w:eastAsia="KB금융 본문체 Light" w:hAnsi="KB금융 본문체 Light" w:cs="KB금융 본문체 Light" w:hint="eastAsia"/>
+          <w:b/>
+          <w:color w:val="000000" w:themeColor="text1"/>
+          <w:sz w:val="22"/>
+          <w:szCs w:val="22"/>
+        </w:rPr>
+        <w:t>제13조의2(</w:t>
+      </w:r>
+      <w:r>
+        <w:rPr>
+          <w:rFonts w:ascii="KB금융 본문체 Light" w:eastAsia="KB금융 본문체 Light" w:hAnsi="KB금융 본문체 Light" w:cs="KB금융 본문체 Light" w:hint="eastAsia"/>
+          <w:b/>
+          <w:color w:val="000000" w:themeColor="text1"/>
+          <w:spacing w:val="-2"/>
+          <w:sz w:val="22"/>
+          <w:szCs w:val="22"/>
+        </w:rPr>
+        <w:t>육아기 근로시간 단축)</w:t>
+      </w:r>
+      <w:r>
+        <w:rPr>
+          <w:rFonts w:ascii="KB금융 본문체 Light" w:eastAsia="KB금융 본문체 Light" w:hAnsi="KB금융 본문체 Light" w:cs="KB금융 본문체 Light"/>
+          <w:b/>
+          <w:color w:val="000000" w:themeColor="text1"/>
+          <w:spacing w:val="-2"/>
+          <w:sz w:val="22"/>
+          <w:szCs w:val="22"/>
+        </w:rPr>
+        <w:t xml:space="preserve"> </w:t>
+      </w:r>
+      <w:r>
+        <w:rPr>
+          <w:rFonts w:ascii="KB금융 본문체 Light" w:eastAsia="KB금융 본문체 Light" w:hAnsi="KB금융 본문체 Light" w:cs="KB금융 본문체 Light"/>
+          <w:color w:val="000000" w:themeColor="text1"/>
+          <w:spacing w:val="1"/>
+          <w:sz w:val="22"/>
+          <w:szCs w:val="22"/>
+        </w:rPr>
+        <w:t>① 직원이 만12세 이하 또는 초등학교 6학년 이하의 자녀(</w:t>
+      </w:r>
+      <w:proofErr w:type="spellStart"/>
+      <w:r>
+        <w:rPr>
+          <w:rFonts w:ascii="KB금융 본문체 Light" w:eastAsia="KB금융 본문체 Light" w:hAnsi="KB금융 본문체 Light" w:cs="KB금융 본문체 Light"/>
+          <w:color w:val="000000" w:themeColor="text1"/>
+          <w:spacing w:val="1"/>
+          <w:sz w:val="22"/>
+          <w:szCs w:val="22"/>
+        </w:rPr>
+        <w:t>입양자</w:t>
+      </w:r>
+      <w:proofErr w:type="spellEnd"/>
+      <w:r>
+        <w:rPr>
+          <w:rFonts w:ascii="KB금융 본문체 Light" w:eastAsia="KB금융 본문체 Light" w:hAnsi="KB금융 본문체 Light" w:cs="KB금융 본문체 Light"/>
+          <w:color w:val="000000" w:themeColor="text1"/>
+          <w:spacing w:val="1"/>
+          <w:sz w:val="22"/>
+          <w:szCs w:val="22"/>
+        </w:rPr>
+        <w:t xml:space="preserve"> 포함)를 양육하기 위하여 근로시간의 단축(이하 "육아기 근로시간 단축"이라 한다)을 신청하는 경우 </w:t>
+      </w:r>
+      <w:r>
+        <w:rPr>
+          <w:rFonts w:ascii="KB금융 본문체 Light" w:eastAsia="KB금융 본문체 Light" w:hAnsi="KB금융 본문체 Light" w:cs="KB금융 본문체 Light" w:hint="eastAsia"/>
+          <w:color w:val="000000" w:themeColor="text1"/>
+          <w:spacing w:val="1"/>
+          <w:sz w:val="22"/>
+          <w:szCs w:val="22"/>
+        </w:rPr>
+        <w:t xml:space="preserve">주당 근무시간 </w:t>
+      </w:r>
+      <w:r>
+        <w:rPr>
+          <w:rFonts w:ascii="KB금융 본문체 Light" w:eastAsia="KB금융 본문체 Light" w:hAnsi="KB금융 본문체 Light" w:cs="KB금융 본문체 Light"/>
+          <w:color w:val="000000" w:themeColor="text1"/>
+          <w:spacing w:val="1"/>
+          <w:sz w:val="22"/>
+          <w:szCs w:val="22"/>
+        </w:rPr>
+        <w:t>15</w:t>
+      </w:r>
+      <w:r>
+        <w:rPr>
+          <w:rFonts w:ascii="KB금융 본문체 Light" w:eastAsia="KB금융 본문체 Light" w:hAnsi="KB금융 본문체 Light" w:cs="KB금융 본문체 Light" w:hint="eastAsia"/>
+          <w:color w:val="000000" w:themeColor="text1"/>
+          <w:spacing w:val="1"/>
+          <w:sz w:val="22"/>
+          <w:szCs w:val="22"/>
+        </w:rPr>
+        <w:t xml:space="preserve">시간 이상 </w:t>
+      </w:r>
+      <w:r>
+        <w:rPr>
+          <w:rFonts w:ascii="KB금융 본문체 Light" w:eastAsia="KB금융 본문체 Light" w:hAnsi="KB금융 본문체 Light" w:cs="KB금융 본문체 Light"/>
+          <w:color w:val="000000" w:themeColor="text1"/>
+          <w:spacing w:val="1"/>
+          <w:sz w:val="22"/>
+          <w:szCs w:val="22"/>
+        </w:rPr>
+        <w:t>35</w:t>
+      </w:r>
+      <w:r>
+        <w:rPr>
+          <w:rFonts w:ascii="KB금융 본문체 Light" w:eastAsia="KB금융 본문체 Light" w:hAnsi="KB금융 본문체 Light" w:cs="KB금융 본문체 Light" w:hint="eastAsia"/>
+          <w:color w:val="000000" w:themeColor="text1"/>
+          <w:spacing w:val="1"/>
+          <w:sz w:val="22"/>
+          <w:szCs w:val="22"/>
+        </w:rPr>
+        <w:t xml:space="preserve">시간 </w:t>
+      </w:r>
+      <w:r>
+        <w:rPr>
+          <w:rFonts w:ascii="KB금융 본문체 Light" w:eastAsia="KB금융 본문체 Light" w:hAnsi="KB금융 본문체 Light" w:cs="KB금융 본문체 Light"/>
+          <w:color w:val="000000" w:themeColor="text1"/>
+          <w:spacing w:val="1"/>
+          <w:sz w:val="22"/>
+          <w:szCs w:val="22"/>
+        </w:rPr>
+        <w:t xml:space="preserve">이내에서 이를 허용한다. </w:t>
+      </w:r>
+    </w:p>
+    <w:p>
+      <w:pPr>
+        <w:pStyle w:val="a7"/>
+        <w:snapToGrid w:val="0"/>
+        <w:spacing w:line="400" w:lineRule="exact"/>
         <w:ind w:left="200"/>
         <w:contextualSpacing/>
         <w:rPr>
@@ -13527,33 +13625,84 @@
       </w:pPr>
       <w:r>
         <w:rPr>
-          <w:rFonts w:ascii="KB금융 본문체 Light" w:eastAsia="KB금융 본문체 Light" w:hAnsi="KB금융 본문체 Light" w:cs="KB금융 본문체 Light" w:hint="eastAsia"/>
+          <w:rFonts w:ascii="KB금융 본문체 Light" w:eastAsia="KB금융 본문체 Light" w:hAnsi="KB금융 본문체 Light" w:cs="KB금융 본문체 Light"/>
           <w:color w:val="000000" w:themeColor="text1"/>
           <w:spacing w:val="1"/>
           <w:sz w:val="22"/>
           <w:szCs w:val="22"/>
         </w:rPr>
-        <w:t>⑦</w:t>
-      </w:r>
-      <w:r>
-        <w:rPr>
-          <w:rFonts w:ascii="KB금융 본문체 Light" w:eastAsia="KB금융 본문체 Light" w:hAnsi="KB금융 본문체 Light" w:cs="KB금융 본문체 Light"/>
+        <w:lastRenderedPageBreak/>
+        <w:t xml:space="preserve">② </w:t>
+      </w:r>
+      <w:r>
+        <w:rPr>
+          <w:rFonts w:ascii="KB금융 본문체 Light" w:eastAsia="KB금융 본문체 Light" w:hAnsi="KB금융 본문체 Light" w:cs="KB금융 본문체 Light" w:hint="eastAsia"/>
           <w:color w:val="000000" w:themeColor="text1"/>
           <w:spacing w:val="1"/>
           <w:sz w:val="22"/>
           <w:szCs w:val="22"/>
         </w:rPr>
-        <w:t xml:space="preserve"> </w:t>
-      </w:r>
-      <w:r>
-        <w:rPr>
-          <w:rFonts w:ascii="KB금융 본문체 Light" w:eastAsia="KB금융 본문체 Light" w:hAnsi="KB금융 본문체 Light" w:cs="KB금융 본문체 Light" w:hint="eastAsia"/>
+        <w:t xml:space="preserve">육아기 근로시간 단축의 기간은 </w:t>
+      </w:r>
+      <w:r>
+        <w:rPr>
+          <w:rFonts w:ascii="KB금융 본문체 Light" w:eastAsia="KB금융 본문체 Light" w:hAnsi="KB금융 본문체 Light" w:cs="KB금융 본문체 Light"/>
           <w:color w:val="000000" w:themeColor="text1"/>
           <w:spacing w:val="1"/>
           <w:sz w:val="22"/>
           <w:szCs w:val="22"/>
         </w:rPr>
-        <w:t>이 규정에서 정하지 아니한 사항은 관련법령을 준용한다.</w:t>
+        <w:t>1</w:t>
+      </w:r>
+      <w:r>
+        <w:rPr>
+          <w:rFonts w:ascii="KB금융 본문체 Light" w:eastAsia="KB금융 본문체 Light" w:hAnsi="KB금융 본문체 Light" w:cs="KB금융 본문체 Light" w:hint="eastAsia"/>
+          <w:color w:val="000000" w:themeColor="text1"/>
+          <w:spacing w:val="1"/>
+          <w:sz w:val="22"/>
+          <w:szCs w:val="22"/>
+        </w:rPr>
+        <w:t>년이내로 한다.</w:t>
+      </w:r>
+      <w:r>
+        <w:rPr>
+          <w:rFonts w:ascii="KB금융 본문체 Light" w:eastAsia="KB금융 본문체 Light" w:hAnsi="KB금융 본문체 Light" w:cs="KB금융 본문체 Light"/>
+          <w:color w:val="000000" w:themeColor="text1"/>
+          <w:spacing w:val="1"/>
+          <w:sz w:val="22"/>
+          <w:szCs w:val="22"/>
+        </w:rPr>
+        <w:t xml:space="preserve"> 육아기 근로시간 단축을 신청하는 직원이 제13조 제1항에 따른 육아휴직(출산전후휴가</w:t>
+      </w:r>
+      <w:r>
+        <w:rPr>
+          <w:rFonts w:ascii="KB금융 본문체 Light" w:eastAsia="KB금융 본문체 Light" w:hAnsi="KB금융 본문체 Light" w:cs="KB금융 본문체 Light" w:hint="eastAsia"/>
+          <w:color w:val="000000" w:themeColor="text1"/>
+          <w:spacing w:val="1"/>
+          <w:sz w:val="22"/>
+          <w:szCs w:val="22"/>
+        </w:rPr>
+        <w:t xml:space="preserve"> 기간</w:t>
+      </w:r>
+      <w:r>
+        <w:rPr>
+          <w:rFonts w:ascii="KB금융 본문체 Light" w:eastAsia="KB금융 본문체 Light" w:hAnsi="KB금융 본문체 Light" w:cs="KB금융 본문체 Light"/>
+          <w:color w:val="000000" w:themeColor="text1"/>
+          <w:spacing w:val="1"/>
+          <w:sz w:val="22"/>
+          <w:szCs w:val="22"/>
+        </w:rPr>
+        <w:t xml:space="preserve"> 제외)</w:t>
+      </w:r>
+      <w:r>
+        <w:rPr>
+          <w:rFonts w:ascii="KB금융 본문체 Light" w:eastAsia="KB금융 본문체 Light" w:hAnsi="KB금융 본문체 Light" w:cs="KB금융 본문체 Light" w:hint="eastAsia"/>
+          <w:color w:val="000000" w:themeColor="text1"/>
+          <w:spacing w:val="1"/>
+          <w:sz w:val="22"/>
+          <w:szCs w:val="22"/>
+        </w:rPr>
+        <w:t>기간 중 사용하지 아니한 기간이 있으면 그 기간의 두배를 가산한 기간 이내로 한다.</w:t>
       </w:r>
     </w:p>
     <w:p>
@@ -13561,232 +13710,6 @@
         <w:pStyle w:val="a7"/>
         <w:snapToGrid w:val="0"/>
         <w:spacing w:line="400" w:lineRule="exact"/>
-        <w:contextualSpacing/>
-        <w:rPr>
-          <w:rFonts w:ascii="KB금융 본문체 Light" w:eastAsia="KB금융 본문체 Light" w:hAnsi="KB금융 본문체 Light" w:cs="KB금융 본문체 Light"/>
-          <w:color w:val="000000" w:themeColor="text1"/>
-          <w:spacing w:val="1"/>
-          <w:sz w:val="22"/>
-          <w:szCs w:val="22"/>
-        </w:rPr>
-      </w:pPr>
-    </w:p>
-    <w:p>
-      <w:pPr>
-        <w:snapToGrid w:val="0"/>
-        <w:spacing w:line="400" w:lineRule="exact"/>
-        <w:ind w:left="251" w:hangingChars="132" w:hanging="251"/>
-        <w:contextualSpacing/>
-        <w:rPr>
-          <w:rFonts w:ascii="KB금융 본문체 Light" w:eastAsia="KB금융 본문체 Light" w:hAnsi="KB금융 본문체 Light" w:cs="KB금융 본문체 Light"/>
-          <w:color w:val="000000" w:themeColor="text1"/>
-          <w:spacing w:val="1"/>
-          <w:sz w:val="22"/>
-          <w:szCs w:val="22"/>
-        </w:rPr>
-      </w:pPr>
-      <w:r>
-        <w:rPr>
-          <w:rFonts w:ascii="KB금융 본문체 Light" w:eastAsia="KB금융 본문체 Light" w:hAnsi="KB금융 본문체 Light" w:cs="KB금융 본문체 Light" w:hint="eastAsia"/>
-          <w:b/>
-          <w:color w:val="000000" w:themeColor="text1"/>
-          <w:sz w:val="22"/>
-          <w:szCs w:val="22"/>
-        </w:rPr>
-        <w:t>제13조의2(</w:t>
-      </w:r>
-      <w:r>
-        <w:rPr>
-          <w:rFonts w:ascii="KB금융 본문체 Light" w:eastAsia="KB금융 본문체 Light" w:hAnsi="KB금융 본문체 Light" w:cs="KB금융 본문체 Light" w:hint="eastAsia"/>
-          <w:b/>
-          <w:color w:val="000000" w:themeColor="text1"/>
-          <w:sz w:val="22"/>
-          <w:szCs w:val="22"/>
-        </w:rPr>
-      </w:r>
-      <w:r>
-        <w:rPr>
-          <w:rFonts w:ascii="KB금융 본문체 Light" w:eastAsia="KB금융 본문체 Light" w:hAnsi="KB금융 본문체 Light" w:cs="KB금융 본문체 Light" w:hint="eastAsia"/>
-          <w:b/>
-          <w:color w:val="000000" w:themeColor="text1"/>
-          <w:sz w:val="22"/>
-          <w:szCs w:val="22"/>
-        </w:rPr>
-      </w:r>
-      <w:r>
-        <w:rPr>
-          <w:rFonts w:ascii="KB금융 본문체 Light" w:eastAsia="KB금융 본문체 Light" w:hAnsi="KB금융 본문체 Light" w:cs="KB금융 본문체 Light"/>
-          <w:b/>
-          <w:color w:val="000000" w:themeColor="text1"/>
-          <w:sz w:val="22"/>
-          <w:szCs w:val="22"/>
-        </w:rPr>
-      </w:r>
-      <w:r>
-        <w:rPr>
-          <w:rFonts w:ascii="KB금융 본문체 Light" w:eastAsia="KB금융 본문체 Light" w:hAnsi="KB금융 본문체 Light" w:cs="KB금융 본문체 Light"/>
-          <w:b/>
-          <w:color w:val="000000" w:themeColor="text1"/>
-          <w:sz w:val="22"/>
-          <w:szCs w:val="22"/>
-        </w:rPr>
-      </w:r>
-      <w:r>
-        <w:rPr>
-          <w:rFonts w:ascii="KB금융 본문체 Light" w:eastAsia="KB금융 본문체 Light" w:hAnsi="KB금융 본문체 Light" w:cs="KB금융 본문체 Light" w:hint="eastAsia"/>
-          <w:b/>
-          <w:color w:val="000000" w:themeColor="text1"/>
-          <w:sz w:val="22"/>
-          <w:szCs w:val="22"/>
-        </w:rPr>
-      </w:r>
-      <w:r>
-        <w:rPr>
-          <w:rFonts w:ascii="KB금융 본문체 Light" w:eastAsia="KB금융 본문체 Light" w:hAnsi="KB금융 본문체 Light" w:cs="KB금융 본문체 Light" w:hint="eastAsia"/>
-          <w:b/>
-          <w:color w:val="000000" w:themeColor="text1"/>
-          <w:sz w:val="22"/>
-          <w:szCs w:val="22"/>
-        </w:rPr>
-      </w:r>
-      <w:r>
-        <w:rPr>
-          <w:rFonts w:ascii="KB금융 본문체 Light" w:eastAsia="KB금융 본문체 Light" w:hAnsi="KB금융 본문체 Light" w:cs="KB금융 본문체 Light"/>
-          <w:b/>
-          <w:color w:val="000000" w:themeColor="text1"/>
-          <w:sz w:val="22"/>
-          <w:szCs w:val="22"/>
-        </w:rPr>
-      </w:r>
-      <w:r>
-        <w:rPr>
-          <w:rFonts w:ascii="KB금융 본문체 Light" w:eastAsia="KB금융 본문체 Light" w:hAnsi="KB금융 본문체 Light" w:cs="KB금융 본문체 Light" w:hint="eastAsia"/>
-          <w:b/>
-          <w:color w:val="000000" w:themeColor="text1"/>
-          <w:sz w:val="22"/>
-          <w:szCs w:val="22"/>
-        </w:rPr>
-      </w:r>
-      <w:r>
-        <w:rPr>
-          <w:rFonts w:ascii="KB금융 본문체 Light" w:eastAsia="KB금융 본문체 Light" w:hAnsi="KB금융 본문체 Light" w:cs="KB금융 본문체 Light" w:hint="eastAsia"/>
-          <w:b/>
-          <w:color w:val="000000" w:themeColor="text1"/>
-          <w:spacing w:val="-2"/>
-          <w:sz w:val="22"/>
-          <w:szCs w:val="22"/>
-        </w:rPr>
-        <w:t>육아기 근로시간 단축)</w:t>
-      </w:r>
-      <w:r>
-        <w:rPr>
-          <w:rFonts w:ascii="KB금융 본문체 Light" w:eastAsia="KB금융 본문체 Light" w:hAnsi="KB금융 본문체 Light" w:cs="KB금융 본문체 Light"/>
-          <w:b/>
-          <w:color w:val="000000" w:themeColor="text1"/>
-          <w:spacing w:val="-2"/>
-          <w:sz w:val="22"/>
-          <w:szCs w:val="22"/>
-        </w:rPr>
-        <w:t xml:space="preserve"> </w:t>
-      </w:r>
-      <w:r>
-        <w:rPr>
-          <w:rFonts w:ascii="KB금융 본문체 Light" w:eastAsia="KB금융 본문체 Light" w:hAnsi="KB금융 본문체 Light" w:cs="KB금융 본문체 Light"/>
-          <w:color w:val="000000" w:themeColor="text1"/>
-          <w:spacing w:val="1"/>
-          <w:sz w:val="22"/>
-          <w:szCs w:val="22"/>
-        </w:rPr>
-        <w:t>① 직원이 만12세 이하 또는 초등학교 6학년 이하의 자녀(</w:t>
-      </w:r>
-      <w:proofErr w:type="spellStart"/>
-      <w:r>
-        <w:rPr>
-          <w:rFonts w:ascii="KB금융 본문체 Light" w:eastAsia="KB금융 본문체 Light" w:hAnsi="KB금융 본문체 Light" w:cs="KB금융 본문체 Light"/>
-          <w:color w:val="000000" w:themeColor="text1"/>
-          <w:spacing w:val="1"/>
-          <w:sz w:val="22"/>
-          <w:szCs w:val="22"/>
-        </w:rPr>
-        <w:t>입양자</w:t>
-      </w:r>
-      <w:proofErr w:type="spellEnd"/>
-      <w:r>
-        <w:rPr>
-          <w:rFonts w:ascii="KB금융 본문체 Light" w:eastAsia="KB금융 본문체 Light" w:hAnsi="KB금융 본문체 Light" w:cs="KB금융 본문체 Light"/>
-          <w:color w:val="000000" w:themeColor="text1"/>
-          <w:spacing w:val="1"/>
-          <w:sz w:val="22"/>
-          <w:szCs w:val="22"/>
-        </w:rPr>
-        <w:t xml:space="preserve"> 포함)를 양육하기 위하여 근로시간의 단축(이하 "육아기 근로시간 단축"이라 한다)을 신청하는 경우 </w:t>
-      </w:r>
-      <w:r>
-        <w:rPr>
-          <w:rFonts w:ascii="KB금융 본문체 Light" w:eastAsia="KB금융 본문체 Light" w:hAnsi="KB금융 본문체 Light" w:cs="KB금융 본문체 Light" w:hint="eastAsia"/>
-          <w:color w:val="000000" w:themeColor="text1"/>
-          <w:spacing w:val="1"/>
-          <w:sz w:val="22"/>
-          <w:szCs w:val="22"/>
-        </w:rPr>
-        <w:t xml:space="preserve">주당 근무시간 </w:t>
-      </w:r>
-      <w:r>
-        <w:rPr>
-          <w:rFonts w:ascii="KB금융 본문체 Light" w:eastAsia="KB금융 본문체 Light" w:hAnsi="KB금융 본문체 Light" w:cs="KB금융 본문체 Light"/>
-          <w:color w:val="000000" w:themeColor="text1"/>
-          <w:spacing w:val="1"/>
-          <w:sz w:val="22"/>
-          <w:szCs w:val="22"/>
-        </w:rPr>
-        <w:t>15</w:t>
-      </w:r>
-      <w:r>
-        <w:rPr>
-          <w:rFonts w:ascii="KB금융 본문체 Light" w:eastAsia="KB금융 본문체 Light" w:hAnsi="KB금융 본문체 Light" w:cs="KB금융 본문체 Light" w:hint="eastAsia"/>
-          <w:color w:val="000000" w:themeColor="text1"/>
-          <w:spacing w:val="1"/>
-          <w:sz w:val="22"/>
-          <w:szCs w:val="22"/>
-        </w:rPr>
-        <w:t xml:space="preserve">시간 이상 </w:t>
-      </w:r>
-      <w:r>
-        <w:rPr>
-          <w:rFonts w:ascii="KB금융 본문체 Light" w:eastAsia="KB금융 본문체 Light" w:hAnsi="KB금융 본문체 Light" w:cs="KB금융 본문체 Light"/>
-          <w:color w:val="000000" w:themeColor="text1"/>
-          <w:spacing w:val="1"/>
-          <w:sz w:val="22"/>
-          <w:szCs w:val="22"/>
-        </w:rPr>
-        <w:t>35</w:t>
-      </w:r>
-      <w:r>
-        <w:rPr>
-          <w:rFonts w:ascii="KB금융 본문체 Light" w:eastAsia="KB금융 본문체 Light" w:hAnsi="KB금융 본문체 Light" w:cs="KB금융 본문체 Light" w:hint="eastAsia"/>
-          <w:color w:val="000000" w:themeColor="text1"/>
-          <w:spacing w:val="1"/>
-          <w:sz w:val="22"/>
-          <w:szCs w:val="22"/>
-        </w:rPr>
-        <w:t xml:space="preserve">시간 </w:t>
-      </w:r>
-      <w:r>
-        <w:rPr>
-          <w:rFonts w:ascii="KB금융 본문체 Light" w:eastAsia="KB금융 본문체 Light" w:hAnsi="KB금융 본문체 Light" w:cs="KB금융 본문체 Light"/>
-          <w:color w:val="000000" w:themeColor="text1"/>
-          <w:spacing w:val="1"/>
-          <w:sz w:val="22"/>
-          <w:szCs w:val="22"/>
-        </w:rPr>
-        <w:t xml:space="preserve">이내에서 이를 허용한다. </w:t>
-      </w:r>
-    </w:p>
-    <w:p>
-      <w:pPr>
-        <w:pStyle w:val="a7"/>
-        <w:snapToGrid w:val="0"/>
-        <w:spacing w:line="400" w:lineRule="exact"/>
         <w:ind w:left="200"/>
         <w:contextualSpacing/>
         <w:rPr>
@@ -13800,177 +13723,73 @@
       <w:r>
         <w:rPr>
           <w:rFonts w:ascii="KB금융 본문체 Light" w:eastAsia="KB금융 본문체 Light" w:hAnsi="KB금융 본문체 Light" w:cs="KB금융 본문체 Light"/>
-          <w:color w:val="000000" w:themeColor="text1"/>
           <w:spacing w:val="1"/>
           <w:sz w:val="22"/>
           <w:szCs w:val="22"/>
         </w:rPr>
-        <w:t xml:space="preserve">② </w:t>
-      </w:r>
-      <w:r>
-        <w:rPr>
-          <w:rFonts w:ascii="KB금융 본문체 Light" w:eastAsia="KB금융 본문체 Light" w:hAnsi="KB금융 본문체 Light" w:cs="KB금융 본문체 Light" w:hint="eastAsia"/>
-          <w:color w:val="000000" w:themeColor="text1"/>
+        <w:t xml:space="preserve">③ 육아기 근로시간 단축은 분할하여 사용할 수 있다. 분할 사용 횟수에 제한은 없으며, 분할 사용 1회의 기간은 </w:t>
+      </w:r>
+      <w:r>
+        <w:rPr>
+          <w:rFonts w:ascii="KB금융 본문체 Light" w:eastAsia="KB금융 본문체 Light" w:hAnsi="KB금융 본문체 Light" w:cs="KB금융 본문체 Light"/>
           <w:spacing w:val="1"/>
           <w:sz w:val="22"/>
           <w:szCs w:val="22"/>
         </w:rPr>
-        <w:t xml:space="preserve">육아기 근로시간 단축의 기간은 </w:t>
-      </w:r>
-      <w:r>
-        <w:rPr>
-          <w:rFonts w:ascii="KB금융 본문체 Light" w:eastAsia="KB금융 본문체 Light" w:hAnsi="KB금융 본문체 Light" w:cs="KB금융 본문체 Light"/>
-          <w:color w:val="000000" w:themeColor="text1"/>
+        <w:t>1</w:t>
+      </w:r>
+      <w:r>
+        <w:rPr>
+          <w:rFonts w:ascii="KB금융 본문체 Light" w:eastAsia="KB금융 본문체 Light" w:hAnsi="KB금융 본문체 Light" w:cs="KB금융 본문체 Light"/>
           <w:spacing w:val="1"/>
           <w:sz w:val="22"/>
           <w:szCs w:val="22"/>
         </w:rPr>
+        <w:t>개월</w:t>
+      </w:r>
+      <w:r>
+        <w:rPr>
+          <w:rFonts w:ascii="KB금융 본문체 Light" w:eastAsia="KB금융 본문체 Light" w:hAnsi="KB금융 본문체 Light" w:cs="KB금융 본문체 Light"/>
+          <w:spacing w:val="1"/>
+          <w:sz w:val="22"/>
+          <w:szCs w:val="22"/>
+        </w:rPr>
+        <w:t xml:space="preserve">(근로계약기간의 만료로 </w:t>
+      </w:r>
+      <w:r>
+        <w:rPr>
+          <w:rFonts w:ascii="KB금융 본문체 Light" w:eastAsia="KB금융 본문체 Light" w:hAnsi="KB금융 본문체 Light" w:cs="KB금융 본문체 Light"/>
+          <w:spacing w:val="1"/>
+          <w:sz w:val="22"/>
+          <w:szCs w:val="22"/>
+        </w:rPr>
         <w:t>1</w:t>
       </w:r>
       <w:r>
         <w:rPr>
-          <w:rFonts w:ascii="KB금융 본문체 Light" w:eastAsia="KB금융 본문체 Light" w:hAnsi="KB금융 본문체 Light" w:cs="KB금융 본문체 Light" w:hint="eastAsia"/>
-          <w:color w:val="000000" w:themeColor="text1"/>
+          <w:rFonts w:ascii="KB금융 본문체 Light" w:eastAsia="KB금융 본문체 Light" w:hAnsi="KB금융 본문체 Light" w:cs="KB금융 본문체 Light"/>
           <w:spacing w:val="1"/>
           <w:sz w:val="22"/>
           <w:szCs w:val="22"/>
         </w:rPr>
-        <w:t>년이내로 한다.</w:t>
-      </w:r>
-      <w:r>
-        <w:rPr>
-          <w:rFonts w:ascii="KB금융 본문체 Light" w:eastAsia="KB금융 본문체 Light" w:hAnsi="KB금융 본문체 Light" w:cs="KB금융 본문체 Light"/>
-          <w:color w:val="000000" w:themeColor="text1"/>
+        <w:t>개월</w:t>
+      </w:r>
+      <w:r>
+        <w:rPr>
+          <w:rFonts w:ascii="KB금융 본문체 Light" w:eastAsia="KB금융 본문체 Light" w:hAnsi="KB금융 본문체 Light" w:cs="KB금융 본문체 Light"/>
           <w:spacing w:val="1"/>
           <w:sz w:val="22"/>
           <w:szCs w:val="22"/>
         </w:rPr>
-        <w:t xml:space="preserve"> 육아기 근로시간 단축을 신청하는 직원이 제13조 제1항에 따른 육아휴직(출산전후휴가</w:t>
-      </w:r>
-      <w:r>
-        <w:rPr>
-          <w:rFonts w:ascii="KB금융 본문체 Light" w:eastAsia="KB금융 본문체 Light" w:hAnsi="KB금융 본문체 Light" w:cs="KB금융 본문체 Light" w:hint="eastAsia"/>
-          <w:color w:val="000000" w:themeColor="text1"/>
+        <w:t xml:space="preserve"> 이상 근로시간 단축을 사용할 수 없는 기간제 근로자의 경우 남은 근로계약기간) 이상으로 한다.</w:t>
+      </w:r>
+      <w:r>
+        <w:rPr>
+          <w:rFonts w:ascii="KB금융 본문체 Light" w:eastAsia="KB금융 본문체 Light" w:hAnsi="KB금융 본문체 Light" w:cs="KB금융 본문체 Light"/>
           <w:spacing w:val="1"/>
           <w:sz w:val="22"/>
           <w:szCs w:val="22"/>
         </w:rPr>
-        <w:t xml:space="preserve"> 기간</w:t>
-      </w:r>
-      <w:r>
-        <w:rPr>
-          <w:rFonts w:ascii="KB금융 본문체 Light" w:eastAsia="KB금융 본문체 Light" w:hAnsi="KB금융 본문체 Light" w:cs="KB금융 본문체 Light"/>
-          <w:color w:val="000000" w:themeColor="text1"/>
-          <w:spacing w:val="1"/>
-          <w:sz w:val="22"/>
-          <w:szCs w:val="22"/>
-        </w:rPr>
-        <w:t xml:space="preserve"> 제외)</w:t>
-      </w:r>
-      <w:r>
-        <w:rPr>
-          <w:rFonts w:ascii="KB금융 본문체 Light" w:eastAsia="KB금융 본문체 Light" w:hAnsi="KB금융 본문체 Light" w:cs="KB금융 본문체 Light" w:hint="eastAsia"/>
-          <w:color w:val="000000" w:themeColor="text1"/>
-          <w:spacing w:val="1"/>
-          <w:sz w:val="22"/>
-          <w:szCs w:val="22"/>
-        </w:rPr>
-        <w:t>기간 중 사용하지 아니한 기간이 있으면 그 기간의 두배를 가산한 기간 이내로 한다.</w:t>
-      </w:r>
-    </w:p>
-    <w:p>
-      <w:pPr>
-        <w:pStyle w:val="a7"/>
-        <w:snapToGrid w:val="0"/>
-        <w:spacing w:line="400" w:lineRule="exact"/>
-        <w:ind w:left="200"/>
-        <w:contextualSpacing/>
-        <w:rPr>
-          <w:rFonts w:ascii="KB금융 본문체 Light" w:eastAsia="KB금융 본문체 Light" w:hAnsi="KB금융 본문체 Light" w:cs="KB금융 본문체 Light"/>
-          <w:color w:val="000000" w:themeColor="text1"/>
-          <w:spacing w:val="1"/>
-          <w:sz w:val="22"/>
-          <w:szCs w:val="22"/>
-        </w:rPr>
-      </w:pPr>
-      <w:r>
-        <w:rPr>
-          <w:rFonts w:ascii="KB금융 본문체 Light" w:eastAsia="KB금융 본문체 Light" w:hAnsi="KB금융 본문체 Light" w:cs="KB금융 본문체 Light"/>
-          <w:color w:val="000000"/>
-          <w:spacing w:val="1"/>
-          <w:sz w:val="22"/>
-          <w:szCs w:val="22"/>
-        </w:rPr>
-        <w:t xml:space="preserve">③ 육아기 근로시간 단축은 분할하여 사용할 수 있다. 분할 사용 횟수에 제한은 없으며, 분할 사용 1회의 기간은 </w:t>
-      </w:r>
-      <w:r>
-        <w:rPr>
-          <w:rFonts w:ascii="KB금융 본문체 Light" w:eastAsia="KB금융 본문체 Light" w:hAnsi="KB금융 본문체 Light" w:cs="KB금융 본문체 Light"/>
-          <w:color w:val="000000"/>
-          <w:spacing w:val="1"/>
-          <w:sz w:val="22"/>
-          <w:szCs w:val="22"/>
-        </w:rPr>
-        <w:t>1</w:t>
-      </w:r>
-      <w:r>
-        <w:rPr>
-          <w:rFonts w:ascii="KB금융 본문체 Light" w:eastAsia="KB금융 본문체 Light" w:hAnsi="KB금융 본문체 Light" w:cs="KB금융 본문체 Light"/>
-          <w:color w:val="000000"/>
-          <w:spacing w:val="1"/>
-          <w:sz w:val="22"/>
-          <w:szCs w:val="22"/>
-        </w:rPr>
-        <w:t>개월</w:t>
-      </w:r>
-      <w:r>
-        <w:rPr>
-          <w:rFonts w:ascii="KB금융 본문체 Light" w:eastAsia="KB금융 본문체 Light" w:hAnsi="KB금융 본문체 Light" w:cs="KB금융 본문체 Light"/>
-          <w:color w:val="000000"/>
-          <w:spacing w:val="1"/>
-          <w:sz w:val="22"/>
-          <w:szCs w:val="22"/>
-        </w:rPr>
-        <w:t xml:space="preserve">(근로계약기간의 만료로 </w:t>
-      </w:r>
-      <w:r>
-        <w:rPr>
-          <w:rFonts w:ascii="KB금융 본문체 Light" w:eastAsia="KB금융 본문체 Light" w:hAnsi="KB금융 본문체 Light" w:cs="KB금융 본문체 Light"/>
-          <w:color w:val="000000"/>
-          <w:spacing w:val="1"/>
-          <w:sz w:val="22"/>
-          <w:szCs w:val="22"/>
-        </w:rPr>
-        <w:t>1</w:t>
-      </w:r>
-      <w:r>
-        <w:rPr>
-          <w:rFonts w:ascii="KB금융 본문체 Light" w:eastAsia="KB금융 본문체 Light" w:hAnsi="KB금융 본문체 Light" w:cs="KB금융 본문체 Light"/>
-          <w:color w:val="000000"/>
-          <w:spacing w:val="1"/>
-          <w:sz w:val="22"/>
-          <w:szCs w:val="22"/>
-        </w:rPr>
-        <w:t>개월</w:t>
-      </w:r>
-      <w:r>
-        <w:rPr>
-          <w:rFonts w:ascii="KB금융 본문체 Light" w:eastAsia="KB금융 본문체 Light" w:hAnsi="KB금융 본문체 Light" w:cs="KB금융 본문체 Light"/>
-          <w:color w:val="000000"/>
-          <w:spacing w:val="1"/>
-          <w:sz w:val="22"/>
-          <w:szCs w:val="22"/>
-        </w:rPr>
-        <w:t xml:space="preserve"> 이상 근로시간 단축을 사용할 수 없는 기간제 근로자의 경우 남은 근로계약기간) 이상으로 한다.</w:t>
-      </w:r>
-      <w:r>
-        <w:rPr>
-          <w:rFonts w:ascii="KB금융 본문체 Light" w:eastAsia="KB금융 본문체 Light" w:hAnsi="KB금융 본문체 Light" w:cs="KB금융 본문체 Light"/>
-          <w:color w:val="000000"/>
-          <w:spacing w:val="1"/>
-          <w:sz w:val="22"/>
-          <w:szCs w:val="22"/>
-        </w:rPr>
         <w:t xml:space="preserve"> </w:t>
       </w:r>
       <w:r>
@@ -14000,7 +13819,6 @@
         </w:rPr>
         <w:t xml:space="preserve">. </w:t>
       </w:r>
-      <w:proofErr w:type="spellStart"/>
       <w:r>
         <w:rPr>
           <w:rFonts w:ascii="KB금융 본문체 Light" w:eastAsia="KB금융 본문체 Light" w:hAnsi="KB금융 본문체 Light" w:cs="KB금융 본문체 Light" w:hint="eastAsia"/>
@@ -14008,17 +13826,7 @@
           <w:sz w:val="22"/>
           <w:szCs w:val="22"/>
         </w:rPr>
-        <w:t>개정</w:t>
-      </w:r>
-      <w:proofErr w:type="spellEnd"/>
-      <w:r>
-        <w:rPr>
-          <w:rFonts w:ascii="KB금융 본문체 Light" w:eastAsia="KB금융 본문체 Light" w:hAnsi="KB금융 본문체 Light" w:cs="KB금융 본문체 Light" w:hint="eastAsia"/>
-          <w:color w:val="0000CD"/>
-          <w:sz w:val="22"/>
-          <w:szCs w:val="22"/>
-        </w:rPr>
-        <w:t>)</w:t>
+        <w:t>개정)</w:t>
       </w:r>
     </w:p>
     <w:p>
@@ -14064,7 +13872,7 @@
         </w:tabs>
         <w:snapToGrid w:val="0"/>
         <w:spacing w:line="400" w:lineRule="exact"/>
-        <w:ind w:left="256" w:hangingChars="132" w:hanging="256"/>
+        <w:ind w:left="290" w:hangingChars="132" w:hanging="290"/>
         <w:contextualSpacing/>
         <w:rPr>
           <w:rFonts w:ascii="KB금융 본문체 Light" w:eastAsia="KB금융 본문체 Light" w:hAnsi="KB금융 본문체 Light" w:cs="KB금융 본문체 Light"/>
@@ -14079,7 +13887,7 @@
         <w:widowControl/>
         <w:wordWrap/>
         <w:spacing w:line="400" w:lineRule="exact"/>
-        <w:ind w:left="238" w:hangingChars="125" w:hanging="238"/>
+        <w:ind w:left="275" w:hangingChars="125" w:hanging="275"/>
         <w:jc w:val="left"/>
         <w:rPr>
           <w:rFonts w:ascii="KB금융 본문체 Light" w:eastAsia="KB금융 본문체 Light" w:hAnsi="KB금융 본문체 Light" w:cs="KB금융 본문체 Light"/>
@@ -14098,44 +13906,7 @@
           <w:sz w:val="22"/>
           <w:szCs w:val="22"/>
         </w:rPr>
-        <w:t>제13조의3(</w:t>
-      </w:r>
-      <w:r>
-        <w:rPr>
-          <w:rFonts w:ascii="KB금융 본문체 Light" w:eastAsia="KB금융 본문체 Light" w:hAnsi="KB금융 본문체 Light" w:cs="KB금융 본문체 Light"/>
-          <w:b/>
-          <w:color w:val="FF0000"/>
-          <w:sz w:val="22"/>
-          <w:szCs w:val="22"/>
-        </w:rPr>
-      </w:r>
-      <w:r>
-        <w:rPr>
-          <w:rFonts w:ascii="KB금융 본문체 Light" w:eastAsia="KB금융 본문체 Light" w:hAnsi="KB금융 본문체 Light" w:cs="KB금융 본문체 Light" w:hint="eastAsia"/>
-          <w:b/>
-          <w:color w:val="FF0000"/>
-          <w:sz w:val="22"/>
-          <w:szCs w:val="22"/>
-        </w:rPr>
-      </w:r>
-      <w:r>
-        <w:rPr>
-          <w:rFonts w:ascii="KB금융 본문체 Light" w:eastAsia="KB금융 본문체 Light" w:hAnsi="KB금융 본문체 Light" w:cs="KB금융 본문체 Light"/>
-          <w:b/>
-          <w:color w:val="FF0000"/>
-          <w:sz w:val="22"/>
-          <w:szCs w:val="22"/>
-        </w:rPr>
-      </w:r>
-      <w:r>
-        <w:rPr>
-          <w:rFonts w:ascii="KB금융 본문체 Light" w:eastAsia="KB금융 본문체 Light" w:hAnsi="KB금융 본문체 Light" w:cs="KB금융 본문체 Light" w:hint="eastAsia"/>
-          <w:b/>
-          <w:color w:val="000000"/>
-          <w:sz w:val="22"/>
-          <w:szCs w:val="22"/>
-        </w:rPr>
-        <w:t>육아기 근로자의 수유시간 보장</w:t>
+        <w:t>제13조의3(육아기 근로자의 수유시간 보장</w:t>
       </w:r>
       <w:r>
         <w:rPr>
@@ -14208,7 +13979,6 @@
         </w:rPr>
         <w:t xml:space="preserve">. </w:t>
       </w:r>
-      <w:proofErr w:type="spellStart"/>
       <w:r>
         <w:rPr>
           <w:rFonts w:ascii="KB금융 본문체 Light" w:eastAsia="KB금융 본문체 Light" w:hAnsi="KB금융 본문체 Light" w:cs="KB금융 본문체 Light" w:hint="eastAsia"/>
@@ -14216,17 +13986,7 @@
           <w:sz w:val="22"/>
           <w:szCs w:val="22"/>
         </w:rPr>
-        <w:t>신설</w:t>
-      </w:r>
-      <w:proofErr w:type="spellEnd"/>
-      <w:r>
-        <w:rPr>
-          <w:rFonts w:ascii="KB금융 본문체 Light" w:eastAsia="KB금융 본문체 Light" w:hAnsi="KB금융 본문체 Light" w:cs="KB금융 본문체 Light" w:hint="eastAsia"/>
-          <w:color w:val="0000CD"/>
-          <w:sz w:val="22"/>
-          <w:szCs w:val="22"/>
-        </w:rPr>
-        <w:t>)</w:t>
+        <w:t>신설)</w:t>
       </w:r>
     </w:p>
     <w:p>
@@ -14250,7 +14010,7 @@
         <w:widowControl/>
         <w:wordWrap/>
         <w:spacing w:line="400" w:lineRule="exact"/>
-        <w:ind w:left="238" w:hangingChars="125" w:hanging="238"/>
+        <w:ind w:left="275" w:hangingChars="125" w:hanging="275"/>
         <w:jc w:val="left"/>
         <w:rPr>
           <w:rFonts w:ascii="KB금융 본문체 Light" w:eastAsia="KB금융 본문체 Light" w:hAnsi="KB금융 본문체 Light" w:cs="KB금융 본문체 Light"/>
@@ -14271,42 +14031,6 @@
         </w:rPr>
         <w:t>제13조의4(</w:t>
       </w:r>
-      <w:r>
-        <w:rPr>
-          <w:rFonts w:ascii="KB금융 본문체 Light" w:eastAsia="KB금융 본문체 Light" w:hAnsi="KB금융 본문체 Light" w:cs="KB금융 본문체 Light"/>
-          <w:b/>
-          <w:color w:val="000000" w:themeColor="text1"/>
-          <w:sz w:val="22"/>
-          <w:szCs w:val="22"/>
-        </w:rPr>
-      </w:r>
-      <w:r>
-        <w:rPr>
-          <w:rFonts w:ascii="KB금융 본문체 Light" w:eastAsia="KB금융 본문체 Light" w:hAnsi="KB금융 본문체 Light" w:cs="KB금융 본문체 Light" w:hint="eastAsia"/>
-          <w:b/>
-          <w:color w:val="000000" w:themeColor="text1"/>
-          <w:sz w:val="22"/>
-          <w:szCs w:val="22"/>
-        </w:rPr>
-      </w:r>
-      <w:r>
-        <w:rPr>
-          <w:rFonts w:ascii="KB금융 본문체 Light" w:eastAsia="KB금융 본문체 Light" w:hAnsi="KB금융 본문체 Light" w:cs="KB금융 본문체 Light"/>
-          <w:b/>
-          <w:color w:val="000000" w:themeColor="text1"/>
-          <w:sz w:val="22"/>
-          <w:szCs w:val="22"/>
-        </w:rPr>
-      </w:r>
-      <w:r>
-        <w:rPr>
-          <w:rFonts w:ascii="KB금융 본문체 Light" w:eastAsia="KB금융 본문체 Light" w:hAnsi="KB금융 본문체 Light" w:cs="KB금융 본문체 Light" w:hint="eastAsia"/>
-          <w:b/>
-          <w:color w:val="000000" w:themeColor="text1"/>
-          <w:sz w:val="22"/>
-          <w:szCs w:val="22"/>
-        </w:rPr>
-      </w:r>
       <w:proofErr w:type="spellStart"/>
       <w:r>
         <w:rPr>
@@ -14462,7 +14186,7 @@
         <w:widowControl/>
         <w:wordWrap/>
         <w:spacing w:line="400" w:lineRule="exact"/>
-        <w:ind w:left="244" w:hangingChars="125" w:hanging="244"/>
+        <w:ind w:left="278" w:hangingChars="125" w:hanging="278"/>
         <w:jc w:val="left"/>
         <w:rPr>
           <w:rFonts w:ascii="KB금융 본문체 Light" w:eastAsia="KB금융 본문체 Light" w:hAnsi="KB금융 본문체 Light" w:cs="KB금융 본문체 Light"/>
@@ -14479,7 +14203,7 @@
         <w:widowControl/>
         <w:wordWrap/>
         <w:spacing w:line="400" w:lineRule="exact"/>
-        <w:ind w:left="238" w:hangingChars="125" w:hanging="238"/>
+        <w:ind w:left="275" w:hangingChars="125" w:hanging="275"/>
         <w:jc w:val="left"/>
         <w:rPr>
           <w:rFonts w:ascii="KB금융 본문체 Light" w:eastAsia="KB금융 본문체 Light" w:hAnsi="KB금융 본문체 Light" w:cs="KB금융 본문체 Light"/>
@@ -14498,42 +14222,6 @@
           <w:szCs w:val="22"/>
         </w:rPr>
         <w:t>제13조의5(</w:t>
-      </w:r>
-      <w:r>
-        <w:rPr>
-          <w:rFonts w:ascii="KB금융 본문체 Light" w:eastAsia="KB금융 본문체 Light" w:hAnsi="KB금융 본문체 Light" w:cs="KB금융 본문체 Light"/>
-          <w:b/>
-          <w:color w:val="000000" w:themeColor="text1"/>
-          <w:sz w:val="22"/>
-          <w:szCs w:val="22"/>
-        </w:rPr>
-      </w:r>
-      <w:r>
-        <w:rPr>
-          <w:rFonts w:ascii="KB금융 본문체 Light" w:eastAsia="KB금융 본문체 Light" w:hAnsi="KB금융 본문체 Light" w:cs="KB금융 본문체 Light" w:hint="eastAsia"/>
-          <w:b/>
-          <w:color w:val="000000" w:themeColor="text1"/>
-          <w:sz w:val="22"/>
-          <w:szCs w:val="22"/>
-        </w:rPr>
-      </w:r>
-      <w:r>
-        <w:rPr>
-          <w:rFonts w:ascii="KB금융 본문체 Light" w:eastAsia="KB금융 본문체 Light" w:hAnsi="KB금융 본문체 Light" w:cs="KB금융 본문체 Light"/>
-          <w:b/>
-          <w:color w:val="000000" w:themeColor="text1"/>
-          <w:sz w:val="22"/>
-          <w:szCs w:val="22"/>
-        </w:rPr>
-      </w:r>
-      <w:r>
-        <w:rPr>
-          <w:rFonts w:ascii="KB금융 본문체 Light" w:eastAsia="KB금융 본문체 Light" w:hAnsi="KB금융 본문체 Light" w:cs="KB금융 본문체 Light" w:hint="eastAsia"/>
-          <w:b/>
-          <w:color w:val="000000" w:themeColor="text1"/>
-          <w:sz w:val="22"/>
-          <w:szCs w:val="22"/>
-        </w:rPr>
       </w:r>
       <w:proofErr w:type="spellStart"/>
       <w:r>
@@ -14596,7 +14284,7 @@
         <w:widowControl/>
         <w:wordWrap/>
         <w:spacing w:line="400" w:lineRule="exact"/>
-        <w:ind w:left="244" w:hangingChars="125" w:hanging="244"/>
+        <w:ind w:left="278" w:hangingChars="125" w:hanging="278"/>
         <w:jc w:val="left"/>
         <w:rPr>
           <w:rFonts w:ascii="KB금융 본문체 Light" w:eastAsia="KB금융 본문체 Light" w:hAnsi="KB금융 본문체 Light" w:cs="KB금융 본문체 Light"/>
@@ -14613,7 +14301,7 @@
         <w:pStyle w:val="a7"/>
         <w:snapToGrid w:val="0"/>
         <w:spacing w:line="400" w:lineRule="exact"/>
-        <w:ind w:left="222" w:hangingChars="117" w:hanging="222"/>
+        <w:ind w:left="257" w:hangingChars="117" w:hanging="257"/>
         <w:contextualSpacing/>
         <w:rPr>
           <w:rFonts w:ascii="KB금융 본문체 Light" w:eastAsia="KB금융 본문체 Light" w:hAnsi="KB금융 본문체 Light" w:cs="KB금융 본문체 Light"/>
@@ -14627,116 +14315,72 @@
         <w:rPr>
           <w:rFonts w:ascii="KB금융 본문체 Light" w:eastAsia="KB금융 본문체 Light" w:hAnsi="KB금융 본문체 Light" w:cs="KB금융 본문체 Light" w:hint="eastAsia"/>
           <w:b/>
-          <w:color w:val="000000"/>
           <w:sz w:val="22"/>
           <w:szCs w:val="22"/>
         </w:rPr>
         <w:t>제13조의6(</w:t>
       </w:r>
-      <w:r>
-        <w:rPr>
-          <w:rFonts w:ascii="KB금융 본문체 Light" w:eastAsia="KB금융 본문체 Light" w:hAnsi="KB금융 본문체 Light" w:cs="KB금융 본문체 Light"/>
+      <w:proofErr w:type="spellStart"/>
+      <w:r>
+        <w:rPr>
+          <w:rFonts w:ascii="KB금융 본문체 Light" w:eastAsia="KB금융 본문체 Light" w:hAnsi="KB금융 본문체 Light" w:cs="KB금융 본문체 Light" w:hint="eastAsia"/>
           <w:b/>
-          <w:color w:val="FF0000"/>
-          <w:sz w:val="22"/>
-          <w:szCs w:val="22"/>
-        </w:rPr>
-      </w:r>
+          <w:sz w:val="22"/>
+          <w:szCs w:val="22"/>
+        </w:rPr>
+        <w:t>임신기</w:t>
+      </w:r>
+      <w:proofErr w:type="spellEnd"/>
       <w:r>
         <w:rPr>
           <w:rFonts w:ascii="KB금융 본문체 Light" w:eastAsia="KB금융 본문체 Light" w:hAnsi="KB금융 본문체 Light" w:cs="KB금융 본문체 Light" w:hint="eastAsia"/>
           <w:b/>
-          <w:color w:val="FF0000"/>
-          <w:sz w:val="22"/>
-          <w:szCs w:val="22"/>
-        </w:rPr>
-      </w:r>
-      <w:r>
-        <w:rPr>
-          <w:rFonts w:ascii="KB금융 본문체 Light" w:eastAsia="KB금융 본문체 Light" w:hAnsi="KB금융 본문체 Light" w:cs="KB금융 본문체 Light"/>
+          <w:sz w:val="22"/>
+          <w:szCs w:val="22"/>
+        </w:rPr>
+        <w:t xml:space="preserve"> 근로자의 시간외 근</w:t>
+      </w:r>
+      <w:r>
+        <w:rPr>
+          <w:rFonts w:ascii="KB금융 본문체 Light" w:eastAsia="KB금융 본문체 Light" w:hAnsi="KB금융 본문체 Light" w:cs="KB금융 본문체 Light" w:hint="eastAsia"/>
           <w:b/>
-          <w:color w:val="FF0000"/>
-          <w:sz w:val="22"/>
-          <w:szCs w:val="22"/>
-        </w:rPr>
+          <w:sz w:val="22"/>
+          <w:szCs w:val="22"/>
+        </w:rPr>
+        <w:t>로</w:t>
       </w:r>
       <w:r>
         <w:rPr>
           <w:rFonts w:ascii="KB금융 본문체 Light" w:eastAsia="KB금융 본문체 Light" w:hAnsi="KB금융 본문체 Light" w:cs="KB금융 본문체 Light" w:hint="eastAsia"/>
           <w:b/>
-          <w:color w:val="FF0000"/>
-          <w:sz w:val="22"/>
-          <w:szCs w:val="22"/>
-        </w:rPr>
-      </w:r>
-      <w:proofErr w:type="spellStart"/>
+          <w:sz w:val="22"/>
+          <w:szCs w:val="22"/>
+        </w:rPr>
+        <w:t xml:space="preserve"> 금지 및 근로 전환 청구권 보장</w:t>
+      </w:r>
       <w:r>
         <w:rPr>
           <w:rFonts w:ascii="KB금융 본문체 Light" w:eastAsia="KB금융 본문체 Light" w:hAnsi="KB금융 본문체 Light" w:cs="KB금융 본문체 Light" w:hint="eastAsia"/>
           <w:b/>
-          <w:color w:val="000000"/>
-          <w:sz w:val="22"/>
-          <w:szCs w:val="22"/>
-        </w:rPr>
-        <w:t>임신기</w:t>
-      </w:r>
-      <w:proofErr w:type="spellEnd"/>
-      <w:r>
-        <w:rPr>
-          <w:rFonts w:ascii="KB금융 본문체 Light" w:eastAsia="KB금융 본문체 Light" w:hAnsi="KB금융 본문체 Light" w:cs="KB금융 본문체 Light" w:hint="eastAsia"/>
+          <w:spacing w:val="-4"/>
+          <w:sz w:val="22"/>
+          <w:szCs w:val="22"/>
+        </w:rPr>
+        <w:t>)</w:t>
+      </w:r>
+      <w:r>
+        <w:rPr>
+          <w:rFonts w:ascii="KB금융 본문체 Light" w:eastAsia="KB금융 본문체 Light" w:hAnsi="KB금융 본문체 Light" w:cs="KB금융 본문체 Light"/>
           <w:b/>
-          <w:color w:val="000000"/>
-          <w:sz w:val="22"/>
-          <w:szCs w:val="22"/>
-        </w:rPr>
-        <w:t xml:space="preserve"> 근로자의 시간외 근</w:t>
-      </w:r>
-      <w:r>
-        <w:rPr>
-          <w:rFonts w:ascii="KB금융 본문체 Light" w:eastAsia="KB금융 본문체 Light" w:hAnsi="KB금융 본문체 Light" w:cs="KB금융 본문체 Light" w:hint="eastAsia"/>
-          <w:b/>
-          <w:color w:val="000000"/>
-          <w:sz w:val="22"/>
-          <w:szCs w:val="22"/>
-        </w:rPr>
-        <w:t>로</w:t>
-      </w:r>
-      <w:r>
-        <w:rPr>
-          <w:rFonts w:ascii="KB금융 본문체 Light" w:eastAsia="KB금융 본문체 Light" w:hAnsi="KB금융 본문체 Light" w:cs="KB금융 본문체 Light" w:hint="eastAsia"/>
-          <w:b/>
-          <w:color w:val="000000"/>
-          <w:sz w:val="22"/>
-          <w:szCs w:val="22"/>
-        </w:rPr>
-        <w:t xml:space="preserve"> 금지 및 근로 전환 청구권 보장</w:t>
-      </w:r>
-      <w:r>
-        <w:rPr>
-          <w:rFonts w:ascii="KB금융 본문체 Light" w:eastAsia="KB금융 본문체 Light" w:hAnsi="KB금융 본문체 Light" w:cs="KB금융 본문체 Light" w:hint="eastAsia"/>
-          <w:b/>
-          <w:color w:val="000000"/>
           <w:spacing w:val="-4"/>
           <w:sz w:val="22"/>
           <w:szCs w:val="22"/>
         </w:rPr>
-        <w:t>)</w:t>
-      </w:r>
-      <w:r>
-        <w:rPr>
-          <w:rFonts w:ascii="KB금융 본문체 Light" w:eastAsia="KB금융 본문체 Light" w:hAnsi="KB금융 본문체 Light" w:cs="KB금융 본문체 Light"/>
-          <w:b/>
-          <w:color w:val="000000"/>
-          <w:spacing w:val="-4"/>
-          <w:sz w:val="22"/>
-          <w:szCs w:val="22"/>
-        </w:rPr>
-        <w:t xml:space="preserve"> </w:t>
-      </w:r>
-      <w:r>
-        <w:rPr>
-          <w:rFonts w:ascii="KB금융 본문체 Light" w:eastAsia="KB금융 본문체 Light" w:hAnsi="KB금융 본문체 Light" w:cs="KB금융 본문체 Light" w:hint="eastAsia"/>
-          <w:color w:val="000000"/>
+        <w:t xml:space="preserve"> </w:t>
+      </w:r>
+      <w:r>
+        <w:rPr>
+          <w:rFonts w:ascii="KB금융 본문체 Light" w:eastAsia="KB금융 본문체 Light" w:hAnsi="KB금융 본문체 Light" w:cs="KB금융 본문체 Light" w:hint="eastAsia"/>
           <w:spacing w:val="1"/>
           <w:sz w:val="22"/>
           <w:szCs w:val="22"/>
@@ -14746,7 +14390,6 @@
       <w:r>
         <w:rPr>
           <w:rFonts w:ascii="KB금융 본문체 Light" w:eastAsia="KB금융 본문체 Light" w:hAnsi="KB금융 본문체 Light" w:cs="KB금융 본문체 Light" w:hint="eastAsia"/>
-          <w:color w:val="000000"/>
           <w:spacing w:val="1"/>
           <w:sz w:val="22"/>
           <w:szCs w:val="22"/>
@@ -14756,7 +14399,6 @@
       <w:r>
         <w:rPr>
           <w:rFonts w:ascii="KB금융 본문체 Light" w:eastAsia="KB금융 본문체 Light" w:hAnsi="KB금융 본문체 Light" w:cs="KB금융 본문체 Light" w:hint="eastAsia"/>
-          <w:color w:val="000000"/>
           <w:spacing w:val="1"/>
           <w:sz w:val="22"/>
           <w:szCs w:val="22"/>
@@ -14766,7 +14408,6 @@
       <w:r>
         <w:rPr>
           <w:rFonts w:ascii="KB금융 본문체 Light" w:eastAsia="KB금융 본문체 Light" w:hAnsi="KB금융 본문체 Light" w:cs="KB금융 본문체 Light"/>
-          <w:color w:val="000000"/>
           <w:spacing w:val="1"/>
           <w:sz w:val="22"/>
           <w:szCs w:val="22"/>
@@ -14800,7 +14441,6 @@
         </w:rPr>
         <w:t xml:space="preserve">. </w:t>
       </w:r>
-      <w:proofErr w:type="spellStart"/>
       <w:r>
         <w:rPr>
           <w:rFonts w:ascii="KB금융 본문체 Light" w:eastAsia="KB금융 본문체 Light" w:hAnsi="KB금융 본문체 Light" w:cs="KB금융 본문체 Light" w:hint="eastAsia"/>
@@ -14808,17 +14448,7 @@
           <w:sz w:val="22"/>
           <w:szCs w:val="22"/>
         </w:rPr>
-        <w:t>신설</w:t>
-      </w:r>
-      <w:proofErr w:type="spellEnd"/>
-      <w:r>
-        <w:rPr>
-          <w:rFonts w:ascii="KB금융 본문체 Light" w:eastAsia="KB금융 본문체 Light" w:hAnsi="KB금융 본문체 Light" w:cs="KB금융 본문체 Light" w:hint="eastAsia"/>
-          <w:color w:val="0000CD"/>
-          <w:sz w:val="22"/>
-          <w:szCs w:val="22"/>
-        </w:rPr>
-        <w:t>)</w:t>
+        <w:t>신설)</w:t>
       </w:r>
     </w:p>
     <w:p>
@@ -14826,7 +14456,7 @@
         <w:pStyle w:val="a7"/>
         <w:snapToGrid w:val="0"/>
         <w:spacing w:line="400" w:lineRule="exact"/>
-        <w:ind w:left="229" w:hangingChars="117" w:hanging="229"/>
+        <w:ind w:left="260" w:hangingChars="117" w:hanging="260"/>
         <w:contextualSpacing/>
         <w:rPr>
           <w:rFonts w:ascii="KB금융 본문체 Light" w:eastAsia="KB금융 본문체 Light" w:hAnsi="KB금융 본문체 Light" w:cs="KB금융 본문체 Light"/>
@@ -14842,7 +14472,7 @@
         <w:pStyle w:val="a7"/>
         <w:snapToGrid w:val="0"/>
         <w:spacing w:line="400" w:lineRule="exact"/>
-        <w:ind w:left="222" w:hangingChars="117" w:hanging="222"/>
+        <w:ind w:left="257" w:hangingChars="117" w:hanging="257"/>
         <w:contextualSpacing/>
         <w:rPr>
           <w:rFonts w:ascii="KB금융 본문체 Light" w:eastAsia="KB금융 본문체 Light" w:hAnsi="KB금융 본문체 Light" w:cs="KB금융 본문체 Light"/>
@@ -14856,65 +14486,26 @@
         <w:rPr>
           <w:rFonts w:ascii="KB금융 본문체 Light" w:eastAsia="KB금융 본문체 Light" w:hAnsi="KB금융 본문체 Light" w:cs="KB금융 본문체 Light" w:hint="eastAsia"/>
           <w:b/>
-          <w:color w:val="000000"/>
           <w:sz w:val="22"/>
           <w:szCs w:val="22"/>
         </w:rPr>
         <w:t>제13조의7(</w:t>
       </w:r>
-      <w:r>
-        <w:rPr>
-          <w:rFonts w:ascii="KB금융 본문체 Light" w:eastAsia="KB금융 본문체 Light" w:hAnsi="KB금융 본문체 Light" w:cs="KB금융 본문체 Light"/>
+      <w:proofErr w:type="spellStart"/>
+      <w:r>
+        <w:rPr>
+          <w:rFonts w:ascii="KB금융 본문체 Light" w:eastAsia="KB금융 본문체 Light" w:hAnsi="KB금융 본문체 Light" w:cs="KB금융 본문체 Light" w:hint="eastAsia"/>
           <w:b/>
-          <w:color w:val="FF0000"/>
-          <w:sz w:val="22"/>
-          <w:szCs w:val="22"/>
-        </w:rPr>
-      </w:r>
+          <w:sz w:val="22"/>
+          <w:szCs w:val="22"/>
+        </w:rPr>
+        <w:t>임신기</w:t>
+      </w:r>
+      <w:proofErr w:type="spellEnd"/>
       <w:r>
         <w:rPr>
           <w:rFonts w:ascii="KB금융 본문체 Light" w:eastAsia="KB금융 본문체 Light" w:hAnsi="KB금융 본문체 Light" w:cs="KB금융 본문체 Light" w:hint="eastAsia"/>
           <w:b/>
-          <w:color w:val="FF0000"/>
-          <w:sz w:val="22"/>
-          <w:szCs w:val="22"/>
-        </w:rPr>
-      </w:r>
-      <w:r>
-        <w:rPr>
-          <w:rFonts w:ascii="KB금융 본문체 Light" w:eastAsia="KB금융 본문체 Light" w:hAnsi="KB금융 본문체 Light" w:cs="KB금융 본문체 Light"/>
-          <w:b/>
-          <w:color w:val="FF0000"/>
-          <w:sz w:val="22"/>
-          <w:szCs w:val="22"/>
-        </w:rPr>
-      </w:r>
-      <w:r>
-        <w:rPr>
-          <w:rFonts w:ascii="KB금융 본문체 Light" w:eastAsia="KB금융 본문체 Light" w:hAnsi="KB금융 본문체 Light" w:cs="KB금융 본문체 Light" w:hint="eastAsia"/>
-          <w:b/>
-          <w:color w:val="FF0000"/>
-          <w:sz w:val="22"/>
-          <w:szCs w:val="22"/>
-        </w:rPr>
-      </w:r>
-      <w:proofErr w:type="spellStart"/>
-      <w:r>
-        <w:rPr>
-          <w:rFonts w:ascii="KB금융 본문체 Light" w:eastAsia="KB금융 본문체 Light" w:hAnsi="KB금융 본문체 Light" w:cs="KB금융 본문체 Light" w:hint="eastAsia"/>
-          <w:b/>
-          <w:color w:val="000000"/>
-          <w:sz w:val="22"/>
-          <w:szCs w:val="22"/>
-        </w:rPr>
-        <w:t>임신기</w:t>
-      </w:r>
-      <w:proofErr w:type="spellEnd"/>
-      <w:r>
-        <w:rPr>
-          <w:rFonts w:ascii="KB금융 본문체 Light" w:eastAsia="KB금융 본문체 Light" w:hAnsi="KB금융 본문체 Light" w:cs="KB금융 본문체 Light" w:hint="eastAsia"/>
-          <w:b/>
-          <w:color w:val="000000"/>
           <w:sz w:val="22"/>
           <w:szCs w:val="22"/>
         </w:rPr>
@@ -14934,7 +14525,6 @@
       <w:r>
         <w:rPr>
           <w:rFonts w:ascii="KB금융 본문체 Light" w:eastAsia="KB금융 본문체 Light" w:hAnsi="KB금융 본문체 Light" w:cs="KB금융 본문체 Light" w:hint="eastAsia"/>
-          <w:color w:val="000000"/>
           <w:spacing w:val="1"/>
           <w:sz w:val="22"/>
           <w:szCs w:val="22"/>
@@ -14947,7 +14537,7 @@
         <w:pStyle w:val="a7"/>
         <w:snapToGrid w:val="0"/>
         <w:spacing w:line="400" w:lineRule="exact"/>
-        <w:ind w:left="229" w:hangingChars="117" w:hanging="229"/>
+        <w:ind w:left="260" w:hangingChars="117" w:hanging="260"/>
         <w:contextualSpacing/>
         <w:rPr>
           <w:rFonts w:ascii="KB금융 본문체 Light" w:eastAsia="KB금융 본문체 Light" w:hAnsi="KB금융 본문체 Light" w:cs="KB금융 본문체 Light"/>
@@ -14960,11 +14550,11 @@
       <w:r>
         <w:rPr>
           <w:rFonts w:ascii="KB금융 본문체 Light" w:eastAsia="KB금융 본문체 Light" w:hAnsi="KB금융 본문체 Light" w:cs="KB금융 본문체 Light" w:hint="eastAsia"/>
-          <w:color w:val="000000"/>
           <w:spacing w:val="1"/>
           <w:sz w:val="22"/>
           <w:szCs w:val="22"/>
         </w:rPr>
+        <w:lastRenderedPageBreak/>
         <w:t xml:space="preserve">     1. 임신 28주까지</w:t>
       </w:r>
       <w:r>
@@ -14980,7 +14570,6 @@
       <w:r>
         <w:rPr>
           <w:rFonts w:ascii="KB금융 본문체 Light" w:eastAsia="KB금융 본문체 Light" w:hAnsi="KB금융 본문체 Light" w:cs="KB금융 본문체 Light" w:hint="eastAsia"/>
-          <w:color w:val="000000"/>
           <w:spacing w:val="1"/>
           <w:sz w:val="22"/>
           <w:szCs w:val="22"/>
@@ -14993,7 +14582,7 @@
         <w:pStyle w:val="a7"/>
         <w:snapToGrid w:val="0"/>
         <w:spacing w:line="400" w:lineRule="exact"/>
-        <w:ind w:left="229" w:hangingChars="117" w:hanging="229"/>
+        <w:ind w:left="260" w:hangingChars="117" w:hanging="260"/>
         <w:contextualSpacing/>
         <w:rPr>
           <w:rFonts w:ascii="KB금융 본문체 Light" w:eastAsia="KB금융 본문체 Light" w:hAnsi="KB금융 본문체 Light" w:cs="KB금융 본문체 Light"/>
@@ -15006,7 +14595,6 @@
       <w:r>
         <w:rPr>
           <w:rFonts w:ascii="KB금융 본문체 Light" w:eastAsia="KB금융 본문체 Light" w:hAnsi="KB금융 본문체 Light" w:cs="KB금융 본문체 Light" w:hint="eastAsia"/>
-          <w:color w:val="000000"/>
           <w:spacing w:val="1"/>
           <w:sz w:val="22"/>
           <w:szCs w:val="22"/>
@@ -15026,7 +14614,6 @@
       <w:r>
         <w:rPr>
           <w:rFonts w:ascii="KB금융 본문체 Light" w:eastAsia="KB금융 본문체 Light" w:hAnsi="KB금융 본문체 Light" w:cs="KB금융 본문체 Light" w:hint="eastAsia"/>
-          <w:color w:val="000000"/>
           <w:spacing w:val="1"/>
           <w:sz w:val="22"/>
           <w:szCs w:val="22"/>
@@ -15039,7 +14626,7 @@
         <w:pStyle w:val="a7"/>
         <w:snapToGrid w:val="0"/>
         <w:spacing w:line="400" w:lineRule="exact"/>
-        <w:ind w:left="229" w:hangingChars="117" w:hanging="229"/>
+        <w:ind w:left="260" w:hangingChars="117" w:hanging="260"/>
         <w:contextualSpacing/>
         <w:rPr>
           <w:rFonts w:ascii="KB금융 본문체 Light" w:eastAsia="KB금융 본문체 Light" w:hAnsi="KB금융 본문체 Light" w:cs="KB금융 본문체 Light"/>
@@ -15052,7 +14639,6 @@
       <w:r>
         <w:rPr>
           <w:rFonts w:ascii="KB금융 본문체 Light" w:eastAsia="KB금융 본문체 Light" w:hAnsi="KB금융 본문체 Light" w:cs="KB금융 본문체 Light" w:hint="eastAsia"/>
-          <w:color w:val="000000"/>
           <w:spacing w:val="1"/>
           <w:sz w:val="22"/>
           <w:szCs w:val="22"/>
@@ -15072,7 +14658,6 @@
       <w:r>
         <w:rPr>
           <w:rFonts w:ascii="KB금융 본문체 Light" w:eastAsia="KB금융 본문체 Light" w:hAnsi="KB금융 본문체 Light" w:cs="KB금융 본문체 Light" w:hint="eastAsia"/>
-          <w:color w:val="000000"/>
           <w:spacing w:val="1"/>
           <w:sz w:val="22"/>
           <w:szCs w:val="22"/>
@@ -15085,7 +14670,7 @@
         <w:pStyle w:val="a7"/>
         <w:snapToGrid w:val="0"/>
         <w:spacing w:line="400" w:lineRule="exact"/>
-        <w:ind w:leftChars="100" w:left="233" w:hangingChars="17" w:hanging="33"/>
+        <w:ind w:leftChars="100" w:left="238" w:hangingChars="17" w:hanging="38"/>
         <w:contextualSpacing/>
         <w:rPr>
           <w:rFonts w:ascii="KB금융 본문체 Light" w:eastAsia="KB금융 본문체 Light" w:hAnsi="KB금융 본문체 Light" w:cs="KB금융 본문체 Light"/>
@@ -15098,7 +14683,6 @@
       <w:r>
         <w:rPr>
           <w:rFonts w:ascii="KB금융 본문체 Light" w:eastAsia="KB금융 본문체 Light" w:hAnsi="KB금융 본문체 Light" w:cs="KB금융 본문체 Light" w:hint="eastAsia"/>
-          <w:color w:val="000000"/>
           <w:spacing w:val="1"/>
           <w:sz w:val="22"/>
           <w:szCs w:val="22"/>
@@ -15113,17 +14697,7 @@
           <w:sz w:val="22"/>
           <w:szCs w:val="22"/>
         </w:rPr>
-        <w:t xml:space="preserve"> </w:t>
-      </w:r>
-      <w:r>
-        <w:rPr>
-          <w:rFonts w:ascii="KB금융 본문체 Light" w:eastAsia="KB금융 본문체 Light" w:hAnsi="KB금융 본문체 Light" w:cs="KB금융 본문체 Light" w:hint="eastAsia"/>
-          <w:color w:val="0000CD"/>
-          <w:spacing w:val="1"/>
-          <w:sz w:val="22"/>
-          <w:szCs w:val="22"/>
-        </w:rPr>
-        <w:t>(2026. 8. 31. 신설)</w:t>
+        <w:t xml:space="preserve"> (2026. 8. 31. 신설)</w:t>
       </w:r>
     </w:p>
     <w:p>
@@ -15131,7 +14705,7 @@
         <w:pStyle w:val="a7"/>
         <w:snapToGrid w:val="0"/>
         <w:spacing w:line="400" w:lineRule="exact"/>
-        <w:ind w:left="227" w:hangingChars="117" w:hanging="227"/>
+        <w:ind w:left="257" w:hangingChars="117" w:hanging="257"/>
         <w:contextualSpacing/>
         <w:rPr>
           <w:rFonts w:ascii="KB금융 본문체 Light" w:eastAsia="KB금융 본문체 Light" w:hAnsi="KB금융 본문체 Light" w:cs="KB금융 본문체 Light"/>
@@ -15145,7 +14719,7 @@
       <w:pPr>
         <w:snapToGrid w:val="0"/>
         <w:spacing w:line="400" w:lineRule="exact"/>
-        <w:ind w:left="190" w:hangingChars="100" w:hanging="190"/>
+        <w:ind w:left="220" w:hangingChars="100" w:hanging="220"/>
         <w:contextualSpacing/>
         <w:jc w:val="left"/>
         <w:rPr>
@@ -16103,7 +15677,7 @@
       <w:pPr>
         <w:snapToGrid w:val="0"/>
         <w:spacing w:line="400" w:lineRule="exact"/>
-        <w:ind w:left="190" w:hangingChars="100" w:hanging="190"/>
+        <w:ind w:left="220" w:hangingChars="100" w:hanging="220"/>
         <w:contextualSpacing/>
         <w:jc w:val="left"/>
         <w:rPr>
@@ -16133,7 +15707,27 @@
           <w:sz w:val="22"/>
           <w:szCs w:val="22"/>
         </w:rPr>
-        <w:t xml:space="preserve"> 직원이 『병역법』에 의한 병역의무를 </w:t>
+        <w:t xml:space="preserve"> 직원이 『</w:t>
+      </w:r>
+      <w:proofErr w:type="spellStart"/>
+      <w:r>
+        <w:rPr>
+          <w:rFonts w:ascii="KB금융 본문체 Light" w:eastAsia="KB금융 본문체 Light" w:hAnsi="KB금융 본문체 Light" w:cs="KB금융 본문체 Light" w:hint="eastAsia"/>
+          <w:color w:val="000000" w:themeColor="text1"/>
+          <w:sz w:val="22"/>
+          <w:szCs w:val="22"/>
+        </w:rPr>
+        <w:t>병역법』에</w:t>
+      </w:r>
+      <w:proofErr w:type="spellEnd"/>
+      <w:r>
+        <w:rPr>
+          <w:rFonts w:ascii="KB금융 본문체 Light" w:eastAsia="KB금융 본문체 Light" w:hAnsi="KB금융 본문체 Light" w:cs="KB금융 본문체 Light" w:hint="eastAsia"/>
+          <w:color w:val="000000" w:themeColor="text1"/>
+          <w:sz w:val="22"/>
+          <w:szCs w:val="22"/>
+        </w:rPr>
+        <w:t xml:space="preserve"> 의한 병역의무를 </w:t>
       </w:r>
       <w:proofErr w:type="spellStart"/>
       <w:r>
@@ -16176,7 +15770,7 @@
       <w:pPr>
         <w:snapToGrid w:val="0"/>
         <w:spacing w:line="400" w:lineRule="exact"/>
-        <w:ind w:left="190" w:hangingChars="100" w:hanging="190"/>
+        <w:ind w:left="220" w:hangingChars="100" w:hanging="220"/>
         <w:contextualSpacing/>
         <w:jc w:val="left"/>
         <w:rPr>
@@ -16474,7 +16068,6 @@
           <w:sz w:val="22"/>
           <w:szCs w:val="22"/>
         </w:rPr>
-        <w:lastRenderedPageBreak/>
         <w:t xml:space="preserve">2. </w:t>
       </w:r>
       <w:r>
@@ -17434,7 +17027,7 @@
         <w:adjustRightInd w:val="0"/>
         <w:snapToGrid w:val="0"/>
         <w:spacing w:line="400" w:lineRule="exact"/>
-        <w:ind w:left="190" w:hangingChars="100" w:hanging="190"/>
+        <w:ind w:left="220" w:hangingChars="100" w:hanging="220"/>
         <w:contextualSpacing/>
         <w:jc w:val="left"/>
         <w:rPr>
@@ -17463,7 +17056,17 @@
           <w:sz w:val="22"/>
           <w:szCs w:val="22"/>
         </w:rPr>
-        <w:t xml:space="preserve"> ① 직원이 조부모, 부모, 배우자, 배우자의 부모, 자녀 또는 손자녀의 질병, 사고, 노령으로 인하여 그 가족을 돌보기 위한 휴직을 신청한 경우 1회 30일 이상 연간 90일 이내에서 휴직을 명한다. 다만, 다음 각 호의 1에 해당하는 경우에는 허가하지 아니한다. </w:t>
+        <w:t xml:space="preserve"> ① 직원이 조부모, 부모, 배우자, 배우자의 부모, 자녀 또는 손자녀의 질병, 사고, 노령으로 인하여 그 가족을 돌보기 위한 휴직을 신청한 경우 1회 30일 이상 연간 90일 이내에서 휴직을 명한다. 다만, 다음 각 호의 1에 해당하는 </w:t>
+      </w:r>
+      <w:r>
+        <w:rPr>
+          <w:rFonts w:ascii="KB금융 본문체 Light" w:eastAsia="KB금융 본문체 Light" w:hAnsi="KB금융 본문체 Light" w:cs="KB금융 본문체 Light" w:hint="eastAsia"/>
+          <w:color w:val="000000" w:themeColor="text1"/>
+          <w:sz w:val="22"/>
+          <w:szCs w:val="22"/>
+        </w:rPr>
+        <w:lastRenderedPageBreak/>
+        <w:t xml:space="preserve">경우에는 허가하지 아니한다. </w:t>
       </w:r>
     </w:p>
     <w:p>
@@ -18040,7 +17643,7 @@
         <w:adjustRightInd w:val="0"/>
         <w:snapToGrid w:val="0"/>
         <w:spacing w:line="400" w:lineRule="exact"/>
-        <w:ind w:left="190" w:hangingChars="100" w:hanging="190"/>
+        <w:ind w:left="220" w:hangingChars="100" w:hanging="220"/>
         <w:contextualSpacing/>
         <w:jc w:val="left"/>
         <w:rPr>
@@ -18608,7 +18211,7 @@
       <w:pPr>
         <w:snapToGrid w:val="0"/>
         <w:spacing w:line="400" w:lineRule="exact"/>
-        <w:ind w:left="190" w:hangingChars="100" w:hanging="190"/>
+        <w:ind w:left="220" w:hangingChars="100" w:hanging="220"/>
         <w:contextualSpacing/>
         <w:jc w:val="left"/>
         <w:rPr>
@@ -19062,7 +18665,7 @@
       <w:pPr>
         <w:snapToGrid w:val="0"/>
         <w:spacing w:line="400" w:lineRule="exact"/>
-        <w:ind w:left="190" w:hangingChars="100" w:hanging="190"/>
+        <w:ind w:left="220" w:hangingChars="100" w:hanging="220"/>
         <w:contextualSpacing/>
         <w:jc w:val="left"/>
         <w:rPr>
@@ -19090,17 +18693,7 @@
           <w:sz w:val="22"/>
           <w:szCs w:val="22"/>
         </w:rPr>
-        <w:t xml:space="preserve"> ① 휴직자가 복직 또는 휴직기간을 연장하고자 할 때에는 휴직기간이 </w:t>
-      </w:r>
-      <w:r>
-        <w:rPr>
-          <w:rFonts w:ascii="KB금융 본문체 Light" w:eastAsia="KB금융 본문체 Light" w:hAnsi="KB금융 본문체 Light" w:cs="KB금융 본문체 Light" w:hint="eastAsia"/>
-          <w:color w:val="000000" w:themeColor="text1"/>
-          <w:sz w:val="22"/>
-          <w:szCs w:val="22"/>
-        </w:rPr>
-        <w:lastRenderedPageBreak/>
-        <w:t>만료되기 전에 복직 또는 휴직기간 연장신청을 하여야 한다. 다만, 복직신청 시에는 증빙서류를 첨부함을 원칙으로 한다.</w:t>
+        <w:t xml:space="preserve"> ① 휴직자가 복직 또는 휴직기간을 연장하고자 할 때에는 휴직기간이 만료되기 전에 복직 또는 휴직기간 연장신청을 하여야 한다. 다만, 복직신청 시에는 증빙서류를 첨부함을 원칙으로 한다.</w:t>
       </w:r>
     </w:p>
     <w:p>
@@ -19338,7 +18931,7 @@
       <w:pPr>
         <w:snapToGrid w:val="0"/>
         <w:spacing w:line="400" w:lineRule="exact"/>
-        <w:ind w:left="190" w:hangingChars="100" w:hanging="190"/>
+        <w:ind w:left="220" w:hangingChars="100" w:hanging="220"/>
         <w:contextualSpacing/>
         <w:jc w:val="left"/>
         <w:rPr>
@@ -19368,7 +18961,17 @@
           <w:sz w:val="22"/>
           <w:szCs w:val="22"/>
         </w:rPr>
-        <w:t xml:space="preserve"> 휴직자의 소속은 주무부서로 함을 원칙으로 하되 필요에 따라 그 소속을 변경할 수 있다.</w:t>
+        <w:t xml:space="preserve"> 휴직자의 소속은 주무부서로 함을 원칙으로 하되 필요에 따라 그 소속을 </w:t>
+      </w:r>
+      <w:r>
+        <w:rPr>
+          <w:rFonts w:ascii="KB금융 본문체 Light" w:eastAsia="KB금융 본문체 Light" w:hAnsi="KB금융 본문체 Light" w:cs="KB금융 본문체 Light" w:hint="eastAsia"/>
+          <w:color w:val="000000" w:themeColor="text1"/>
+          <w:sz w:val="22"/>
+          <w:szCs w:val="22"/>
+        </w:rPr>
+        <w:lastRenderedPageBreak/>
+        <w:t>변경할 수 있다.</w:t>
       </w:r>
     </w:p>
     <w:p>
@@ -19391,7 +18994,7 @@
       <w:pPr>
         <w:snapToGrid w:val="0"/>
         <w:spacing w:line="400" w:lineRule="exact"/>
-        <w:ind w:left="190" w:hangingChars="100" w:hanging="190"/>
+        <w:ind w:left="220" w:hangingChars="100" w:hanging="220"/>
         <w:contextualSpacing/>
         <w:jc w:val="left"/>
         <w:rPr>
@@ -19933,7 +19536,7 @@
       <w:pPr>
         <w:snapToGrid w:val="0"/>
         <w:spacing w:line="400" w:lineRule="exact"/>
-        <w:ind w:left="190" w:hangingChars="100" w:hanging="190"/>
+        <w:ind w:left="220" w:hangingChars="100" w:hanging="220"/>
         <w:contextualSpacing/>
         <w:jc w:val="left"/>
         <w:rPr>
@@ -20438,7 +20041,7 @@
       <w:pPr>
         <w:snapToGrid w:val="0"/>
         <w:spacing w:line="400" w:lineRule="exact"/>
-        <w:ind w:left="190" w:hangingChars="100" w:hanging="190"/>
+        <w:ind w:left="220" w:hangingChars="100" w:hanging="220"/>
         <w:contextualSpacing/>
         <w:jc w:val="left"/>
         <w:rPr>
@@ -21206,7 +20809,7 @@
               <w:pStyle w:val="a7"/>
               <w:snapToGrid w:val="0"/>
               <w:spacing w:line="400" w:lineRule="exact"/>
-              <w:ind w:firstLineChars="100" w:firstLine="194"/>
+              <w:ind w:firstLineChars="100" w:firstLine="220"/>
               <w:contextualSpacing/>
               <w:jc w:val="both"/>
               <w:rPr>
@@ -21272,7 +20875,7 @@
               <w:pStyle w:val="a7"/>
               <w:snapToGrid w:val="0"/>
               <w:spacing w:line="400" w:lineRule="exact"/>
-              <w:ind w:firstLineChars="100" w:firstLine="194"/>
+              <w:ind w:firstLineChars="100" w:firstLine="220"/>
               <w:contextualSpacing/>
               <w:rPr>
                 <w:rFonts w:ascii="KB금융 본문체 Light" w:eastAsia="KB금융 본문체 Light" w:hAnsi="KB금융 본문체 Light" w:cs="KB금융 본문체 Light"/>
@@ -21296,7 +20899,7 @@
               <w:pStyle w:val="a7"/>
               <w:snapToGrid w:val="0"/>
               <w:spacing w:line="400" w:lineRule="exact"/>
-              <w:ind w:leftChars="100" w:left="297" w:hangingChars="50" w:hanging="97"/>
+              <w:ind w:leftChars="100" w:left="310" w:hangingChars="50" w:hanging="110"/>
               <w:contextualSpacing/>
               <w:rPr>
                 <w:rFonts w:ascii="KB금융 본문체 Light" w:eastAsia="KB금융 본문체 Light" w:hAnsi="KB금융 본문체 Light" w:cs="KB금융 본문체 Light"/>
@@ -21320,7 +20923,7 @@
               <w:pStyle w:val="a7"/>
               <w:snapToGrid w:val="0"/>
               <w:spacing w:line="400" w:lineRule="exact"/>
-              <w:ind w:leftChars="100" w:left="297" w:hangingChars="50" w:hanging="97"/>
+              <w:ind w:leftChars="100" w:left="310" w:hangingChars="50" w:hanging="110"/>
               <w:contextualSpacing/>
               <w:rPr>
                 <w:rFonts w:ascii="KB금융 본문체 Light" w:eastAsia="KB금융 본문체 Light" w:hAnsi="KB금융 본문체 Light" w:cs="KB금융 본문체 Light"/>
@@ -21537,7 +21140,6 @@
           <w:sz w:val="22"/>
           <w:szCs w:val="22"/>
         </w:rPr>
-        <w:lastRenderedPageBreak/>
         <w:t>등</w:t>
       </w:r>
       <w:r>
@@ -21678,7 +21280,7 @@
       <w:pPr>
         <w:snapToGrid w:val="0"/>
         <w:spacing w:line="400" w:lineRule="exact"/>
-        <w:ind w:left="190" w:hangingChars="100" w:hanging="190"/>
+        <w:ind w:left="220" w:hangingChars="100" w:hanging="220"/>
         <w:contextualSpacing/>
         <w:jc w:val="left"/>
         <w:rPr>
@@ -21734,7 +21336,17 @@
           <w:sz w:val="22"/>
           <w:szCs w:val="22"/>
         </w:rPr>
-        <w:t>직하위</w:t>
+        <w:t>직하</w:t>
+      </w:r>
+      <w:r>
+        <w:rPr>
+          <w:rFonts w:ascii="KB금융 본문체 Light" w:eastAsia="KB금융 본문체 Light" w:hAnsi="KB금융 본문체 Light" w:cs="KB금융 본문체 Light" w:hint="eastAsia"/>
+          <w:color w:val="000000" w:themeColor="text1"/>
+          <w:sz w:val="22"/>
+          <w:szCs w:val="22"/>
+        </w:rPr>
+        <w:lastRenderedPageBreak/>
+        <w:t>위</w:t>
       </w:r>
       <w:proofErr w:type="spellEnd"/>
       <w:r>
@@ -22239,7 +21851,7 @@
         <w:adjustRightInd w:val="0"/>
         <w:snapToGrid w:val="0"/>
         <w:spacing w:line="400" w:lineRule="exact"/>
-        <w:ind w:left="190" w:hangingChars="100" w:hanging="190"/>
+        <w:ind w:left="220" w:hangingChars="100" w:hanging="220"/>
         <w:contextualSpacing/>
         <w:jc w:val="left"/>
         <w:rPr>
@@ -22522,16 +22134,7 @@
           <w:sz w:val="22"/>
           <w:szCs w:val="22"/>
         </w:rPr>
-        <w:t>이 장은 물리보안점검의 세부사항과 그 운영에 관하여 필요한 사항을 정함을 목적으</w:t>
-      </w:r>
-      <w:r>
-        <w:rPr>
-          <w:rFonts w:ascii="KB금융 본문체 Light" w:eastAsia="KB금융 본문체 Light" w:hAnsi="KB금융 본문체 Light" w:cs="KB금융 본문체 Light" w:hint="eastAsia"/>
-          <w:color w:val="000000" w:themeColor="text1"/>
-          <w:sz w:val="22"/>
-          <w:szCs w:val="22"/>
-        </w:rPr>
-        <w:t xml:space="preserve">로 한다.</w:t>
+        <w:t>이 장은 물리보안점검의 세부사항과 그 운영에 관하여 필요한 사항을 정함을 목적으로 한다.</w:t>
       </w:r>
     </w:p>
     <w:p>
@@ -22641,7 +22244,7 @@
       <w:pPr>
         <w:snapToGrid w:val="0"/>
         <w:spacing w:line="400" w:lineRule="exact"/>
-        <w:ind w:firstLineChars="200" w:firstLine="387"/>
+        <w:ind w:firstLineChars="200" w:firstLine="440"/>
         <w:contextualSpacing/>
         <w:jc w:val="left"/>
         <w:rPr>
@@ -22665,7 +22268,7 @@
       <w:pPr>
         <w:snapToGrid w:val="0"/>
         <w:spacing w:line="400" w:lineRule="exact"/>
-        <w:ind w:firstLineChars="200" w:firstLine="387"/>
+        <w:ind w:firstLineChars="200" w:firstLine="440"/>
         <w:contextualSpacing/>
         <w:jc w:val="left"/>
         <w:rPr>
@@ -22689,7 +22292,7 @@
       <w:pPr>
         <w:snapToGrid w:val="0"/>
         <w:spacing w:line="400" w:lineRule="exact"/>
-        <w:ind w:firstLineChars="200" w:firstLine="387"/>
+        <w:ind w:firstLineChars="200" w:firstLine="440"/>
         <w:contextualSpacing/>
         <w:jc w:val="left"/>
         <w:rPr>
@@ -22713,7 +22316,7 @@
       <w:pPr>
         <w:snapToGrid w:val="0"/>
         <w:spacing w:line="400" w:lineRule="exact"/>
-        <w:ind w:firstLineChars="200" w:firstLine="387"/>
+        <w:ind w:firstLineChars="200" w:firstLine="440"/>
         <w:contextualSpacing/>
         <w:jc w:val="left"/>
         <w:rPr>
@@ -22737,7 +22340,7 @@
       <w:pPr>
         <w:snapToGrid w:val="0"/>
         <w:spacing w:line="400" w:lineRule="exact"/>
-        <w:ind w:firstLineChars="200" w:firstLine="387"/>
+        <w:ind w:firstLineChars="200" w:firstLine="440"/>
         <w:contextualSpacing/>
         <w:jc w:val="left"/>
         <w:rPr>
@@ -22761,7 +22364,7 @@
       <w:pPr>
         <w:snapToGrid w:val="0"/>
         <w:spacing w:line="400" w:lineRule="exact"/>
-        <w:ind w:firstLineChars="200" w:firstLine="387"/>
+        <w:ind w:firstLineChars="200" w:firstLine="440"/>
         <w:contextualSpacing/>
         <w:jc w:val="left"/>
         <w:rPr>
@@ -22785,7 +22388,7 @@
       <w:pPr>
         <w:snapToGrid w:val="0"/>
         <w:spacing w:line="400" w:lineRule="exact"/>
-        <w:ind w:firstLineChars="200" w:firstLine="387"/>
+        <w:ind w:firstLineChars="200" w:firstLine="440"/>
         <w:contextualSpacing/>
         <w:jc w:val="left"/>
         <w:rPr>
@@ -22823,7 +22426,7 @@
       <w:pPr>
         <w:snapToGrid w:val="0"/>
         <w:spacing w:line="400" w:lineRule="exact"/>
-        <w:ind w:left="190" w:hangingChars="100" w:hanging="190"/>
+        <w:ind w:left="220" w:hangingChars="100" w:hanging="220"/>
         <w:contextualSpacing/>
         <w:jc w:val="left"/>
         <w:rPr>
@@ -22904,23 +22507,14 @@
           <w:sz w:val="22"/>
           <w:szCs w:val="22"/>
         </w:rPr>
-        <w:t xml:space="preserve">① 최종 퇴실자는 제30조의 항목을 점검한 후 보안점검일지를 작성 </w:t>
-      </w:r>
-      <w:r>
-        <w:rPr>
-          <w:rFonts w:ascii="KB금융 본문체 Light" w:eastAsia="KB금융 본문체 Light" w:hAnsi="KB금융 본문체 Light" w:cs="KB금융 본문체 Light" w:hint="eastAsia"/>
-          <w:color w:val="000000" w:themeColor="text1"/>
-          <w:sz w:val="22"/>
-          <w:szCs w:val="22"/>
-        </w:rPr>
-        <w:t xml:space="preserve">해야 한다.</w:t>
+        <w:t>① 최종 퇴실자는 제30조의 항목을 점검한 후 보안점검일지를 작성 해야 한다.</w:t>
       </w:r>
     </w:p>
     <w:p>
       <w:pPr>
         <w:snapToGrid w:val="0"/>
         <w:spacing w:line="400" w:lineRule="exact"/>
-        <w:ind w:firstLineChars="100" w:firstLine="194"/>
+        <w:ind w:firstLineChars="100" w:firstLine="220"/>
         <w:contextualSpacing/>
         <w:jc w:val="left"/>
         <w:rPr>
@@ -22998,7 +22592,6 @@
           <w:sz w:val="22"/>
           <w:szCs w:val="22"/>
         </w:rPr>
-        <w:lastRenderedPageBreak/>
         <w:t>제</w:t>
       </w:r>
       <w:r>
@@ -23081,14 +22674,24 @@
           <w:sz w:val="22"/>
           <w:szCs w:val="22"/>
         </w:rPr>
-        <w:t xml:space="preserve"> 비상 상황이 발생한 경우, 즉시 「복무규정」 소관</w:t>
+        <w:t xml:space="preserve"> 비상 상황이 발생한 경우, 즉시 「복무규</w:t>
+      </w:r>
+      <w:r>
+        <w:rPr>
+          <w:rFonts w:ascii="KB금융 본문체 Light" w:eastAsia="KB금융 본문체 Light" w:hAnsi="KB금융 본문체 Light" w:cs="KB금융 본문체 Light" w:hint="eastAsia"/>
+          <w:color w:val="000000" w:themeColor="text1"/>
+          <w:sz w:val="22"/>
+          <w:szCs w:val="22"/>
+        </w:rPr>
+        <w:lastRenderedPageBreak/>
+        <w:t>정」 소관</w:t>
       </w:r>
     </w:p>
     <w:p>
       <w:pPr>
         <w:snapToGrid w:val="0"/>
         <w:spacing w:line="400" w:lineRule="exact"/>
-        <w:ind w:firstLineChars="100" w:firstLine="194"/>
+        <w:ind w:firstLineChars="100" w:firstLine="220"/>
         <w:contextualSpacing/>
         <w:jc w:val="left"/>
         <w:rPr>
@@ -23208,15 +22811,13 @@
     </w:p>
     <w:p>
       <w:pPr>
-        <w:snapToGrid w:val="0"/>
-        <w:spacing w:line="400" w:lineRule="exact"/>
-        <w:contextualSpacing/>
+        <w:spacing w:line="400" w:lineRule="exact"/>
         <w:jc w:val="center"/>
         <w:rPr>
           <w:rFonts w:ascii="KB금융 본문체 Medium" w:eastAsia="KB금융 본문체 Medium" w:hAnsi="KB금융 본문체 Medium" w:cs="KB금융 본문체 Medium"/>
           <w:b/>
           <w:bCs/>
-          <w:color w:val="000000" w:themeColor="text1"/>
+          <w:color w:val="000000"/>
           <w:sz w:val="26"/>
           <w:szCs w:val="26"/>
         </w:rPr>
@@ -23226,22 +22827,91 @@
           <w:rFonts w:ascii="KB금융 본문체 Medium" w:eastAsia="KB금융 본문체 Medium" w:hAnsi="KB금융 본문체 Medium" w:cs="KB금융 본문체 Medium" w:hint="eastAsia"/>
           <w:b/>
           <w:bCs/>
-          <w:color w:val="0000CD"/>
+          <w:color w:val="000000"/>
           <w:sz w:val="26"/>
           <w:szCs w:val="26"/>
         </w:rPr>
-        <w:t xml:space="preserve">부 칙</w:t>
-      </w:r>
+        <w:t>부 칙(2002. 9. 9. 개정)</w:t>
+      </w:r>
+    </w:p>
+    <w:p>
+      <w:pPr>
+        <w:pStyle w:val="a7"/>
+        <w:snapToGrid w:val="0"/>
+        <w:spacing w:line="400" w:lineRule="exact"/>
+        <w:contextualSpacing/>
+        <w:jc w:val="both"/>
+        <w:rPr>
+          <w:rFonts w:ascii="KB금융 본문체 Light" w:eastAsia="KB금융 본문체 Light" w:hAnsi="KB금융 본문체 Light" w:cs="KB금융 본문체 Light"/>
+          <w:color w:val="000000" w:themeColor="text1"/>
+          <w:sz w:val="22"/>
+          <w:szCs w:val="22"/>
+        </w:rPr>
+      </w:pPr>
+    </w:p>
+    <w:p>
+      <w:pPr>
+        <w:snapToGrid w:val="0"/>
+        <w:spacing w:line="400" w:lineRule="exact"/>
+        <w:contextualSpacing/>
+        <w:jc w:val="left"/>
+        <w:rPr>
+          <w:rFonts w:ascii="KB금융 본문체 Light" w:eastAsia="KB금융 본문체 Light" w:hAnsi="KB금융 본문체 Light" w:cs="KB금융 본문체 Light"/>
+          <w:color w:val="000000" w:themeColor="text1"/>
+          <w:sz w:val="22"/>
+          <w:szCs w:val="22"/>
+        </w:rPr>
+      </w:pPr>
+      <w:r>
+        <w:rPr>
+          <w:rFonts w:ascii="KB금융 본문체 Light" w:eastAsia="KB금융 본문체 Light" w:hAnsi="KB금융 본문체 Light" w:cs="KB금융 본문체 Light" w:hint="eastAsia"/>
+          <w:b/>
+          <w:bCs/>
+          <w:color w:val="000000"/>
+          <w:sz w:val="22"/>
+          <w:szCs w:val="22"/>
+        </w:rPr>
+        <w:t>제1조(시행일) 이 지침은 2002. 9. 9. 부터 시행한다.</w:t>
+      </w:r>
+    </w:p>
+    <w:p>
+      <w:pPr>
+        <w:pStyle w:val="a7"/>
+        <w:snapToGrid w:val="0"/>
+        <w:spacing w:line="400" w:lineRule="exact"/>
+        <w:contextualSpacing/>
+        <w:jc w:val="both"/>
+        <w:rPr>
+          <w:rFonts w:ascii="KB금융 본문체 Light" w:eastAsia="KB금융 본문체 Light" w:hAnsi="KB금융 본문체 Light" w:cs="KB금융 본문체 Light"/>
+          <w:color w:val="000000" w:themeColor="text1"/>
+          <w:sz w:val="22"/>
+          <w:szCs w:val="22"/>
+        </w:rPr>
+      </w:pPr>
+    </w:p>
+    <w:p>
+      <w:pPr>
+        <w:spacing w:line="400" w:lineRule="exact"/>
+        <w:jc w:val="center"/>
+        <w:rPr>
+          <w:rFonts w:ascii="KB금융 본문체 Medium" w:eastAsia="KB금융 본문체 Medium" w:hAnsi="KB금융 본문체 Medium" w:cs="KB금융 본문체 Medium"/>
+          <w:b/>
+          <w:bCs/>
+          <w:color w:val="000000"/>
+          <w:sz w:val="26"/>
+          <w:szCs w:val="26"/>
+        </w:rPr>
+      </w:pPr>
       <w:r>
         <w:rPr>
           <w:rFonts w:ascii="KB금융 본문체 Medium" w:eastAsia="KB금융 본문체 Medium" w:hAnsi="KB금융 본문체 Medium" w:cs="KB금융 본문체 Medium" w:hint="eastAsia"/>
           <w:b/>
           <w:bCs/>
-          <w:color w:val="0000CD"/>
+          <w:color w:val="000000"/>
           <w:sz w:val="26"/>
           <w:szCs w:val="26"/>
         </w:rPr>
-        <w:t>(2002. 9. 9. 개정)</w:t>
+        <w:t>부 칙(2003. 11. 11. 개정)</w:t>
       </w:r>
     </w:p>
     <w:p>
@@ -23281,7 +22951,7 @@
           <w:sz w:val="22"/>
           <w:szCs w:val="22"/>
         </w:rPr>
-        <w:t>제1조(시행일) 이 지침은 2002. 9. 9. 부터 시행한다.</w:t>
+        <w:t>제1조(시행일) 이 지침은 2003. 11. 11. 부터 시행한다.</w:t>
       </w:r>
     </w:p>
     <w:p>
@@ -23290,26 +22960,26 @@
         <w:snapToGrid w:val="0"/>
         <w:spacing w:line="400" w:lineRule="exact"/>
         <w:contextualSpacing/>
-        <w:jc w:val="both"/>
-        <w:rPr>
-          <w:rFonts w:ascii="KB금융 본문체 Light" w:eastAsia="KB금융 본문체 Light" w:hAnsi="KB금융 본문체 Light" w:cs="KB금융 본문체 Light"/>
-          <w:color w:val="000000" w:themeColor="text1"/>
-          <w:sz w:val="22"/>
-          <w:szCs w:val="22"/>
-        </w:rPr>
-      </w:pPr>
-    </w:p>
-    <w:p>
-      <w:pPr>
-        <w:snapToGrid w:val="0"/>
-        <w:spacing w:line="400" w:lineRule="exact"/>
-        <w:contextualSpacing/>
+        <w:jc w:val="center"/>
+        <w:rPr>
+          <w:rFonts w:ascii="KB금융 본문체 Light" w:eastAsia="KB금융 본문체 Light" w:hAnsi="KB금융 본문체 Light" w:cs="KB금융 본문체 Light"/>
+          <w:b/>
+          <w:bCs/>
+          <w:color w:val="000000" w:themeColor="text1"/>
+          <w:sz w:val="27"/>
+          <w:szCs w:val="27"/>
+        </w:rPr>
+      </w:pPr>
+    </w:p>
+    <w:p>
+      <w:pPr>
+        <w:spacing w:line="400" w:lineRule="exact"/>
         <w:jc w:val="center"/>
         <w:rPr>
           <w:rFonts w:ascii="KB금융 본문체 Medium" w:eastAsia="KB금융 본문체 Medium" w:hAnsi="KB금융 본문체 Medium" w:cs="KB금융 본문체 Medium"/>
           <w:b/>
           <w:bCs/>
-          <w:color w:val="000000" w:themeColor="text1"/>
+          <w:color w:val="000000"/>
           <w:sz w:val="26"/>
           <w:szCs w:val="26"/>
         </w:rPr>
@@ -23319,22 +22989,395 @@
           <w:rFonts w:ascii="KB금융 본문체 Medium" w:eastAsia="KB금융 본문체 Medium" w:hAnsi="KB금융 본문체 Medium" w:cs="KB금융 본문체 Medium" w:hint="eastAsia"/>
           <w:b/>
           <w:bCs/>
-          <w:color w:val="0000CD"/>
+          <w:color w:val="000000"/>
           <w:sz w:val="26"/>
           <w:szCs w:val="26"/>
         </w:rPr>
-        <w:t xml:space="preserve">부 칙</w:t>
-      </w:r>
+        <w:t>부 칙(2005. 2. 25. 개정)</w:t>
+      </w:r>
+    </w:p>
+    <w:p>
+      <w:pPr>
+        <w:pStyle w:val="a7"/>
+        <w:snapToGrid w:val="0"/>
+        <w:spacing w:line="400" w:lineRule="exact"/>
+        <w:contextualSpacing/>
+        <w:jc w:val="both"/>
+        <w:rPr>
+          <w:rFonts w:ascii="KB금융 본문체 Light" w:eastAsia="KB금융 본문체 Light" w:hAnsi="KB금융 본문체 Light" w:cs="KB금융 본문체 Light"/>
+          <w:color w:val="000000" w:themeColor="text1"/>
+          <w:sz w:val="22"/>
+          <w:szCs w:val="22"/>
+        </w:rPr>
+      </w:pPr>
+    </w:p>
+    <w:p>
+      <w:pPr>
+        <w:snapToGrid w:val="0"/>
+        <w:spacing w:line="400" w:lineRule="exact"/>
+        <w:contextualSpacing/>
+        <w:jc w:val="left"/>
+        <w:rPr>
+          <w:rFonts w:ascii="KB금융 본문체 Light" w:eastAsia="KB금융 본문체 Light" w:hAnsi="KB금융 본문체 Light" w:cs="KB금융 본문체 Light"/>
+          <w:b/>
+          <w:bCs/>
+          <w:color w:val="000000" w:themeColor="text1"/>
+          <w:sz w:val="22"/>
+          <w:szCs w:val="22"/>
+        </w:rPr>
+      </w:pPr>
+      <w:r>
+        <w:rPr>
+          <w:rFonts w:ascii="KB금융 본문체 Light" w:eastAsia="KB금융 본문체 Light" w:hAnsi="KB금융 본문체 Light" w:cs="KB금융 본문체 Light" w:hint="eastAsia"/>
+          <w:b/>
+          <w:bCs/>
+          <w:color w:val="000000"/>
+          <w:sz w:val="22"/>
+          <w:szCs w:val="22"/>
+        </w:rPr>
+        <w:t>제1조(시행일) 이 지침은 2005. 2. 25. 부터 시행한다.</w:t>
+      </w:r>
+    </w:p>
+    <w:p>
+      <w:pPr>
+        <w:spacing w:line="400" w:lineRule="exact"/>
+        <w:rPr>
+          <w:color w:val="000000" w:themeColor="text1"/>
+        </w:rPr>
+      </w:pPr>
+    </w:p>
+    <w:p>
+      <w:pPr>
+        <w:snapToGrid w:val="0"/>
+        <w:spacing w:line="400" w:lineRule="exact"/>
+        <w:contextualSpacing/>
+        <w:jc w:val="left"/>
+        <w:rPr>
+          <w:rFonts w:ascii="KB금융 본문체 Light" w:eastAsia="KB금융 본문체 Light" w:hAnsi="KB금융 본문체 Light" w:cs="KB금융 본문체 Light"/>
+          <w:color w:val="000000" w:themeColor="text1"/>
+          <w:sz w:val="22"/>
+          <w:szCs w:val="22"/>
+        </w:rPr>
+      </w:pPr>
+      <w:r>
+        <w:rPr>
+          <w:rFonts w:ascii="KB금융 본문체 Light" w:eastAsia="KB금융 본문체 Light" w:hAnsi="KB금융 본문체 Light" w:cs="KB금융 본문체 Light" w:hint="eastAsia"/>
+          <w:b/>
+          <w:bCs/>
+          <w:color w:val="000000" w:themeColor="text1"/>
+          <w:sz w:val="22"/>
+          <w:szCs w:val="22"/>
+        </w:rPr>
+        <w:t>제2조(경과조치)</w:t>
+      </w:r>
+      <w:r>
+        <w:rPr>
+          <w:rFonts w:ascii="KB금융 본문체 Light" w:eastAsia="KB금융 본문체 Light" w:hAnsi="KB금융 본문체 Light" w:cs="KB금융 본문체 Light" w:hint="eastAsia"/>
+          <w:color w:val="000000" w:themeColor="text1"/>
+          <w:sz w:val="22"/>
+          <w:szCs w:val="22"/>
+        </w:rPr>
+        <w:t xml:space="preserve"> 1. 제1조 제1항 제1호는 2005년 12월 31일부터 시행하며, 2006년 1월 1일부 터 개정내용에 따라 회계년도 기준으로 연차휴가를 부여한다.</w:t>
+      </w:r>
+    </w:p>
+    <w:p>
+      <w:pPr>
+        <w:pStyle w:val="a7"/>
+        <w:snapToGrid w:val="0"/>
+        <w:spacing w:line="400" w:lineRule="exact"/>
+        <w:ind w:left="400"/>
+        <w:contextualSpacing/>
+        <w:rPr>
+          <w:rFonts w:ascii="KB금융 본문체 Light" w:eastAsia="KB금융 본문체 Light" w:hAnsi="KB금융 본문체 Light" w:cs="KB금융 본문체 Light"/>
+          <w:color w:val="000000" w:themeColor="text1"/>
+          <w:sz w:val="22"/>
+          <w:szCs w:val="22"/>
+        </w:rPr>
+      </w:pPr>
+      <w:r>
+        <w:rPr>
+          <w:rFonts w:ascii="KB금융 본문체 Light" w:eastAsia="KB금융 본문체 Light" w:hAnsi="KB금융 본문체 Light" w:cs="KB금융 본문체 Light"/>
+          <w:color w:val="000000" w:themeColor="text1"/>
+          <w:sz w:val="22"/>
+          <w:szCs w:val="22"/>
+        </w:rPr>
+        <w:t>2. 2005</w:t>
+      </w:r>
+      <w:r>
+        <w:rPr>
+          <w:rFonts w:ascii="KB금융 본문체 Light" w:eastAsia="KB금융 본문체 Light" w:hAnsi="KB금융 본문체 Light" w:cs="KB금융 본문체 Light" w:hint="eastAsia"/>
+          <w:color w:val="000000" w:themeColor="text1"/>
+          <w:sz w:val="22"/>
+          <w:szCs w:val="22"/>
+        </w:rPr>
+        <w:t>년도</w:t>
+      </w:r>
+      <w:r>
+        <w:rPr>
+          <w:rFonts w:ascii="KB금융 본문체 Light" w:eastAsia="KB금융 본문체 Light" w:hAnsi="KB금융 본문체 Light" w:cs="KB금융 본문체 Light"/>
+          <w:color w:val="000000" w:themeColor="text1"/>
+          <w:sz w:val="22"/>
+          <w:szCs w:val="22"/>
+        </w:rPr>
+        <w:t xml:space="preserve"> </w:t>
+      </w:r>
+      <w:r>
+        <w:rPr>
+          <w:rFonts w:ascii="KB금융 본문체 Light" w:eastAsia="KB금융 본문체 Light" w:hAnsi="KB금융 본문체 Light" w:cs="KB금융 본문체 Light" w:hint="eastAsia"/>
+          <w:color w:val="000000" w:themeColor="text1"/>
+          <w:sz w:val="22"/>
+          <w:szCs w:val="22"/>
+        </w:rPr>
+        <w:t>연차휴가</w:t>
+      </w:r>
+      <w:r>
+        <w:rPr>
+          <w:rFonts w:ascii="KB금융 본문체 Light" w:eastAsia="KB금융 본문체 Light" w:hAnsi="KB금융 본문체 Light" w:cs="KB금융 본문체 Light"/>
+          <w:color w:val="000000" w:themeColor="text1"/>
+          <w:sz w:val="22"/>
+          <w:szCs w:val="22"/>
+        </w:rPr>
+        <w:t>(</w:t>
+      </w:r>
+      <w:r>
+        <w:rPr>
+          <w:rFonts w:ascii="KB금융 본문체 Light" w:eastAsia="KB금융 본문체 Light" w:hAnsi="KB금융 본문체 Light" w:cs="KB금융 본문체 Light" w:hint="eastAsia"/>
+          <w:color w:val="000000" w:themeColor="text1"/>
+          <w:sz w:val="22"/>
+          <w:szCs w:val="22"/>
+        </w:rPr>
+        <w:t>연차휴가</w:t>
+      </w:r>
+      <w:r>
+        <w:rPr>
+          <w:rFonts w:ascii="KB금융 본문체 Light" w:eastAsia="KB금융 본문체 Light" w:hAnsi="KB금융 본문체 Light" w:cs="KB금융 본문체 Light"/>
+          <w:color w:val="000000" w:themeColor="text1"/>
+          <w:sz w:val="22"/>
+          <w:szCs w:val="22"/>
+        </w:rPr>
+        <w:t xml:space="preserve"> </w:t>
+      </w:r>
+      <w:r>
+        <w:rPr>
+          <w:rFonts w:ascii="KB금융 본문체 Light" w:eastAsia="KB금융 본문체 Light" w:hAnsi="KB금융 본문체 Light" w:cs="KB금융 본문체 Light" w:hint="eastAsia"/>
+          <w:color w:val="000000" w:themeColor="text1"/>
+          <w:sz w:val="22"/>
+          <w:szCs w:val="22"/>
+        </w:rPr>
+        <w:t>회계년도</w:t>
+      </w:r>
+      <w:r>
+        <w:rPr>
+          <w:rFonts w:ascii="KB금융 본문체 Light" w:eastAsia="KB금융 본문체 Light" w:hAnsi="KB금융 본문체 Light" w:cs="KB금융 본문체 Light"/>
+          <w:color w:val="000000" w:themeColor="text1"/>
+          <w:sz w:val="22"/>
+          <w:szCs w:val="22"/>
+        </w:rPr>
+        <w:t xml:space="preserve"> </w:t>
+      </w:r>
+      <w:r>
+        <w:rPr>
+          <w:rFonts w:ascii="KB금융 본문체 Light" w:eastAsia="KB금융 본문체 Light" w:hAnsi="KB금융 본문체 Light" w:cs="KB금융 본문체 Light" w:hint="eastAsia"/>
+          <w:color w:val="000000" w:themeColor="text1"/>
+          <w:sz w:val="22"/>
+          <w:szCs w:val="22"/>
+        </w:rPr>
+        <w:t>기준적용에</w:t>
+      </w:r>
+      <w:r>
+        <w:rPr>
+          <w:rFonts w:ascii="KB금융 본문체 Light" w:eastAsia="KB금융 본문체 Light" w:hAnsi="KB금융 본문체 Light" w:cs="KB금융 본문체 Light"/>
+          <w:color w:val="000000" w:themeColor="text1"/>
+          <w:sz w:val="22"/>
+          <w:szCs w:val="22"/>
+        </w:rPr>
+        <w:t xml:space="preserve"> </w:t>
+      </w:r>
+      <w:r>
+        <w:rPr>
+          <w:rFonts w:ascii="KB금융 본문체 Light" w:eastAsia="KB금융 본문체 Light" w:hAnsi="KB금융 본문체 Light" w:cs="KB금융 본문체 Light" w:hint="eastAsia"/>
+          <w:color w:val="000000" w:themeColor="text1"/>
+          <w:sz w:val="22"/>
+          <w:szCs w:val="22"/>
+        </w:rPr>
+        <w:t>따른</w:t>
+      </w:r>
+      <w:r>
+        <w:rPr>
+          <w:rFonts w:ascii="KB금융 본문체 Light" w:eastAsia="KB금융 본문체 Light" w:hAnsi="KB금융 본문체 Light" w:cs="KB금융 본문체 Light"/>
+          <w:color w:val="000000" w:themeColor="text1"/>
+          <w:sz w:val="22"/>
+          <w:szCs w:val="22"/>
+        </w:rPr>
+        <w:t xml:space="preserve"> </w:t>
+      </w:r>
+      <w:r>
+        <w:rPr>
+          <w:rFonts w:ascii="KB금융 본문체 Light" w:eastAsia="KB금융 본문체 Light" w:hAnsi="KB금융 본문체 Light" w:cs="KB금융 본문체 Light" w:hint="eastAsia"/>
+          <w:color w:val="000000" w:themeColor="text1"/>
+          <w:sz w:val="22"/>
+          <w:szCs w:val="22"/>
+        </w:rPr>
+        <w:t>비례휴가</w:t>
+      </w:r>
+      <w:r>
+        <w:rPr>
+          <w:rFonts w:ascii="KB금융 본문체 Light" w:eastAsia="KB금융 본문체 Light" w:hAnsi="KB금융 본문체 Light" w:cs="KB금융 본문체 Light"/>
+          <w:color w:val="000000" w:themeColor="text1"/>
+          <w:sz w:val="22"/>
+          <w:szCs w:val="22"/>
+        </w:rPr>
+        <w:t xml:space="preserve"> </w:t>
+      </w:r>
+      <w:r>
+        <w:rPr>
+          <w:rFonts w:ascii="KB금융 본문체 Light" w:eastAsia="KB금융 본문체 Light" w:hAnsi="KB금융 본문체 Light" w:cs="KB금융 본문체 Light" w:hint="eastAsia"/>
+          <w:color w:val="000000" w:themeColor="text1"/>
+          <w:sz w:val="22"/>
+          <w:szCs w:val="22"/>
+        </w:rPr>
+        <w:t>포함</w:t>
+      </w:r>
+      <w:r>
+        <w:rPr>
+          <w:rFonts w:ascii="KB금융 본문체 Light" w:eastAsia="KB금융 본문체 Light" w:hAnsi="KB금융 본문체 Light" w:cs="KB금융 본문체 Light"/>
+          <w:color w:val="000000" w:themeColor="text1"/>
+          <w:sz w:val="22"/>
+          <w:szCs w:val="22"/>
+        </w:rPr>
+        <w:t xml:space="preserve">) </w:t>
+      </w:r>
+      <w:r>
+        <w:rPr>
+          <w:rFonts w:ascii="KB금융 본문체 Light" w:eastAsia="KB금융 본문체 Light" w:hAnsi="KB금융 본문체 Light" w:cs="KB금융 본문체 Light" w:hint="eastAsia"/>
+          <w:color w:val="000000" w:themeColor="text1"/>
+          <w:sz w:val="22"/>
+          <w:szCs w:val="22"/>
+        </w:rPr>
+        <w:t>부여는</w:t>
+      </w:r>
+      <w:r>
+        <w:rPr>
+          <w:rFonts w:ascii="KB금융 본문체 Light" w:eastAsia="KB금융 본문체 Light" w:hAnsi="KB금융 본문체 Light" w:cs="KB금융 본문체 Light"/>
+          <w:color w:val="000000" w:themeColor="text1"/>
+          <w:sz w:val="22"/>
+          <w:szCs w:val="22"/>
+        </w:rPr>
+        <w:t xml:space="preserve"> </w:t>
+      </w:r>
+      <w:proofErr w:type="spellStart"/>
+      <w:r>
+        <w:rPr>
+          <w:rFonts w:ascii="KB금융 본문체 Light" w:eastAsia="KB금융 본문체 Light" w:hAnsi="KB금융 본문체 Light" w:cs="KB금융 본문체 Light" w:hint="eastAsia"/>
+          <w:color w:val="000000" w:themeColor="text1"/>
+          <w:sz w:val="22"/>
+          <w:szCs w:val="22"/>
+        </w:rPr>
+        <w:t>개정전</w:t>
+      </w:r>
+      <w:proofErr w:type="spellEnd"/>
+      <w:r>
+        <w:rPr>
+          <w:rFonts w:ascii="KB금융 본문체 Light" w:eastAsia="KB금융 본문체 Light" w:hAnsi="KB금융 본문체 Light" w:cs="KB금융 본문체 Light"/>
+          <w:color w:val="000000" w:themeColor="text1"/>
+          <w:sz w:val="22"/>
+          <w:szCs w:val="22"/>
+        </w:rPr>
+        <w:t xml:space="preserve"> </w:t>
+      </w:r>
+      <w:r>
+        <w:rPr>
+          <w:rFonts w:ascii="KB금융 본문체 Light" w:eastAsia="KB금융 본문체 Light" w:hAnsi="KB금융 본문체 Light" w:cs="KB금융 본문체 Light" w:hint="eastAsia"/>
+          <w:color w:val="000000" w:themeColor="text1"/>
+          <w:sz w:val="22"/>
+          <w:szCs w:val="22"/>
+        </w:rPr>
+        <w:t>산정방식에</w:t>
+      </w:r>
+      <w:r>
+        <w:rPr>
+          <w:rFonts w:ascii="KB금융 본문체 Light" w:eastAsia="KB금융 본문체 Light" w:hAnsi="KB금융 본문체 Light" w:cs="KB금융 본문체 Light"/>
+          <w:color w:val="000000" w:themeColor="text1"/>
+          <w:sz w:val="22"/>
+          <w:szCs w:val="22"/>
+        </w:rPr>
+        <w:t xml:space="preserve"> </w:t>
+      </w:r>
+      <w:r>
+        <w:rPr>
+          <w:rFonts w:ascii="KB금융 본문체 Light" w:eastAsia="KB금융 본문체 Light" w:hAnsi="KB금융 본문체 Light" w:cs="KB금융 본문체 Light" w:hint="eastAsia"/>
+          <w:color w:val="000000" w:themeColor="text1"/>
+          <w:sz w:val="22"/>
+          <w:szCs w:val="22"/>
+        </w:rPr>
+        <w:t>따라</w:t>
+      </w:r>
+      <w:r>
+        <w:rPr>
+          <w:rFonts w:ascii="KB금융 본문체 Light" w:eastAsia="KB금융 본문체 Light" w:hAnsi="KB금융 본문체 Light" w:cs="KB금융 본문체 Light"/>
+          <w:color w:val="000000" w:themeColor="text1"/>
+          <w:sz w:val="22"/>
+          <w:szCs w:val="22"/>
+        </w:rPr>
+        <w:t xml:space="preserve"> </w:t>
+      </w:r>
+      <w:r>
+        <w:rPr>
+          <w:rFonts w:ascii="KB금융 본문체 Light" w:eastAsia="KB금융 본문체 Light" w:hAnsi="KB금융 본문체 Light" w:cs="KB금융 본문체 Light" w:hint="eastAsia"/>
+          <w:color w:val="000000" w:themeColor="text1"/>
+          <w:sz w:val="22"/>
+          <w:szCs w:val="22"/>
+        </w:rPr>
+        <w:t>부여한다</w:t>
+      </w:r>
+      <w:r>
+        <w:rPr>
+          <w:rFonts w:ascii="KB금융 본문체 Light" w:eastAsia="KB금융 본문체 Light" w:hAnsi="KB금융 본문체 Light" w:cs="KB금융 본문체 Light"/>
+          <w:color w:val="000000" w:themeColor="text1"/>
+          <w:sz w:val="22"/>
+          <w:szCs w:val="22"/>
+        </w:rPr>
+        <w:t>.</w:t>
+      </w:r>
+    </w:p>
+    <w:p>
+      <w:pPr>
+        <w:pStyle w:val="a7"/>
+        <w:snapToGrid w:val="0"/>
+        <w:spacing w:line="400" w:lineRule="exact"/>
+        <w:contextualSpacing/>
+        <w:jc w:val="both"/>
+        <w:rPr>
+          <w:rFonts w:ascii="KB금융 본문체 Light" w:eastAsia="KB금융 본문체 Light" w:hAnsi="KB금융 본문체 Light" w:cs="KB금융 본문체 Light"/>
+          <w:color w:val="000000" w:themeColor="text1"/>
+          <w:sz w:val="22"/>
+          <w:szCs w:val="22"/>
+        </w:rPr>
+      </w:pPr>
+    </w:p>
+    <w:p>
+      <w:pPr>
+        <w:spacing w:line="400" w:lineRule="exact"/>
+        <w:jc w:val="center"/>
+        <w:rPr>
+          <w:rFonts w:ascii="KB금융 본문체 Medium" w:eastAsia="KB금융 본문체 Medium" w:hAnsi="KB금융 본문체 Medium" w:cs="KB금융 본문체 Medium"/>
+          <w:b/>
+          <w:bCs/>
+          <w:color w:val="000000"/>
+          <w:sz w:val="26"/>
+          <w:szCs w:val="26"/>
+        </w:rPr>
+      </w:pPr>
       <w:r>
         <w:rPr>
           <w:rFonts w:ascii="KB금융 본문체 Medium" w:eastAsia="KB금융 본문체 Medium" w:hAnsi="KB금융 본문체 Medium" w:cs="KB금융 본문체 Medium" w:hint="eastAsia"/>
           <w:b/>
           <w:bCs/>
-          <w:color w:val="0000CD"/>
+          <w:color w:val="000000"/>
           <w:sz w:val="26"/>
           <w:szCs w:val="26"/>
         </w:rPr>
-        <w:t>(2003. 11. 11. 개정)</w:t>
+        <w:t>부 칙(2005. 6. 10. 개정)</w:t>
       </w:r>
     </w:p>
     <w:p>
@@ -23374,7 +23417,7 @@
           <w:sz w:val="22"/>
           <w:szCs w:val="22"/>
         </w:rPr>
-        <w:t>제1조(시행일) 이 지침은 2003. 11. 11. 부터 시행한다.</w:t>
+        <w:t>제1조(시행일) 이 지침은 2005. 6. 10. 부터 시행한다.</w:t>
       </w:r>
     </w:p>
     <w:p>
@@ -23383,28 +23426,24 @@
         <w:snapToGrid w:val="0"/>
         <w:spacing w:line="400" w:lineRule="exact"/>
         <w:contextualSpacing/>
-        <w:jc w:val="center"/>
-        <w:rPr>
-          <w:rFonts w:ascii="KB금융 본문체 Light" w:eastAsia="KB금융 본문체 Light" w:hAnsi="KB금융 본문체 Light" w:cs="KB금융 본문체 Light"/>
-          <w:b/>
-          <w:bCs/>
-          <w:color w:val="000000" w:themeColor="text1"/>
-          <w:sz w:val="27"/>
-          <w:szCs w:val="27"/>
-        </w:rPr>
-      </w:pPr>
-    </w:p>
-    <w:p>
-      <w:pPr>
-        <w:snapToGrid w:val="0"/>
-        <w:spacing w:line="400" w:lineRule="exact"/>
-        <w:contextualSpacing/>
+        <w:jc w:val="both"/>
+        <w:rPr>
+          <w:rFonts w:ascii="KB금융 본문체 Light" w:eastAsia="KB금융 본문체 Light" w:hAnsi="KB금융 본문체 Light" w:cs="KB금융 본문체 Light"/>
+          <w:color w:val="000000" w:themeColor="text1"/>
+          <w:sz w:val="22"/>
+          <w:szCs w:val="22"/>
+        </w:rPr>
+      </w:pPr>
+    </w:p>
+    <w:p>
+      <w:pPr>
+        <w:spacing w:line="400" w:lineRule="exact"/>
         <w:jc w:val="center"/>
         <w:rPr>
           <w:rFonts w:ascii="KB금융 본문체 Medium" w:eastAsia="KB금융 본문체 Medium" w:hAnsi="KB금융 본문체 Medium" w:cs="KB금융 본문체 Medium"/>
           <w:b/>
           <w:bCs/>
-          <w:color w:val="000000" w:themeColor="text1"/>
+          <w:color w:val="000000"/>
           <w:sz w:val="26"/>
           <w:szCs w:val="26"/>
         </w:rPr>
@@ -23414,22 +23453,91 @@
           <w:rFonts w:ascii="KB금융 본문체 Medium" w:eastAsia="KB금융 본문체 Medium" w:hAnsi="KB금융 본문체 Medium" w:cs="KB금융 본문체 Medium" w:hint="eastAsia"/>
           <w:b/>
           <w:bCs/>
-          <w:color w:val="0000CD"/>
+          <w:color w:val="000000"/>
           <w:sz w:val="26"/>
           <w:szCs w:val="26"/>
         </w:rPr>
-        <w:t xml:space="preserve">부 칙</w:t>
-      </w:r>
+        <w:t>부 칙(2006. 1. 1. 개정)</w:t>
+      </w:r>
+    </w:p>
+    <w:p>
+      <w:pPr>
+        <w:pStyle w:val="a7"/>
+        <w:snapToGrid w:val="0"/>
+        <w:spacing w:line="400" w:lineRule="exact"/>
+        <w:contextualSpacing/>
+        <w:jc w:val="both"/>
+        <w:rPr>
+          <w:rFonts w:ascii="KB금융 본문체 Light" w:eastAsia="KB금융 본문체 Light" w:hAnsi="KB금융 본문체 Light" w:cs="KB금융 본문체 Light"/>
+          <w:color w:val="000000" w:themeColor="text1"/>
+          <w:sz w:val="22"/>
+          <w:szCs w:val="22"/>
+        </w:rPr>
+      </w:pPr>
+    </w:p>
+    <w:p>
+      <w:pPr>
+        <w:snapToGrid w:val="0"/>
+        <w:spacing w:line="400" w:lineRule="exact"/>
+        <w:contextualSpacing/>
+        <w:jc w:val="left"/>
+        <w:rPr>
+          <w:rFonts w:ascii="KB금융 본문체 Light" w:eastAsia="KB금융 본문체 Light" w:hAnsi="KB금융 본문체 Light" w:cs="KB금융 본문체 Light"/>
+          <w:color w:val="000000" w:themeColor="text1"/>
+          <w:sz w:val="22"/>
+          <w:szCs w:val="22"/>
+        </w:rPr>
+      </w:pPr>
+      <w:r>
+        <w:rPr>
+          <w:rFonts w:ascii="KB금융 본문체 Light" w:eastAsia="KB금융 본문체 Light" w:hAnsi="KB금융 본문체 Light" w:cs="KB금융 본문체 Light" w:hint="eastAsia"/>
+          <w:b/>
+          <w:bCs/>
+          <w:color w:val="000000"/>
+          <w:sz w:val="22"/>
+          <w:szCs w:val="22"/>
+        </w:rPr>
+        <w:t>제1조(시행일) 이 지침은 2006. 1. 1. 부터 시행한다.</w:t>
+      </w:r>
+    </w:p>
+    <w:p>
+      <w:pPr>
+        <w:pStyle w:val="a7"/>
+        <w:snapToGrid w:val="0"/>
+        <w:spacing w:line="400" w:lineRule="exact"/>
+        <w:contextualSpacing/>
+        <w:jc w:val="both"/>
+        <w:rPr>
+          <w:rFonts w:ascii="KB금융 본문체 Light" w:eastAsia="KB금융 본문체 Light" w:hAnsi="KB금융 본문체 Light" w:cs="KB금융 본문체 Light"/>
+          <w:color w:val="000000" w:themeColor="text1"/>
+          <w:sz w:val="22"/>
+          <w:szCs w:val="22"/>
+        </w:rPr>
+      </w:pPr>
+    </w:p>
+    <w:p>
+      <w:pPr>
+        <w:spacing w:line="400" w:lineRule="exact"/>
+        <w:jc w:val="center"/>
+        <w:rPr>
+          <w:rFonts w:ascii="KB금융 본문체 Medium" w:eastAsia="KB금융 본문체 Medium" w:hAnsi="KB금융 본문체 Medium" w:cs="KB금융 본문체 Medium"/>
+          <w:b/>
+          <w:bCs/>
+          <w:color w:val="000000"/>
+          <w:sz w:val="26"/>
+          <w:szCs w:val="26"/>
+        </w:rPr>
+      </w:pPr>
       <w:r>
         <w:rPr>
           <w:rFonts w:ascii="KB금융 본문체 Medium" w:eastAsia="KB금융 본문체 Medium" w:hAnsi="KB금융 본문체 Medium" w:cs="KB금융 본문체 Medium" w:hint="eastAsia"/>
           <w:b/>
           <w:bCs/>
-          <w:color w:val="0000CD"/>
+          <w:color w:val="000000"/>
           <w:sz w:val="26"/>
           <w:szCs w:val="26"/>
         </w:rPr>
-        <w:t>(2005. 2. 25. 개정)</w:t>
+        <w:t>부 칙(2007. 5. 1. 개정)</w:t>
       </w:r>
     </w:p>
     <w:p>
@@ -23455,8 +23563,6 @@
         <w:jc w:val="left"/>
         <w:rPr>
           <w:rFonts w:ascii="KB금융 본문체 Light" w:eastAsia="KB금융 본문체 Light" w:hAnsi="KB금융 본문체 Light" w:cs="KB금융 본문체 Light"/>
-          <w:b/>
-          <w:bCs/>
           <w:color w:val="000000" w:themeColor="text1"/>
           <w:sz w:val="22"/>
           <w:szCs w:val="22"/>
@@ -23471,337 +23577,33 @@
           <w:sz w:val="22"/>
           <w:szCs w:val="22"/>
         </w:rPr>
-        <w:t>제1조(시행일) 이 지침은 2005. 2. 25. 부터 시행한다.</w:t>
-      </w:r>
-    </w:p>
-    <w:p>
-      <w:pPr>
-        <w:spacing w:line="400" w:lineRule="exact"/>
-        <w:rPr>
-          <w:color w:val="000000" w:themeColor="text1"/>
-        </w:rPr>
-      </w:pPr>
-    </w:p>
-    <w:p>
-      <w:pPr>
-        <w:snapToGrid w:val="0"/>
-        <w:spacing w:line="400" w:lineRule="exact"/>
-        <w:contextualSpacing/>
-        <w:jc w:val="left"/>
-        <w:rPr>
-          <w:rFonts w:ascii="KB금융 본문체 Light" w:eastAsia="KB금융 본문체 Light" w:hAnsi="KB금융 본문체 Light" w:cs="KB금융 본문체 Light"/>
-          <w:color w:val="000000" w:themeColor="text1"/>
-          <w:sz w:val="22"/>
-          <w:szCs w:val="22"/>
-        </w:rPr>
-      </w:pPr>
-      <w:r>
-        <w:rPr>
-          <w:rFonts w:ascii="KB금융 본문체 Light" w:eastAsia="KB금융 본문체 Light" w:hAnsi="KB금융 본문체 Light" w:cs="KB금융 본문체 Light" w:hint="eastAsia"/>
-          <w:b/>
-          <w:bCs/>
-          <w:color w:val="000000" w:themeColor="text1"/>
-          <w:sz w:val="22"/>
-          <w:szCs w:val="22"/>
-        </w:rPr>
-        <w:t>제2조(경과조치)</w:t>
-      </w:r>
-      <w:r>
-        <w:rPr>
-          <w:rFonts w:ascii="KB금융 본문체 Light" w:eastAsia="KB금융 본문체 Light" w:hAnsi="KB금융 본문체 Light" w:cs="KB금융 본문체 Light" w:hint="eastAsia"/>
-          <w:color w:val="000000" w:themeColor="text1"/>
-          <w:sz w:val="22"/>
-          <w:szCs w:val="22"/>
-        </w:rPr>
-        <w:t xml:space="preserve"> 1. 제1조 제1항 제1호는 2005년 12월 31일부터 시행하며, 2006년 1월 1일부 터 개정내용에 따라 회계년도 기준으로 연차휴가를 부여한다.</w:t>
-      </w:r>
-    </w:p>
-    <w:p>
-      <w:pPr>
-        <w:pStyle w:val="a7"/>
-        <w:snapToGrid w:val="0"/>
-        <w:spacing w:line="400" w:lineRule="exact"/>
-        <w:ind w:left="400"/>
-        <w:contextualSpacing/>
-        <w:rPr>
-          <w:rFonts w:ascii="KB금융 본문체 Light" w:eastAsia="KB금융 본문체 Light" w:hAnsi="KB금융 본문체 Light" w:cs="KB금융 본문체 Light"/>
-          <w:color w:val="000000" w:themeColor="text1"/>
-          <w:sz w:val="22"/>
-          <w:szCs w:val="22"/>
-        </w:rPr>
-      </w:pPr>
-      <w:r>
-        <w:rPr>
-          <w:rFonts w:ascii="KB금융 본문체 Light" w:eastAsia="KB금융 본문체 Light" w:hAnsi="KB금융 본문체 Light" w:cs="KB금융 본문체 Light"/>
-          <w:color w:val="000000" w:themeColor="text1"/>
-          <w:sz w:val="22"/>
-          <w:szCs w:val="22"/>
-        </w:rPr>
-        <w:t>2. 2005</w:t>
-      </w:r>
-      <w:r>
-        <w:rPr>
-          <w:rFonts w:ascii="KB금융 본문체 Light" w:eastAsia="KB금융 본문체 Light" w:hAnsi="KB금융 본문체 Light" w:cs="KB금융 본문체 Light" w:hint="eastAsia"/>
-          <w:color w:val="000000" w:themeColor="text1"/>
-          <w:sz w:val="22"/>
-          <w:szCs w:val="22"/>
-        </w:rPr>
-        <w:t>년도</w:t>
-      </w:r>
-      <w:r>
-        <w:rPr>
-          <w:rFonts w:ascii="KB금융 본문체 Light" w:eastAsia="KB금융 본문체 Light" w:hAnsi="KB금융 본문체 Light" w:cs="KB금융 본문체 Light"/>
-          <w:color w:val="000000" w:themeColor="text1"/>
-          <w:sz w:val="22"/>
-          <w:szCs w:val="22"/>
-        </w:rPr>
-        <w:t xml:space="preserve"> </w:t>
-      </w:r>
-      <w:r>
-        <w:rPr>
-          <w:rFonts w:ascii="KB금융 본문체 Light" w:eastAsia="KB금융 본문체 Light" w:hAnsi="KB금융 본문체 Light" w:cs="KB금융 본문체 Light" w:hint="eastAsia"/>
-          <w:color w:val="000000" w:themeColor="text1"/>
-          <w:sz w:val="22"/>
-          <w:szCs w:val="22"/>
-        </w:rPr>
-        <w:t>연차휴가</w:t>
-      </w:r>
-      <w:r>
-        <w:rPr>
-          <w:rFonts w:ascii="KB금융 본문체 Light" w:eastAsia="KB금융 본문체 Light" w:hAnsi="KB금융 본문체 Light" w:cs="KB금융 본문체 Light"/>
-          <w:color w:val="000000" w:themeColor="text1"/>
-          <w:sz w:val="22"/>
-          <w:szCs w:val="22"/>
-        </w:rPr>
-        <w:t>(</w:t>
-      </w:r>
-      <w:r>
-        <w:rPr>
-          <w:rFonts w:ascii="KB금융 본문체 Light" w:eastAsia="KB금융 본문체 Light" w:hAnsi="KB금융 본문체 Light" w:cs="KB금융 본문체 Light" w:hint="eastAsia"/>
-          <w:color w:val="000000" w:themeColor="text1"/>
-          <w:sz w:val="22"/>
-          <w:szCs w:val="22"/>
-        </w:rPr>
-        <w:t>연차휴가</w:t>
-      </w:r>
-      <w:r>
-        <w:rPr>
-          <w:rFonts w:ascii="KB금융 본문체 Light" w:eastAsia="KB금융 본문체 Light" w:hAnsi="KB금융 본문체 Light" w:cs="KB금융 본문체 Light"/>
-          <w:color w:val="000000" w:themeColor="text1"/>
-          <w:sz w:val="22"/>
-          <w:szCs w:val="22"/>
-        </w:rPr>
-        <w:t xml:space="preserve"> </w:t>
-      </w:r>
-      <w:r>
-        <w:rPr>
-          <w:rFonts w:ascii="KB금융 본문체 Light" w:eastAsia="KB금융 본문체 Light" w:hAnsi="KB금융 본문체 Light" w:cs="KB금융 본문체 Light" w:hint="eastAsia"/>
-          <w:color w:val="000000" w:themeColor="text1"/>
-          <w:sz w:val="22"/>
-          <w:szCs w:val="22"/>
-        </w:rPr>
-        <w:t>회계년도</w:t>
-      </w:r>
-      <w:r>
-        <w:rPr>
-          <w:rFonts w:ascii="KB금융 본문체 Light" w:eastAsia="KB금융 본문체 Light" w:hAnsi="KB금융 본문체 Light" w:cs="KB금융 본문체 Light"/>
-          <w:color w:val="000000" w:themeColor="text1"/>
-          <w:sz w:val="22"/>
-          <w:szCs w:val="22"/>
-        </w:rPr>
-        <w:t xml:space="preserve"> </w:t>
-      </w:r>
-      <w:r>
-        <w:rPr>
-          <w:rFonts w:ascii="KB금융 본문체 Light" w:eastAsia="KB금융 본문체 Light" w:hAnsi="KB금융 본문체 Light" w:cs="KB금융 본문체 Light" w:hint="eastAsia"/>
-          <w:color w:val="000000" w:themeColor="text1"/>
-          <w:sz w:val="22"/>
-          <w:szCs w:val="22"/>
-        </w:rPr>
-        <w:t>기준적용에</w:t>
-      </w:r>
-      <w:r>
-        <w:rPr>
-          <w:rFonts w:ascii="KB금융 본문체 Light" w:eastAsia="KB금융 본문체 Light" w:hAnsi="KB금융 본문체 Light" w:cs="KB금융 본문체 Light"/>
-          <w:color w:val="000000" w:themeColor="text1"/>
-          <w:sz w:val="22"/>
-          <w:szCs w:val="22"/>
-        </w:rPr>
-        <w:t xml:space="preserve"> </w:t>
-      </w:r>
-      <w:r>
-        <w:rPr>
-          <w:rFonts w:ascii="KB금융 본문체 Light" w:eastAsia="KB금융 본문체 Light" w:hAnsi="KB금융 본문체 Light" w:cs="KB금융 본문체 Light" w:hint="eastAsia"/>
-          <w:color w:val="000000" w:themeColor="text1"/>
-          <w:sz w:val="22"/>
-          <w:szCs w:val="22"/>
-        </w:rPr>
-        <w:t>따른</w:t>
-      </w:r>
-      <w:r>
-        <w:rPr>
-          <w:rFonts w:ascii="KB금융 본문체 Light" w:eastAsia="KB금융 본문체 Light" w:hAnsi="KB금융 본문체 Light" w:cs="KB금융 본문체 Light"/>
-          <w:color w:val="000000" w:themeColor="text1"/>
-          <w:sz w:val="22"/>
-          <w:szCs w:val="22"/>
-        </w:rPr>
-        <w:t xml:space="preserve"> </w:t>
-      </w:r>
-      <w:r>
-        <w:rPr>
-          <w:rFonts w:ascii="KB금융 본문체 Light" w:eastAsia="KB금융 본문체 Light" w:hAnsi="KB금융 본문체 Light" w:cs="KB금융 본문체 Light" w:hint="eastAsia"/>
-          <w:color w:val="000000" w:themeColor="text1"/>
-          <w:sz w:val="22"/>
-          <w:szCs w:val="22"/>
-        </w:rPr>
-        <w:t>비례휴가</w:t>
-      </w:r>
-      <w:r>
-        <w:rPr>
-          <w:rFonts w:ascii="KB금융 본문체 Light" w:eastAsia="KB금융 본문체 Light" w:hAnsi="KB금융 본문체 Light" w:cs="KB금융 본문체 Light"/>
-          <w:color w:val="000000" w:themeColor="text1"/>
-          <w:sz w:val="22"/>
-          <w:szCs w:val="22"/>
-        </w:rPr>
-        <w:t xml:space="preserve"> </w:t>
-      </w:r>
-      <w:r>
-        <w:rPr>
-          <w:rFonts w:ascii="KB금융 본문체 Light" w:eastAsia="KB금융 본문체 Light" w:hAnsi="KB금융 본문체 Light" w:cs="KB금융 본문체 Light" w:hint="eastAsia"/>
-          <w:color w:val="000000" w:themeColor="text1"/>
-          <w:sz w:val="22"/>
-          <w:szCs w:val="22"/>
-        </w:rPr>
-        <w:t>포함</w:t>
-      </w:r>
-      <w:r>
-        <w:rPr>
-          <w:rFonts w:ascii="KB금융 본문체 Light" w:eastAsia="KB금융 본문체 Light" w:hAnsi="KB금융 본문체 Light" w:cs="KB금융 본문체 Light"/>
-          <w:color w:val="000000" w:themeColor="text1"/>
-          <w:sz w:val="22"/>
-          <w:szCs w:val="22"/>
-        </w:rPr>
-        <w:t xml:space="preserve">) </w:t>
-      </w:r>
-      <w:r>
-        <w:rPr>
-          <w:rFonts w:ascii="KB금융 본문체 Light" w:eastAsia="KB금융 본문체 Light" w:hAnsi="KB금융 본문체 Light" w:cs="KB금융 본문체 Light" w:hint="eastAsia"/>
-          <w:color w:val="000000" w:themeColor="text1"/>
-          <w:sz w:val="22"/>
-          <w:szCs w:val="22"/>
-        </w:rPr>
-        <w:t>부여는</w:t>
-      </w:r>
-      <w:r>
-        <w:rPr>
-          <w:rFonts w:ascii="KB금융 본문체 Light" w:eastAsia="KB금융 본문체 Light" w:hAnsi="KB금융 본문체 Light" w:cs="KB금융 본문체 Light"/>
-          <w:color w:val="000000" w:themeColor="text1"/>
-          <w:sz w:val="22"/>
-          <w:szCs w:val="22"/>
-        </w:rPr>
-        <w:t xml:space="preserve"> </w:t>
-      </w:r>
-      <w:proofErr w:type="spellStart"/>
-      <w:r>
-        <w:rPr>
-          <w:rFonts w:ascii="KB금융 본문체 Light" w:eastAsia="KB금융 본문체 Light" w:hAnsi="KB금융 본문체 Light" w:cs="KB금융 본문체 Light" w:hint="eastAsia"/>
-          <w:color w:val="000000" w:themeColor="text1"/>
-          <w:sz w:val="22"/>
-          <w:szCs w:val="22"/>
-        </w:rPr>
-        <w:t>개정전</w:t>
-      </w:r>
-      <w:proofErr w:type="spellEnd"/>
-      <w:r>
-        <w:rPr>
-          <w:rFonts w:ascii="KB금융 본문체 Light" w:eastAsia="KB금융 본문체 Light" w:hAnsi="KB금융 본문체 Light" w:cs="KB금융 본문체 Light"/>
-          <w:color w:val="000000" w:themeColor="text1"/>
-          <w:sz w:val="22"/>
-          <w:szCs w:val="22"/>
-        </w:rPr>
-        <w:t xml:space="preserve"> </w:t>
-      </w:r>
-      <w:r>
-        <w:rPr>
-          <w:rFonts w:ascii="KB금융 본문체 Light" w:eastAsia="KB금융 본문체 Light" w:hAnsi="KB금융 본문체 Light" w:cs="KB금융 본문체 Light" w:hint="eastAsia"/>
-          <w:color w:val="000000" w:themeColor="text1"/>
-          <w:sz w:val="22"/>
-          <w:szCs w:val="22"/>
-        </w:rPr>
-        <w:t>산정방식에</w:t>
-      </w:r>
-      <w:r>
-        <w:rPr>
-          <w:rFonts w:ascii="KB금융 본문체 Light" w:eastAsia="KB금융 본문체 Light" w:hAnsi="KB금융 본문체 Light" w:cs="KB금융 본문체 Light"/>
-          <w:color w:val="000000" w:themeColor="text1"/>
-          <w:sz w:val="22"/>
-          <w:szCs w:val="22"/>
-        </w:rPr>
-        <w:t xml:space="preserve"> </w:t>
-      </w:r>
-      <w:r>
-        <w:rPr>
-          <w:rFonts w:ascii="KB금융 본문체 Light" w:eastAsia="KB금융 본문체 Light" w:hAnsi="KB금융 본문체 Light" w:cs="KB금융 본문체 Light" w:hint="eastAsia"/>
-          <w:color w:val="000000" w:themeColor="text1"/>
-          <w:sz w:val="22"/>
-          <w:szCs w:val="22"/>
-        </w:rPr>
-        <w:t>따라</w:t>
-      </w:r>
-      <w:r>
-        <w:rPr>
-          <w:rFonts w:ascii="KB금융 본문체 Light" w:eastAsia="KB금융 본문체 Light" w:hAnsi="KB금융 본문체 Light" w:cs="KB금융 본문체 Light"/>
-          <w:color w:val="000000" w:themeColor="text1"/>
-          <w:sz w:val="22"/>
-          <w:szCs w:val="22"/>
-        </w:rPr>
-        <w:t xml:space="preserve"> </w:t>
-      </w:r>
-      <w:r>
-        <w:rPr>
-          <w:rFonts w:ascii="KB금융 본문체 Light" w:eastAsia="KB금융 본문체 Light" w:hAnsi="KB금융 본문체 Light" w:cs="KB금융 본문체 Light" w:hint="eastAsia"/>
-          <w:color w:val="000000" w:themeColor="text1"/>
-          <w:sz w:val="22"/>
-          <w:szCs w:val="22"/>
-        </w:rPr>
-        <w:t>부여한다</w:t>
-      </w:r>
-      <w:r>
-        <w:rPr>
-          <w:rFonts w:ascii="KB금융 본문체 Light" w:eastAsia="KB금융 본문체 Light" w:hAnsi="KB금융 본문체 Light" w:cs="KB금융 본문체 Light"/>
-          <w:color w:val="000000" w:themeColor="text1"/>
-          <w:sz w:val="22"/>
-          <w:szCs w:val="22"/>
-        </w:rPr>
-        <w:t>.</w:t>
-      </w:r>
-    </w:p>
-    <w:p>
-      <w:pPr>
-        <w:pStyle w:val="a7"/>
-        <w:snapToGrid w:val="0"/>
-        <w:spacing w:line="400" w:lineRule="exact"/>
-        <w:contextualSpacing/>
-        <w:jc w:val="both"/>
-        <w:rPr>
-          <w:rFonts w:ascii="KB금융 본문체 Light" w:eastAsia="KB금융 본문체 Light" w:hAnsi="KB금융 본문체 Light" w:cs="KB금융 본문체 Light"/>
-          <w:color w:val="000000" w:themeColor="text1"/>
-          <w:sz w:val="22"/>
-          <w:szCs w:val="22"/>
-        </w:rPr>
-      </w:pPr>
-    </w:p>
-    <w:p>
-      <w:pPr>
-        <w:snapToGrid w:val="0"/>
-        <w:spacing w:line="400" w:lineRule="exact"/>
-        <w:contextualSpacing/>
+        <w:lastRenderedPageBreak/>
+        <w:t>제1조(시행일) 이 지침은 2007. 5. 1. 부터 시행한다.</w:t>
+      </w:r>
+    </w:p>
+    <w:p>
+      <w:pPr>
+        <w:spacing w:line="400" w:lineRule="exact"/>
         <w:jc w:val="center"/>
         <w:rPr>
           <w:rFonts w:ascii="KB금융 본문체 Medium" w:eastAsia="KB금융 본문체 Medium" w:hAnsi="KB금융 본문체 Medium" w:cs="KB금융 본문체 Medium"/>
           <w:b/>
           <w:bCs/>
-          <w:color w:val="000000" w:themeColor="text1"/>
+          <w:color w:val="000000"/>
+          <w:sz w:val="26"/>
+          <w:szCs w:val="26"/>
+        </w:rPr>
+      </w:pPr>
+    </w:p>
+    <w:p>
+      <w:pPr>
+        <w:spacing w:line="400" w:lineRule="exact"/>
+        <w:jc w:val="center"/>
+        <w:rPr>
+          <w:rFonts w:ascii="KB금융 본문체 Medium" w:eastAsia="KB금융 본문체 Medium" w:hAnsi="KB금융 본문체 Medium" w:cs="KB금융 본문체 Medium"/>
+          <w:b/>
+          <w:bCs/>
+          <w:color w:val="000000"/>
           <w:sz w:val="26"/>
           <w:szCs w:val="26"/>
         </w:rPr>
@@ -23811,22 +23613,91 @@
           <w:rFonts w:ascii="KB금융 본문체 Medium" w:eastAsia="KB금융 본문체 Medium" w:hAnsi="KB금융 본문체 Medium" w:cs="KB금융 본문체 Medium" w:hint="eastAsia"/>
           <w:b/>
           <w:bCs/>
-          <w:color w:val="0000CD"/>
+          <w:color w:val="000000"/>
           <w:sz w:val="26"/>
           <w:szCs w:val="26"/>
         </w:rPr>
-        <w:t xml:space="preserve">부 칙</w:t>
-      </w:r>
+        <w:t>부 칙(2011. 9. 20. 개정)</w:t>
+      </w:r>
+    </w:p>
+    <w:p>
+      <w:pPr>
+        <w:pStyle w:val="a7"/>
+        <w:snapToGrid w:val="0"/>
+        <w:spacing w:line="400" w:lineRule="exact"/>
+        <w:contextualSpacing/>
+        <w:jc w:val="both"/>
+        <w:rPr>
+          <w:rFonts w:ascii="KB금융 본문체 Light" w:eastAsia="KB금융 본문체 Light" w:hAnsi="KB금융 본문체 Light" w:cs="KB금융 본문체 Light"/>
+          <w:color w:val="000000" w:themeColor="text1"/>
+          <w:sz w:val="22"/>
+          <w:szCs w:val="22"/>
+        </w:rPr>
+      </w:pPr>
+    </w:p>
+    <w:p>
+      <w:pPr>
+        <w:snapToGrid w:val="0"/>
+        <w:spacing w:line="400" w:lineRule="exact"/>
+        <w:contextualSpacing/>
+        <w:jc w:val="left"/>
+        <w:rPr>
+          <w:rFonts w:ascii="KB금융 본문체 Light" w:eastAsia="KB금융 본문체 Light" w:hAnsi="KB금융 본문체 Light" w:cs="KB금융 본문체 Light"/>
+          <w:color w:val="000000" w:themeColor="text1"/>
+          <w:sz w:val="22"/>
+          <w:szCs w:val="22"/>
+        </w:rPr>
+      </w:pPr>
+      <w:r>
+        <w:rPr>
+          <w:rFonts w:ascii="KB금융 본문체 Light" w:eastAsia="KB금융 본문체 Light" w:hAnsi="KB금융 본문체 Light" w:cs="KB금융 본문체 Light" w:hint="eastAsia"/>
+          <w:b/>
+          <w:bCs/>
+          <w:color w:val="000000"/>
+          <w:sz w:val="22"/>
+          <w:szCs w:val="22"/>
+        </w:rPr>
+        <w:t>제1조(시행일) 이 지침은 2011. 9. 20. 부터 시행한다.</w:t>
+      </w:r>
+    </w:p>
+    <w:p>
+      <w:pPr>
+        <w:pStyle w:val="a7"/>
+        <w:snapToGrid w:val="0"/>
+        <w:spacing w:line="400" w:lineRule="exact"/>
+        <w:contextualSpacing/>
+        <w:jc w:val="both"/>
+        <w:rPr>
+          <w:rFonts w:ascii="KB금융 본문체 Light" w:eastAsia="KB금융 본문체 Light" w:hAnsi="KB금융 본문체 Light" w:cs="KB금융 본문체 Light"/>
+          <w:color w:val="000000" w:themeColor="text1"/>
+          <w:sz w:val="22"/>
+          <w:szCs w:val="22"/>
+        </w:rPr>
+      </w:pPr>
+    </w:p>
+    <w:p>
+      <w:pPr>
+        <w:spacing w:line="400" w:lineRule="exact"/>
+        <w:jc w:val="center"/>
+        <w:rPr>
+          <w:rFonts w:ascii="KB금융 본문체 Medium" w:eastAsia="KB금융 본문체 Medium" w:hAnsi="KB금융 본문체 Medium" w:cs="KB금융 본문체 Medium"/>
+          <w:b/>
+          <w:bCs/>
+          <w:color w:val="000000"/>
+          <w:sz w:val="26"/>
+          <w:szCs w:val="26"/>
+        </w:rPr>
+      </w:pPr>
       <w:r>
         <w:rPr>
           <w:rFonts w:ascii="KB금융 본문체 Medium" w:eastAsia="KB금융 본문체 Medium" w:hAnsi="KB금융 본문체 Medium" w:cs="KB금융 본문체 Medium" w:hint="eastAsia"/>
           <w:b/>
           <w:bCs/>
-          <w:color w:val="0000CD"/>
+          <w:color w:val="000000"/>
           <w:sz w:val="26"/>
           <w:szCs w:val="26"/>
         </w:rPr>
-        <w:t>(2005. 6. 10. 개정)</w:t>
+        <w:t>부 칙(2015. 11. 1. 개정)</w:t>
       </w:r>
     </w:p>
     <w:p>
@@ -23866,7 +23737,7 @@
           <w:sz w:val="22"/>
           <w:szCs w:val="22"/>
         </w:rPr>
-        <w:t>제1조(시행일) 이 지침은 2005. 6. 10. 부터 시행한다.</w:t>
+        <w:t>제1조(시행일) 이 지침은 2015. 11. 1. 부터 시행한다.</w:t>
       </w:r>
     </w:p>
     <w:p>
@@ -23875,26 +23746,26 @@
         <w:snapToGrid w:val="0"/>
         <w:spacing w:line="400" w:lineRule="exact"/>
         <w:contextualSpacing/>
-        <w:jc w:val="both"/>
-        <w:rPr>
-          <w:rFonts w:ascii="KB금융 본문체 Light" w:eastAsia="KB금융 본문체 Light" w:hAnsi="KB금융 본문체 Light" w:cs="KB금융 본문체 Light"/>
-          <w:color w:val="000000" w:themeColor="text1"/>
-          <w:sz w:val="22"/>
-          <w:szCs w:val="22"/>
-        </w:rPr>
-      </w:pPr>
-    </w:p>
-    <w:p>
-      <w:pPr>
-        <w:snapToGrid w:val="0"/>
-        <w:spacing w:line="400" w:lineRule="exact"/>
-        <w:contextualSpacing/>
+        <w:jc w:val="center"/>
+        <w:rPr>
+          <w:rFonts w:ascii="KB금융 본문체 Light" w:eastAsia="KB금융 본문체 Light" w:hAnsi="KB금융 본문체 Light" w:cs="KB금융 본문체 Light"/>
+          <w:b/>
+          <w:bCs/>
+          <w:color w:val="000000" w:themeColor="text1"/>
+          <w:sz w:val="27"/>
+          <w:szCs w:val="27"/>
+        </w:rPr>
+      </w:pPr>
+    </w:p>
+    <w:p>
+      <w:pPr>
+        <w:spacing w:line="400" w:lineRule="exact"/>
         <w:jc w:val="center"/>
         <w:rPr>
           <w:rFonts w:ascii="KB금융 본문체 Medium" w:eastAsia="KB금융 본문체 Medium" w:hAnsi="KB금융 본문체 Medium" w:cs="KB금융 본문체 Medium"/>
           <w:b/>
           <w:bCs/>
-          <w:color w:val="000000" w:themeColor="text1"/>
+          <w:color w:val="000000"/>
           <w:sz w:val="26"/>
           <w:szCs w:val="26"/>
         </w:rPr>
@@ -23904,22 +23775,90 @@
           <w:rFonts w:ascii="KB금융 본문체 Medium" w:eastAsia="KB금융 본문체 Medium" w:hAnsi="KB금융 본문체 Medium" w:cs="KB금융 본문체 Medium" w:hint="eastAsia"/>
           <w:b/>
           <w:bCs/>
-          <w:color w:val="0000CD"/>
+          <w:color w:val="000000"/>
           <w:sz w:val="26"/>
           <w:szCs w:val="26"/>
         </w:rPr>
-        <w:t xml:space="preserve">부 칙</w:t>
-      </w:r>
+        <w:t>부 칙(2017. 1. 1. 개정)</w:t>
+      </w:r>
+    </w:p>
+    <w:p>
+      <w:pPr>
+        <w:pStyle w:val="a7"/>
+        <w:snapToGrid w:val="0"/>
+        <w:spacing w:line="400" w:lineRule="exact"/>
+        <w:contextualSpacing/>
+        <w:jc w:val="both"/>
+        <w:rPr>
+          <w:rFonts w:ascii="KB금융 본문체 Light" w:eastAsia="KB금융 본문체 Light" w:hAnsi="KB금융 본문체 Light" w:cs="KB금융 본문체 Light"/>
+          <w:color w:val="000000" w:themeColor="text1"/>
+          <w:sz w:val="22"/>
+          <w:szCs w:val="22"/>
+        </w:rPr>
+      </w:pPr>
+    </w:p>
+    <w:p>
+      <w:pPr>
+        <w:snapToGrid w:val="0"/>
+        <w:spacing w:line="400" w:lineRule="exact"/>
+        <w:contextualSpacing/>
+        <w:jc w:val="left"/>
+        <w:rPr>
+          <w:rFonts w:ascii="KB금융 본문체 Light" w:eastAsia="KB금융 본문체 Light" w:hAnsi="KB금융 본문체 Light" w:cs="KB금융 본문체 Light"/>
+          <w:color w:val="000000" w:themeColor="text1"/>
+          <w:sz w:val="22"/>
+          <w:szCs w:val="22"/>
+        </w:rPr>
+      </w:pPr>
+      <w:r>
+        <w:rPr>
+          <w:rFonts w:ascii="KB금융 본문체 Light" w:eastAsia="KB금융 본문체 Light" w:hAnsi="KB금융 본문체 Light" w:cs="KB금융 본문체 Light" w:hint="eastAsia"/>
+          <w:b/>
+          <w:bCs/>
+          <w:color w:val="000000"/>
+          <w:sz w:val="22"/>
+          <w:szCs w:val="22"/>
+        </w:rPr>
+        <w:t>제1조(시행일) 이 지침은 2017. 1. 1. 부터 시행한다.</w:t>
+      </w:r>
+    </w:p>
+    <w:p>
+      <w:pPr>
+        <w:spacing w:line="400" w:lineRule="exact"/>
+        <w:jc w:val="center"/>
+        <w:rPr>
+          <w:rFonts w:ascii="KB금융 본문체 Medium" w:eastAsia="KB금융 본문체 Medium" w:hAnsi="KB금융 본문체 Medium" w:cs="KB금융 본문체 Medium"/>
+          <w:b/>
+          <w:bCs/>
+          <w:color w:val="000000"/>
+          <w:sz w:val="26"/>
+          <w:szCs w:val="26"/>
+        </w:rPr>
+      </w:pPr>
+    </w:p>
+    <w:p>
+      <w:pPr>
+        <w:spacing w:line="400" w:lineRule="exact"/>
+        <w:jc w:val="center"/>
+        <w:rPr>
+          <w:rFonts w:ascii="KB금융 본문체 Medium" w:eastAsia="KB금융 본문체 Medium" w:hAnsi="KB금융 본문체 Medium" w:cs="KB금융 본문체 Medium"/>
+          <w:b/>
+          <w:bCs/>
+          <w:color w:val="000000"/>
+          <w:sz w:val="26"/>
+          <w:szCs w:val="26"/>
+        </w:rPr>
+      </w:pPr>
       <w:r>
         <w:rPr>
           <w:rFonts w:ascii="KB금융 본문체 Medium" w:eastAsia="KB금융 본문체 Medium" w:hAnsi="KB금융 본문체 Medium" w:cs="KB금융 본문체 Medium" w:hint="eastAsia"/>
           <w:b/>
           <w:bCs/>
-          <w:color w:val="0000CD"/>
+          <w:color w:val="000000"/>
           <w:sz w:val="26"/>
           <w:szCs w:val="26"/>
         </w:rPr>
-        <w:t>(2006. 1. 1. 개정)</w:t>
+        <w:t>부 칙(2017. 3. 1. 개정)</w:t>
       </w:r>
     </w:p>
     <w:p>
@@ -23959,7 +23898,7 @@
           <w:sz w:val="22"/>
           <w:szCs w:val="22"/>
         </w:rPr>
-        <w:t>제1조(시행일) 이 지침은 2006. 1. 1. 부터 시행한다.</w:t>
+        <w:t>제1조(시행일) 이 지침은 2017. 3. 1. 부터 시행한다.</w:t>
       </w:r>
     </w:p>
     <w:p>
@@ -23979,15 +23918,13 @@
     </w:p>
     <w:p>
       <w:pPr>
-        <w:snapToGrid w:val="0"/>
-        <w:spacing w:line="400" w:lineRule="exact"/>
-        <w:contextualSpacing/>
+        <w:spacing w:line="400" w:lineRule="exact"/>
         <w:jc w:val="center"/>
         <w:rPr>
           <w:rFonts w:ascii="KB금융 본문체 Medium" w:eastAsia="KB금융 본문체 Medium" w:hAnsi="KB금융 본문체 Medium" w:cs="KB금융 본문체 Medium"/>
           <w:b/>
           <w:bCs/>
-          <w:color w:val="000000" w:themeColor="text1"/>
+          <w:color w:val="000000"/>
           <w:sz w:val="26"/>
           <w:szCs w:val="26"/>
         </w:rPr>
@@ -23997,22 +23934,91 @@
           <w:rFonts w:ascii="KB금융 본문체 Medium" w:eastAsia="KB금융 본문체 Medium" w:hAnsi="KB금융 본문체 Medium" w:cs="KB금융 본문체 Medium" w:hint="eastAsia"/>
           <w:b/>
           <w:bCs/>
-          <w:color w:val="0000CD"/>
+          <w:color w:val="000000"/>
           <w:sz w:val="26"/>
           <w:szCs w:val="26"/>
         </w:rPr>
-        <w:t xml:space="preserve">부 칙</w:t>
-      </w:r>
+        <w:t>부 칙(2017. 9. 1. 개정)</w:t>
+      </w:r>
+    </w:p>
+    <w:p>
+      <w:pPr>
+        <w:pStyle w:val="a7"/>
+        <w:snapToGrid w:val="0"/>
+        <w:spacing w:line="400" w:lineRule="exact"/>
+        <w:contextualSpacing/>
+        <w:jc w:val="both"/>
+        <w:rPr>
+          <w:rFonts w:ascii="KB금융 본문체 Light" w:eastAsia="KB금융 본문체 Light" w:hAnsi="KB금융 본문체 Light" w:cs="KB금융 본문체 Light"/>
+          <w:color w:val="000000" w:themeColor="text1"/>
+          <w:sz w:val="22"/>
+          <w:szCs w:val="22"/>
+        </w:rPr>
+      </w:pPr>
+    </w:p>
+    <w:p>
+      <w:pPr>
+        <w:snapToGrid w:val="0"/>
+        <w:spacing w:line="400" w:lineRule="exact"/>
+        <w:contextualSpacing/>
+        <w:jc w:val="left"/>
+        <w:rPr>
+          <w:rFonts w:ascii="KB금융 본문체 Light" w:eastAsia="KB금융 본문체 Light" w:hAnsi="KB금융 본문체 Light" w:cs="KB금융 본문체 Light"/>
+          <w:color w:val="000000" w:themeColor="text1"/>
+          <w:sz w:val="22"/>
+          <w:szCs w:val="22"/>
+        </w:rPr>
+      </w:pPr>
+      <w:r>
+        <w:rPr>
+          <w:rFonts w:ascii="KB금융 본문체 Light" w:eastAsia="KB금융 본문체 Light" w:hAnsi="KB금융 본문체 Light" w:cs="KB금융 본문체 Light" w:hint="eastAsia"/>
+          <w:b/>
+          <w:bCs/>
+          <w:color w:val="000000"/>
+          <w:sz w:val="22"/>
+          <w:szCs w:val="22"/>
+        </w:rPr>
+        <w:t>제1조(시행일) 이 지침은 2017. 9. 1. 부터 시행한다.</w:t>
+      </w:r>
+    </w:p>
+    <w:p>
+      <w:pPr>
+        <w:pStyle w:val="a7"/>
+        <w:snapToGrid w:val="0"/>
+        <w:spacing w:line="400" w:lineRule="exact"/>
+        <w:contextualSpacing/>
+        <w:jc w:val="both"/>
+        <w:rPr>
+          <w:rFonts w:ascii="KB금융 본문체 Light" w:eastAsia="KB금융 본문체 Light" w:hAnsi="KB금융 본문체 Light" w:cs="KB금융 본문체 Light"/>
+          <w:color w:val="000000" w:themeColor="text1"/>
+          <w:sz w:val="22"/>
+          <w:szCs w:val="22"/>
+        </w:rPr>
+      </w:pPr>
+    </w:p>
+    <w:p>
+      <w:pPr>
+        <w:spacing w:line="400" w:lineRule="exact"/>
+        <w:jc w:val="center"/>
+        <w:rPr>
+          <w:rFonts w:ascii="KB금융 본문체 Medium" w:eastAsia="KB금융 본문체 Medium" w:hAnsi="KB금융 본문체 Medium" w:cs="KB금융 본문체 Medium"/>
+          <w:b/>
+          <w:bCs/>
+          <w:color w:val="000000"/>
+          <w:sz w:val="26"/>
+          <w:szCs w:val="26"/>
+        </w:rPr>
+      </w:pPr>
       <w:r>
         <w:rPr>
           <w:rFonts w:ascii="KB금융 본문체 Medium" w:eastAsia="KB금융 본문체 Medium" w:hAnsi="KB금융 본문체 Medium" w:cs="KB금융 본문체 Medium" w:hint="eastAsia"/>
           <w:b/>
           <w:bCs/>
-          <w:color w:val="0000CD"/>
+          <w:color w:val="000000"/>
           <w:sz w:val="26"/>
           <w:szCs w:val="26"/>
         </w:rPr>
-        <w:t>(2007. 5. 1. 개정)</w:t>
+        <w:t>부 칙(2018. 5. 29. 개정)</w:t>
       </w:r>
     </w:p>
     <w:p>
@@ -24052,7 +24058,7 @@
           <w:sz w:val="22"/>
           <w:szCs w:val="22"/>
         </w:rPr>
-        <w:t>제1조(시행일) 이 지침은 2007. 5. 1. 부터 시행한다.</w:t>
+        <w:t>제1조(시행일) 이 지침은 2018. 5. 29. 부터 시행한다.</w:t>
       </w:r>
     </w:p>
     <w:p>
@@ -24072,15 +24078,13 @@
     </w:p>
     <w:p>
       <w:pPr>
-        <w:snapToGrid w:val="0"/>
-        <w:spacing w:line="400" w:lineRule="exact"/>
-        <w:contextualSpacing/>
+        <w:spacing w:line="400" w:lineRule="exact"/>
         <w:jc w:val="center"/>
         <w:rPr>
           <w:rFonts w:ascii="KB금융 본문체 Medium" w:eastAsia="KB금융 본문체 Medium" w:hAnsi="KB금융 본문체 Medium" w:cs="KB금융 본문체 Medium"/>
           <w:b/>
           <w:bCs/>
-          <w:color w:val="000000" w:themeColor="text1"/>
+          <w:color w:val="000000"/>
           <w:sz w:val="26"/>
           <w:szCs w:val="26"/>
         </w:rPr>
@@ -24090,22 +24094,91 @@
           <w:rFonts w:ascii="KB금융 본문체 Medium" w:eastAsia="KB금융 본문체 Medium" w:hAnsi="KB금융 본문체 Medium" w:cs="KB금융 본문체 Medium" w:hint="eastAsia"/>
           <w:b/>
           <w:bCs/>
-          <w:color w:val="0000CD"/>
+          <w:color w:val="000000"/>
           <w:sz w:val="26"/>
           <w:szCs w:val="26"/>
         </w:rPr>
-        <w:t xml:space="preserve">부 칙</w:t>
-      </w:r>
+        <w:t>부 칙(2018. 9. 1. 개정)</w:t>
+      </w:r>
+    </w:p>
+    <w:p>
+      <w:pPr>
+        <w:pStyle w:val="a7"/>
+        <w:snapToGrid w:val="0"/>
+        <w:spacing w:line="400" w:lineRule="exact"/>
+        <w:contextualSpacing/>
+        <w:jc w:val="both"/>
+        <w:rPr>
+          <w:rFonts w:ascii="KB금융 본문체 Light" w:eastAsia="KB금융 본문체 Light" w:hAnsi="KB금융 본문체 Light" w:cs="KB금융 본문체 Light"/>
+          <w:color w:val="000000" w:themeColor="text1"/>
+          <w:sz w:val="22"/>
+          <w:szCs w:val="22"/>
+        </w:rPr>
+      </w:pPr>
+    </w:p>
+    <w:p>
+      <w:pPr>
+        <w:snapToGrid w:val="0"/>
+        <w:spacing w:line="400" w:lineRule="exact"/>
+        <w:contextualSpacing/>
+        <w:jc w:val="left"/>
+        <w:rPr>
+          <w:rFonts w:ascii="KB금융 본문체 Light" w:eastAsia="KB금융 본문체 Light" w:hAnsi="KB금융 본문체 Light" w:cs="KB금융 본문체 Light"/>
+          <w:color w:val="000000" w:themeColor="text1"/>
+          <w:sz w:val="22"/>
+          <w:szCs w:val="22"/>
+        </w:rPr>
+      </w:pPr>
+      <w:r>
+        <w:rPr>
+          <w:rFonts w:ascii="KB금융 본문체 Light" w:eastAsia="KB금융 본문체 Light" w:hAnsi="KB금융 본문체 Light" w:cs="KB금융 본문체 Light" w:hint="eastAsia"/>
+          <w:b/>
+          <w:bCs/>
+          <w:color w:val="000000"/>
+          <w:sz w:val="22"/>
+          <w:szCs w:val="22"/>
+        </w:rPr>
+        <w:t>제1조(시행일) 이 지침은 2018. 9. 1. 부터 시행한다.</w:t>
+      </w:r>
+    </w:p>
+    <w:p>
+      <w:pPr>
+        <w:pStyle w:val="a7"/>
+        <w:snapToGrid w:val="0"/>
+        <w:spacing w:line="400" w:lineRule="exact"/>
+        <w:contextualSpacing/>
+        <w:jc w:val="both"/>
+        <w:rPr>
+          <w:rFonts w:ascii="KB금융 본문체 Light" w:eastAsia="KB금융 본문체 Light" w:hAnsi="KB금융 본문체 Light" w:cs="KB금융 본문체 Light"/>
+          <w:color w:val="000000" w:themeColor="text1"/>
+          <w:sz w:val="22"/>
+          <w:szCs w:val="22"/>
+        </w:rPr>
+      </w:pPr>
+    </w:p>
+    <w:p>
+      <w:pPr>
+        <w:spacing w:line="400" w:lineRule="exact"/>
+        <w:jc w:val="center"/>
+        <w:rPr>
+          <w:rFonts w:ascii="KB금융 본문체 Medium" w:eastAsia="KB금융 본문체 Medium" w:hAnsi="KB금융 본문체 Medium" w:cs="KB금융 본문체 Medium"/>
+          <w:b/>
+          <w:bCs/>
+          <w:color w:val="000000"/>
+          <w:sz w:val="26"/>
+          <w:szCs w:val="26"/>
+        </w:rPr>
+      </w:pPr>
       <w:r>
         <w:rPr>
           <w:rFonts w:ascii="KB금융 본문체 Medium" w:eastAsia="KB금융 본문체 Medium" w:hAnsi="KB금융 본문체 Medium" w:cs="KB금융 본문체 Medium" w:hint="eastAsia"/>
           <w:b/>
           <w:bCs/>
-          <w:color w:val="0000CD"/>
+          <w:color w:val="000000"/>
           <w:sz w:val="26"/>
           <w:szCs w:val="26"/>
         </w:rPr>
-        <w:t>(2011. 9. 20. 개정)</w:t>
+        <w:t>부 칙(2019. 1. 1. 개정)</w:t>
       </w:r>
     </w:p>
     <w:p>
@@ -24145,7 +24218,7 @@
           <w:sz w:val="22"/>
           <w:szCs w:val="22"/>
         </w:rPr>
-        <w:t>제1조(시행일) 이 지침은 2011. 9. 20. 부터 시행한다.</w:t>
+        <w:t>제1조(시행일) 이 지침은 2019. 1. 1. 부터 시행한다.</w:t>
       </w:r>
     </w:p>
     <w:p>
@@ -24165,15 +24238,13 @@
     </w:p>
     <w:p>
       <w:pPr>
-        <w:snapToGrid w:val="0"/>
-        <w:spacing w:line="400" w:lineRule="exact"/>
-        <w:contextualSpacing/>
+        <w:spacing w:line="400" w:lineRule="exact"/>
         <w:jc w:val="center"/>
         <w:rPr>
           <w:rFonts w:ascii="KB금융 본문체 Medium" w:eastAsia="KB금융 본문체 Medium" w:hAnsi="KB금융 본문체 Medium" w:cs="KB금융 본문체 Medium"/>
           <w:b/>
           <w:bCs/>
-          <w:color w:val="000000" w:themeColor="text1"/>
+          <w:color w:val="000000"/>
           <w:sz w:val="26"/>
           <w:szCs w:val="26"/>
         </w:rPr>
@@ -24183,22 +24254,92 @@
           <w:rFonts w:ascii="KB금융 본문체 Medium" w:eastAsia="KB금융 본문체 Medium" w:hAnsi="KB금융 본문체 Medium" w:cs="KB금융 본문체 Medium" w:hint="eastAsia"/>
           <w:b/>
           <w:bCs/>
-          <w:color w:val="0000CD"/>
+          <w:color w:val="000000"/>
           <w:sz w:val="26"/>
           <w:szCs w:val="26"/>
         </w:rPr>
-        <w:t xml:space="preserve">부 칙</w:t>
-      </w:r>
+        <w:lastRenderedPageBreak/>
+        <w:t>부 칙(2019. 10. 1. 개정)</w:t>
+      </w:r>
+    </w:p>
+    <w:p>
+      <w:pPr>
+        <w:pStyle w:val="a7"/>
+        <w:snapToGrid w:val="0"/>
+        <w:spacing w:line="400" w:lineRule="exact"/>
+        <w:contextualSpacing/>
+        <w:jc w:val="both"/>
+        <w:rPr>
+          <w:rFonts w:ascii="KB금융 본문체 Light" w:eastAsia="KB금융 본문체 Light" w:hAnsi="KB금융 본문체 Light" w:cs="KB금융 본문체 Light"/>
+          <w:color w:val="000000" w:themeColor="text1"/>
+          <w:sz w:val="22"/>
+          <w:szCs w:val="22"/>
+        </w:rPr>
+      </w:pPr>
+    </w:p>
+    <w:p>
+      <w:pPr>
+        <w:snapToGrid w:val="0"/>
+        <w:spacing w:line="400" w:lineRule="exact"/>
+        <w:contextualSpacing/>
+        <w:jc w:val="left"/>
+        <w:rPr>
+          <w:rFonts w:ascii="KB금융 본문체 Light" w:eastAsia="KB금융 본문체 Light" w:hAnsi="KB금융 본문체 Light" w:cs="KB금융 본문체 Light"/>
+          <w:color w:val="000000" w:themeColor="text1"/>
+          <w:sz w:val="22"/>
+          <w:szCs w:val="22"/>
+        </w:rPr>
+      </w:pPr>
+      <w:r>
+        <w:rPr>
+          <w:rFonts w:ascii="KB금융 본문체 Light" w:eastAsia="KB금융 본문체 Light" w:hAnsi="KB금융 본문체 Light" w:cs="KB금융 본문체 Light" w:hint="eastAsia"/>
+          <w:b/>
+          <w:bCs/>
+          <w:color w:val="000000"/>
+          <w:sz w:val="22"/>
+          <w:szCs w:val="22"/>
+        </w:rPr>
+        <w:t>제1조(시행일) 이 지침은 2019. 10. 1. 부터 시행한다.</w:t>
+      </w:r>
+    </w:p>
+    <w:p>
+      <w:pPr>
+        <w:pStyle w:val="a7"/>
+        <w:snapToGrid w:val="0"/>
+        <w:spacing w:line="400" w:lineRule="exact"/>
+        <w:contextualSpacing/>
+        <w:jc w:val="both"/>
+        <w:rPr>
+          <w:rFonts w:ascii="KB금융 본문체 Light" w:eastAsia="KB금융 본문체 Light" w:hAnsi="KB금융 본문체 Light" w:cs="KB금융 본문체 Light"/>
+          <w:color w:val="000000" w:themeColor="text1"/>
+          <w:sz w:val="22"/>
+          <w:szCs w:val="22"/>
+        </w:rPr>
+      </w:pPr>
+    </w:p>
+    <w:p>
+      <w:pPr>
+        <w:spacing w:line="400" w:lineRule="exact"/>
+        <w:jc w:val="center"/>
+        <w:rPr>
+          <w:rFonts w:ascii="KB금융 본문체 Medium" w:eastAsia="KB금융 본문체 Medium" w:hAnsi="KB금융 본문체 Medium" w:cs="KB금융 본문체 Medium"/>
+          <w:b/>
+          <w:bCs/>
+          <w:color w:val="000000"/>
+          <w:sz w:val="26"/>
+          <w:szCs w:val="26"/>
+        </w:rPr>
+      </w:pPr>
       <w:r>
         <w:rPr>
           <w:rFonts w:ascii="KB금융 본문체 Medium" w:eastAsia="KB금융 본문체 Medium" w:hAnsi="KB금융 본문체 Medium" w:cs="KB금융 본문체 Medium" w:hint="eastAsia"/>
           <w:b/>
           <w:bCs/>
-          <w:color w:val="0000CD"/>
+          <w:color w:val="000000"/>
           <w:sz w:val="26"/>
           <w:szCs w:val="26"/>
         </w:rPr>
-        <w:t>(2015. 11. 1. 개정)</w:t>
+        <w:t>부 칙(2020. 1. 1. 개정)</w:t>
       </w:r>
     </w:p>
     <w:p>
@@ -24238,7 +24379,7 @@
           <w:sz w:val="22"/>
           <w:szCs w:val="22"/>
         </w:rPr>
-        <w:t>제1조(시행일) 이 지침은 2015. 11. 1. 부터 시행한다.</w:t>
+        <w:t>제1조(시행일) 이 지침은 2020. 1. 1. 부터 시행한다.</w:t>
       </w:r>
     </w:p>
     <w:p>
@@ -24250,7 +24391,6 @@
         <w:jc w:val="center"/>
         <w:rPr>
           <w:rFonts w:ascii="KB금융 본문체 Light" w:eastAsia="KB금융 본문체 Light" w:hAnsi="KB금융 본문체 Light" w:cs="KB금융 본문체 Light"/>
-          <w:b/>
           <w:bCs/>
           <w:color w:val="000000" w:themeColor="text1"/>
           <w:sz w:val="27"/>
@@ -24260,15 +24400,13 @@
     </w:p>
     <w:p>
       <w:pPr>
-        <w:snapToGrid w:val="0"/>
-        <w:spacing w:line="400" w:lineRule="exact"/>
-        <w:contextualSpacing/>
+        <w:spacing w:line="400" w:lineRule="exact"/>
         <w:jc w:val="center"/>
         <w:rPr>
           <w:rFonts w:ascii="KB금융 본문체 Medium" w:eastAsia="KB금융 본문체 Medium" w:hAnsi="KB금융 본문체 Medium" w:cs="KB금융 본문체 Medium"/>
           <w:b/>
           <w:bCs/>
-          <w:color w:val="000000" w:themeColor="text1"/>
+          <w:color w:val="000000"/>
           <w:sz w:val="26"/>
           <w:szCs w:val="26"/>
         </w:rPr>
@@ -24278,22 +24416,92 @@
           <w:rFonts w:ascii="KB금융 본문체 Medium" w:eastAsia="KB금융 본문체 Medium" w:hAnsi="KB금융 본문체 Medium" w:cs="KB금융 본문체 Medium" w:hint="eastAsia"/>
           <w:b/>
           <w:bCs/>
-          <w:color w:val="0000CD"/>
+          <w:color w:val="000000"/>
           <w:sz w:val="26"/>
           <w:szCs w:val="26"/>
         </w:rPr>
-        <w:t xml:space="preserve">부 칙</w:t>
-      </w:r>
+        <w:t>부 칙(2020. 2. 10. 개정)</w:t>
+      </w:r>
+    </w:p>
+    <w:p>
+      <w:pPr>
+        <w:pStyle w:val="a7"/>
+        <w:snapToGrid w:val="0"/>
+        <w:spacing w:line="400" w:lineRule="exact"/>
+        <w:contextualSpacing/>
+        <w:jc w:val="both"/>
+        <w:rPr>
+          <w:rFonts w:ascii="KB금융 본문체 Light" w:eastAsia="KB금융 본문체 Light" w:hAnsi="KB금융 본문체 Light" w:cs="KB금융 본문체 Light"/>
+          <w:color w:val="000000" w:themeColor="text1"/>
+          <w:sz w:val="22"/>
+          <w:szCs w:val="22"/>
+        </w:rPr>
+      </w:pPr>
+    </w:p>
+    <w:p>
+      <w:pPr>
+        <w:snapToGrid w:val="0"/>
+        <w:spacing w:line="400" w:lineRule="exact"/>
+        <w:contextualSpacing/>
+        <w:jc w:val="left"/>
+        <w:rPr>
+          <w:rFonts w:ascii="KB금융 본문체 Light" w:eastAsia="KB금융 본문체 Light" w:hAnsi="KB금융 본문체 Light" w:cs="KB금융 본문체 Light"/>
+          <w:color w:val="000000" w:themeColor="text1"/>
+          <w:sz w:val="22"/>
+          <w:szCs w:val="22"/>
+        </w:rPr>
+      </w:pPr>
+      <w:r>
+        <w:rPr>
+          <w:rFonts w:ascii="KB금융 본문체 Light" w:eastAsia="KB금융 본문체 Light" w:hAnsi="KB금융 본문체 Light" w:cs="KB금융 본문체 Light" w:hint="eastAsia"/>
+          <w:b/>
+          <w:bCs/>
+          <w:color w:val="000000"/>
+          <w:sz w:val="22"/>
+          <w:szCs w:val="22"/>
+        </w:rPr>
+        <w:t>제1조(시행일) 이 지침은 2020. 2. 10. 부터 시행한다.</w:t>
+      </w:r>
+    </w:p>
+    <w:p>
+      <w:pPr>
+        <w:pStyle w:val="a7"/>
+        <w:snapToGrid w:val="0"/>
+        <w:spacing w:line="400" w:lineRule="exact"/>
+        <w:contextualSpacing/>
+        <w:jc w:val="center"/>
+        <w:rPr>
+          <w:rFonts w:ascii="KB금융 본문체 Light" w:eastAsia="KB금융 본문체 Light" w:hAnsi="KB금융 본문체 Light" w:cs="KB금융 본문체 Light"/>
+          <w:bCs/>
+          <w:color w:val="000000" w:themeColor="text1"/>
+          <w:sz w:val="27"/>
+          <w:szCs w:val="27"/>
+        </w:rPr>
+      </w:pPr>
+    </w:p>
+    <w:p>
+      <w:pPr>
+        <w:spacing w:line="400" w:lineRule="exact"/>
+        <w:jc w:val="center"/>
+        <w:rPr>
+          <w:rFonts w:ascii="KB금융 본문체 Medium" w:eastAsia="KB금융 본문체 Medium" w:hAnsi="KB금융 본문체 Medium" w:cs="KB금융 본문체 Medium"/>
+          <w:b/>
+          <w:bCs/>
+          <w:color w:val="000000"/>
+          <w:sz w:val="26"/>
+          <w:szCs w:val="26"/>
+        </w:rPr>
+      </w:pPr>
       <w:r>
         <w:rPr>
           <w:rFonts w:ascii="KB금융 본문체 Medium" w:eastAsia="KB금융 본문체 Medium" w:hAnsi="KB금융 본문체 Medium" w:cs="KB금융 본문체 Medium" w:hint="eastAsia"/>
           <w:b/>
           <w:bCs/>
-          <w:color w:val="0000CD"/>
+          <w:color w:val="000000"/>
           <w:sz w:val="26"/>
           <w:szCs w:val="26"/>
         </w:rPr>
-        <w:t>(2017. 1. 1. 개정)</w:t>
+        <w:t>부 칙(2020. 12. 8. 개정)</w:t>
       </w:r>
     </w:p>
     <w:p>
@@ -24333,7 +24541,7 @@
           <w:sz w:val="22"/>
           <w:szCs w:val="22"/>
         </w:rPr>
-        <w:t>제1조(시행일) 이 지침은 2017. 1. 1. 부터 시행한다.</w:t>
+        <w:t>제1조(시행일) 이 지침은 2020. 12. 8. 부터 시행한다.</w:t>
       </w:r>
     </w:p>
     <w:p>
@@ -24342,26 +24550,25 @@
         <w:snapToGrid w:val="0"/>
         <w:spacing w:line="400" w:lineRule="exact"/>
         <w:contextualSpacing/>
-        <w:jc w:val="both"/>
-        <w:rPr>
-          <w:rFonts w:ascii="KB금융 본문체 Light" w:eastAsia="KB금융 본문체 Light" w:hAnsi="KB금융 본문체 Light" w:cs="KB금융 본문체 Light"/>
-          <w:color w:val="000000" w:themeColor="text1"/>
-          <w:sz w:val="22"/>
-          <w:szCs w:val="22"/>
-        </w:rPr>
-      </w:pPr>
-    </w:p>
-    <w:p>
-      <w:pPr>
-        <w:snapToGrid w:val="0"/>
-        <w:spacing w:line="400" w:lineRule="exact"/>
-        <w:contextualSpacing/>
+        <w:jc w:val="center"/>
+        <w:rPr>
+          <w:rFonts w:ascii="KB금융 본문체 Light" w:eastAsia="KB금융 본문체 Light" w:hAnsi="KB금융 본문체 Light" w:cs="KB금융 본문체 Light"/>
+          <w:bCs/>
+          <w:color w:val="000000" w:themeColor="text1"/>
+          <w:sz w:val="27"/>
+          <w:szCs w:val="27"/>
+        </w:rPr>
+      </w:pPr>
+    </w:p>
+    <w:p>
+      <w:pPr>
+        <w:spacing w:line="400" w:lineRule="exact"/>
         <w:jc w:val="center"/>
         <w:rPr>
           <w:rFonts w:ascii="KB금융 본문체 Medium" w:eastAsia="KB금융 본문체 Medium" w:hAnsi="KB금융 본문체 Medium" w:cs="KB금융 본문체 Medium"/>
           <w:b/>
           <w:bCs/>
-          <w:color w:val="000000" w:themeColor="text1"/>
+          <w:color w:val="000000"/>
           <w:sz w:val="26"/>
           <w:szCs w:val="26"/>
         </w:rPr>
@@ -24371,22 +24578,90 @@
           <w:rFonts w:ascii="KB금융 본문체 Medium" w:eastAsia="KB금융 본문체 Medium" w:hAnsi="KB금융 본문체 Medium" w:cs="KB금융 본문체 Medium" w:hint="eastAsia"/>
           <w:b/>
           <w:bCs/>
-          <w:color w:val="0000CD"/>
+          <w:color w:val="000000"/>
           <w:sz w:val="26"/>
           <w:szCs w:val="26"/>
         </w:rPr>
-        <w:t xml:space="preserve">부 칙</w:t>
-      </w:r>
+        <w:t>부 칙(2021. 4. 7. 개정)</w:t>
+      </w:r>
+    </w:p>
+    <w:p>
+      <w:pPr>
+        <w:spacing w:line="400" w:lineRule="exact"/>
+        <w:jc w:val="center"/>
+        <w:rPr>
+          <w:rFonts w:ascii="KB금융 본문체 Medium" w:eastAsia="KB금융 본문체 Medium" w:hAnsi="KB금융 본문체 Medium" w:cs="KB금융 본문체 Medium"/>
+          <w:b/>
+          <w:bCs/>
+          <w:color w:val="000000"/>
+          <w:sz w:val="26"/>
+          <w:szCs w:val="26"/>
+        </w:rPr>
+      </w:pPr>
+    </w:p>
+    <w:p>
+      <w:pPr>
+        <w:snapToGrid w:val="0"/>
+        <w:spacing w:line="400" w:lineRule="exact"/>
+        <w:contextualSpacing/>
+        <w:jc w:val="left"/>
+        <w:rPr>
+          <w:rFonts w:ascii="KB금융 본문체 Light" w:eastAsia="KB금융 본문체 Light" w:hAnsi="KB금융 본문체 Light" w:cs="KB금융 본문체 Light"/>
+          <w:color w:val="000000" w:themeColor="text1"/>
+          <w:sz w:val="22"/>
+          <w:szCs w:val="22"/>
+        </w:rPr>
+      </w:pPr>
+      <w:r>
+        <w:rPr>
+          <w:rFonts w:ascii="KB금융 본문체 Light" w:eastAsia="KB금융 본문체 Light" w:hAnsi="KB금융 본문체 Light" w:cs="KB금융 본문체 Light" w:hint="eastAsia"/>
+          <w:b/>
+          <w:bCs/>
+          <w:color w:val="000000"/>
+          <w:sz w:val="22"/>
+          <w:szCs w:val="22"/>
+        </w:rPr>
+        <w:t>제1조(시행일) 이 지침은 2021. 4. 7. 부터 시행한다.</w:t>
+      </w:r>
+    </w:p>
+    <w:p>
+      <w:pPr>
+        <w:pStyle w:val="a7"/>
+        <w:snapToGrid w:val="0"/>
+        <w:spacing w:line="400" w:lineRule="exact"/>
+        <w:contextualSpacing/>
+        <w:jc w:val="center"/>
+        <w:rPr>
+          <w:rFonts w:ascii="KB금융 본문체 Light" w:eastAsia="KB금융 본문체 Light" w:hAnsi="KB금융 본문체 Light" w:cs="KB금융 본문체 Light"/>
+          <w:color w:val="000000" w:themeColor="text1"/>
+          <w:sz w:val="22"/>
+          <w:szCs w:val="22"/>
+        </w:rPr>
+      </w:pPr>
+    </w:p>
+    <w:p>
+      <w:pPr>
+        <w:spacing w:line="400" w:lineRule="exact"/>
+        <w:jc w:val="center"/>
+        <w:rPr>
+          <w:rFonts w:ascii="KB금융 본문체 Medium" w:eastAsia="KB금융 본문체 Medium" w:hAnsi="KB금융 본문체 Medium" w:cs="KB금융 본문체 Medium"/>
+          <w:b/>
+          <w:bCs/>
+          <w:color w:val="000000"/>
+          <w:sz w:val="26"/>
+          <w:szCs w:val="26"/>
+        </w:rPr>
+      </w:pPr>
       <w:r>
         <w:rPr>
           <w:rFonts w:ascii="KB금융 본문체 Medium" w:eastAsia="KB금융 본문체 Medium" w:hAnsi="KB금융 본문체 Medium" w:cs="KB금융 본문체 Medium" w:hint="eastAsia"/>
           <w:b/>
           <w:bCs/>
-          <w:color w:val="0000CD"/>
+          <w:color w:val="000000"/>
           <w:sz w:val="26"/>
           <w:szCs w:val="26"/>
         </w:rPr>
-        <w:t>(2017. 3. 1. 개정)</w:t>
+        <w:t>부 칙(2023. 6. 30. 개정)</w:t>
       </w:r>
     </w:p>
     <w:p>
@@ -24426,7 +24701,7 @@
           <w:sz w:val="22"/>
           <w:szCs w:val="22"/>
         </w:rPr>
-        <w:t>제1조(시행일) 이 지침은 2017. 3. 1. 부터 시행한다.</w:t>
+        <w:t>제1조(시행일) 이 지침은 2023. 6. 30. 부터 시행한다.</w:t>
       </w:r>
     </w:p>
     <w:p>
@@ -24435,26 +24710,23 @@
         <w:snapToGrid w:val="0"/>
         <w:spacing w:line="400" w:lineRule="exact"/>
         <w:contextualSpacing/>
-        <w:jc w:val="both"/>
-        <w:rPr>
-          <w:rFonts w:ascii="KB금융 본문체 Light" w:eastAsia="KB금융 본문체 Light" w:hAnsi="KB금융 본문체 Light" w:cs="KB금융 본문체 Light"/>
-          <w:color w:val="000000" w:themeColor="text1"/>
-          <w:sz w:val="22"/>
-          <w:szCs w:val="22"/>
-        </w:rPr>
-      </w:pPr>
-    </w:p>
-    <w:p>
-      <w:pPr>
-        <w:snapToGrid w:val="0"/>
-        <w:spacing w:line="400" w:lineRule="exact"/>
-        <w:contextualSpacing/>
+        <w:rPr>
+          <w:rFonts w:ascii="KB금융 본문체 Light" w:eastAsia="KB금융 본문체 Light" w:hAnsi="KB금융 본문체 Light" w:cs="KB금융 본문체 Light"/>
+          <w:color w:val="000000" w:themeColor="text1"/>
+          <w:sz w:val="22"/>
+          <w:szCs w:val="22"/>
+        </w:rPr>
+      </w:pPr>
+    </w:p>
+    <w:p>
+      <w:pPr>
+        <w:spacing w:line="400" w:lineRule="exact"/>
         <w:jc w:val="center"/>
         <w:rPr>
           <w:rFonts w:ascii="KB금융 본문체 Medium" w:eastAsia="KB금융 본문체 Medium" w:hAnsi="KB금융 본문체 Medium" w:cs="KB금융 본문체 Medium"/>
           <w:b/>
           <w:bCs/>
-          <w:color w:val="000000" w:themeColor="text1"/>
+          <w:color w:val="000000"/>
           <w:sz w:val="26"/>
           <w:szCs w:val="26"/>
         </w:rPr>
@@ -24464,22 +24736,149 @@
           <w:rFonts w:ascii="KB금융 본문체 Medium" w:eastAsia="KB금융 본문체 Medium" w:hAnsi="KB금융 본문체 Medium" w:cs="KB금융 본문체 Medium" w:hint="eastAsia"/>
           <w:b/>
           <w:bCs/>
-          <w:color w:val="0000CD"/>
+          <w:color w:val="000000"/>
           <w:sz w:val="26"/>
           <w:szCs w:val="26"/>
         </w:rPr>
-        <w:t xml:space="preserve">부 칙</w:t>
-      </w:r>
+        <w:t>부 칙(2023. 8. 11. 개정)</w:t>
+      </w:r>
+    </w:p>
+    <w:p>
+      <w:pPr>
+        <w:pStyle w:val="a7"/>
+        <w:snapToGrid w:val="0"/>
+        <w:spacing w:line="400" w:lineRule="exact"/>
+        <w:contextualSpacing/>
+        <w:jc w:val="both"/>
+        <w:rPr>
+          <w:rFonts w:ascii="KB금융 본문체 Light" w:eastAsia="KB금융 본문체 Light" w:hAnsi="KB금융 본문체 Light" w:cs="KB금융 본문체 Light"/>
+          <w:color w:val="000000" w:themeColor="text1"/>
+          <w:sz w:val="22"/>
+          <w:szCs w:val="22"/>
+        </w:rPr>
+      </w:pPr>
+    </w:p>
+    <w:p>
+      <w:pPr>
+        <w:wordWrap/>
+        <w:adjustRightInd w:val="0"/>
+        <w:snapToGrid w:val="0"/>
+        <w:spacing w:line="400" w:lineRule="exact"/>
+        <w:contextualSpacing/>
+        <w:jc w:val="left"/>
+        <w:rPr>
+          <w:rFonts w:ascii="KB금융 본문체 Light" w:eastAsia="KB금융 본문체 Light" w:hAnsi="KB금융 본문체 Light" w:cs="KB금융 본문체 Light"/>
+          <w:color w:val="000000" w:themeColor="text1"/>
+          <w:sz w:val="22"/>
+          <w:szCs w:val="22"/>
+        </w:rPr>
+      </w:pPr>
+      <w:r>
+        <w:rPr>
+          <w:rFonts w:ascii="KB금융 본문체 Light" w:eastAsia="KB금융 본문체 Light" w:hAnsi="KB금융 본문체 Light" w:cs="KB금융 본문체 Light" w:hint="eastAsia"/>
+          <w:b/>
+          <w:bCs/>
+          <w:color w:val="000000"/>
+          <w:sz w:val="22"/>
+          <w:szCs w:val="22"/>
+        </w:rPr>
+        <w:t>제1조(시행일) 이 지침은 2023. 8. 11. 부터 시행한다.</w:t>
+      </w:r>
+    </w:p>
+    <w:p>
+      <w:pPr>
+        <w:spacing w:line="400" w:lineRule="exact"/>
+        <w:rPr>
+          <w:color w:val="000000" w:themeColor="text1"/>
+        </w:rPr>
+      </w:pPr>
+    </w:p>
+    <w:p>
+      <w:pPr>
+        <w:wordWrap/>
+        <w:adjustRightInd w:val="0"/>
+        <w:snapToGrid w:val="0"/>
+        <w:spacing w:line="400" w:lineRule="exact"/>
+        <w:contextualSpacing/>
+        <w:jc w:val="left"/>
+        <w:rPr>
+          <w:rFonts w:ascii="KB금융 본문체 Light" w:eastAsia="KB금융 본문체 Light" w:hAnsi="KB금융 본문체 Light" w:cs="KB금융 본문체 Light"/>
+          <w:bCs/>
+          <w:color w:val="000000" w:themeColor="text1"/>
+          <w:sz w:val="22"/>
+          <w:szCs w:val="22"/>
+        </w:rPr>
+      </w:pPr>
+      <w:r>
+        <w:rPr>
+          <w:rFonts w:ascii="KB금융 본문체 Light" w:eastAsia="KB금융 본문체 Light" w:hAnsi="KB금융 본문체 Light" w:cs="KB금융 본문체 Light" w:hint="eastAsia"/>
+          <w:b/>
+          <w:bCs/>
+          <w:color w:val="000000" w:themeColor="text1"/>
+          <w:sz w:val="22"/>
+          <w:szCs w:val="22"/>
+        </w:rPr>
+        <w:t>제2조(경과조치)</w:t>
+      </w:r>
+      <w:r>
+        <w:rPr>
+          <w:rFonts w:ascii="KB금융 본문체 Light" w:eastAsia="KB금융 본문체 Light" w:hAnsi="KB금융 본문체 Light" w:cs="KB금융 본문체 Light" w:hint="eastAsia"/>
+          <w:color w:val="000000" w:themeColor="text1"/>
+          <w:sz w:val="22"/>
+          <w:szCs w:val="22"/>
+        </w:rPr>
+        <w:t xml:space="preserve"> 장기근속 축하금 지급은 2023년 안식년 대상자부터 </w:t>
+      </w:r>
+      <w:proofErr w:type="gramStart"/>
+      <w:r>
+        <w:rPr>
+          <w:rFonts w:ascii="KB금융 본문체 Light" w:eastAsia="KB금융 본문체 Light" w:hAnsi="KB금융 본문체 Light" w:cs="KB금융 본문체 Light" w:hint="eastAsia"/>
+          <w:color w:val="000000" w:themeColor="text1"/>
+          <w:sz w:val="22"/>
+          <w:szCs w:val="22"/>
+        </w:rPr>
+        <w:t>적용 한다</w:t>
+      </w:r>
+      <w:proofErr w:type="gramEnd"/>
+    </w:p>
+    <w:p>
+      <w:pPr>
+        <w:pStyle w:val="a7"/>
+        <w:snapToGrid w:val="0"/>
+        <w:spacing w:line="400" w:lineRule="exact"/>
+        <w:contextualSpacing/>
+        <w:rPr>
+          <w:rFonts w:ascii="KB금융 본문체 Light" w:eastAsia="KB금융 본문체 Light" w:hAnsi="KB금융 본문체 Light" w:cs="KB금융 본문체 Light"/>
+          <w:bCs/>
+          <w:color w:val="000000" w:themeColor="text1"/>
+          <w:sz w:val="22"/>
+          <w:szCs w:val="22"/>
+        </w:rPr>
+      </w:pPr>
+    </w:p>
+    <w:p>
+      <w:pPr>
+        <w:spacing w:line="400" w:lineRule="exact"/>
+        <w:jc w:val="center"/>
+        <w:rPr>
+          <w:rFonts w:ascii="KB금융 본문체 Medium" w:eastAsia="KB금융 본문체 Medium" w:hAnsi="KB금융 본문체 Medium" w:cs="KB금융 본문체 Medium"/>
+          <w:b/>
+          <w:bCs/>
+          <w:color w:val="000000"/>
+          <w:sz w:val="26"/>
+          <w:szCs w:val="26"/>
+        </w:rPr>
+      </w:pPr>
       <w:r>
         <w:rPr>
           <w:rFonts w:ascii="KB금융 본문체 Medium" w:eastAsia="KB금융 본문체 Medium" w:hAnsi="KB금융 본문체 Medium" w:cs="KB금융 본문체 Medium" w:hint="eastAsia"/>
           <w:b/>
           <w:bCs/>
-          <w:color w:val="0000CD"/>
+          <w:color w:val="000000"/>
           <w:sz w:val="26"/>
           <w:szCs w:val="26"/>
         </w:rPr>
-        <w:t>(2017. 9. 1. 개정)</w:t>
+        <w:t>부 칙(2025. 4. 21. 개정)</w:t>
       </w:r>
     </w:p>
     <w:p>
@@ -24519,7 +24918,7 @@
           <w:sz w:val="22"/>
           <w:szCs w:val="22"/>
         </w:rPr>
-        <w:t>제1조(시행일) 이 지침은 2017. 9. 1. 부터 시행한다.</w:t>
+        <w:t>제1조(시행일) 이 지침은 2025. 4. 21. 부터 시행한다.</w:t>
       </w:r>
     </w:p>
     <w:p>
@@ -24528,26 +24927,24 @@
         <w:snapToGrid w:val="0"/>
         <w:spacing w:line="400" w:lineRule="exact"/>
         <w:contextualSpacing/>
-        <w:jc w:val="both"/>
-        <w:rPr>
-          <w:rFonts w:ascii="KB금융 본문체 Light" w:eastAsia="KB금융 본문체 Light" w:hAnsi="KB금융 본문체 Light" w:cs="KB금융 본문체 Light"/>
-          <w:color w:val="000000" w:themeColor="text1"/>
-          <w:sz w:val="22"/>
-          <w:szCs w:val="22"/>
-        </w:rPr>
-      </w:pPr>
-    </w:p>
-    <w:p>
-      <w:pPr>
-        <w:snapToGrid w:val="0"/>
-        <w:spacing w:line="400" w:lineRule="exact"/>
-        <w:contextualSpacing/>
+        <w:rPr>
+          <w:rFonts w:ascii="KB금융 본문체 Light" w:eastAsia="KB금융 본문체 Light" w:hAnsi="KB금융 본문체 Light" w:cs="KB금융 본문체 Light"/>
+          <w:bCs/>
+          <w:color w:val="000000" w:themeColor="text1"/>
+          <w:sz w:val="22"/>
+          <w:szCs w:val="22"/>
+        </w:rPr>
+      </w:pPr>
+    </w:p>
+    <w:p>
+      <w:pPr>
+        <w:spacing w:line="400" w:lineRule="exact"/>
         <w:jc w:val="center"/>
         <w:rPr>
           <w:rFonts w:ascii="KB금융 본문체 Medium" w:eastAsia="KB금융 본문체 Medium" w:hAnsi="KB금융 본문체 Medium" w:cs="KB금융 본문체 Medium"/>
           <w:b/>
           <w:bCs/>
-          <w:color w:val="000000" w:themeColor="text1"/>
+          <w:color w:val="000000"/>
           <w:sz w:val="26"/>
           <w:szCs w:val="26"/>
         </w:rPr>
@@ -24557,22 +24954,93 @@
           <w:rFonts w:ascii="KB금융 본문체 Medium" w:eastAsia="KB금융 본문체 Medium" w:hAnsi="KB금융 본문체 Medium" w:cs="KB금융 본문체 Medium" w:hint="eastAsia"/>
           <w:b/>
           <w:bCs/>
-          <w:color w:val="0000CD"/>
+          <w:color w:val="000000"/>
           <w:sz w:val="26"/>
           <w:szCs w:val="26"/>
         </w:rPr>
-        <w:t xml:space="preserve">부 칙</w:t>
-      </w:r>
+        <w:lastRenderedPageBreak/>
+        <w:t>부 칙(2026. 4. 1. 개정)</w:t>
+      </w:r>
+    </w:p>
+    <w:p>
+      <w:pPr>
+        <w:pStyle w:val="a7"/>
+        <w:snapToGrid w:val="0"/>
+        <w:spacing w:line="400" w:lineRule="exact"/>
+        <w:contextualSpacing/>
+        <w:jc w:val="both"/>
+        <w:rPr>
+          <w:rFonts w:ascii="KB금융 본문체 Light" w:eastAsia="KB금융 본문체 Light" w:hAnsi="KB금융 본문체 Light" w:cs="KB금융 본문체 Light"/>
+          <w:color w:val="000000" w:themeColor="text1"/>
+          <w:sz w:val="22"/>
+          <w:szCs w:val="22"/>
+        </w:rPr>
+      </w:pPr>
+    </w:p>
+    <w:p>
+      <w:pPr>
+        <w:snapToGrid w:val="0"/>
+        <w:spacing w:line="400" w:lineRule="exact"/>
+        <w:contextualSpacing/>
+        <w:jc w:val="left"/>
+        <w:rPr>
+          <w:rFonts w:ascii="KB금융 본문체 Light" w:eastAsia="KB금융 본문체 Light" w:hAnsi="KB금융 본문체 Light" w:cs="KB금융 본문체 Light"/>
+          <w:color w:val="000000" w:themeColor="text1"/>
+          <w:sz w:val="22"/>
+          <w:szCs w:val="22"/>
+        </w:rPr>
+      </w:pPr>
+      <w:r>
+        <w:rPr>
+          <w:rFonts w:ascii="KB금융 본문체 Light" w:eastAsia="KB금융 본문체 Light" w:hAnsi="KB금융 본문체 Light" w:cs="KB금융 본문체 Light" w:hint="eastAsia"/>
+          <w:b/>
+          <w:bCs/>
+          <w:color w:val="000000"/>
+          <w:sz w:val="22"/>
+          <w:szCs w:val="22"/>
+        </w:rPr>
+        <w:t>제1조(시행일) 이 지침은 2026. 4. 1. 부터 시행한다.</w:t>
+      </w:r>
+    </w:p>
+    <w:p>
+      <w:pPr>
+        <w:snapToGrid w:val="0"/>
+        <w:spacing w:line="400" w:lineRule="exact"/>
+        <w:contextualSpacing/>
+        <w:jc w:val="left"/>
+        <w:rPr>
+          <w:rFonts w:ascii="KB금융 본문체 Light" w:eastAsia="KB금융 본문체 Light" w:hAnsi="KB금융 본문체 Light" w:cs="KB금융 본문체 Light"/>
+          <w:color w:val="000000" w:themeColor="text1"/>
+          <w:sz w:val="22"/>
+          <w:szCs w:val="22"/>
+        </w:rPr>
+      </w:pPr>
+    </w:p>
+    <w:p>
+      <w:pPr>
+        <w:snapToGrid w:val="0"/>
+        <w:spacing w:line="400" w:lineRule="exact"/>
+        <w:contextualSpacing/>
+        <w:jc w:val="center"/>
+        <w:rPr>
+          <w:rFonts w:ascii="KB금융 본문체 Medium" w:eastAsia="KB금융 본문체 Medium" w:hAnsi="KB금융 본문체 Medium" w:cs="KB금융 본문체 Medium"/>
+          <w:b/>
+          <w:bCs/>
+          <w:color w:val="000000" w:themeColor="text1"/>
+          <w:sz w:val="26"/>
+          <w:szCs w:val="26"/>
+        </w:rPr>
+      </w:pPr>
       <w:r>
         <w:rPr>
           <w:rFonts w:ascii="KB금융 본문체 Medium" w:eastAsia="KB금융 본문체 Medium" w:hAnsi="KB금융 본문체 Medium" w:cs="KB금융 본문체 Medium" w:hint="eastAsia"/>
           <w:b/>
           <w:bCs/>
-          <w:color w:val="0000CD"/>
+          <w:color w:val="000000"/>
           <w:sz w:val="26"/>
           <w:szCs w:val="26"/>
         </w:rPr>
-        <w:t>(2018. 5. 29. 개정)</w:t>
+        <w:t>부 칙(2026. 8. 31. 개정)</w:t>
       </w:r>
     </w:p>
     <w:p>
@@ -24598,7 +25066,7 @@
         <w:jc w:val="left"/>
         <w:rPr>
           <w:rFonts w:ascii="KB금융 본문체 Light" w:eastAsia="KB금융 본문체 Light" w:hAnsi="KB금융 본문체 Light" w:cs="KB금융 본문체 Light"/>
-          <w:color w:val="000000" w:themeColor="text1"/>
+          <w:color w:val="FF0000"/>
           <w:sz w:val="22"/>
           <w:szCs w:val="22"/>
         </w:rPr>
@@ -24612,76 +25080,8 @@
           <w:sz w:val="22"/>
           <w:szCs w:val="22"/>
         </w:rPr>
-        <w:t>제1조(시행일) 이 지침은 2018. 5. 29. 부터 시행한다.</w:t>
-      </w:r>
-    </w:p>
-    <w:p>
-      <w:pPr>
-        <w:pStyle w:val="a7"/>
-        <w:snapToGrid w:val="0"/>
-        <w:spacing w:line="400" w:lineRule="exact"/>
-        <w:contextualSpacing/>
-        <w:jc w:val="both"/>
-        <w:rPr>
-          <w:rFonts w:ascii="KB금융 본문체 Light" w:eastAsia="KB금융 본문체 Light" w:hAnsi="KB금융 본문체 Light" w:cs="KB금융 본문체 Light"/>
-          <w:color w:val="000000" w:themeColor="text1"/>
-          <w:sz w:val="22"/>
-          <w:szCs w:val="22"/>
-        </w:rPr>
-      </w:pPr>
-    </w:p>
-    <w:p>
-      <w:pPr>
-        <w:snapToGrid w:val="0"/>
-        <w:spacing w:line="400" w:lineRule="exact"/>
-        <w:contextualSpacing/>
-        <w:jc w:val="center"/>
-        <w:rPr>
-          <w:rFonts w:ascii="KB금융 본문체 Medium" w:eastAsia="KB금융 본문체 Medium" w:hAnsi="KB금융 본문체 Medium" w:cs="KB금융 본문체 Medium"/>
-          <w:b/>
-          <w:bCs/>
-          <w:color w:val="000000" w:themeColor="text1"/>
-          <w:sz w:val="26"/>
-          <w:szCs w:val="26"/>
-        </w:rPr>
-      </w:pPr>
-      <w:r>
-        <w:rPr>
-          <w:rFonts w:ascii="KB금융 본문체 Medium" w:eastAsia="KB금융 본문체 Medium" w:hAnsi="KB금융 본문체 Medium" w:cs="KB금융 본문체 Medium" w:hint="eastAsia"/>
-          <w:b/>
-          <w:bCs/>
-          <w:color w:val="0000CD"/>
-          <w:sz w:val="26"/>
-          <w:szCs w:val="26"/>
-        </w:rPr>
-        <w:t xml:space="preserve">부 칙</w:t>
-      </w:r>
-      <w:r>
-        <w:rPr>
-          <w:rFonts w:ascii="KB금융 본문체 Medium" w:eastAsia="KB금융 본문체 Medium" w:hAnsi="KB금융 본문체 Medium" w:cs="KB금융 본문체 Medium" w:hint="eastAsia"/>
-          <w:b/>
-          <w:bCs/>
-          <w:color w:val="0000CD"/>
-          <w:sz w:val="26"/>
-          <w:szCs w:val="26"/>
-        </w:rPr>
-        <w:t>(2018. 9. 1. 개정)</w:t>
-      </w:r>
-    </w:p>
-    <w:p>
-      <w:pPr>
-        <w:pStyle w:val="a7"/>
-        <w:snapToGrid w:val="0"/>
-        <w:spacing w:line="400" w:lineRule="exact"/>
-        <w:contextualSpacing/>
-        <w:jc w:val="both"/>
-        <w:rPr>
-          <w:rFonts w:ascii="KB금융 본문체 Light" w:eastAsia="KB금융 본문체 Light" w:hAnsi="KB금융 본문체 Light" w:cs="KB금융 본문체 Light"/>
-          <w:color w:val="000000" w:themeColor="text1"/>
-          <w:sz w:val="22"/>
-          <w:szCs w:val="22"/>
-        </w:rPr>
-      </w:pPr>
+        <w:t>제1조(시행일) 이 지침은 2026. 8. 31. 부터 시행한다.</w:t>
+      </w:r>
     </w:p>
     <w:p>
       <w:pPr>
@@ -24691,7 +25091,20 @@
         <w:jc w:val="left"/>
         <w:rPr>
           <w:rFonts w:ascii="KB금융 본문체 Light" w:eastAsia="KB금융 본문체 Light" w:hAnsi="KB금융 본문체 Light" w:cs="KB금융 본문체 Light"/>
-          <w:color w:val="000000" w:themeColor="text1"/>
+          <w:color w:val="FF0000"/>
+          <w:sz w:val="22"/>
+          <w:szCs w:val="22"/>
+        </w:rPr>
+      </w:pPr>
+    </w:p>
+    <w:p>
+      <w:pPr>
+        <w:snapToGrid w:val="0"/>
+        <w:spacing w:line="400" w:lineRule="exact"/>
+        <w:contextualSpacing/>
+        <w:rPr>
+          <w:rFonts w:ascii="KB금융 본문체 Light" w:eastAsia="KB금융 본문체 Light" w:hAnsi="KB금융 본문체 Light" w:cs="KB금융 본문체 Light"/>
+          <w:color w:val="FF0000"/>
           <w:sz w:val="22"/>
           <w:szCs w:val="22"/>
         </w:rPr>
@@ -24705,1110 +25118,19 @@
           <w:sz w:val="22"/>
           <w:szCs w:val="22"/>
         </w:rPr>
-        <w:t>제1조(시행일) 이 지침은 2018. 9. 1. 부터 시행한다.</w:t>
-      </w:r>
-    </w:p>
-    <w:p>
-      <w:pPr>
-        <w:pStyle w:val="a7"/>
-        <w:snapToGrid w:val="0"/>
-        <w:spacing w:line="400" w:lineRule="exact"/>
-        <w:contextualSpacing/>
-        <w:jc w:val="both"/>
-        <w:rPr>
-          <w:rFonts w:ascii="KB금융 본문체 Light" w:eastAsia="KB금융 본문체 Light" w:hAnsi="KB금융 본문체 Light" w:cs="KB금융 본문체 Light"/>
-          <w:color w:val="000000" w:themeColor="text1"/>
-          <w:sz w:val="22"/>
-          <w:szCs w:val="22"/>
-        </w:rPr>
-      </w:pPr>
-    </w:p>
-    <w:p>
-      <w:pPr>
-        <w:snapToGrid w:val="0"/>
-        <w:spacing w:line="400" w:lineRule="exact"/>
-        <w:contextualSpacing/>
-        <w:jc w:val="center"/>
-        <w:rPr>
-          <w:rFonts w:ascii="KB금융 본문체 Medium" w:eastAsia="KB금융 본문체 Medium" w:hAnsi="KB금융 본문체 Medium" w:cs="KB금융 본문체 Medium"/>
+        <w:t xml:space="preserve">[별표 제1호] 청원휴가 사유 및 기간</w:t>
+      </w:r>
+      <w:r>
+        <w:rPr>
+          <w:rFonts w:ascii="KB금융 본문체 Light" w:eastAsia="KB금융 본문체 Light" w:hAnsi="KB금융 본문체 Light" w:cs="KB금융 본문체 Light" w:hint="eastAsia"/>
           <w:b/>
           <w:bCs/>
-          <w:color w:val="000000" w:themeColor="text1"/>
-          <w:sz w:val="26"/>
-          <w:szCs w:val="26"/>
-        </w:rPr>
-      </w:pPr>
-      <w:r>
-        <w:rPr>
-          <w:rFonts w:ascii="KB금융 본문체 Medium" w:eastAsia="KB금융 본문체 Medium" w:hAnsi="KB금융 본문체 Medium" w:cs="KB금융 본문체 Medium" w:hint="eastAsia"/>
-          <w:b/>
-          <w:bCs/>
+          <w:sz w:val="22"/>
+          <w:szCs w:val="22"/>
           <w:color w:val="0000CD"/>
-          <w:sz w:val="26"/>
-          <w:szCs w:val="26"/>
-        </w:rPr>
-        <w:t xml:space="preserve">부 칙</w:t>
-      </w:r>
-      <w:r>
-        <w:rPr>
-          <w:rFonts w:ascii="KB금융 본문체 Medium" w:eastAsia="KB금융 본문체 Medium" w:hAnsi="KB금융 본문체 Medium" w:cs="KB금융 본문체 Medium" w:hint="eastAsia"/>
-          <w:b/>
-          <w:bCs/>
-          <w:color w:val="0000CD"/>
-          <w:sz w:val="26"/>
-          <w:szCs w:val="26"/>
-        </w:rPr>
-        <w:t>(2019. 1. 1. 개정)</w:t>
-      </w:r>
-    </w:p>
-    <w:p>
-      <w:pPr>
-        <w:pStyle w:val="a7"/>
-        <w:snapToGrid w:val="0"/>
-        <w:spacing w:line="400" w:lineRule="exact"/>
-        <w:contextualSpacing/>
-        <w:jc w:val="both"/>
-        <w:rPr>
-          <w:rFonts w:ascii="KB금융 본문체 Light" w:eastAsia="KB금융 본문체 Light" w:hAnsi="KB금융 본문체 Light" w:cs="KB금융 본문체 Light"/>
-          <w:color w:val="000000" w:themeColor="text1"/>
-          <w:sz w:val="22"/>
-          <w:szCs w:val="22"/>
-        </w:rPr>
-      </w:pPr>
-    </w:p>
-    <w:p>
-      <w:pPr>
-        <w:snapToGrid w:val="0"/>
-        <w:spacing w:line="400" w:lineRule="exact"/>
-        <w:contextualSpacing/>
-        <w:jc w:val="left"/>
-        <w:rPr>
-          <w:rFonts w:ascii="KB금융 본문체 Light" w:eastAsia="KB금융 본문체 Light" w:hAnsi="KB금융 본문체 Light" w:cs="KB금융 본문체 Light"/>
-          <w:color w:val="000000" w:themeColor="text1"/>
-          <w:sz w:val="22"/>
-          <w:szCs w:val="22"/>
-        </w:rPr>
-      </w:pPr>
-      <w:r>
-        <w:rPr>
-          <w:rFonts w:ascii="KB금융 본문체 Light" w:eastAsia="KB금융 본문체 Light" w:hAnsi="KB금융 본문체 Light" w:cs="KB금융 본문체 Light" w:hint="eastAsia"/>
-          <w:b/>
-          <w:bCs/>
-          <w:color w:val="000000"/>
-          <w:sz w:val="22"/>
-          <w:szCs w:val="22"/>
-        </w:rPr>
-        <w:t>제1조(시행일) 이 지침은 2019. 1. 1. 부터 시행한다.</w:t>
-      </w:r>
-    </w:p>
-    <w:p>
-      <w:pPr>
-        <w:pStyle w:val="a7"/>
-        <w:snapToGrid w:val="0"/>
-        <w:spacing w:line="400" w:lineRule="exact"/>
-        <w:contextualSpacing/>
-        <w:jc w:val="both"/>
-        <w:rPr>
-          <w:rFonts w:ascii="KB금융 본문체 Light" w:eastAsia="KB금융 본문체 Light" w:hAnsi="KB금융 본문체 Light" w:cs="KB금융 본문체 Light"/>
-          <w:color w:val="000000" w:themeColor="text1"/>
-          <w:sz w:val="22"/>
-          <w:szCs w:val="22"/>
-        </w:rPr>
-      </w:pPr>
-    </w:p>
-    <w:p>
-      <w:pPr>
-        <w:snapToGrid w:val="0"/>
-        <w:spacing w:line="400" w:lineRule="exact"/>
-        <w:contextualSpacing/>
-        <w:jc w:val="center"/>
-        <w:rPr>
-          <w:rFonts w:ascii="KB금융 본문체 Medium" w:eastAsia="KB금융 본문체 Medium" w:hAnsi="KB금융 본문체 Medium" w:cs="KB금융 본문체 Medium"/>
-          <w:b/>
-          <w:bCs/>
-          <w:color w:val="000000" w:themeColor="text1"/>
-          <w:sz w:val="26"/>
-          <w:szCs w:val="26"/>
-        </w:rPr>
-      </w:pPr>
-      <w:r>
-        <w:rPr>
-          <w:rFonts w:ascii="KB금융 본문체 Medium" w:eastAsia="KB금융 본문체 Medium" w:hAnsi="KB금융 본문체 Medium" w:cs="KB금융 본문체 Medium" w:hint="eastAsia"/>
-          <w:b/>
-          <w:bCs/>
-          <w:color w:val="0000CD"/>
-          <w:sz w:val="26"/>
-          <w:szCs w:val="26"/>
-        </w:rPr>
-        <w:t xml:space="preserve">부 칙</w:t>
-      </w:r>
-      <w:r>
-        <w:rPr>
-          <w:rFonts w:ascii="KB금융 본문체 Medium" w:eastAsia="KB금융 본문체 Medium" w:hAnsi="KB금융 본문체 Medium" w:cs="KB금융 본문체 Medium" w:hint="eastAsia"/>
-          <w:b/>
-          <w:bCs/>
-          <w:color w:val="0000CD"/>
-          <w:sz w:val="26"/>
-          <w:szCs w:val="26"/>
-        </w:rPr>
-        <w:t>(2019. 10. 1. 개정)</w:t>
-      </w:r>
-    </w:p>
-    <w:p>
-      <w:pPr>
-        <w:pStyle w:val="a7"/>
-        <w:snapToGrid w:val="0"/>
-        <w:spacing w:line="400" w:lineRule="exact"/>
-        <w:contextualSpacing/>
-        <w:jc w:val="both"/>
-        <w:rPr>
-          <w:rFonts w:ascii="KB금융 본문체 Light" w:eastAsia="KB금융 본문체 Light" w:hAnsi="KB금융 본문체 Light" w:cs="KB금융 본문체 Light"/>
-          <w:color w:val="000000" w:themeColor="text1"/>
-          <w:sz w:val="22"/>
-          <w:szCs w:val="22"/>
-        </w:rPr>
-      </w:pPr>
-    </w:p>
-    <w:p>
-      <w:pPr>
-        <w:snapToGrid w:val="0"/>
-        <w:spacing w:line="400" w:lineRule="exact"/>
-        <w:contextualSpacing/>
-        <w:jc w:val="left"/>
-        <w:rPr>
-          <w:rFonts w:ascii="KB금융 본문체 Light" w:eastAsia="KB금융 본문체 Light" w:hAnsi="KB금융 본문체 Light" w:cs="KB금융 본문체 Light"/>
-          <w:color w:val="000000" w:themeColor="text1"/>
-          <w:sz w:val="22"/>
-          <w:szCs w:val="22"/>
-        </w:rPr>
-      </w:pPr>
-      <w:r>
-        <w:rPr>
-          <w:rFonts w:ascii="KB금융 본문체 Light" w:eastAsia="KB금융 본문체 Light" w:hAnsi="KB금융 본문체 Light" w:cs="KB금융 본문체 Light" w:hint="eastAsia"/>
-          <w:b/>
-          <w:bCs/>
-          <w:color w:val="000000"/>
-          <w:sz w:val="22"/>
-          <w:szCs w:val="22"/>
-        </w:rPr>
-        <w:t>제1조(시행일) 이 지침은 2019. 10. 1. 부터 시행한다.</w:t>
-      </w:r>
-    </w:p>
-    <w:p>
-      <w:pPr>
-        <w:pStyle w:val="a7"/>
-        <w:snapToGrid w:val="0"/>
-        <w:spacing w:line="400" w:lineRule="exact"/>
-        <w:contextualSpacing/>
-        <w:jc w:val="both"/>
-        <w:rPr>
-          <w:rFonts w:ascii="KB금융 본문체 Light" w:eastAsia="KB금융 본문체 Light" w:hAnsi="KB금융 본문체 Light" w:cs="KB금융 본문체 Light"/>
-          <w:color w:val="000000" w:themeColor="text1"/>
-          <w:sz w:val="22"/>
-          <w:szCs w:val="22"/>
-        </w:rPr>
-      </w:pPr>
-    </w:p>
-    <w:p>
-      <w:pPr>
-        <w:snapToGrid w:val="0"/>
-        <w:spacing w:line="400" w:lineRule="exact"/>
-        <w:contextualSpacing/>
-        <w:jc w:val="center"/>
-        <w:rPr>
-          <w:rFonts w:ascii="KB금융 본문체 Medium" w:eastAsia="KB금융 본문체 Medium" w:hAnsi="KB금융 본문체 Medium" w:cs="KB금융 본문체 Medium"/>
-          <w:b/>
-          <w:bCs/>
-          <w:color w:val="000000" w:themeColor="text1"/>
-          <w:sz w:val="26"/>
-          <w:szCs w:val="26"/>
-        </w:rPr>
-      </w:pPr>
-      <w:r>
-        <w:rPr>
-          <w:rFonts w:ascii="KB금융 본문체 Medium" w:eastAsia="KB금융 본문체 Medium" w:hAnsi="KB금융 본문체 Medium" w:cs="KB금융 본문체 Medium" w:hint="eastAsia"/>
-          <w:b/>
-          <w:bCs/>
-          <w:color w:val="0000CD"/>
-          <w:sz w:val="26"/>
-          <w:szCs w:val="26"/>
-        </w:rPr>
-        <w:t xml:space="preserve">부 칙</w:t>
-      </w:r>
-      <w:r>
-        <w:rPr>
-          <w:rFonts w:ascii="KB금융 본문체 Medium" w:eastAsia="KB금융 본문체 Medium" w:hAnsi="KB금융 본문체 Medium" w:cs="KB금융 본문체 Medium" w:hint="eastAsia"/>
-          <w:b/>
-          <w:bCs/>
-          <w:color w:val="0000CD"/>
-          <w:sz w:val="26"/>
-          <w:szCs w:val="26"/>
-        </w:rPr>
-        <w:t>(2020. 1. 1. 개정)</w:t>
-      </w:r>
-    </w:p>
-    <w:p>
-      <w:pPr>
-        <w:pStyle w:val="a7"/>
-        <w:snapToGrid w:val="0"/>
-        <w:spacing w:line="400" w:lineRule="exact"/>
-        <w:contextualSpacing/>
-        <w:jc w:val="both"/>
-        <w:rPr>
-          <w:rFonts w:ascii="KB금융 본문체 Light" w:eastAsia="KB금융 본문체 Light" w:hAnsi="KB금융 본문체 Light" w:cs="KB금융 본문체 Light"/>
-          <w:color w:val="000000" w:themeColor="text1"/>
-          <w:sz w:val="22"/>
-          <w:szCs w:val="22"/>
-        </w:rPr>
-      </w:pPr>
-    </w:p>
-    <w:p>
-      <w:pPr>
-        <w:snapToGrid w:val="0"/>
-        <w:spacing w:line="400" w:lineRule="exact"/>
-        <w:contextualSpacing/>
-        <w:jc w:val="left"/>
-        <w:rPr>
-          <w:rFonts w:ascii="KB금융 본문체 Light" w:eastAsia="KB금융 본문체 Light" w:hAnsi="KB금융 본문체 Light" w:cs="KB금융 본문체 Light"/>
-          <w:color w:val="000000" w:themeColor="text1"/>
-          <w:sz w:val="22"/>
-          <w:szCs w:val="22"/>
-        </w:rPr>
-      </w:pPr>
-      <w:r>
-        <w:rPr>
-          <w:rFonts w:ascii="KB금융 본문체 Light" w:eastAsia="KB금융 본문체 Light" w:hAnsi="KB금융 본문체 Light" w:cs="KB금융 본문체 Light" w:hint="eastAsia"/>
-          <w:b/>
-          <w:bCs/>
-          <w:color w:val="000000"/>
-          <w:sz w:val="22"/>
-          <w:szCs w:val="22"/>
-        </w:rPr>
-        <w:t>제1조(시행일) 이 지침은 2020. 1. 1. 부터 시행한다.</w:t>
-      </w:r>
-    </w:p>
-    <w:p>
-      <w:pPr>
-        <w:pStyle w:val="a7"/>
-        <w:snapToGrid w:val="0"/>
-        <w:spacing w:line="400" w:lineRule="exact"/>
-        <w:contextualSpacing/>
-        <w:jc w:val="center"/>
-        <w:rPr>
-          <w:rFonts w:ascii="KB금융 본문체 Light" w:eastAsia="KB금융 본문체 Light" w:hAnsi="KB금융 본문체 Light" w:cs="KB금융 본문체 Light"/>
-          <w:bCs/>
-          <w:color w:val="000000" w:themeColor="text1"/>
-          <w:sz w:val="27"/>
-          <w:szCs w:val="27"/>
-        </w:rPr>
-      </w:pPr>
-    </w:p>
-    <w:p>
-      <w:pPr>
-        <w:snapToGrid w:val="0"/>
-        <w:spacing w:line="400" w:lineRule="exact"/>
-        <w:contextualSpacing/>
-        <w:jc w:val="center"/>
-        <w:rPr>
-          <w:rFonts w:ascii="KB금융 본문체 Medium" w:eastAsia="KB금융 본문체 Medium" w:hAnsi="KB금융 본문체 Medium" w:cs="KB금융 본문체 Medium"/>
-          <w:b/>
-          <w:bCs/>
-          <w:color w:val="000000" w:themeColor="text1"/>
-          <w:sz w:val="26"/>
-          <w:szCs w:val="26"/>
-        </w:rPr>
-      </w:pPr>
-      <w:r>
-        <w:rPr>
-          <w:rFonts w:ascii="KB금융 본문체 Medium" w:eastAsia="KB금융 본문체 Medium" w:hAnsi="KB금융 본문체 Medium" w:cs="KB금융 본문체 Medium" w:hint="eastAsia"/>
-          <w:b/>
-          <w:bCs/>
-          <w:color w:val="0000CD"/>
-          <w:sz w:val="26"/>
-          <w:szCs w:val="26"/>
-        </w:rPr>
-        <w:t xml:space="preserve">부 칙</w:t>
-      </w:r>
-      <w:r>
-        <w:rPr>
-          <w:rFonts w:ascii="KB금융 본문체 Medium" w:eastAsia="KB금융 본문체 Medium" w:hAnsi="KB금융 본문체 Medium" w:cs="KB금융 본문체 Medium" w:hint="eastAsia"/>
-          <w:b/>
-          <w:bCs/>
-          <w:color w:val="0000CD"/>
-          <w:sz w:val="26"/>
-          <w:szCs w:val="26"/>
-        </w:rPr>
-        <w:t>(2020. 2. 10. 개정)</w:t>
-      </w:r>
-    </w:p>
-    <w:p>
-      <w:pPr>
-        <w:pStyle w:val="a7"/>
-        <w:snapToGrid w:val="0"/>
-        <w:spacing w:line="400" w:lineRule="exact"/>
-        <w:contextualSpacing/>
-        <w:jc w:val="both"/>
-        <w:rPr>
-          <w:rFonts w:ascii="KB금융 본문체 Light" w:eastAsia="KB금융 본문체 Light" w:hAnsi="KB금융 본문체 Light" w:cs="KB금융 본문체 Light"/>
-          <w:color w:val="000000" w:themeColor="text1"/>
-          <w:sz w:val="22"/>
-          <w:szCs w:val="22"/>
-        </w:rPr>
-      </w:pPr>
-    </w:p>
-    <w:p>
-      <w:pPr>
-        <w:snapToGrid w:val="0"/>
-        <w:spacing w:line="400" w:lineRule="exact"/>
-        <w:contextualSpacing/>
-        <w:jc w:val="left"/>
-        <w:rPr>
-          <w:rFonts w:ascii="KB금융 본문체 Light" w:eastAsia="KB금융 본문체 Light" w:hAnsi="KB금융 본문체 Light" w:cs="KB금융 본문체 Light"/>
-          <w:color w:val="000000" w:themeColor="text1"/>
-          <w:sz w:val="22"/>
-          <w:szCs w:val="22"/>
-        </w:rPr>
-      </w:pPr>
-      <w:r>
-        <w:rPr>
-          <w:rFonts w:ascii="KB금융 본문체 Light" w:eastAsia="KB금융 본문체 Light" w:hAnsi="KB금융 본문체 Light" w:cs="KB금융 본문체 Light" w:hint="eastAsia"/>
-          <w:b/>
-          <w:bCs/>
-          <w:color w:val="000000"/>
-          <w:sz w:val="22"/>
-          <w:szCs w:val="22"/>
-        </w:rPr>
-        <w:t>제1조(시행일) 이 지침은 2020. 2. 10. 부터 시행한다.</w:t>
-      </w:r>
-    </w:p>
-    <w:p>
-      <w:pPr>
-        <w:pStyle w:val="a7"/>
-        <w:snapToGrid w:val="0"/>
-        <w:spacing w:line="400" w:lineRule="exact"/>
-        <w:contextualSpacing/>
-        <w:jc w:val="center"/>
-        <w:rPr>
-          <w:rFonts w:ascii="KB금융 본문체 Light" w:eastAsia="KB금융 본문체 Light" w:hAnsi="KB금융 본문체 Light" w:cs="KB금융 본문체 Light"/>
-          <w:bCs/>
-          <w:color w:val="000000" w:themeColor="text1"/>
-          <w:sz w:val="27"/>
-          <w:szCs w:val="27"/>
-        </w:rPr>
-      </w:pPr>
-    </w:p>
-    <w:p>
-      <w:pPr>
-        <w:snapToGrid w:val="0"/>
-        <w:spacing w:line="400" w:lineRule="exact"/>
-        <w:contextualSpacing/>
-        <w:jc w:val="center"/>
-        <w:rPr>
-          <w:rFonts w:ascii="KB금융 본문체 Medium" w:eastAsia="KB금융 본문체 Medium" w:hAnsi="KB금융 본문체 Medium" w:cs="KB금융 본문체 Medium"/>
-          <w:b/>
-          <w:bCs/>
-          <w:color w:val="000000" w:themeColor="text1"/>
-          <w:sz w:val="26"/>
-          <w:szCs w:val="26"/>
-        </w:rPr>
-      </w:pPr>
-      <w:r>
-        <w:rPr>
-          <w:rFonts w:ascii="KB금융 본문체 Medium" w:eastAsia="KB금융 본문체 Medium" w:hAnsi="KB금융 본문체 Medium" w:cs="KB금융 본문체 Medium" w:hint="eastAsia"/>
-          <w:b/>
-          <w:bCs/>
-          <w:color w:val="0000CD"/>
-          <w:sz w:val="26"/>
-          <w:szCs w:val="26"/>
-        </w:rPr>
-        <w:t xml:space="preserve">부 칙</w:t>
-      </w:r>
-      <w:r>
-        <w:rPr>
-          <w:rFonts w:ascii="KB금융 본문체 Medium" w:eastAsia="KB금융 본문체 Medium" w:hAnsi="KB금융 본문체 Medium" w:cs="KB금융 본문체 Medium" w:hint="eastAsia"/>
-          <w:b/>
-          <w:bCs/>
-          <w:color w:val="0000CD"/>
-          <w:sz w:val="26"/>
-          <w:szCs w:val="26"/>
-        </w:rPr>
-        <w:t>(2020. 12. 8. 개정)</w:t>
-      </w:r>
-    </w:p>
-    <w:p>
-      <w:pPr>
-        <w:pStyle w:val="a7"/>
-        <w:snapToGrid w:val="0"/>
-        <w:spacing w:line="400" w:lineRule="exact"/>
-        <w:contextualSpacing/>
-        <w:jc w:val="both"/>
-        <w:rPr>
-          <w:rFonts w:ascii="KB금융 본문체 Light" w:eastAsia="KB금융 본문체 Light" w:hAnsi="KB금융 본문체 Light" w:cs="KB금융 본문체 Light"/>
-          <w:color w:val="000000" w:themeColor="text1"/>
-          <w:sz w:val="22"/>
-          <w:szCs w:val="22"/>
-        </w:rPr>
-      </w:pPr>
-    </w:p>
-    <w:p>
-      <w:pPr>
-        <w:snapToGrid w:val="0"/>
-        <w:spacing w:line="400" w:lineRule="exact"/>
-        <w:contextualSpacing/>
-        <w:jc w:val="left"/>
-        <w:rPr>
-          <w:rFonts w:ascii="KB금융 본문체 Light" w:eastAsia="KB금융 본문체 Light" w:hAnsi="KB금융 본문체 Light" w:cs="KB금융 본문체 Light"/>
-          <w:color w:val="000000" w:themeColor="text1"/>
-          <w:sz w:val="22"/>
-          <w:szCs w:val="22"/>
-        </w:rPr>
-      </w:pPr>
-      <w:r>
-        <w:rPr>
-          <w:rFonts w:ascii="KB금융 본문체 Light" w:eastAsia="KB금융 본문체 Light" w:hAnsi="KB금융 본문체 Light" w:cs="KB금융 본문체 Light" w:hint="eastAsia"/>
-          <w:b/>
-          <w:bCs/>
-          <w:color w:val="000000"/>
-          <w:sz w:val="22"/>
-          <w:szCs w:val="22"/>
-        </w:rPr>
-        <w:t>제1조(시행일) 이 지침은 2020. 12. 8. 부터 시행한다.</w:t>
-      </w:r>
-    </w:p>
-    <w:p>
-      <w:pPr>
-        <w:pStyle w:val="a7"/>
-        <w:snapToGrid w:val="0"/>
-        <w:spacing w:line="400" w:lineRule="exact"/>
-        <w:contextualSpacing/>
-        <w:jc w:val="center"/>
-        <w:rPr>
-          <w:rFonts w:ascii="KB금융 본문체 Light" w:eastAsia="KB금융 본문체 Light" w:hAnsi="KB금융 본문체 Light" w:cs="KB금융 본문체 Light"/>
-          <w:bCs/>
-          <w:color w:val="000000" w:themeColor="text1"/>
-          <w:sz w:val="27"/>
-          <w:szCs w:val="27"/>
-        </w:rPr>
-      </w:pPr>
-    </w:p>
-    <w:p>
-      <w:pPr>
-        <w:snapToGrid w:val="0"/>
-        <w:spacing w:line="400" w:lineRule="exact"/>
-        <w:contextualSpacing/>
-        <w:jc w:val="center"/>
-        <w:rPr>
-          <w:rFonts w:ascii="KB금융 본문체 Medium" w:eastAsia="KB금융 본문체 Medium" w:hAnsi="KB금융 본문체 Medium" w:cs="KB금융 본문체 Medium"/>
-          <w:b/>
-          <w:bCs/>
-          <w:color w:val="000000" w:themeColor="text1"/>
-          <w:sz w:val="26"/>
-          <w:szCs w:val="26"/>
-        </w:rPr>
-      </w:pPr>
-      <w:r>
-        <w:rPr>
-          <w:rFonts w:ascii="KB금융 본문체 Medium" w:eastAsia="KB금융 본문체 Medium" w:hAnsi="KB금융 본문체 Medium" w:cs="KB금융 본문체 Medium" w:hint="eastAsia"/>
-          <w:b/>
-          <w:bCs/>
-          <w:color w:val="0000CD"/>
-          <w:sz w:val="26"/>
-          <w:szCs w:val="26"/>
-        </w:rPr>
-        <w:t xml:space="preserve">부 칙</w:t>
-      </w:r>
-      <w:r>
-        <w:rPr>
-          <w:rFonts w:ascii="KB금융 본문체 Medium" w:eastAsia="KB금융 본문체 Medium" w:hAnsi="KB금융 본문체 Medium" w:cs="KB금융 본문체 Medium" w:hint="eastAsia"/>
-          <w:b/>
-          <w:bCs/>
-          <w:color w:val="0000CD"/>
-          <w:sz w:val="26"/>
-          <w:szCs w:val="26"/>
-        </w:rPr>
-        <w:t>(2021. 4. 7. 개정)</w:t>
-      </w:r>
-    </w:p>
-    <w:p>
-      <w:pPr>
-        <w:pStyle w:val="a7"/>
-        <w:snapToGrid w:val="0"/>
-        <w:spacing w:line="400" w:lineRule="exact"/>
-        <w:contextualSpacing/>
-        <w:jc w:val="both"/>
-        <w:rPr>
-          <w:rFonts w:ascii="KB금융 본문체 Light" w:eastAsia="KB금융 본문체 Light" w:hAnsi="KB금융 본문체 Light" w:cs="KB금융 본문체 Light"/>
-          <w:color w:val="000000" w:themeColor="text1"/>
-          <w:sz w:val="22"/>
-          <w:szCs w:val="22"/>
-        </w:rPr>
-      </w:pPr>
-    </w:p>
-    <w:p>
-      <w:pPr>
-        <w:snapToGrid w:val="0"/>
-        <w:spacing w:line="400" w:lineRule="exact"/>
-        <w:contextualSpacing/>
-        <w:jc w:val="left"/>
-        <w:rPr>
-          <w:rFonts w:ascii="KB금융 본문체 Light" w:eastAsia="KB금융 본문체 Light" w:hAnsi="KB금융 본문체 Light" w:cs="KB금융 본문체 Light"/>
-          <w:color w:val="000000" w:themeColor="text1"/>
-          <w:sz w:val="22"/>
-          <w:szCs w:val="22"/>
-        </w:rPr>
-      </w:pPr>
-      <w:r>
-        <w:rPr>
-          <w:rFonts w:ascii="KB금융 본문체 Light" w:eastAsia="KB금융 본문체 Light" w:hAnsi="KB금융 본문체 Light" w:cs="KB금융 본문체 Light" w:hint="eastAsia"/>
-          <w:b/>
-          <w:bCs/>
-          <w:color w:val="000000"/>
-          <w:sz w:val="22"/>
-          <w:szCs w:val="22"/>
-        </w:rPr>
-        <w:t>제1조(시행일) 이 지침은 2021. 4. 7. 부터 시행한다.</w:t>
-      </w:r>
-    </w:p>
-    <w:p>
-      <w:pPr>
-        <w:pStyle w:val="a7"/>
-        <w:snapToGrid w:val="0"/>
-        <w:spacing w:line="400" w:lineRule="exact"/>
-        <w:contextualSpacing/>
-        <w:jc w:val="center"/>
-        <w:rPr>
-          <w:rFonts w:ascii="KB금융 본문체 Light" w:eastAsia="KB금융 본문체 Light" w:hAnsi="KB금융 본문체 Light" w:cs="KB금융 본문체 Light"/>
-          <w:color w:val="000000" w:themeColor="text1"/>
-          <w:sz w:val="22"/>
-          <w:szCs w:val="22"/>
-        </w:rPr>
-      </w:pPr>
-    </w:p>
-    <w:p>
-      <w:pPr>
-        <w:snapToGrid w:val="0"/>
-        <w:spacing w:line="400" w:lineRule="exact"/>
-        <w:contextualSpacing/>
-        <w:jc w:val="center"/>
-        <w:rPr>
-          <w:rFonts w:ascii="KB금융 본문체 Medium" w:eastAsia="KB금융 본문체 Medium" w:hAnsi="KB금융 본문체 Medium" w:cs="KB금융 본문체 Medium"/>
-          <w:b/>
-          <w:bCs/>
-          <w:color w:val="000000" w:themeColor="text1"/>
-          <w:sz w:val="26"/>
-          <w:szCs w:val="26"/>
-        </w:rPr>
-      </w:pPr>
-      <w:r>
-        <w:rPr>
-          <w:rFonts w:ascii="KB금융 본문체 Medium" w:eastAsia="KB금융 본문체 Medium" w:hAnsi="KB금융 본문체 Medium" w:cs="KB금융 본문체 Medium" w:hint="eastAsia"/>
-          <w:b/>
-          <w:bCs/>
-          <w:color w:val="0000CD"/>
-          <w:sz w:val="26"/>
-          <w:szCs w:val="26"/>
-        </w:rPr>
-        <w:t xml:space="preserve">부 칙</w:t>
-      </w:r>
-      <w:r>
-        <w:rPr>
-          <w:rFonts w:ascii="KB금융 본문체 Medium" w:eastAsia="KB금융 본문체 Medium" w:hAnsi="KB금융 본문체 Medium" w:cs="KB금융 본문체 Medium" w:hint="eastAsia"/>
-          <w:b/>
-          <w:bCs/>
-          <w:color w:val="0000CD"/>
-          <w:sz w:val="26"/>
-          <w:szCs w:val="26"/>
-        </w:rPr>
-        <w:t>(2023. 6. 30. 개정)</w:t>
-      </w:r>
-    </w:p>
-    <w:p>
-      <w:pPr>
-        <w:pStyle w:val="a7"/>
-        <w:snapToGrid w:val="0"/>
-        <w:spacing w:line="400" w:lineRule="exact"/>
-        <w:contextualSpacing/>
-        <w:jc w:val="both"/>
-        <w:rPr>
-          <w:rFonts w:ascii="KB금융 본문체 Light" w:eastAsia="KB금융 본문체 Light" w:hAnsi="KB금융 본문체 Light" w:cs="KB금융 본문체 Light"/>
-          <w:color w:val="000000" w:themeColor="text1"/>
-          <w:sz w:val="22"/>
-          <w:szCs w:val="22"/>
-        </w:rPr>
-      </w:pPr>
-    </w:p>
-    <w:p>
-      <w:pPr>
-        <w:snapToGrid w:val="0"/>
-        <w:spacing w:line="400" w:lineRule="exact"/>
-        <w:contextualSpacing/>
-        <w:jc w:val="left"/>
-        <w:rPr>
-          <w:rFonts w:ascii="KB금융 본문체 Light" w:eastAsia="KB금융 본문체 Light" w:hAnsi="KB금융 본문체 Light" w:cs="KB금융 본문체 Light"/>
-          <w:color w:val="000000" w:themeColor="text1"/>
-          <w:sz w:val="22"/>
-          <w:szCs w:val="22"/>
-        </w:rPr>
-      </w:pPr>
-      <w:r>
-        <w:rPr>
-          <w:rFonts w:ascii="KB금융 본문체 Light" w:eastAsia="KB금융 본문체 Light" w:hAnsi="KB금융 본문체 Light" w:cs="KB금융 본문체 Light" w:hint="eastAsia"/>
-          <w:b/>
-          <w:bCs/>
-          <w:color w:val="000000"/>
-          <w:sz w:val="22"/>
-          <w:szCs w:val="22"/>
-        </w:rPr>
-        <w:t>제1조(시행일) 이 지침은 2023. 6. 30. 부터 시행한다.</w:t>
-      </w:r>
-    </w:p>
-    <w:p>
-      <w:pPr>
-        <w:pStyle w:val="a7"/>
-        <w:snapToGrid w:val="0"/>
-        <w:spacing w:line="400" w:lineRule="exact"/>
-        <w:contextualSpacing/>
-        <w:rPr>
-          <w:rFonts w:ascii="KB금융 본문체 Light" w:eastAsia="KB금융 본문체 Light" w:hAnsi="KB금융 본문체 Light" w:cs="KB금융 본문체 Light"/>
-          <w:color w:val="000000" w:themeColor="text1"/>
-          <w:sz w:val="22"/>
-          <w:szCs w:val="22"/>
-        </w:rPr>
-      </w:pPr>
-    </w:p>
-    <w:p>
-      <w:pPr>
-        <w:snapToGrid w:val="0"/>
-        <w:spacing w:line="400" w:lineRule="exact"/>
-        <w:contextualSpacing/>
-        <w:jc w:val="center"/>
-        <w:rPr>
-          <w:rFonts w:ascii="KB금융 본문체 Medium" w:eastAsia="KB금융 본문체 Medium" w:hAnsi="KB금융 본문체 Medium" w:cs="KB금융 본문체 Medium"/>
-          <w:b/>
-          <w:bCs/>
-          <w:color w:val="000000" w:themeColor="text1"/>
-          <w:sz w:val="26"/>
-          <w:szCs w:val="26"/>
-        </w:rPr>
-      </w:pPr>
-      <w:r>
-        <w:rPr>
-          <w:rFonts w:ascii="KB금융 본문체 Medium" w:eastAsia="KB금융 본문체 Medium" w:hAnsi="KB금융 본문체 Medium" w:cs="KB금융 본문체 Medium" w:hint="eastAsia"/>
-          <w:b/>
-          <w:bCs/>
-          <w:color w:val="0000CD"/>
-          <w:sz w:val="26"/>
-          <w:szCs w:val="26"/>
-        </w:rPr>
-        <w:t xml:space="preserve">부 칙</w:t>
-      </w:r>
-      <w:r>
-        <w:rPr>
-          <w:rFonts w:ascii="KB금융 본문체 Medium" w:eastAsia="KB금융 본문체 Medium" w:hAnsi="KB금융 본문체 Medium" w:cs="KB금융 본문체 Medium" w:hint="eastAsia"/>
-          <w:b/>
-          <w:bCs/>
-          <w:color w:val="0000CD"/>
-          <w:sz w:val="26"/>
-          <w:szCs w:val="26"/>
-        </w:rPr>
-        <w:t>(2023. 8. 11. 개정)</w:t>
-      </w:r>
-    </w:p>
-    <w:p>
-      <w:pPr>
-        <w:pStyle w:val="a7"/>
-        <w:snapToGrid w:val="0"/>
-        <w:spacing w:line="400" w:lineRule="exact"/>
-        <w:contextualSpacing/>
-        <w:jc w:val="both"/>
-        <w:rPr>
-          <w:rFonts w:ascii="KB금융 본문체 Light" w:eastAsia="KB금융 본문체 Light" w:hAnsi="KB금융 본문체 Light" w:cs="KB금융 본문체 Light"/>
-          <w:color w:val="000000" w:themeColor="text1"/>
-          <w:sz w:val="22"/>
-          <w:szCs w:val="22"/>
-        </w:rPr>
-      </w:pPr>
-    </w:p>
-    <w:p>
-      <w:pPr>
-        <w:wordWrap/>
-        <w:adjustRightInd w:val="0"/>
-        <w:snapToGrid w:val="0"/>
-        <w:spacing w:line="400" w:lineRule="exact"/>
-        <w:contextualSpacing/>
-        <w:jc w:val="left"/>
-        <w:rPr>
-          <w:rFonts w:ascii="KB금융 본문체 Light" w:eastAsia="KB금융 본문체 Light" w:hAnsi="KB금융 본문체 Light" w:cs="KB금융 본문체 Light"/>
-          <w:color w:val="000000" w:themeColor="text1"/>
-          <w:sz w:val="22"/>
-          <w:szCs w:val="22"/>
-        </w:rPr>
-      </w:pPr>
-      <w:r>
-        <w:rPr>
-          <w:rFonts w:ascii="KB금융 본문체 Light" w:eastAsia="KB금융 본문체 Light" w:hAnsi="KB금융 본문체 Light" w:cs="KB금융 본문체 Light" w:hint="eastAsia"/>
-          <w:b/>
-          <w:bCs/>
-          <w:color w:val="000000"/>
-          <w:sz w:val="22"/>
-          <w:szCs w:val="22"/>
-        </w:rPr>
-        <w:t>제1조(시행일) 이 지침은 2023. 8. 11. 부터 시행한다.</w:t>
-      </w:r>
-      <w:proofErr w:type="spellStart"/>
-      <w:proofErr w:type="spellEnd"/>
-    </w:p>
-    <w:p>
-      <w:pPr>
-        <w:spacing w:line="400" w:lineRule="exact"/>
-        <w:rPr>
-          <w:color w:val="000000" w:themeColor="text1"/>
-        </w:rPr>
-      </w:pPr>
-    </w:p>
-    <w:p>
-      <w:pPr>
-        <w:wordWrap/>
-        <w:adjustRightInd w:val="0"/>
-        <w:snapToGrid w:val="0"/>
-        <w:spacing w:line="400" w:lineRule="exact"/>
-        <w:contextualSpacing/>
-        <w:jc w:val="left"/>
-        <w:rPr>
-          <w:rFonts w:ascii="KB금융 본문체 Light" w:eastAsia="KB금융 본문체 Light" w:hAnsi="KB금융 본문체 Light" w:cs="KB금융 본문체 Light"/>
-          <w:bCs/>
-          <w:color w:val="000000" w:themeColor="text1"/>
-          <w:sz w:val="22"/>
-          <w:szCs w:val="22"/>
-        </w:rPr>
-      </w:pPr>
-      <w:r>
-        <w:rPr>
-          <w:rFonts w:ascii="KB금융 본문체 Light" w:eastAsia="KB금융 본문체 Light" w:hAnsi="KB금융 본문체 Light" w:cs="KB금융 본문체 Light" w:hint="eastAsia"/>
-          <w:b/>
-          <w:bCs/>
-          <w:color w:val="000000" w:themeColor="text1"/>
-          <w:sz w:val="22"/>
-          <w:szCs w:val="22"/>
-        </w:rPr>
-        <w:t>제2조(경과조치)</w:t>
-      </w:r>
-      <w:r>
-        <w:rPr>
-          <w:rFonts w:ascii="KB금융 본문체 Light" w:eastAsia="KB금융 본문체 Light" w:hAnsi="KB금융 본문체 Light" w:cs="KB금융 본문체 Light" w:hint="eastAsia"/>
-          <w:color w:val="000000" w:themeColor="text1"/>
-          <w:sz w:val="22"/>
-          <w:szCs w:val="22"/>
-        </w:rPr>
-        <w:t xml:space="preserve"> 장기근속 축하금 지급은 2023년 안식년 대상자부터 </w:t>
-      </w:r>
-      <w:proofErr w:type="gramStart"/>
-      <w:r>
-        <w:rPr>
-          <w:rFonts w:ascii="KB금융 본문체 Light" w:eastAsia="KB금융 본문체 Light" w:hAnsi="KB금융 본문체 Light" w:cs="KB금융 본문체 Light" w:hint="eastAsia"/>
-          <w:color w:val="000000" w:themeColor="text1"/>
-          <w:sz w:val="22"/>
-          <w:szCs w:val="22"/>
-        </w:rPr>
-        <w:t>적용 한다</w:t>
-      </w:r>
-      <w:proofErr w:type="gramEnd"/>
-    </w:p>
-    <w:p>
-      <w:pPr>
-        <w:pStyle w:val="a7"/>
-        <w:snapToGrid w:val="0"/>
-        <w:spacing w:line="400" w:lineRule="exact"/>
-        <w:contextualSpacing/>
-        <w:rPr>
-          <w:rFonts w:ascii="KB금융 본문체 Light" w:eastAsia="KB금융 본문체 Light" w:hAnsi="KB금융 본문체 Light" w:cs="KB금융 본문체 Light"/>
-          <w:bCs/>
-          <w:color w:val="000000" w:themeColor="text1"/>
-          <w:sz w:val="22"/>
-          <w:szCs w:val="22"/>
-        </w:rPr>
-      </w:pPr>
-    </w:p>
-    <w:p>
-      <w:pPr>
-        <w:snapToGrid w:val="0"/>
-        <w:spacing w:line="400" w:lineRule="exact"/>
-        <w:contextualSpacing/>
-        <w:jc w:val="center"/>
-        <w:rPr>
-          <w:rFonts w:ascii="KB금융 본문체 Medium" w:eastAsia="KB금융 본문체 Medium" w:hAnsi="KB금융 본문체 Medium" w:cs="KB금융 본문체 Medium"/>
-          <w:b/>
-          <w:bCs/>
-          <w:color w:val="000000" w:themeColor="text1"/>
-          <w:sz w:val="26"/>
-          <w:szCs w:val="26"/>
-        </w:rPr>
-      </w:pPr>
-      <w:r>
-        <w:rPr>
-          <w:rFonts w:ascii="KB금융 본문체 Medium" w:eastAsia="KB금융 본문체 Medium" w:hAnsi="KB금융 본문체 Medium" w:cs="KB금융 본문체 Medium" w:hint="eastAsia"/>
-          <w:b/>
-          <w:bCs/>
-          <w:color w:val="0000CD"/>
-          <w:sz w:val="26"/>
-          <w:szCs w:val="26"/>
-        </w:rPr>
-        <w:t xml:space="preserve">부 칙</w:t>
-      </w:r>
-      <w:r>
-        <w:rPr>
-          <w:rFonts w:ascii="KB금융 본문체 Medium" w:eastAsia="KB금융 본문체 Medium" w:hAnsi="KB금융 본문체 Medium" w:cs="KB금융 본문체 Medium" w:hint="eastAsia"/>
-          <w:b/>
-          <w:bCs/>
-          <w:color w:val="0000CD"/>
-          <w:sz w:val="26"/>
-          <w:szCs w:val="26"/>
-        </w:rPr>
-        <w:t>(2025. 4. 21. 개정)</w:t>
-      </w:r>
-    </w:p>
-    <w:p>
-      <w:pPr>
-        <w:pStyle w:val="a7"/>
-        <w:snapToGrid w:val="0"/>
-        <w:spacing w:line="400" w:lineRule="exact"/>
-        <w:contextualSpacing/>
-        <w:jc w:val="both"/>
-        <w:rPr>
-          <w:rFonts w:ascii="KB금융 본문체 Light" w:eastAsia="KB금융 본문체 Light" w:hAnsi="KB금융 본문체 Light" w:cs="KB금융 본문체 Light"/>
-          <w:color w:val="000000" w:themeColor="text1"/>
-          <w:sz w:val="22"/>
-          <w:szCs w:val="22"/>
-        </w:rPr>
-      </w:pPr>
-    </w:p>
-    <w:p>
-      <w:pPr>
-        <w:snapToGrid w:val="0"/>
-        <w:spacing w:line="400" w:lineRule="exact"/>
-        <w:contextualSpacing/>
-        <w:jc w:val="left"/>
-        <w:rPr>
-          <w:rFonts w:ascii="KB금융 본문체 Light" w:eastAsia="KB금융 본문체 Light" w:hAnsi="KB금융 본문체 Light" w:cs="KB금융 본문체 Light"/>
-          <w:color w:val="000000" w:themeColor="text1"/>
-          <w:sz w:val="22"/>
-          <w:szCs w:val="22"/>
-        </w:rPr>
-      </w:pPr>
-      <w:r>
-        <w:rPr>
-          <w:rFonts w:ascii="KB금융 본문체 Light" w:eastAsia="KB금융 본문체 Light" w:hAnsi="KB금융 본문체 Light" w:cs="KB금융 본문체 Light" w:hint="eastAsia"/>
-          <w:b/>
-          <w:bCs/>
-          <w:color w:val="000000"/>
-          <w:sz w:val="22"/>
-          <w:szCs w:val="22"/>
-        </w:rPr>
-        <w:t>제1조(시행일) 이 지침은 2025. 4. 21. 부터 시행한다.</w:t>
-      </w:r>
-    </w:p>
-    <w:p>
-      <w:pPr>
-        <w:pStyle w:val="a7"/>
-        <w:snapToGrid w:val="0"/>
-        <w:spacing w:line="400" w:lineRule="exact"/>
-        <w:contextualSpacing/>
-        <w:rPr>
-          <w:rFonts w:ascii="KB금융 본문체 Light" w:eastAsia="KB금융 본문체 Light" w:hAnsi="KB금융 본문체 Light" w:cs="KB금융 본문체 Light"/>
-          <w:bCs/>
-          <w:color w:val="000000" w:themeColor="text1"/>
-          <w:sz w:val="22"/>
-          <w:szCs w:val="22"/>
-        </w:rPr>
-      </w:pPr>
-    </w:p>
-    <w:p>
-      <w:pPr>
-        <w:snapToGrid w:val="0"/>
-        <w:spacing w:line="400" w:lineRule="exact"/>
-        <w:contextualSpacing/>
-        <w:jc w:val="center"/>
-        <w:rPr>
-          <w:rFonts w:ascii="KB금융 본문체 Medium" w:eastAsia="KB금융 본문체 Medium" w:hAnsi="KB금융 본문체 Medium" w:cs="KB금융 본문체 Medium"/>
-          <w:b/>
-          <w:bCs/>
-          <w:color w:val="000000" w:themeColor="text1"/>
-          <w:sz w:val="26"/>
-          <w:szCs w:val="26"/>
-        </w:rPr>
-      </w:pPr>
-      <w:r>
-        <w:rPr>
-          <w:rFonts w:ascii="KB금융 본문체 Medium" w:eastAsia="KB금융 본문체 Medium" w:hAnsi="KB금융 본문체 Medium" w:cs="KB금융 본문체 Medium" w:hint="eastAsia"/>
-          <w:b/>
-          <w:bCs/>
-          <w:color w:val="0000CD"/>
-          <w:sz w:val="26"/>
-          <w:szCs w:val="26"/>
-        </w:rPr>
-        <w:t xml:space="preserve">부 칙</w:t>
-      </w:r>
-      <w:r>
-        <w:rPr>
-          <w:rFonts w:ascii="KB금융 본문체 Medium" w:eastAsia="KB금융 본문체 Medium" w:hAnsi="KB금융 본문체 Medium" w:cs="KB금융 본문체 Medium" w:hint="eastAsia"/>
-          <w:b/>
-          <w:bCs/>
-          <w:color w:val="0000CD"/>
-          <w:sz w:val="26"/>
-          <w:szCs w:val="26"/>
-        </w:rPr>
-        <w:t>(2026. 4. 1. 개정)</w:t>
-      </w:r>
-    </w:p>
-    <w:p>
-      <w:pPr>
-        <w:pStyle w:val="a7"/>
-        <w:snapToGrid w:val="0"/>
-        <w:spacing w:line="400" w:lineRule="exact"/>
-        <w:contextualSpacing/>
-        <w:jc w:val="both"/>
-        <w:rPr>
-          <w:rFonts w:ascii="KB금융 본문체 Light" w:eastAsia="KB금융 본문체 Light" w:hAnsi="KB금융 본문체 Light" w:cs="KB금융 본문체 Light"/>
-          <w:color w:val="000000" w:themeColor="text1"/>
-          <w:sz w:val="22"/>
-          <w:szCs w:val="22"/>
-        </w:rPr>
-      </w:pPr>
-    </w:p>
-    <w:p>
-      <w:pPr>
-        <w:snapToGrid w:val="0"/>
-        <w:spacing w:line="400" w:lineRule="exact"/>
-        <w:contextualSpacing/>
-        <w:jc w:val="left"/>
-        <w:rPr>
-          <w:rFonts w:ascii="KB금융 본문체 Light" w:eastAsia="KB금융 본문체 Light" w:hAnsi="KB금융 본문체 Light" w:cs="KB금융 본문체 Light"/>
-          <w:color w:val="000000" w:themeColor="text1"/>
-          <w:sz w:val="22"/>
-          <w:szCs w:val="22"/>
-        </w:rPr>
-      </w:pPr>
-      <w:r>
-        <w:rPr>
-          <w:rFonts w:ascii="KB금융 본문체 Light" w:eastAsia="KB금융 본문체 Light" w:hAnsi="KB금융 본문체 Light" w:cs="KB금융 본문체 Light" w:hint="eastAsia"/>
-          <w:b/>
-          <w:bCs/>
-          <w:color w:val="000000"/>
-          <w:sz w:val="22"/>
-          <w:szCs w:val="22"/>
-        </w:rPr>
-        <w:t>제1조(시행일) 이 지침은 2026. 4. 1. 부터 시행한다.</w:t>
-      </w:r>
-      <w:proofErr w:type="spellStart"/>
-      <w:proofErr w:type="spellEnd"/>
-    </w:p>
-    <w:p>
-      <w:pPr>
-        <w:snapToGrid w:val="0"/>
-        <w:spacing w:line="400" w:lineRule="exact"/>
-        <w:contextualSpacing/>
-        <w:jc w:val="left"/>
-        <w:rPr>
-          <w:rFonts w:ascii="KB금융 본문체 Light" w:eastAsia="KB금융 본문체 Light" w:hAnsi="KB금융 본문체 Light" w:cs="KB금융 본문체 Light"/>
-          <w:color w:val="000000" w:themeColor="text1"/>
-          <w:sz w:val="22"/>
-          <w:szCs w:val="22"/>
-        </w:rPr>
-      </w:pPr>
-    </w:p>
-    <w:p>
-      <w:pPr>
-        <w:snapToGrid w:val="0"/>
-        <w:spacing w:line="400" w:lineRule="exact"/>
-        <w:contextualSpacing/>
-        <w:jc w:val="center"/>
-        <w:rPr>
-          <w:rFonts w:ascii="KB금융 본문체 Medium" w:eastAsia="KB금융 본문체 Medium" w:hAnsi="KB금융 본문체 Medium" w:cs="KB금융 본문체 Medium"/>
-          <w:b/>
-          <w:bCs/>
-          <w:color w:val="000000" w:themeColor="text1"/>
-          <w:sz w:val="26"/>
-          <w:szCs w:val="26"/>
-        </w:rPr>
-      </w:pPr>
-      <w:r>
-        <w:rPr>
-          <w:rFonts w:ascii="KB금융 본문체 Medium" w:eastAsia="KB금융 본문체 Medium" w:hAnsi="KB금융 본문체 Medium" w:cs="KB금융 본문체 Medium" w:hint="eastAsia"/>
-          <w:b/>
-          <w:bCs/>
-          <w:color w:val="0000CD"/>
-          <w:sz w:val="26"/>
-          <w:szCs w:val="26"/>
-        </w:rPr>
-        <w:t xml:space="preserve">부 칙</w:t>
-      </w:r>
-      <w:r>
-        <w:rPr>
-          <w:rFonts w:ascii="KB금융 본문체 Medium" w:eastAsia="KB금융 본문체 Medium" w:hAnsi="KB금융 본문체 Medium" w:cs="KB금융 본문체 Medium" w:hint="eastAsia"/>
-          <w:b/>
-          <w:bCs/>
-          <w:color w:val="0000CD"/>
-          <w:sz w:val="26"/>
-          <w:szCs w:val="26"/>
-        </w:rPr>
-        <w:t>(2026. 8. 31. 개정)</w:t>
-      </w:r>
-    </w:p>
-    <w:p>
-      <w:pPr>
-        <w:pStyle w:val="a7"/>
-        <w:snapToGrid w:val="0"/>
-        <w:spacing w:line="400" w:lineRule="exact"/>
-        <w:contextualSpacing/>
-        <w:jc w:val="both"/>
-        <w:rPr>
-          <w:rFonts w:ascii="KB금융 본문체 Light" w:eastAsia="KB금융 본문체 Light" w:hAnsi="KB금융 본문체 Light" w:cs="KB금융 본문체 Light"/>
-          <w:color w:val="000000" w:themeColor="text1"/>
-          <w:sz w:val="22"/>
-          <w:szCs w:val="22"/>
-        </w:rPr>
-      </w:pPr>
-    </w:p>
-    <w:p>
-      <w:pPr>
-        <w:snapToGrid w:val="0"/>
-        <w:spacing w:line="400" w:lineRule="exact"/>
-        <w:contextualSpacing/>
-        <w:jc w:val="left"/>
-        <w:rPr>
-          <w:rFonts w:ascii="KB금융 본문체 Light" w:eastAsia="KB금융 본문체 Light" w:hAnsi="KB금융 본문체 Light" w:cs="KB금융 본문체 Light"/>
-          <w:color w:val="FF0000"/>
-          <w:sz w:val="22"/>
-          <w:szCs w:val="22"/>
-        </w:rPr>
-      </w:pPr>
-      <w:r>
-        <w:rPr>
-          <w:rFonts w:ascii="KB금융 본문체 Light" w:eastAsia="KB금융 본문체 Light" w:hAnsi="KB금융 본문체 Light" w:cs="KB금융 본문체 Light" w:hint="eastAsia"/>
-          <w:b/>
-          <w:bCs/>
-          <w:color w:val="000000"/>
-          <w:sz w:val="22"/>
-          <w:szCs w:val="22"/>
-        </w:rPr>
-        <w:t>제1조(시행일) 이 지침은 2026. 8. 31. 부터 시행한다.</w:t>
-      </w:r>
-      <w:proofErr w:type="spellStart"/>
-      <w:proofErr w:type="spellEnd"/>
-    </w:p>
-    <w:p>
-      <w:pPr>
-        <w:snapToGrid w:val="0"/>
-        <w:spacing w:line="400" w:lineRule="exact"/>
-        <w:contextualSpacing/>
-        <w:jc w:val="left"/>
-        <w:rPr>
-          <w:rFonts w:ascii="KB금융 본문체 Light" w:eastAsia="KB금융 본문체 Light" w:hAnsi="KB금융 본문체 Light" w:cs="KB금융 본문체 Light"/>
-          <w:color w:val="000000" w:themeColor="text1"/>
-          <w:sz w:val="22"/>
-          <w:szCs w:val="22"/>
-        </w:rPr>
-      </w:pPr>
+        </w:rPr>
+        <w:t xml:space="preserve"> &lt;2025. 4. 21. 개정&gt;</w:t>
+      </w:r>
     </w:p>
     <w:sectPr>
       <w:headerReference w:type="default" r:id="rId7"/>
